--- a/KOA_MARIE_GERVAIS_NELLY_CV_FR.docx
+++ b/KOA_MARIE_GERVAIS_NELLY_CV_FR.docx
@@ -5,8 +5,9 @@
     <w:tbl>
       <w:tblPr>
         <w:tblW w:type="auto" w:w="0"/>
-        <w:jc w:val="center"/>
+        <w:jc w:val="left"/>
         <w:tblLook w:firstColumn="1" w:firstRow="1" w:lastColumn="0" w:lastRow="0" w:noHBand="0" w:noVBand="1" w:val="04A0"/>
+        <w:tblInd w:w="0" w:type="dxa"/>
         <w:tblBorders>
           <w:top w:val="none"/>
           <w:left w:val="none"/>
@@ -17,19 +18,22 @@
         </w:tblBorders>
       </w:tblPr>
       <w:tblGrid>
-        <w:gridCol w:w="5760"/>
-        <w:gridCol w:w="5760"/>
+        <w:gridCol w:w="4514"/>
+        <w:gridCol w:w="4514"/>
       </w:tblGrid>
       <w:tr>
+        <w:trPr>
+          <w:trHeight w:val="16200" w:hRule="atLeast"/>
+        </w:trPr>
         <w:tc>
           <w:tcPr>
-            <w:tcW w:type="dxa" w:w="3384"/>
+            <w:tcW w:type="dxa" w:w="3672"/>
             <w:shd w:fill="0F172A"/>
             <w:tcMar>
-              <w:top w:w="90" w:type="dxa"/>
-              <w:bottom w:w="90" w:type="dxa"/>
-              <w:left w:w="110" w:type="dxa"/>
-              <w:right w:w="90" w:type="dxa"/>
+              <w:top w:w="180" w:type="dxa"/>
+              <w:bottom w:w="140" w:type="dxa"/>
+              <w:left w:w="180" w:type="dxa"/>
+              <w:right w:w="140" w:type="dxa"/>
             </w:tcMar>
           </w:tcPr>
           <w:p/>
@@ -40,7 +44,7 @@
               <w:tblLook w:firstColumn="1" w:firstRow="1" w:lastColumn="0" w:lastRow="0" w:noHBand="0" w:noVBand="1" w:val="04A0"/>
             </w:tblPr>
             <w:tblGrid>
-              <w:gridCol w:w="3384"/>
+              <w:gridCol w:w="3672"/>
             </w:tblGrid>
             <w:tr>
               <w:tc>
@@ -48,10 +52,10 @@
                   <w:tcW w:type="dxa" w:w="1944"/>
                   <w:shd w:fill="1E293B"/>
                   <w:tcMar>
-                    <w:top w:w="35" w:type="dxa"/>
-                    <w:bottom w:w="35" w:type="dxa"/>
-                    <w:left w:w="35" w:type="dxa"/>
-                    <w:right w:w="35" w:type="dxa"/>
+                    <w:top w:w="25" w:type="dxa"/>
+                    <w:bottom w:w="25" w:type="dxa"/>
+                    <w:left w:w="25" w:type="dxa"/>
+                    <w:right w:w="25" w:type="dxa"/>
                   </w:tcMar>
                 </w:tcPr>
                 <w:p>
@@ -62,7 +66,7 @@
                   <w:r>
                     <w:drawing>
                       <wp:inline xmlns:a="http://schemas.openxmlformats.org/drawingml/2006/main" xmlns:pic="http://schemas.openxmlformats.org/drawingml/2006/picture">
-                        <wp:extent cx="1143000" cy="1143000"/>
+                        <wp:extent cx="1115568" cy="1115568"/>
                         <wp:docPr id="1" name="Picture 1"/>
                         <wp:cNvGraphicFramePr>
                           <a:graphicFrameLocks noChangeAspect="1"/>
@@ -83,7 +87,7 @@
                               <pic:spPr>
                                 <a:xfrm>
                                   <a:off x="0" y="0"/>
-                                  <a:ext cx="1143000" cy="1143000"/>
+                                  <a:ext cx="1115568" cy="1115568"/>
                                 </a:xfrm>
                                 <a:prstGeom prst="rect"/>
                               </pic:spPr>
@@ -100,21 +104,21 @@
           <w:p/>
           <w:p>
             <w:pPr>
-              <w:spacing w:before="130" w:after="30"/>
+              <w:spacing w:before="100" w:after="24"/>
             </w:pPr>
             <w:r>
               <w:rPr>
                 <w:rFonts w:ascii="Segoe UI Semibold" w:hAnsi="Segoe UI Semibold"/>
                 <w:b/>
                 <w:color w:val="38BDF8"/>
-                <w:sz w:val="16"/>
+                <w:sz w:val="15"/>
               </w:rPr>
-              <w:t>CONTACT</w:t>
+              <w:t>CONTACT &amp; PROFILS</w:t>
             </w:r>
           </w:p>
           <w:p>
             <w:pPr>
-              <w:spacing w:before="0" w:after="24" w:line="252" w:lineRule="auto"/>
+              <w:spacing w:before="0" w:after="20" w:line="252" w:lineRule="auto"/>
             </w:pPr>
             <w:r>
               <w:rPr>
@@ -126,7 +130,7 @@
           </w:p>
           <w:p>
             <w:pPr>
-              <w:spacing w:before="0" w:after="24" w:line="252" w:lineRule="auto"/>
+              <w:spacing w:before="0" w:after="20" w:line="252" w:lineRule="auto"/>
             </w:pPr>
             <w:r>
               <w:rPr>
@@ -138,7 +142,7 @@
           </w:p>
           <w:p>
             <w:pPr>
-              <w:spacing w:before="0" w:after="24" w:line="252" w:lineRule="auto"/>
+              <w:spacing w:before="0" w:after="20" w:line="252" w:lineRule="auto"/>
             </w:pPr>
             <w:r>
               <w:rPr>
@@ -150,7 +154,7 @@
           </w:p>
           <w:p>
             <w:pPr>
-              <w:spacing w:before="0" w:after="24" w:line="252" w:lineRule="auto"/>
+              <w:spacing w:before="0" w:after="20" w:line="252" w:lineRule="auto"/>
             </w:pPr>
             <w:r>
               <w:rPr>
@@ -162,7 +166,7 @@
           </w:p>
           <w:p>
             <w:pPr>
-              <w:spacing w:before="0" w:after="24" w:line="252" w:lineRule="auto"/>
+              <w:spacing w:before="0" w:after="20" w:line="252" w:lineRule="auto"/>
             </w:pPr>
             <w:r>
               <w:rPr>
@@ -174,324 +178,434 @@
           </w:p>
           <w:p>
             <w:pPr>
-              <w:spacing w:before="130" w:after="30"/>
+              <w:spacing w:before="0" w:after="20" w:line="252" w:lineRule="auto"/>
+            </w:pPr>
+            <w:r>
+              <w:rPr>
+                <w:color w:val="F8FAFC"/>
+                <w:sz w:val="14"/>
+              </w:rPr>
+              <w:t>⚡  devpost.com/magenel85</w:t>
+            </w:r>
+          </w:p>
+          <w:p>
+            <w:pPr>
+              <w:spacing w:before="0" w:after="20" w:line="252" w:lineRule="auto"/>
+            </w:pPr>
+            <w:r>
+              <w:rPr>
+                <w:color w:val="F8FAFC"/>
+                <w:sz w:val="14"/>
+              </w:rPr>
+              <w:t>🏅  Google Developer Program</w:t>
+            </w:r>
+          </w:p>
+          <w:p>
+            <w:pPr>
+              <w:spacing w:before="100" w:after="24"/>
             </w:pPr>
             <w:r>
               <w:rPr>
                 <w:rFonts w:ascii="Segoe UI Semibold" w:hAnsi="Segoe UI Semibold"/>
                 <w:b/>
                 <w:color w:val="38BDF8"/>
-                <w:sz w:val="16"/>
+                <w:sz w:val="15"/>
               </w:rPr>
-              <w:t>IA &amp; LLM</w:t>
+              <w:t>IA &amp; LLM STACK</w:t>
             </w:r>
           </w:p>
           <w:p>
             <w:pPr>
-              <w:spacing w:before="0" w:after="24" w:line="252" w:lineRule="auto"/>
+              <w:spacing w:before="0" w:after="20" w:line="252" w:lineRule="auto"/>
             </w:pPr>
             <w:r>
               <w:rPr>
                 <w:color w:val="F8FAFC"/>
                 <w:sz w:val="14"/>
               </w:rPr>
-              <w:t>Google Gemma 4   ■ ■ ■ ■ ■</w:t>
+              <w:t>Google Gemma 4 (12B) ■ ■ ■ ■ ■</w:t>
             </w:r>
           </w:p>
           <w:p>
             <w:pPr>
-              <w:spacing w:before="0" w:after="24" w:line="252" w:lineRule="auto"/>
+              <w:spacing w:before="0" w:after="20" w:line="252" w:lineRule="auto"/>
             </w:pPr>
             <w:r>
               <w:rPr>
                 <w:color w:val="F8FAFC"/>
                 <w:sz w:val="14"/>
               </w:rPr>
-              <w:t>Gemini 1.5 Pro   ■ ■ ■ ■ ■</w:t>
+              <w:t>Gemini 2.5 / 1.5 Pro ■ ■ ■ ■ ■</w:t>
             </w:r>
           </w:p>
           <w:p>
             <w:pPr>
-              <w:spacing w:before="0" w:after="24" w:line="252" w:lineRule="auto"/>
+              <w:spacing w:before="0" w:after="20" w:line="252" w:lineRule="auto"/>
             </w:pPr>
             <w:r>
               <w:rPr>
                 <w:color w:val="F8FAFC"/>
                 <w:sz w:val="14"/>
               </w:rPr>
-              <w:t>CrewAI/LangGraph ■ ■ ■ ■ ■</w:t>
+              <w:t>Google TabFM (Tabular)■ ■ ■ ■ ■</w:t>
             </w:r>
           </w:p>
           <w:p>
             <w:pPr>
-              <w:spacing w:before="0" w:after="24" w:line="252" w:lineRule="auto"/>
+              <w:spacing w:before="0" w:after="20" w:line="252" w:lineRule="auto"/>
             </w:pPr>
             <w:r>
               <w:rPr>
                 <w:color w:val="F8FAFC"/>
                 <w:sz w:val="14"/>
               </w:rPr>
-              <w:t>Firebase Genkit  ■ ■ ■ ■ ■</w:t>
+              <w:t>LangGraph Multi-Agents■ ■ ■ ■ ■</w:t>
             </w:r>
           </w:p>
           <w:p>
             <w:pPr>
-              <w:spacing w:before="0" w:after="24" w:line="252" w:lineRule="auto"/>
+              <w:spacing w:before="0" w:after="20" w:line="252" w:lineRule="auto"/>
             </w:pPr>
             <w:r>
               <w:rPr>
                 <w:color w:val="F8FAFC"/>
                 <w:sz w:val="14"/>
               </w:rPr>
-              <w:t>RAG / GraphRAG   ■ ■ ■ ■ ■</w:t>
+              <w:t>Firebase Genkit      ■ ■ ■ ■ ■</w:t>
             </w:r>
           </w:p>
           <w:p>
             <w:pPr>
-              <w:spacing w:before="130" w:after="30"/>
+              <w:spacing w:before="0" w:after="20" w:line="252" w:lineRule="auto"/>
+            </w:pPr>
+            <w:r>
+              <w:rPr>
+                <w:color w:val="F8FAFC"/>
+                <w:sz w:val="14"/>
+              </w:rPr>
+              <w:t>Neo4j GraphRAG (N10S)■ ■ ■ ■ ■</w:t>
+            </w:r>
+          </w:p>
+          <w:p>
+            <w:pPr>
+              <w:spacing w:before="100" w:after="24"/>
             </w:pPr>
             <w:r>
               <w:rPr>
                 <w:rFonts w:ascii="Segoe UI Semibold" w:hAnsi="Segoe UI Semibold"/>
                 <w:b/>
                 <w:color w:val="38BDF8"/>
-                <w:sz w:val="16"/>
+                <w:sz w:val="15"/>
               </w:rPr>
               <w:t>DATA &amp; GRAPHES</w:t>
             </w:r>
           </w:p>
           <w:p>
             <w:pPr>
-              <w:spacing w:before="0" w:after="24" w:line="252" w:lineRule="auto"/>
+              <w:spacing w:before="0" w:after="20" w:line="252" w:lineRule="auto"/>
             </w:pPr>
             <w:r>
               <w:rPr>
                 <w:color w:val="F8FAFC"/>
                 <w:sz w:val="14"/>
               </w:rPr>
-              <w:t>Neo4j / Cypher      ■ ■ ■ ■ ■</w:t>
+              <w:t>Neo4j / Cypher Graph ■ ■ ■ ■ ■</w:t>
             </w:r>
           </w:p>
           <w:p>
             <w:pPr>
-              <w:spacing w:before="0" w:after="24" w:line="252" w:lineRule="auto"/>
+              <w:spacing w:before="0" w:after="20" w:line="252" w:lineRule="auto"/>
             </w:pPr>
             <w:r>
               <w:rPr>
                 <w:color w:val="F8FAFC"/>
                 <w:sz w:val="14"/>
               </w:rPr>
-              <w:t>PostgreSQL / SQL    ■ ■ ■ ■ ■</w:t>
+              <w:t>PostgreSQL / pgvector■ ■ ■ ■ ■</w:t>
             </w:r>
           </w:p>
           <w:p>
             <w:pPr>
-              <w:spacing w:before="0" w:after="24" w:line="252" w:lineRule="auto"/>
+              <w:spacing w:before="0" w:after="20" w:line="252" w:lineRule="auto"/>
             </w:pPr>
             <w:r>
               <w:rPr>
                 <w:color w:val="F8FAFC"/>
                 <w:sz w:val="14"/>
               </w:rPr>
-              <w:t>Supabase           ■ ■ ■ ■ □</w:t>
+              <w:t>Google BigQuery Data ■ ■ ■ ■ □</w:t>
             </w:r>
           </w:p>
           <w:p>
             <w:pPr>
-              <w:spacing w:before="0" w:after="24" w:line="252" w:lineRule="auto"/>
+              <w:spacing w:before="0" w:after="20" w:line="252" w:lineRule="auto"/>
             </w:pPr>
             <w:r>
               <w:rPr>
                 <w:color w:val="F8FAFC"/>
                 <w:sz w:val="14"/>
               </w:rPr>
-              <w:t>Firebase Emulator  ■ ■ ■ ■ □</w:t>
+              <w:t>Supabase Realtime    ■ ■ ■ ■ □</w:t>
             </w:r>
           </w:p>
           <w:p>
             <w:pPr>
-              <w:spacing w:before="0" w:after="24" w:line="252" w:lineRule="auto"/>
+              <w:spacing w:before="0" w:after="20" w:line="252" w:lineRule="auto"/>
             </w:pPr>
             <w:r>
               <w:rPr>
                 <w:color w:val="F8FAFC"/>
                 <w:sz w:val="14"/>
               </w:rPr>
-              <w:t>Pandas / NumPy     ■ ■ ■ ■ ■</w:t>
+              <w:t>Pandas / NumPy ETL   ■ ■ ■ ■ ■</w:t>
             </w:r>
           </w:p>
           <w:p>
             <w:pPr>
-              <w:spacing w:before="130" w:after="30"/>
+              <w:spacing w:before="100" w:after="24"/>
             </w:pPr>
             <w:r>
               <w:rPr>
                 <w:rFonts w:ascii="Segoe UI Semibold" w:hAnsi="Segoe UI Semibold"/>
                 <w:b/>
                 <w:color w:val="38BDF8"/>
-                <w:sz w:val="16"/>
+                <w:sz w:val="15"/>
               </w:rPr>
               <w:t>DEV &amp; MLOPS</w:t>
             </w:r>
           </w:p>
           <w:p>
             <w:pPr>
-              <w:spacing w:before="0" w:after="24" w:line="252" w:lineRule="auto"/>
+              <w:spacing w:before="0" w:after="20" w:line="252" w:lineRule="auto"/>
             </w:pPr>
             <w:r>
               <w:rPr>
                 <w:color w:val="F8FAFC"/>
                 <w:sz w:val="14"/>
               </w:rPr>
-              <w:t>Python (BAEL 91)   ■ ■ ■ ■ ■</w:t>
+              <w:t>Python (3.11+ MLOps) ■ ■ ■ ■ ■</w:t>
             </w:r>
           </w:p>
           <w:p>
             <w:pPr>
-              <w:spacing w:before="0" w:after="24" w:line="252" w:lineRule="auto"/>
+              <w:spacing w:before="0" w:after="20" w:line="252" w:lineRule="auto"/>
             </w:pPr>
             <w:r>
               <w:rPr>
                 <w:color w:val="F8FAFC"/>
                 <w:sz w:val="14"/>
               </w:rPr>
-              <w:t>IfcOpenShell (5D)  ■ ■ ■ ■ □</w:t>
+              <w:t>FastAPI / Next.js 14 ■ ■ ■ ■ □</w:t>
             </w:r>
           </w:p>
           <w:p>
             <w:pPr>
-              <w:spacing w:before="0" w:after="24" w:line="252" w:lineRule="auto"/>
+              <w:spacing w:before="0" w:after="20" w:line="252" w:lineRule="auto"/>
             </w:pPr>
             <w:r>
               <w:rPr>
                 <w:color w:val="F8FAFC"/>
                 <w:sz w:val="14"/>
               </w:rPr>
-              <w:t>FastAPI / Next.js  ■ ■ ■ ■ □</w:t>
+              <w:t>MLflow &amp; Data Drift  ■ ■ ■ ■ □</w:t>
             </w:r>
           </w:p>
           <w:p>
             <w:pPr>
-              <w:spacing w:before="0" w:after="24" w:line="252" w:lineRule="auto"/>
+              <w:spacing w:before="0" w:after="20" w:line="252" w:lineRule="auto"/>
             </w:pPr>
             <w:r>
               <w:rPr>
                 <w:color w:val="F8FAFC"/>
                 <w:sz w:val="14"/>
               </w:rPr>
-              <w:t>MLflow (MLOps)     ■ ■ ■ ■ □</w:t>
+              <w:t>SHAP Sentinel Audit  ■ ■ ■ ■ ■</w:t>
             </w:r>
           </w:p>
           <w:p>
             <w:pPr>
-              <w:spacing w:before="0" w:after="24" w:line="252" w:lineRule="auto"/>
+              <w:spacing w:before="0" w:after="20" w:line="252" w:lineRule="auto"/>
             </w:pPr>
             <w:r>
               <w:rPr>
                 <w:color w:val="F8FAFC"/>
                 <w:sz w:val="14"/>
               </w:rPr>
-              <w:t>Streamlit / Docker ■ ■ ■ ■ ■</w:t>
+              <w:t>Docker &amp; Streamlit   ■ ■ ■ ■ ■</w:t>
             </w:r>
           </w:p>
           <w:p>
             <w:pPr>
-              <w:spacing w:before="130" w:after="30"/>
+              <w:spacing w:before="0" w:after="20" w:line="252" w:lineRule="auto"/>
+            </w:pPr>
+            <w:r>
+              <w:rPr>
+                <w:color w:val="F8FAFC"/>
+                <w:sz w:val="14"/>
+              </w:rPr>
+              <w:t>IfcOpenShell (5D BIM)■ ■ ■ ■ □</w:t>
+            </w:r>
+          </w:p>
+          <w:p>
+            <w:pPr>
+              <w:spacing w:before="100" w:after="24"/>
             </w:pPr>
             <w:r>
               <w:rPr>
                 <w:rFonts w:ascii="Segoe UI Semibold" w:hAnsi="Segoe UI Semibold"/>
                 <w:b/>
                 <w:color w:val="38BDF8"/>
-                <w:sz w:val="16"/>
+                <w:sz w:val="15"/>
+              </w:rPr>
+              <w:t>SÉCURITÉ &amp; AUDIT</w:t>
+            </w:r>
+          </w:p>
+          <w:p>
+            <w:pPr>
+              <w:spacing w:before="0" w:after="20" w:line="252" w:lineRule="auto"/>
+            </w:pPr>
+            <w:r>
+              <w:rPr>
+                <w:color w:val="F8FAFC"/>
+                <w:sz w:val="14"/>
+              </w:rPr>
+              <w:t>◈ Quorum 4 Yeux (KOA+AZIZ)</w:t>
+            </w:r>
+          </w:p>
+          <w:p>
+            <w:pPr>
+              <w:spacing w:before="0" w:after="20" w:line="252" w:lineRule="auto"/>
+            </w:pPr>
+            <w:r>
+              <w:rPr>
+                <w:color w:val="F8FAFC"/>
+                <w:sz w:val="14"/>
+              </w:rPr>
+              <w:t>◈ OKF v0.2 SHA-256 No-LLM</w:t>
+            </w:r>
+          </w:p>
+          <w:p>
+            <w:pPr>
+              <w:spacing w:before="0" w:after="20" w:line="252" w:lineRule="auto"/>
+            </w:pPr>
+            <w:r>
+              <w:rPr>
+                <w:color w:val="F8FAFC"/>
+                <w:sz w:val="14"/>
+              </w:rPr>
+              <w:t>◈ EU AI Act (RSASSA-PSS)</w:t>
+            </w:r>
+          </w:p>
+          <w:p>
+            <w:pPr>
+              <w:spacing w:before="0" w:after="20" w:line="252" w:lineRule="auto"/>
+            </w:pPr>
+            <w:r>
+              <w:rPr>
+                <w:color w:val="F8FAFC"/>
+                <w:sz w:val="14"/>
+              </w:rPr>
+              <w:t>◈ Cadre AVSEC (Annexe 17 OACI)</w:t>
+            </w:r>
+          </w:p>
+          <w:p>
+            <w:pPr>
+              <w:spacing w:before="100" w:after="24"/>
+            </w:pPr>
+            <w:r>
+              <w:rPr>
+                <w:rFonts w:ascii="Segoe UI Semibold" w:hAnsi="Segoe UI Semibold"/>
+                <w:b/>
+                <w:color w:val="38BDF8"/>
+                <w:sz w:val="15"/>
               </w:rPr>
               <w:t>LANGUES</w:t>
             </w:r>
           </w:p>
           <w:p>
             <w:pPr>
-              <w:spacing w:before="0" w:after="24" w:line="252" w:lineRule="auto"/>
+              <w:spacing w:before="0" w:after="20" w:line="252" w:lineRule="auto"/>
             </w:pPr>
             <w:r>
               <w:rPr>
                 <w:color w:val="F8FAFC"/>
                 <w:sz w:val="14"/>
               </w:rPr>
-              <w:t>Français (Courant)</w:t>
+              <w:t>Français (Courant / Natif)</w:t>
             </w:r>
           </w:p>
           <w:p>
             <w:pPr>
-              <w:spacing w:before="0" w:after="24" w:line="252" w:lineRule="auto"/>
+              <w:spacing w:before="0" w:after="20" w:line="252" w:lineRule="auto"/>
             </w:pPr>
             <w:r>
               <w:rPr>
                 <w:color w:val="F8FAFC"/>
                 <w:sz w:val="14"/>
               </w:rPr>
-              <w:t>Anglais (Technique / Pro)</w:t>
+              <w:t>Anglais (Technique &amp; Pro)</w:t>
             </w:r>
           </w:p>
           <w:p>
             <w:pPr>
-              <w:spacing w:before="130" w:after="30"/>
+              <w:spacing w:before="100" w:after="24"/>
             </w:pPr>
             <w:r>
               <w:rPr>
                 <w:rFonts w:ascii="Segoe UI Semibold" w:hAnsi="Segoe UI Semibold"/>
                 <w:b/>
                 <w:color w:val="38BDF8"/>
-                <w:sz w:val="16"/>
+                <w:sz w:val="15"/>
               </w:rPr>
               <w:t>ATOUTS CLÉS</w:t>
             </w:r>
           </w:p>
           <w:p>
             <w:pPr>
-              <w:spacing w:before="0" w:after="24" w:line="252" w:lineRule="auto"/>
+              <w:spacing w:before="0" w:after="20" w:line="252" w:lineRule="auto"/>
             </w:pPr>
             <w:r>
               <w:rPr>
                 <w:color w:val="F8FAFC"/>
                 <w:sz w:val="14"/>
               </w:rPr>
-              <w:t>◈ Double compétence IA &amp; Génie Civil</w:t>
+              <w:t>◈ Double compétence IA &amp; BTP</w:t>
             </w:r>
           </w:p>
           <w:p>
             <w:pPr>
-              <w:spacing w:before="0" w:after="24" w:line="252" w:lineRule="auto"/>
+              <w:spacing w:before="0" w:after="20" w:line="252" w:lineRule="auto"/>
             </w:pPr>
             <w:r>
               <w:rPr>
                 <w:color w:val="F8FAFC"/>
                 <w:sz w:val="14"/>
               </w:rPr>
-              <w:t>◈ Sûreté &amp; Gestion risques (AVSEC)</w:t>
+              <w:t>◈ Gestion de crise &amp; Sûreté (CCAA)</w:t>
             </w:r>
           </w:p>
           <w:p>
             <w:pPr>
-              <w:spacing w:before="0" w:after="24" w:line="252" w:lineRule="auto"/>
+              <w:spacing w:before="0" w:after="20" w:line="252" w:lineRule="auto"/>
             </w:pPr>
             <w:r>
               <w:rPr>
                 <w:color w:val="F8FAFC"/>
                 <w:sz w:val="14"/>
               </w:rPr>
-              <w:t>◈ Rigueur de calcul &amp; Guardrails IA</w:t>
+              <w:t>◈ Rigueur mathématique &amp; Guardrails</w:t>
             </w:r>
           </w:p>
         </w:tc>
         <w:tc>
           <w:tcPr>
-            <w:tcW w:type="dxa" w:w="7704"/>
+            <w:tcW w:type="dxa" w:w="8237"/>
             <w:shd w:fill="FFFFFF"/>
             <w:tcMar>
-              <w:top w:w="90" w:type="dxa"/>
-              <w:bottom w:w="90" w:type="dxa"/>
-              <w:left w:w="130" w:type="dxa"/>
-              <w:right w:w="70" w:type="dxa"/>
+              <w:top w:w="180" w:type="dxa"/>
+              <w:bottom w:w="140" w:type="dxa"/>
+              <w:left w:w="180" w:type="dxa"/>
+              <w:right w:w="180" w:type="dxa"/>
             </w:tcMar>
           </w:tcPr>
           <w:p>
@@ -523,7 +637,7 @@
           </w:p>
           <w:p>
             <w:pPr>
-              <w:spacing w:before="0" w:after="60"/>
+              <w:spacing w:before="0" w:after="50"/>
             </w:pPr>
             <w:r>
               <w:rPr>
@@ -535,13 +649,13 @@
           </w:p>
           <w:p>
             <w:pPr>
-              <w:spacing w:before="100" w:after="30"/>
+              <w:spacing w:before="90" w:after="24"/>
             </w:pPr>
             <w:r>
               <w:rPr>
                 <w:b/>
                 <w:color w:val="0284C7"/>
-                <w:sz w:val="16"/>
+                <w:sz w:val="15"/>
               </w:rPr>
               <w:t xml:space="preserve">◈  </w:t>
             </w:r>
@@ -562,20 +676,20 @@
             <w:r>
               <w:rPr>
                 <w:color w:val="334155"/>
-                <w:sz w:val="15"/>
+                <w:sz w:val="14"/>
               </w:rPr>
-              <w:t>Consultant IA &amp; Lead AI Engineer, j'accompagne les entreprises dans la transformation de leurs données complexes en leviers décisionnels à forte valeur ajoutée. Spécialiste des Agents autonomes, du GraphRAG et de la Business Intelligence souveraine, je déploie des solutions étanches, déterministes et explicables. Fondateur d'Archi Cam AI (candidat Google Africa Applied AI Lab), j'allie rigueur d'ingénieur et vision produit.</w:t>
+              <w:t>Consultant IA &amp; Lead AI Engineer (Google Developer Program Member), j'accompagne les organisations dans la transformation de leurs données complexes en leviers décisionnels à haute valeur ajoutée. Spécialiste des architectures Multi-Agents autonomes, du GraphRAG (Neo4j) et de la Business Intelligence souveraine, je déploie des solutions étanches, déterministes et sans hallucination. Fondateur d'Archi Cam AI (candidat Google Africa Applied AI Lab), j'allie méthodologie d'ingénieur, rigueur mathématique et vision produit.</w:t>
             </w:r>
           </w:p>
           <w:p>
             <w:pPr>
-              <w:spacing w:before="100" w:after="30"/>
+              <w:spacing w:before="90" w:after="24"/>
             </w:pPr>
             <w:r>
               <w:rPr>
                 <w:b/>
                 <w:color w:val="0284C7"/>
-                <w:sz w:val="16"/>
+                <w:sz w:val="15"/>
               </w:rPr>
               <w:t xml:space="preserve">◈  </w:t>
             </w:r>
@@ -591,7 +705,7 @@
           </w:p>
           <w:p>
             <w:pPr>
-              <w:spacing w:before="50" w:after="10"/>
+              <w:spacing w:before="44" w:after="8"/>
             </w:pPr>
             <w:r>
               <w:rPr>
@@ -612,8 +726,8 @@
           </w:p>
           <w:p>
             <w:pPr>
-              <w:spacing w:before="0" w:after="16" w:line="252" w:lineRule="auto"/>
-              <w:ind w:left="144"/>
+              <w:spacing w:before="0" w:after="12" w:line="250" w:lineRule="auto"/>
+              <w:ind w:left="115"/>
             </w:pPr>
             <w:r>
               <w:rPr>
@@ -633,8 +747,8 @@
           </w:p>
           <w:p>
             <w:pPr>
-              <w:spacing w:before="0" w:after="16" w:line="252" w:lineRule="auto"/>
-              <w:ind w:left="144"/>
+              <w:spacing w:before="0" w:after="12" w:line="250" w:lineRule="auto"/>
+              <w:ind w:left="115"/>
             </w:pPr>
             <w:r>
               <w:rPr>
@@ -654,7 +768,7 @@
           </w:p>
           <w:p>
             <w:pPr>
-              <w:spacing w:before="50" w:after="10"/>
+              <w:spacing w:before="44" w:after="8"/>
             </w:pPr>
             <w:r>
               <w:rPr>
@@ -675,8 +789,8 @@
           </w:p>
           <w:p>
             <w:pPr>
-              <w:spacing w:before="0" w:after="16" w:line="252" w:lineRule="auto"/>
-              <w:ind w:left="144"/>
+              <w:spacing w:before="0" w:after="12" w:line="250" w:lineRule="auto"/>
+              <w:ind w:left="115"/>
             </w:pPr>
             <w:r>
               <w:rPr>
@@ -696,8 +810,8 @@
           </w:p>
           <w:p>
             <w:pPr>
-              <w:spacing w:before="0" w:after="16" w:line="252" w:lineRule="auto"/>
-              <w:ind w:left="144"/>
+              <w:spacing w:before="0" w:after="12" w:line="250" w:lineRule="auto"/>
+              <w:ind w:left="115"/>
             </w:pPr>
             <w:r>
               <w:rPr>
@@ -717,7 +831,7 @@
           </w:p>
           <w:p>
             <w:pPr>
-              <w:spacing w:before="50" w:after="10"/>
+              <w:spacing w:before="44" w:after="8"/>
             </w:pPr>
             <w:r>
               <w:rPr>
@@ -738,8 +852,8 @@
           </w:p>
           <w:p>
             <w:pPr>
-              <w:spacing w:before="0" w:after="16" w:line="252" w:lineRule="auto"/>
-              <w:ind w:left="144"/>
+              <w:spacing w:before="0" w:after="12" w:line="250" w:lineRule="auto"/>
+              <w:ind w:left="115"/>
             </w:pPr>
             <w:r>
               <w:rPr>
@@ -759,8 +873,8 @@
           </w:p>
           <w:p>
             <w:pPr>
-              <w:spacing w:before="0" w:after="16" w:line="252" w:lineRule="auto"/>
-              <w:ind w:left="144"/>
+              <w:spacing w:before="0" w:after="12" w:line="250" w:lineRule="auto"/>
+              <w:ind w:left="115"/>
             </w:pPr>
             <w:r>
               <w:rPr>
@@ -780,7 +894,7 @@
           </w:p>
           <w:p>
             <w:pPr>
-              <w:spacing w:before="50" w:after="10"/>
+              <w:spacing w:before="44" w:after="8"/>
             </w:pPr>
             <w:r>
               <w:rPr>
@@ -801,8 +915,8 @@
           </w:p>
           <w:p>
             <w:pPr>
-              <w:spacing w:before="0" w:after="16" w:line="252" w:lineRule="auto"/>
-              <w:ind w:left="144"/>
+              <w:spacing w:before="0" w:after="12" w:line="250" w:lineRule="auto"/>
+              <w:ind w:left="115"/>
             </w:pPr>
             <w:r>
               <w:rPr>
@@ -817,13 +931,13 @@
                 <w:color w:val="334155"/>
                 <w:sz w:val="14"/>
               </w:rPr>
-              <w:t>Dataset Automator : Usine MLOps avec surveillance du Data Drift (KS-test / PSI), tracking MLflow et Genkit.</w:t>
+              <w:t>Dataset Automator : Usine MLOps TabFM &amp; BigQuery DataFrames avec surveillance Data Drift (KS/PSI) et conformité EU AI Act.</w:t>
             </w:r>
           </w:p>
           <w:p>
             <w:pPr>
-              <w:spacing w:before="0" w:after="16" w:line="252" w:lineRule="auto"/>
-              <w:ind w:left="144"/>
+              <w:spacing w:before="0" w:after="12" w:line="250" w:lineRule="auto"/>
+              <w:ind w:left="115"/>
             </w:pPr>
             <w:r>
               <w:rPr>
@@ -843,13 +957,13 @@
           </w:p>
           <w:p>
             <w:pPr>
-              <w:spacing w:before="100" w:after="30"/>
+              <w:spacing w:before="90" w:after="24"/>
             </w:pPr>
             <w:r>
               <w:rPr>
                 <w:b/>
                 <w:color w:val="0284C7"/>
-                <w:sz w:val="16"/>
+                <w:sz w:val="15"/>
               </w:rPr>
               <w:t xml:space="preserve">◈  </w:t>
             </w:r>
@@ -865,7 +979,7 @@
           </w:p>
           <w:p>
             <w:pPr>
-              <w:spacing w:before="50" w:after="10"/>
+              <w:spacing w:before="44" w:after="8"/>
             </w:pPr>
             <w:r>
               <w:rPr>
@@ -886,7 +1000,7 @@
           </w:p>
           <w:p>
             <w:pPr>
-              <w:spacing w:before="0" w:after="16"/>
+              <w:spacing w:before="0" w:after="12"/>
             </w:pPr>
             <w:r>
               <w:rPr>
@@ -899,8 +1013,8 @@
           </w:p>
           <w:p>
             <w:pPr>
-              <w:spacing w:before="0" w:after="16" w:line="252" w:lineRule="auto"/>
-              <w:ind w:left="144"/>
+              <w:spacing w:before="0" w:after="12" w:line="250" w:lineRule="auto"/>
+              <w:ind w:left="115"/>
             </w:pPr>
             <w:r>
               <w:rPr>
@@ -920,8 +1034,8 @@
           </w:p>
           <w:p>
             <w:pPr>
-              <w:spacing w:before="0" w:after="16" w:line="252" w:lineRule="auto"/>
-              <w:ind w:left="144"/>
+              <w:spacing w:before="0" w:after="12" w:line="250" w:lineRule="auto"/>
+              <w:ind w:left="115"/>
             </w:pPr>
             <w:r>
               <w:rPr>
@@ -941,7 +1055,7 @@
           </w:p>
           <w:p>
             <w:pPr>
-              <w:spacing w:before="50" w:after="10"/>
+              <w:spacing w:before="44" w:after="8"/>
             </w:pPr>
             <w:r>
               <w:rPr>
@@ -962,7 +1076,7 @@
           </w:p>
           <w:p>
             <w:pPr>
-              <w:spacing w:before="0" w:after="16"/>
+              <w:spacing w:before="0" w:after="12"/>
             </w:pPr>
             <w:r>
               <w:rPr>
@@ -975,8 +1089,8 @@
           </w:p>
           <w:p>
             <w:pPr>
-              <w:spacing w:before="0" w:after="16" w:line="252" w:lineRule="auto"/>
-              <w:ind w:left="144"/>
+              <w:spacing w:before="0" w:after="12" w:line="250" w:lineRule="auto"/>
+              <w:ind w:left="115"/>
             </w:pPr>
             <w:r>
               <w:rPr>
@@ -996,8 +1110,8 @@
           </w:p>
           <w:p>
             <w:pPr>
-              <w:spacing w:before="0" w:after="16" w:line="252" w:lineRule="auto"/>
-              <w:ind w:left="144"/>
+              <w:spacing w:before="0" w:after="12" w:line="250" w:lineRule="auto"/>
+              <w:ind w:left="115"/>
             </w:pPr>
             <w:r>
               <w:rPr>
@@ -1017,13 +1131,13 @@
           </w:p>
           <w:p>
             <w:pPr>
-              <w:spacing w:before="100" w:after="30"/>
+              <w:spacing w:before="90" w:after="24"/>
             </w:pPr>
             <w:r>
               <w:rPr>
                 <w:b/>
                 <w:color w:val="0284C7"/>
-                <w:sz w:val="16"/>
+                <w:sz w:val="15"/>
               </w:rPr>
               <w:t xml:space="preserve">◈  </w:t>
             </w:r>
@@ -1039,7 +1153,7 @@
           </w:p>
           <w:p>
             <w:pPr>
-              <w:spacing w:before="50" w:after="10"/>
+              <w:spacing w:before="44" w:after="8"/>
             </w:pPr>
             <w:r>
               <w:rPr>
@@ -1068,19 +1182,32 @@
           </w:p>
           <w:p>
             <w:pPr>
-              <w:spacing w:before="0" w:after="16"/>
+              <w:spacing w:before="0" w:after="8"/>
             </w:pPr>
             <w:r>
               <w:rPr>
+                <w:b/>
                 <w:color w:val="64748B"/>
                 <w:sz w:val="14"/>
               </w:rPr>
-              <w:t>Université de Ngaoundéré  │  Graphes Neo4j, MLOps, Prompt Engineering &amp; Architectures LLM</w:t>
+              <w:t>Université de Ngaoundéré</w:t>
             </w:r>
           </w:p>
           <w:p>
             <w:pPr>
-              <w:spacing w:before="50" w:after="10"/>
+              <w:spacing w:before="0" w:after="16" w:line="250" w:lineRule="auto"/>
+            </w:pPr>
+            <w:r>
+              <w:rPr>
+                <w:color w:val="334155"/>
+                <w:sz w:val="13"/>
+              </w:rPr>
+              <w:t>Programme d'Excellence (5 Blocs) : Machine Learning &amp; Statistique Bayésienne, Ingénierie des Données &amp; Graphes Neo4j, Vision par Ordinateur &amp; Robotique/IHM, Cybersécurité &amp; Blockchain, Projets MLOps Souverains &amp; Déploiement Production.</w:t>
+            </w:r>
+          </w:p>
+          <w:p>
+            <w:pPr>
+              <w:spacing w:before="44" w:after="8"/>
             </w:pPr>
             <w:r>
               <w:rPr>
@@ -1101,22 +1228,93 @@
           </w:p>
           <w:p>
             <w:pPr>
-              <w:spacing w:before="0" w:after="16"/>
+              <w:spacing w:before="0" w:after="8"/>
             </w:pPr>
             <w:r>
               <w:rPr>
+                <w:b/>
                 <w:color w:val="64748B"/>
                 <w:sz w:val="14"/>
               </w:rPr>
-              <w:t>ISTDI / IUC Douala  │  Dimensionnement structures (BAEL 91), métrés &amp; gestion projets BTP</w:t>
+              <w:t>ISTDI / IUC Douala</w:t>
+            </w:r>
+          </w:p>
+          <w:p>
+            <w:pPr>
+              <w:spacing w:before="0" w:after="16" w:line="250" w:lineRule="auto"/>
+            </w:pPr>
+            <w:r>
+              <w:rPr>
+                <w:color w:val="334155"/>
+                <w:sz w:val="13"/>
+              </w:rPr>
+              <w:t>Dimensionnement de structures (BAEL 91), métrés &amp; gestion de projets de construction BTP.</w:t>
+            </w:r>
+          </w:p>
+          <w:p>
+            <w:pPr>
+              <w:spacing w:before="90" w:after="24"/>
+            </w:pPr>
+            <w:r>
+              <w:rPr>
+                <w:b/>
+                <w:color w:val="0284C7"/>
+                <w:sz w:val="15"/>
+              </w:rPr>
+              <w:t xml:space="preserve">◈  </w:t>
+            </w:r>
+            <w:r>
+              <w:rPr>
+                <w:rFonts w:ascii="Segoe UI" w:hAnsi="Segoe UI"/>
+                <w:b/>
+                <w:color w:val="0A1128"/>
+                <w:sz w:val="17"/>
+              </w:rPr>
+              <w:t>RECONNAISSANCES &amp; CANDIDATURES</w:t>
+            </w:r>
+          </w:p>
+          <w:p>
+            <w:pPr>
+              <w:spacing w:before="0" w:after="10" w:line="250" w:lineRule="auto"/>
+            </w:pPr>
+            <w:r>
+              <w:rPr>
+                <w:b/>
+                <w:color w:val="0A1128"/>
+                <w:sz w:val="14"/>
+              </w:rPr>
+              <w:t xml:space="preserve">◈ Google Africa Applied AI Lab (Accra, 2026) : </w:t>
+            </w:r>
+            <w:r>
+              <w:rPr>
+                <w:color w:val="334155"/>
+                <w:sz w:val="14"/>
+              </w:rPr>
+              <w:t>Candidature officielle portée par Archi Cam AI.</w:t>
+              <w:br/>
+            </w:r>
+            <w:r>
+              <w:rPr>
+                <w:b/>
+                <w:color w:val="0A1128"/>
+                <w:sz w:val="14"/>
+              </w:rPr>
+              <w:t xml:space="preserve">◈ Hackathon Google Cloud #AllThingsAgentic : </w:t>
+            </w:r>
+            <w:r>
+              <w:rPr>
+                <w:color w:val="334155"/>
+                <w:sz w:val="14"/>
+              </w:rPr>
+              <w:t>Dataset Automator v4.0 (TabFM, WIT, bigframes, MCT).</w:t>
             </w:r>
           </w:p>
         </w:tc>
       </w:tr>
     </w:tbl>
     <w:sectPr>
-      <w:pgSz w:w="12240" w:h="15840"/>
-      <w:pgMar w:top="403" w:right="360" w:bottom="360" w:left="360" w:header="720" w:footer="720" w:gutter="0"/>
+      <w:pgSz w:w="11909" w:h="16834"/>
+      <w:pgMar w:top="0" w:right="0" w:bottom="0" w:left="0" w:header="720" w:footer="720" w:gutter="0"/>
       <w:cols w:space="720"/>
       <w:docGrid w:linePitch="360"/>
     </w:sectPr>

--- a/KOA_MARIE_GERVAIS_NELLY_CV_FR.docx
+++ b/KOA_MARIE_GERVAIS_NELLY_CV_FR.docx
@@ -23,17 +23,17 @@
       </w:tblGrid>
       <w:tr>
         <w:trPr>
-          <w:trHeight w:val="16200" w:hRule="atLeast"/>
+          <w:trHeight w:val="16100" w:hRule="atLeast"/>
         </w:trPr>
         <w:tc>
           <w:tcPr>
-            <w:tcW w:type="dxa" w:w="3672"/>
+            <w:tcW w:type="dxa" w:w="3744"/>
             <w:shd w:fill="0F172A"/>
             <w:tcMar>
-              <w:top w:w="180" w:type="dxa"/>
+              <w:top w:w="200" w:type="dxa"/>
               <w:bottom w:w="140" w:type="dxa"/>
-              <w:left w:w="180" w:type="dxa"/>
-              <w:right w:w="140" w:type="dxa"/>
+              <w:left w:w="320" w:type="dxa"/>
+              <w:right w:w="160" w:type="dxa"/>
             </w:tcMar>
           </w:tcPr>
           <w:p/>
@@ -44,7 +44,7 @@
               <w:tblLook w:firstColumn="1" w:firstRow="1" w:lastColumn="0" w:lastRow="0" w:noHBand="0" w:noVBand="1" w:val="04A0"/>
             </w:tblPr>
             <w:tblGrid>
-              <w:gridCol w:w="3672"/>
+              <w:gridCol w:w="3744"/>
             </w:tblGrid>
             <w:tr>
               <w:tc>
@@ -52,10 +52,10 @@
                   <w:tcW w:type="dxa" w:w="1944"/>
                   <w:shd w:fill="1E293B"/>
                   <w:tcMar>
-                    <w:top w:w="25" w:type="dxa"/>
-                    <w:bottom w:w="25" w:type="dxa"/>
-                    <w:left w:w="25" w:type="dxa"/>
-                    <w:right w:w="25" w:type="dxa"/>
+                    <w:top w:w="20" w:type="dxa"/>
+                    <w:bottom w:w="20" w:type="dxa"/>
+                    <w:left w:w="20" w:type="dxa"/>
+                    <w:right w:w="20" w:type="dxa"/>
                   </w:tcMar>
                 </w:tcPr>
                 <w:p>
@@ -104,7 +104,7 @@
           <w:p/>
           <w:p>
             <w:pPr>
-              <w:spacing w:before="100" w:after="24"/>
+              <w:spacing w:before="90" w:after="24"/>
             </w:pPr>
             <w:r>
               <w:rPr>
@@ -118,7 +118,7 @@
           </w:p>
           <w:p>
             <w:pPr>
-              <w:spacing w:before="0" w:after="20" w:line="252" w:lineRule="auto"/>
+              <w:spacing w:before="0" w:after="18" w:line="252" w:lineRule="auto"/>
             </w:pPr>
             <w:r>
               <w:rPr>
@@ -130,7 +130,7 @@
           </w:p>
           <w:p>
             <w:pPr>
-              <w:spacing w:before="0" w:after="20" w:line="252" w:lineRule="auto"/>
+              <w:spacing w:before="0" w:after="18" w:line="252" w:lineRule="auto"/>
             </w:pPr>
             <w:r>
               <w:rPr>
@@ -142,7 +142,7 @@
           </w:p>
           <w:p>
             <w:pPr>
-              <w:spacing w:before="0" w:after="20" w:line="252" w:lineRule="auto"/>
+              <w:spacing w:before="0" w:after="18" w:line="252" w:lineRule="auto"/>
             </w:pPr>
             <w:r>
               <w:rPr>
@@ -154,7 +154,7 @@
           </w:p>
           <w:p>
             <w:pPr>
-              <w:spacing w:before="0" w:after="20" w:line="252" w:lineRule="auto"/>
+              <w:spacing w:before="0" w:after="18" w:line="252" w:lineRule="auto"/>
             </w:pPr>
             <w:r>
               <w:rPr>
@@ -166,7 +166,7 @@
           </w:p>
           <w:p>
             <w:pPr>
-              <w:spacing w:before="0" w:after="20" w:line="252" w:lineRule="auto"/>
+              <w:spacing w:before="0" w:after="18" w:line="252" w:lineRule="auto"/>
             </w:pPr>
             <w:r>
               <w:rPr>
@@ -178,7 +178,7 @@
           </w:p>
           <w:p>
             <w:pPr>
-              <w:spacing w:before="0" w:after="20" w:line="252" w:lineRule="auto"/>
+              <w:spacing w:before="0" w:after="18" w:line="252" w:lineRule="auto"/>
             </w:pPr>
             <w:r>
               <w:rPr>
@@ -190,7 +190,7 @@
           </w:p>
           <w:p>
             <w:pPr>
-              <w:spacing w:before="0" w:after="20" w:line="252" w:lineRule="auto"/>
+              <w:spacing w:before="0" w:after="18" w:line="252" w:lineRule="auto"/>
             </w:pPr>
             <w:r>
               <w:rPr>
@@ -202,7 +202,7 @@
           </w:p>
           <w:p>
             <w:pPr>
-              <w:spacing w:before="100" w:after="24"/>
+              <w:spacing w:before="90" w:after="24"/>
             </w:pPr>
             <w:r>
               <w:rPr>
@@ -216,7 +216,19 @@
           </w:p>
           <w:p>
             <w:pPr>
-              <w:spacing w:before="0" w:after="20" w:line="252" w:lineRule="auto"/>
+              <w:spacing w:before="0" w:after="18" w:line="252" w:lineRule="auto"/>
+            </w:pPr>
+            <w:r>
+              <w:rPr>
+                <w:color w:val="F8FAFC"/>
+                <w:sz w:val="14"/>
+              </w:rPr>
+              <w:t>Google Antigravity IDE ■ ■ ■ ■ ■</w:t>
+            </w:r>
+          </w:p>
+          <w:p>
+            <w:pPr>
+              <w:spacing w:before="0" w:after="18" w:line="252" w:lineRule="auto"/>
             </w:pPr>
             <w:r>
               <w:rPr>
@@ -228,7 +240,7 @@
           </w:p>
           <w:p>
             <w:pPr>
-              <w:spacing w:before="0" w:after="20" w:line="252" w:lineRule="auto"/>
+              <w:spacing w:before="0" w:after="18" w:line="252" w:lineRule="auto"/>
             </w:pPr>
             <w:r>
               <w:rPr>
@@ -240,7 +252,7 @@
           </w:p>
           <w:p>
             <w:pPr>
-              <w:spacing w:before="0" w:after="20" w:line="252" w:lineRule="auto"/>
+              <w:spacing w:before="0" w:after="18" w:line="252" w:lineRule="auto"/>
             </w:pPr>
             <w:r>
               <w:rPr>
@@ -252,7 +264,7 @@
           </w:p>
           <w:p>
             <w:pPr>
-              <w:spacing w:before="0" w:after="20" w:line="252" w:lineRule="auto"/>
+              <w:spacing w:before="0" w:after="18" w:line="252" w:lineRule="auto"/>
             </w:pPr>
             <w:r>
               <w:rPr>
@@ -264,7 +276,7 @@
           </w:p>
           <w:p>
             <w:pPr>
-              <w:spacing w:before="0" w:after="20" w:line="252" w:lineRule="auto"/>
+              <w:spacing w:before="0" w:after="18" w:line="252" w:lineRule="auto"/>
             </w:pPr>
             <w:r>
               <w:rPr>
@@ -276,7 +288,7 @@
           </w:p>
           <w:p>
             <w:pPr>
-              <w:spacing w:before="0" w:after="20" w:line="252" w:lineRule="auto"/>
+              <w:spacing w:before="0" w:after="18" w:line="252" w:lineRule="auto"/>
             </w:pPr>
             <w:r>
               <w:rPr>
@@ -288,7 +300,7 @@
           </w:p>
           <w:p>
             <w:pPr>
-              <w:spacing w:before="100" w:after="24"/>
+              <w:spacing w:before="90" w:after="24"/>
             </w:pPr>
             <w:r>
               <w:rPr>
@@ -302,7 +314,7 @@
           </w:p>
           <w:p>
             <w:pPr>
-              <w:spacing w:before="0" w:after="20" w:line="252" w:lineRule="auto"/>
+              <w:spacing w:before="0" w:after="18" w:line="252" w:lineRule="auto"/>
             </w:pPr>
             <w:r>
               <w:rPr>
@@ -314,7 +326,7 @@
           </w:p>
           <w:p>
             <w:pPr>
-              <w:spacing w:before="0" w:after="20" w:line="252" w:lineRule="auto"/>
+              <w:spacing w:before="0" w:after="18" w:line="252" w:lineRule="auto"/>
             </w:pPr>
             <w:r>
               <w:rPr>
@@ -326,7 +338,7 @@
           </w:p>
           <w:p>
             <w:pPr>
-              <w:spacing w:before="0" w:after="20" w:line="252" w:lineRule="auto"/>
+              <w:spacing w:before="0" w:after="18" w:line="252" w:lineRule="auto"/>
             </w:pPr>
             <w:r>
               <w:rPr>
@@ -338,7 +350,7 @@
           </w:p>
           <w:p>
             <w:pPr>
-              <w:spacing w:before="0" w:after="20" w:line="252" w:lineRule="auto"/>
+              <w:spacing w:before="0" w:after="18" w:line="252" w:lineRule="auto"/>
             </w:pPr>
             <w:r>
               <w:rPr>
@@ -350,7 +362,7 @@
           </w:p>
           <w:p>
             <w:pPr>
-              <w:spacing w:before="0" w:after="20" w:line="252" w:lineRule="auto"/>
+              <w:spacing w:before="0" w:after="18" w:line="252" w:lineRule="auto"/>
             </w:pPr>
             <w:r>
               <w:rPr>
@@ -362,7 +374,7 @@
           </w:p>
           <w:p>
             <w:pPr>
-              <w:spacing w:before="100" w:after="24"/>
+              <w:spacing w:before="90" w:after="24"/>
             </w:pPr>
             <w:r>
               <w:rPr>
@@ -376,7 +388,7 @@
           </w:p>
           <w:p>
             <w:pPr>
-              <w:spacing w:before="0" w:after="20" w:line="252" w:lineRule="auto"/>
+              <w:spacing w:before="0" w:after="18" w:line="252" w:lineRule="auto"/>
             </w:pPr>
             <w:r>
               <w:rPr>
@@ -388,7 +400,7 @@
           </w:p>
           <w:p>
             <w:pPr>
-              <w:spacing w:before="0" w:after="20" w:line="252" w:lineRule="auto"/>
+              <w:spacing w:before="0" w:after="18" w:line="252" w:lineRule="auto"/>
             </w:pPr>
             <w:r>
               <w:rPr>
@@ -400,7 +412,7 @@
           </w:p>
           <w:p>
             <w:pPr>
-              <w:spacing w:before="0" w:after="20" w:line="252" w:lineRule="auto"/>
+              <w:spacing w:before="0" w:after="18" w:line="252" w:lineRule="auto"/>
             </w:pPr>
             <w:r>
               <w:rPr>
@@ -412,7 +424,7 @@
           </w:p>
           <w:p>
             <w:pPr>
-              <w:spacing w:before="0" w:after="20" w:line="252" w:lineRule="auto"/>
+              <w:spacing w:before="0" w:after="18" w:line="252" w:lineRule="auto"/>
             </w:pPr>
             <w:r>
               <w:rPr>
@@ -424,7 +436,7 @@
           </w:p>
           <w:p>
             <w:pPr>
-              <w:spacing w:before="0" w:after="20" w:line="252" w:lineRule="auto"/>
+              <w:spacing w:before="0" w:after="18" w:line="252" w:lineRule="auto"/>
             </w:pPr>
             <w:r>
               <w:rPr>
@@ -436,7 +448,7 @@
           </w:p>
           <w:p>
             <w:pPr>
-              <w:spacing w:before="0" w:after="20" w:line="252" w:lineRule="auto"/>
+              <w:spacing w:before="0" w:after="18" w:line="252" w:lineRule="auto"/>
             </w:pPr>
             <w:r>
               <w:rPr>
@@ -448,7 +460,7 @@
           </w:p>
           <w:p>
             <w:pPr>
-              <w:spacing w:before="100" w:after="24"/>
+              <w:spacing w:before="90" w:after="24"/>
             </w:pPr>
             <w:r>
               <w:rPr>
@@ -462,7 +474,7 @@
           </w:p>
           <w:p>
             <w:pPr>
-              <w:spacing w:before="0" w:after="20" w:line="252" w:lineRule="auto"/>
+              <w:spacing w:before="0" w:after="18" w:line="252" w:lineRule="auto"/>
             </w:pPr>
             <w:r>
               <w:rPr>
@@ -474,7 +486,7 @@
           </w:p>
           <w:p>
             <w:pPr>
-              <w:spacing w:before="0" w:after="20" w:line="252" w:lineRule="auto"/>
+              <w:spacing w:before="0" w:after="18" w:line="252" w:lineRule="auto"/>
             </w:pPr>
             <w:r>
               <w:rPr>
@@ -486,7 +498,7 @@
           </w:p>
           <w:p>
             <w:pPr>
-              <w:spacing w:before="0" w:after="20" w:line="252" w:lineRule="auto"/>
+              <w:spacing w:before="0" w:after="18" w:line="252" w:lineRule="auto"/>
             </w:pPr>
             <w:r>
               <w:rPr>
@@ -498,7 +510,7 @@
           </w:p>
           <w:p>
             <w:pPr>
-              <w:spacing w:before="0" w:after="20" w:line="252" w:lineRule="auto"/>
+              <w:spacing w:before="0" w:after="18" w:line="252" w:lineRule="auto"/>
             </w:pPr>
             <w:r>
               <w:rPr>
@@ -510,7 +522,7 @@
           </w:p>
           <w:p>
             <w:pPr>
-              <w:spacing w:before="100" w:after="24"/>
+              <w:spacing w:before="90" w:after="24"/>
             </w:pPr>
             <w:r>
               <w:rPr>
@@ -524,7 +536,7 @@
           </w:p>
           <w:p>
             <w:pPr>
-              <w:spacing w:before="0" w:after="20" w:line="252" w:lineRule="auto"/>
+              <w:spacing w:before="0" w:after="18" w:line="252" w:lineRule="auto"/>
             </w:pPr>
             <w:r>
               <w:rPr>
@@ -536,7 +548,7 @@
           </w:p>
           <w:p>
             <w:pPr>
-              <w:spacing w:before="0" w:after="20" w:line="252" w:lineRule="auto"/>
+              <w:spacing w:before="0" w:after="18" w:line="252" w:lineRule="auto"/>
             </w:pPr>
             <w:r>
               <w:rPr>
@@ -548,7 +560,7 @@
           </w:p>
           <w:p>
             <w:pPr>
-              <w:spacing w:before="100" w:after="24"/>
+              <w:spacing w:before="90" w:after="24"/>
             </w:pPr>
             <w:r>
               <w:rPr>
@@ -562,7 +574,7 @@
           </w:p>
           <w:p>
             <w:pPr>
-              <w:spacing w:before="0" w:after="20" w:line="252" w:lineRule="auto"/>
+              <w:spacing w:before="0" w:after="18" w:line="252" w:lineRule="auto"/>
             </w:pPr>
             <w:r>
               <w:rPr>
@@ -574,7 +586,7 @@
           </w:p>
           <w:p>
             <w:pPr>
-              <w:spacing w:before="0" w:after="20" w:line="252" w:lineRule="auto"/>
+              <w:spacing w:before="0" w:after="18" w:line="252" w:lineRule="auto"/>
             </w:pPr>
             <w:r>
               <w:rPr>
@@ -586,7 +598,7 @@
           </w:p>
           <w:p>
             <w:pPr>
-              <w:spacing w:before="0" w:after="20" w:line="252" w:lineRule="auto"/>
+              <w:spacing w:before="0" w:after="18" w:line="252" w:lineRule="auto"/>
             </w:pPr>
             <w:r>
               <w:rPr>
@@ -599,13 +611,13 @@
         </w:tc>
         <w:tc>
           <w:tcPr>
-            <w:tcW w:type="dxa" w:w="8237"/>
+            <w:tcW w:type="dxa" w:w="8165"/>
             <w:shd w:fill="FFFFFF"/>
             <w:tcMar>
-              <w:top w:w="180" w:type="dxa"/>
+              <w:top w:w="200" w:type="dxa"/>
               <w:bottom w:w="140" w:type="dxa"/>
-              <w:left w:w="180" w:type="dxa"/>
-              <w:right w:w="180" w:type="dxa"/>
+              <w:left w:w="200" w:type="dxa"/>
+              <w:right w:w="200" w:type="dxa"/>
             </w:tcMar>
           </w:tcPr>
           <w:p>
@@ -649,7 +661,7 @@
           </w:p>
           <w:p>
             <w:pPr>
-              <w:spacing w:before="90" w:after="24"/>
+              <w:spacing w:before="84" w:after="24"/>
             </w:pPr>
             <w:r>
               <w:rPr>
@@ -671,19 +683,19 @@
           </w:p>
           <w:p>
             <w:pPr>
-              <w:spacing w:before="0" w:after="50" w:line="254" w:lineRule="auto"/>
+              <w:spacing w:before="0" w:after="50" w:line="252" w:lineRule="auto"/>
             </w:pPr>
             <w:r>
               <w:rPr>
                 <w:color w:val="334155"/>
                 <w:sz w:val="14"/>
               </w:rPr>
-              <w:t>Consultant IA &amp; Lead AI Engineer (Google Developer Program Member), j'accompagne les organisations dans la transformation de leurs données complexes en leviers décisionnels à haute valeur ajoutée. Spécialiste des architectures Multi-Agents autonomes, du GraphRAG (Neo4j) et de la Business Intelligence souveraine, je déploie des solutions étanches, déterministes et sans hallucination. Fondateur d'Archi Cam AI (candidat Google Africa Applied AI Lab), j'allie méthodologie d'ingénieur, rigueur mathématique et vision produit.</w:t>
+              <w:t>Consultant IA &amp; Lead AI Engineer (Google Developer Program Member), j'utilise Google Antigravity pour concevoir et orchestrer des systèmes d'agents autonomes neuro-symboliques, du GraphRAG (Neo4j) et des plateformes MLOps souveraines. Spécialiste des architectures déterministes et explicables, je déploie des solutions étanches sans hallucination. Fondateur d'Archi Cam AI (candidat Google Africa Applied AI Lab), j'allie méthodologie d'ingénieur BTP, rigueur mathématique et vision produit.</w:t>
             </w:r>
           </w:p>
           <w:p>
             <w:pPr>
-              <w:spacing w:before="90" w:after="24"/>
+              <w:spacing w:before="84" w:after="24"/>
             </w:pPr>
             <w:r>
               <w:rPr>
@@ -705,7 +717,7 @@
           </w:p>
           <w:p>
             <w:pPr>
-              <w:spacing w:before="44" w:after="8"/>
+              <w:spacing w:before="40" w:after="8"/>
             </w:pPr>
             <w:r>
               <w:rPr>
@@ -726,7 +738,7 @@
           </w:p>
           <w:p>
             <w:pPr>
-              <w:spacing w:before="0" w:after="12" w:line="250" w:lineRule="auto"/>
+              <w:spacing w:before="0" w:after="10" w:line="250" w:lineRule="auto"/>
               <w:ind w:left="115"/>
             </w:pPr>
             <w:r>
@@ -742,12 +754,12 @@
                 <w:color w:val="334155"/>
                 <w:sz w:val="14"/>
               </w:rPr>
-              <w:t>Candidat officiel Google Africa Applied AI Lab. Chiffrage &amp; BIM 5D BTP (Gemma 4 12B local, Gemini, BAEL 91 déterministe).</w:t>
+              <w:t>Candidat officiel Google Africa Applied AI Lab. Développé sous Google Antigravity (Gemma 4 12B, Gemini, BAEL 91).</w:t>
             </w:r>
           </w:p>
           <w:p>
             <w:pPr>
-              <w:spacing w:before="0" w:after="12" w:line="250" w:lineRule="auto"/>
+              <w:spacing w:before="0" w:after="10" w:line="250" w:lineRule="auto"/>
               <w:ind w:left="115"/>
             </w:pPr>
             <w:r>
@@ -768,7 +780,7 @@
           </w:p>
           <w:p>
             <w:pPr>
-              <w:spacing w:before="44" w:after="8"/>
+              <w:spacing w:before="40" w:after="8"/>
             </w:pPr>
             <w:r>
               <w:rPr>
@@ -789,7 +801,7 @@
           </w:p>
           <w:p>
             <w:pPr>
-              <w:spacing w:before="0" w:after="12" w:line="250" w:lineRule="auto"/>
+              <w:spacing w:before="0" w:after="10" w:line="250" w:lineRule="auto"/>
               <w:ind w:left="115"/>
             </w:pPr>
             <w:r>
@@ -805,12 +817,12 @@
                 <w:color w:val="334155"/>
                 <w:sz w:val="14"/>
               </w:rPr>
-              <w:t>Système souverain DMI (Univ. Ngaoundéré) : 470 thèses, 19 projets M1, graphe Neo4j 1 366 nœuds / 3 833 relations.</w:t>
+              <w:t>Système souverain DMI (Univ. Ngaoundéré) sous Google Antigravity : 470 thèses, 19 projets M1, graphe Neo4j 1 366 nœuds.</w:t>
             </w:r>
           </w:p>
           <w:p>
             <w:pPr>
-              <w:spacing w:before="0" w:after="12" w:line="250" w:lineRule="auto"/>
+              <w:spacing w:before="0" w:after="10" w:line="250" w:lineRule="auto"/>
               <w:ind w:left="115"/>
             </w:pPr>
             <w:r>
@@ -831,7 +843,7 @@
           </w:p>
           <w:p>
             <w:pPr>
-              <w:spacing w:before="44" w:after="8"/>
+              <w:spacing w:before="40" w:after="8"/>
             </w:pPr>
             <w:r>
               <w:rPr>
@@ -852,7 +864,7 @@
           </w:p>
           <w:p>
             <w:pPr>
-              <w:spacing w:before="0" w:after="12" w:line="250" w:lineRule="auto"/>
+              <w:spacing w:before="0" w:after="10" w:line="250" w:lineRule="auto"/>
               <w:ind w:left="115"/>
             </w:pPr>
             <w:r>
@@ -873,7 +885,7 @@
           </w:p>
           <w:p>
             <w:pPr>
-              <w:spacing w:before="0" w:after="12" w:line="250" w:lineRule="auto"/>
+              <w:spacing w:before="0" w:after="10" w:line="250" w:lineRule="auto"/>
               <w:ind w:left="115"/>
             </w:pPr>
             <w:r>
@@ -894,7 +906,7 @@
           </w:p>
           <w:p>
             <w:pPr>
-              <w:spacing w:before="44" w:after="8"/>
+              <w:spacing w:before="40" w:after="8"/>
             </w:pPr>
             <w:r>
               <w:rPr>
@@ -915,7 +927,7 @@
           </w:p>
           <w:p>
             <w:pPr>
-              <w:spacing w:before="0" w:after="12" w:line="250" w:lineRule="auto"/>
+              <w:spacing w:before="0" w:after="10" w:line="250" w:lineRule="auto"/>
               <w:ind w:left="115"/>
             </w:pPr>
             <w:r>
@@ -931,12 +943,12 @@
                 <w:color w:val="334155"/>
                 <w:sz w:val="14"/>
               </w:rPr>
-              <w:t>Dataset Automator : Usine MLOps TabFM &amp; BigQuery DataFrames avec surveillance Data Drift (KS/PSI) et conformité EU AI Act.</w:t>
+              <w:t>Dataset Automator : Usine MLOps sous Google Antigravity (TabFM, BigQuery DataFrames, Data Drift KS/PSI, EU AI Act).</w:t>
             </w:r>
           </w:p>
           <w:p>
             <w:pPr>
-              <w:spacing w:before="0" w:after="12" w:line="250" w:lineRule="auto"/>
+              <w:spacing w:before="0" w:after="10" w:line="250" w:lineRule="auto"/>
               <w:ind w:left="115"/>
             </w:pPr>
             <w:r>
@@ -957,7 +969,7 @@
           </w:p>
           <w:p>
             <w:pPr>
-              <w:spacing w:before="90" w:after="24"/>
+              <w:spacing w:before="84" w:after="24"/>
             </w:pPr>
             <w:r>
               <w:rPr>
@@ -979,7 +991,7 @@
           </w:p>
           <w:p>
             <w:pPr>
-              <w:spacing w:before="44" w:after="8"/>
+              <w:spacing w:before="40" w:after="8"/>
             </w:pPr>
             <w:r>
               <w:rPr>
@@ -1000,7 +1012,7 @@
           </w:p>
           <w:p>
             <w:pPr>
-              <w:spacing w:before="0" w:after="12"/>
+              <w:spacing w:before="0" w:after="10"/>
             </w:pPr>
             <w:r>
               <w:rPr>
@@ -1013,7 +1025,7 @@
           </w:p>
           <w:p>
             <w:pPr>
-              <w:spacing w:before="0" w:after="12" w:line="250" w:lineRule="auto"/>
+              <w:spacing w:before="0" w:after="10" w:line="250" w:lineRule="auto"/>
               <w:ind w:left="115"/>
             </w:pPr>
             <w:r>
@@ -1034,7 +1046,7 @@
           </w:p>
           <w:p>
             <w:pPr>
-              <w:spacing w:before="0" w:after="12" w:line="250" w:lineRule="auto"/>
+              <w:spacing w:before="0" w:after="10" w:line="250" w:lineRule="auto"/>
               <w:ind w:left="115"/>
             </w:pPr>
             <w:r>
@@ -1055,7 +1067,7 @@
           </w:p>
           <w:p>
             <w:pPr>
-              <w:spacing w:before="44" w:after="8"/>
+              <w:spacing w:before="40" w:after="8"/>
             </w:pPr>
             <w:r>
               <w:rPr>
@@ -1076,7 +1088,7 @@
           </w:p>
           <w:p>
             <w:pPr>
-              <w:spacing w:before="0" w:after="12"/>
+              <w:spacing w:before="0" w:after="10"/>
             </w:pPr>
             <w:r>
               <w:rPr>
@@ -1089,7 +1101,7 @@
           </w:p>
           <w:p>
             <w:pPr>
-              <w:spacing w:before="0" w:after="12" w:line="250" w:lineRule="auto"/>
+              <w:spacing w:before="0" w:after="10" w:line="250" w:lineRule="auto"/>
               <w:ind w:left="115"/>
             </w:pPr>
             <w:r>
@@ -1110,7 +1122,7 @@
           </w:p>
           <w:p>
             <w:pPr>
-              <w:spacing w:before="0" w:after="12" w:line="250" w:lineRule="auto"/>
+              <w:spacing w:before="0" w:after="10" w:line="250" w:lineRule="auto"/>
               <w:ind w:left="115"/>
             </w:pPr>
             <w:r>
@@ -1131,7 +1143,7 @@
           </w:p>
           <w:p>
             <w:pPr>
-              <w:spacing w:before="90" w:after="24"/>
+              <w:spacing w:before="84" w:after="24"/>
             </w:pPr>
             <w:r>
               <w:rPr>
@@ -1153,7 +1165,7 @@
           </w:p>
           <w:p>
             <w:pPr>
-              <w:spacing w:before="44" w:after="8"/>
+              <w:spacing w:before="40" w:after="8"/>
             </w:pPr>
             <w:r>
               <w:rPr>
@@ -1195,7 +1207,7 @@
           </w:p>
           <w:p>
             <w:pPr>
-              <w:spacing w:before="0" w:after="16" w:line="250" w:lineRule="auto"/>
+              <w:spacing w:before="0" w:after="12" w:line="250" w:lineRule="auto"/>
             </w:pPr>
             <w:r>
               <w:rPr>
@@ -1207,7 +1219,7 @@
           </w:p>
           <w:p>
             <w:pPr>
-              <w:spacing w:before="44" w:after="8"/>
+              <w:spacing w:before="40" w:after="8"/>
             </w:pPr>
             <w:r>
               <w:rPr>
@@ -1241,7 +1253,7 @@
           </w:p>
           <w:p>
             <w:pPr>
-              <w:spacing w:before="0" w:after="16" w:line="250" w:lineRule="auto"/>
+              <w:spacing w:before="0" w:after="12" w:line="250" w:lineRule="auto"/>
             </w:pPr>
             <w:r>
               <w:rPr>
@@ -1253,7 +1265,7 @@
           </w:p>
           <w:p>
             <w:pPr>
-              <w:spacing w:before="90" w:after="24"/>
+              <w:spacing w:before="84" w:after="24"/>
             </w:pPr>
             <w:r>
               <w:rPr>
@@ -1306,7 +1318,7 @@
                 <w:color w:val="334155"/>
                 <w:sz w:val="14"/>
               </w:rPr>
-              <w:t>Dataset Automator v4.0 (TabFM, WIT, bigframes, MCT).</w:t>
+              <w:t>Dataset Automator v4.0 conçu sous Google Antigravity (TabFM, WIT, bigframes, MCT).</w:t>
             </w:r>
           </w:p>
         </w:tc>

--- a/KOA_MARIE_GERVAIS_NELLY_CV_FR.docx
+++ b/KOA_MARIE_GERVAIS_NELLY_CV_FR.docx
@@ -23,17 +23,17 @@
       </w:tblGrid>
       <w:tr>
         <w:trPr>
-          <w:trHeight w:val="16100" w:hRule="atLeast"/>
+          <w:trHeight w:val="16837" w:hRule="exact"/>
         </w:trPr>
         <w:tc>
           <w:tcPr>
             <w:tcW w:type="dxa" w:w="3744"/>
             <w:shd w:fill="0F172A"/>
             <w:tcMar>
-              <w:top w:w="200" w:type="dxa"/>
-              <w:bottom w:w="140" w:type="dxa"/>
-              <w:left w:w="320" w:type="dxa"/>
-              <w:right w:w="160" w:type="dxa"/>
+              <w:top w:w="280" w:type="dxa"/>
+              <w:bottom w:w="280" w:type="dxa"/>
+              <w:left w:w="600" w:type="dxa"/>
+              <w:right w:w="500" w:type="dxa"/>
             </w:tcMar>
           </w:tcPr>
           <w:p/>
@@ -49,13 +49,13 @@
             <w:tr>
               <w:tc>
                 <w:tcPr>
-                  <w:tcW w:type="dxa" w:w="1944"/>
-                  <w:shd w:fill="1E293B"/>
+                  <w:tcW w:type="dxa" w:w="2232"/>
+                  <w:shd w:fill="1E3A5F"/>
                   <w:tcMar>
-                    <w:top w:w="20" w:type="dxa"/>
-                    <w:bottom w:w="20" w:type="dxa"/>
-                    <w:left w:w="20" w:type="dxa"/>
-                    <w:right w:w="20" w:type="dxa"/>
+                    <w:top w:w="16" w:type="dxa"/>
+                    <w:bottom w:w="16" w:type="dxa"/>
+                    <w:left w:w="16" w:type="dxa"/>
+                    <w:right w:w="16" w:type="dxa"/>
                   </w:tcMar>
                 </w:tcPr>
                 <w:p>
@@ -66,7 +66,7 @@
                   <w:r>
                     <w:drawing>
                       <wp:inline xmlns:a="http://schemas.openxmlformats.org/drawingml/2006/main" xmlns:pic="http://schemas.openxmlformats.org/drawingml/2006/picture">
-                        <wp:extent cx="1115568" cy="1115568"/>
+                        <wp:extent cx="1371600" cy="1371600"/>
                         <wp:docPr id="1" name="Picture 1"/>
                         <wp:cNvGraphicFramePr>
                           <a:graphicFrameLocks noChangeAspect="1"/>
@@ -87,7 +87,7 @@
                               <pic:spPr>
                                 <a:xfrm>
                                   <a:off x="0" y="0"/>
-                                  <a:ext cx="1115568" cy="1115568"/>
+                                  <a:ext cx="1371600" cy="1371600"/>
                                 </a:xfrm>
                                 <a:prstGeom prst="rect"/>
                               </pic:spPr>
@@ -104,506 +104,632 @@
           <w:p/>
           <w:p>
             <w:pPr>
-              <w:spacing w:before="90" w:after="24"/>
+              <w:spacing w:before="0" w:after="0"/>
+            </w:pPr>
+            <w:r/>
+          </w:p>
+          <w:p>
+            <w:pPr>
+              <w:spacing w:before="140" w:after="0"/>
             </w:pPr>
             <w:r>
               <w:rPr>
-                <w:rFonts w:ascii="Segoe UI Semibold" w:hAnsi="Segoe UI Semibold"/>
+                <w:rFonts w:ascii="Segoe UI" w:hAnsi="Segoe UI"/>
                 <w:b/>
                 <w:color w:val="38BDF8"/>
-                <w:sz w:val="15"/>
+                <w:sz w:val="17"/>
               </w:rPr>
               <w:t>CONTACT &amp; PROFILS</w:t>
             </w:r>
           </w:p>
           <w:p>
             <w:pPr>
-              <w:spacing w:before="0" w:after="18" w:line="252" w:lineRule="auto"/>
+              <w:spacing w:before="20" w:after="60"/>
+            </w:pPr>
+            <w:r>
+              <w:rPr>
+                <w:color w:val="0284C7"/>
+                <w:sz w:val="10"/>
+              </w:rPr>
+              <w:t>━━━━━━━━━━━━━━━━━━━━━━</w:t>
+            </w:r>
+          </w:p>
+          <w:p>
+            <w:pPr>
+              <w:spacing w:before="0" w:after="44" w:line="264" w:lineRule="auto"/>
             </w:pPr>
             <w:r>
               <w:rPr>
                 <w:color w:val="F8FAFC"/>
-                <w:sz w:val="14"/>
+                <w:sz w:val="15"/>
               </w:rPr>
               <w:t>✉  magenel85@gmail.com</w:t>
             </w:r>
           </w:p>
           <w:p>
             <w:pPr>
-              <w:spacing w:before="0" w:after="18" w:line="252" w:lineRule="auto"/>
+              <w:spacing w:before="0" w:after="44" w:line="264" w:lineRule="auto"/>
             </w:pPr>
             <w:r>
               <w:rPr>
                 <w:color w:val="F8FAFC"/>
-                <w:sz w:val="14"/>
+                <w:sz w:val="15"/>
               </w:rPr>
               <w:t>✆  +237 695 35 34 02</w:t>
             </w:r>
           </w:p>
           <w:p>
             <w:pPr>
-              <w:spacing w:before="0" w:after="18" w:line="252" w:lineRule="auto"/>
+              <w:spacing w:before="0" w:after="44" w:line="264" w:lineRule="auto"/>
             </w:pPr>
             <w:r>
               <w:rPr>
                 <w:color w:val="F8FAFC"/>
-                <w:sz w:val="14"/>
+                <w:sz w:val="15"/>
               </w:rPr>
               <w:t>⌂  Douala / Ngaoundéré, CM</w:t>
             </w:r>
           </w:p>
           <w:p>
             <w:pPr>
-              <w:spacing w:before="0" w:after="18" w:line="252" w:lineRule="auto"/>
+              <w:spacing w:before="0" w:after="44" w:line="264" w:lineRule="auto"/>
             </w:pPr>
             <w:r>
               <w:rPr>
                 <w:color w:val="F8FAFC"/>
-                <w:sz w:val="14"/>
+                <w:sz w:val="15"/>
+              </w:rPr>
+              <w:t>⚡  devpost.com/magenel85</w:t>
+            </w:r>
+          </w:p>
+          <w:p>
+            <w:pPr>
+              <w:spacing w:before="0" w:after="44" w:line="264" w:lineRule="auto"/>
+            </w:pPr>
+            <w:r>
+              <w:rPr>
+                <w:color w:val="F8FAFC"/>
+                <w:sz w:val="15"/>
               </w:rPr>
               <w:t>🌐  github.com/gervais-afk</w:t>
             </w:r>
           </w:p>
           <w:p>
             <w:pPr>
-              <w:spacing w:before="0" w:after="18" w:line="252" w:lineRule="auto"/>
+              <w:spacing w:before="0" w:after="44" w:line="264" w:lineRule="auto"/>
             </w:pPr>
             <w:r>
               <w:rPr>
                 <w:color w:val="F8FAFC"/>
-                <w:sz w:val="14"/>
+                <w:sz w:val="15"/>
               </w:rPr>
               <w:t>💼  linkedin.com/in/marie-gervais-koa</w:t>
             </w:r>
           </w:p>
           <w:p>
             <w:pPr>
-              <w:spacing w:before="0" w:after="18" w:line="252" w:lineRule="auto"/>
+              <w:spacing w:before="0" w:after="44" w:line="264" w:lineRule="auto"/>
             </w:pPr>
             <w:r>
               <w:rPr>
                 <w:color w:val="F8FAFC"/>
-                <w:sz w:val="14"/>
-              </w:rPr>
-              <w:t>⚡  devpost.com/magenel85</w:t>
-            </w:r>
-          </w:p>
-          <w:p>
-            <w:pPr>
-              <w:spacing w:before="0" w:after="18" w:line="252" w:lineRule="auto"/>
-            </w:pPr>
-            <w:r>
-              <w:rPr>
-                <w:color w:val="F8FAFC"/>
-                <w:sz w:val="14"/>
+                <w:sz w:val="15"/>
               </w:rPr>
               <w:t>🏅  Google Developer Program</w:t>
             </w:r>
           </w:p>
           <w:p>
             <w:pPr>
-              <w:spacing w:before="90" w:after="24"/>
+              <w:spacing w:before="0" w:after="0"/>
+            </w:pPr>
+            <w:r/>
+          </w:p>
+          <w:p>
+            <w:pPr>
+              <w:spacing w:before="140" w:after="0"/>
             </w:pPr>
             <w:r>
               <w:rPr>
-                <w:rFonts w:ascii="Segoe UI Semibold" w:hAnsi="Segoe UI Semibold"/>
+                <w:rFonts w:ascii="Segoe UI" w:hAnsi="Segoe UI"/>
                 <w:b/>
                 <w:color w:val="38BDF8"/>
-                <w:sz w:val="15"/>
+                <w:sz w:val="17"/>
               </w:rPr>
               <w:t>IA &amp; LLM STACK</w:t>
             </w:r>
           </w:p>
           <w:p>
             <w:pPr>
-              <w:spacing w:before="0" w:after="18" w:line="252" w:lineRule="auto"/>
+              <w:spacing w:before="20" w:after="60"/>
+            </w:pPr>
+            <w:r>
+              <w:rPr>
+                <w:color w:val="0284C7"/>
+                <w:sz w:val="10"/>
+              </w:rPr>
+              <w:t>━━━━━━━━━━━━━━━━━━━━━━</w:t>
+            </w:r>
+          </w:p>
+          <w:p>
+            <w:pPr>
+              <w:spacing w:before="0" w:after="44" w:line="264" w:lineRule="auto"/>
             </w:pPr>
             <w:r>
               <w:rPr>
                 <w:color w:val="F8FAFC"/>
-                <w:sz w:val="14"/>
+                <w:sz w:val="15"/>
               </w:rPr>
-              <w:t>Google Antigravity IDE ■ ■ ■ ■ ■</w:t>
+              <w:t>Google Antigravity IDE  ■ ■ ■ ■ ■</w:t>
             </w:r>
           </w:p>
           <w:p>
             <w:pPr>
-              <w:spacing w:before="0" w:after="18" w:line="252" w:lineRule="auto"/>
+              <w:spacing w:before="0" w:after="44" w:line="264" w:lineRule="auto"/>
             </w:pPr>
             <w:r>
               <w:rPr>
                 <w:color w:val="F8FAFC"/>
-                <w:sz w:val="14"/>
+                <w:sz w:val="15"/>
               </w:rPr>
-              <w:t>Google Gemma 4 (12B) ■ ■ ■ ■ ■</w:t>
+              <w:t>Google Gemma 4 (12B)    ■ ■ ■ ■ ■</w:t>
             </w:r>
           </w:p>
           <w:p>
             <w:pPr>
-              <w:spacing w:before="0" w:after="18" w:line="252" w:lineRule="auto"/>
+              <w:spacing w:before="0" w:after="44" w:line="264" w:lineRule="auto"/>
             </w:pPr>
             <w:r>
               <w:rPr>
                 <w:color w:val="F8FAFC"/>
-                <w:sz w:val="14"/>
+                <w:sz w:val="15"/>
               </w:rPr>
-              <w:t>Gemini 2.5 / 1.5 Pro ■ ■ ■ ■ ■</w:t>
+              <w:t>Gemini 2.5 / 1.5 Pro    ■ ■ ■ ■ ■</w:t>
             </w:r>
           </w:p>
           <w:p>
             <w:pPr>
-              <w:spacing w:before="0" w:after="18" w:line="252" w:lineRule="auto"/>
+              <w:spacing w:before="0" w:after="44" w:line="264" w:lineRule="auto"/>
             </w:pPr>
             <w:r>
               <w:rPr>
                 <w:color w:val="F8FAFC"/>
-                <w:sz w:val="14"/>
+                <w:sz w:val="15"/>
               </w:rPr>
-              <w:t>Google TabFM (Tabular)■ ■ ■ ■ ■</w:t>
+              <w:t>Google TabFM (Tabular)  ■ ■ ■ ■ ■</w:t>
             </w:r>
           </w:p>
           <w:p>
             <w:pPr>
-              <w:spacing w:before="0" w:after="18" w:line="252" w:lineRule="auto"/>
+              <w:spacing w:before="0" w:after="44" w:line="264" w:lineRule="auto"/>
             </w:pPr>
             <w:r>
               <w:rPr>
                 <w:color w:val="F8FAFC"/>
-                <w:sz w:val="14"/>
+                <w:sz w:val="15"/>
               </w:rPr>
-              <w:t>LangGraph Multi-Agents■ ■ ■ ■ ■</w:t>
+              <w:t>LangGraph Multi-Agents  ■ ■ ■ ■ ■</w:t>
             </w:r>
           </w:p>
           <w:p>
             <w:pPr>
-              <w:spacing w:before="0" w:after="18" w:line="252" w:lineRule="auto"/>
+              <w:spacing w:before="0" w:after="44" w:line="264" w:lineRule="auto"/>
             </w:pPr>
             <w:r>
               <w:rPr>
                 <w:color w:val="F8FAFC"/>
-                <w:sz w:val="14"/>
+                <w:sz w:val="15"/>
               </w:rPr>
-              <w:t>Firebase Genkit      ■ ■ ■ ■ ■</w:t>
+              <w:t>Firebase Genkit         ■ ■ ■ ■ ■</w:t>
             </w:r>
           </w:p>
           <w:p>
             <w:pPr>
-              <w:spacing w:before="0" w:after="18" w:line="252" w:lineRule="auto"/>
+              <w:spacing w:before="0" w:after="44" w:line="264" w:lineRule="auto"/>
             </w:pPr>
             <w:r>
               <w:rPr>
                 <w:color w:val="F8FAFC"/>
-                <w:sz w:val="14"/>
+                <w:sz w:val="15"/>
               </w:rPr>
-              <w:t>Neo4j GraphRAG (N10S)■ ■ ■ ■ ■</w:t>
+              <w:t>Neo4j GraphRAG — Agent K1  ■ ■ ■ ■ ■</w:t>
             </w:r>
           </w:p>
           <w:p>
             <w:pPr>
-              <w:spacing w:before="90" w:after="24"/>
+              <w:spacing w:before="0" w:after="0"/>
+            </w:pPr>
+            <w:r/>
+          </w:p>
+          <w:p>
+            <w:pPr>
+              <w:spacing w:before="140" w:after="0"/>
             </w:pPr>
             <w:r>
               <w:rPr>
-                <w:rFonts w:ascii="Segoe UI Semibold" w:hAnsi="Segoe UI Semibold"/>
+                <w:rFonts w:ascii="Segoe UI" w:hAnsi="Segoe UI"/>
                 <w:b/>
                 <w:color w:val="38BDF8"/>
-                <w:sz w:val="15"/>
+                <w:sz w:val="17"/>
               </w:rPr>
               <w:t>DATA &amp; GRAPHES</w:t>
             </w:r>
           </w:p>
           <w:p>
             <w:pPr>
-              <w:spacing w:before="0" w:after="18" w:line="252" w:lineRule="auto"/>
+              <w:spacing w:before="20" w:after="60"/>
+            </w:pPr>
+            <w:r>
+              <w:rPr>
+                <w:color w:val="0284C7"/>
+                <w:sz w:val="10"/>
+              </w:rPr>
+              <w:t>━━━━━━━━━━━━━━━━━━━━━━</w:t>
+            </w:r>
+          </w:p>
+          <w:p>
+            <w:pPr>
+              <w:spacing w:before="0" w:after="44" w:line="264" w:lineRule="auto"/>
             </w:pPr>
             <w:r>
               <w:rPr>
                 <w:color w:val="F8FAFC"/>
-                <w:sz w:val="14"/>
+                <w:sz w:val="15"/>
               </w:rPr>
-              <w:t>Neo4j / Cypher Graph ■ ■ ■ ■ ■</w:t>
+              <w:t>Neo4j / Cypher Graph    ■ ■ ■ ■ ■</w:t>
             </w:r>
           </w:p>
           <w:p>
             <w:pPr>
-              <w:spacing w:before="0" w:after="18" w:line="252" w:lineRule="auto"/>
+              <w:spacing w:before="0" w:after="44" w:line="264" w:lineRule="auto"/>
             </w:pPr>
             <w:r>
               <w:rPr>
                 <w:color w:val="F8FAFC"/>
-                <w:sz w:val="14"/>
+                <w:sz w:val="15"/>
               </w:rPr>
-              <w:t>PostgreSQL / pgvector■ ■ ■ ■ ■</w:t>
+              <w:t>PostgreSQL / pgvector   ■ ■ ■ ■ ■</w:t>
             </w:r>
           </w:p>
           <w:p>
             <w:pPr>
-              <w:spacing w:before="0" w:after="18" w:line="252" w:lineRule="auto"/>
+              <w:spacing w:before="0" w:after="44" w:line="264" w:lineRule="auto"/>
             </w:pPr>
             <w:r>
               <w:rPr>
                 <w:color w:val="F8FAFC"/>
-                <w:sz w:val="14"/>
+                <w:sz w:val="15"/>
               </w:rPr>
-              <w:t>Google BigQuery Data ■ ■ ■ ■ □</w:t>
+              <w:t>Google BigQuery         ■ ■ ■ ■ □</w:t>
             </w:r>
           </w:p>
           <w:p>
             <w:pPr>
-              <w:spacing w:before="0" w:after="18" w:line="252" w:lineRule="auto"/>
+              <w:spacing w:before="0" w:after="44" w:line="264" w:lineRule="auto"/>
             </w:pPr>
             <w:r>
               <w:rPr>
                 <w:color w:val="F8FAFC"/>
-                <w:sz w:val="14"/>
+                <w:sz w:val="15"/>
               </w:rPr>
-              <w:t>Supabase Realtime    ■ ■ ■ ■ □</w:t>
+              <w:t>Supabase Realtime       ■ ■ ■ ■ □</w:t>
             </w:r>
           </w:p>
           <w:p>
             <w:pPr>
-              <w:spacing w:before="0" w:after="18" w:line="252" w:lineRule="auto"/>
+              <w:spacing w:before="0" w:after="44" w:line="264" w:lineRule="auto"/>
             </w:pPr>
             <w:r>
               <w:rPr>
                 <w:color w:val="F8FAFC"/>
-                <w:sz w:val="14"/>
+                <w:sz w:val="15"/>
               </w:rPr>
-              <w:t>Pandas / NumPy ETL   ■ ■ ■ ■ ■</w:t>
+              <w:t>Pandas / NumPy ETL      ■ ■ ■ ■ ■</w:t>
             </w:r>
           </w:p>
           <w:p>
             <w:pPr>
-              <w:spacing w:before="90" w:after="24"/>
+              <w:spacing w:before="0" w:after="0"/>
+            </w:pPr>
+            <w:r/>
+          </w:p>
+          <w:p>
+            <w:pPr>
+              <w:spacing w:before="140" w:after="0"/>
             </w:pPr>
             <w:r>
               <w:rPr>
-                <w:rFonts w:ascii="Segoe UI Semibold" w:hAnsi="Segoe UI Semibold"/>
+                <w:rFonts w:ascii="Segoe UI" w:hAnsi="Segoe UI"/>
                 <w:b/>
                 <w:color w:val="38BDF8"/>
-                <w:sz w:val="15"/>
+                <w:sz w:val="17"/>
               </w:rPr>
               <w:t>DEV &amp; MLOPS</w:t>
             </w:r>
           </w:p>
           <w:p>
             <w:pPr>
-              <w:spacing w:before="0" w:after="18" w:line="252" w:lineRule="auto"/>
+              <w:spacing w:before="20" w:after="60"/>
+            </w:pPr>
+            <w:r>
+              <w:rPr>
+                <w:color w:val="0284C7"/>
+                <w:sz w:val="10"/>
+              </w:rPr>
+              <w:t>━━━━━━━━━━━━━━━━━━━━━━</w:t>
+            </w:r>
+          </w:p>
+          <w:p>
+            <w:pPr>
+              <w:spacing w:before="0" w:after="44" w:line="264" w:lineRule="auto"/>
             </w:pPr>
             <w:r>
               <w:rPr>
                 <w:color w:val="F8FAFC"/>
-                <w:sz w:val="14"/>
+                <w:sz w:val="15"/>
               </w:rPr>
-              <w:t>Python (3.11+ MLOps) ■ ■ ■ ■ ■</w:t>
+              <w:t>Python 3.11+ / MLOps    ■ ■ ■ ■ ■</w:t>
             </w:r>
           </w:p>
           <w:p>
             <w:pPr>
-              <w:spacing w:before="0" w:after="18" w:line="252" w:lineRule="auto"/>
+              <w:spacing w:before="0" w:after="44" w:line="264" w:lineRule="auto"/>
             </w:pPr>
             <w:r>
               <w:rPr>
                 <w:color w:val="F8FAFC"/>
-                <w:sz w:val="14"/>
+                <w:sz w:val="15"/>
               </w:rPr>
-              <w:t>FastAPI / Next.js 14 ■ ■ ■ ■ □</w:t>
+              <w:t>FastAPI / Next.js 14    ■ ■ ■ ■ □</w:t>
             </w:r>
           </w:p>
           <w:p>
             <w:pPr>
-              <w:spacing w:before="0" w:after="18" w:line="252" w:lineRule="auto"/>
+              <w:spacing w:before="0" w:after="44" w:line="264" w:lineRule="auto"/>
             </w:pPr>
             <w:r>
               <w:rPr>
                 <w:color w:val="F8FAFC"/>
-                <w:sz w:val="14"/>
+                <w:sz w:val="15"/>
               </w:rPr>
-              <w:t>MLflow &amp; Data Drift  ■ ■ ■ ■ □</w:t>
+              <w:t>MLflow &amp; Data Drift     ■ ■ ■ ■ □</w:t>
             </w:r>
           </w:p>
           <w:p>
             <w:pPr>
-              <w:spacing w:before="0" w:after="18" w:line="252" w:lineRule="auto"/>
+              <w:spacing w:before="0" w:after="44" w:line="264" w:lineRule="auto"/>
             </w:pPr>
             <w:r>
               <w:rPr>
                 <w:color w:val="F8FAFC"/>
-                <w:sz w:val="14"/>
+                <w:sz w:val="15"/>
               </w:rPr>
-              <w:t>SHAP Sentinel Audit  ■ ■ ■ ■ ■</w:t>
+              <w:t>SHAP Sentinel Audit     ■ ■ ■ ■ ■</w:t>
             </w:r>
           </w:p>
           <w:p>
             <w:pPr>
-              <w:spacing w:before="0" w:after="18" w:line="252" w:lineRule="auto"/>
+              <w:spacing w:before="0" w:after="44" w:line="264" w:lineRule="auto"/>
             </w:pPr>
             <w:r>
               <w:rPr>
                 <w:color w:val="F8FAFC"/>
-                <w:sz w:val="14"/>
+                <w:sz w:val="15"/>
               </w:rPr>
-              <w:t>Docker &amp; Streamlit   ■ ■ ■ ■ ■</w:t>
+              <w:t>Docker &amp; Streamlit      ■ ■ ■ ■ ■</w:t>
             </w:r>
           </w:p>
           <w:p>
             <w:pPr>
-              <w:spacing w:before="0" w:after="18" w:line="252" w:lineRule="auto"/>
+              <w:spacing w:before="0" w:after="44" w:line="264" w:lineRule="auto"/>
             </w:pPr>
             <w:r>
               <w:rPr>
                 <w:color w:val="F8FAFC"/>
-                <w:sz w:val="14"/>
+                <w:sz w:val="15"/>
               </w:rPr>
-              <w:t>IfcOpenShell (5D BIM)■ ■ ■ ■ □</w:t>
+              <w:t>IfcOpenShell (5D BIM)   ■ ■ ■ ■ □</w:t>
             </w:r>
           </w:p>
           <w:p>
             <w:pPr>
-              <w:spacing w:before="90" w:after="24"/>
+              <w:spacing w:before="0" w:after="0"/>
+            </w:pPr>
+            <w:r/>
+          </w:p>
+          <w:p>
+            <w:pPr>
+              <w:spacing w:before="140" w:after="0"/>
             </w:pPr>
             <w:r>
               <w:rPr>
-                <w:rFonts w:ascii="Segoe UI Semibold" w:hAnsi="Segoe UI Semibold"/>
+                <w:rFonts w:ascii="Segoe UI" w:hAnsi="Segoe UI"/>
                 <w:b/>
                 <w:color w:val="38BDF8"/>
-                <w:sz w:val="15"/>
+                <w:sz w:val="17"/>
               </w:rPr>
               <w:t>SÉCURITÉ &amp; AUDIT</w:t>
             </w:r>
           </w:p>
           <w:p>
             <w:pPr>
-              <w:spacing w:before="0" w:after="18" w:line="252" w:lineRule="auto"/>
+              <w:spacing w:before="20" w:after="60"/>
+            </w:pPr>
+            <w:r>
+              <w:rPr>
+                <w:color w:val="0284C7"/>
+                <w:sz w:val="10"/>
+              </w:rPr>
+              <w:t>━━━━━━━━━━━━━━━━━━━━━━</w:t>
+            </w:r>
+          </w:p>
+          <w:p>
+            <w:pPr>
+              <w:spacing w:before="0" w:after="44" w:line="264" w:lineRule="auto"/>
             </w:pPr>
             <w:r>
               <w:rPr>
                 <w:color w:val="F8FAFC"/>
-                <w:sz w:val="14"/>
+                <w:sz w:val="15"/>
               </w:rPr>
-              <w:t>◈ Quorum 4 Yeux (KOA+AZIZ)</w:t>
+              <w:t>◈ Gouvernance Quorum 4 Yeux</w:t>
             </w:r>
           </w:p>
           <w:p>
             <w:pPr>
-              <w:spacing w:before="0" w:after="18" w:line="252" w:lineRule="auto"/>
+              <w:spacing w:before="0" w:after="44" w:line="264" w:lineRule="auto"/>
             </w:pPr>
             <w:r>
               <w:rPr>
                 <w:color w:val="F8FAFC"/>
-                <w:sz w:val="14"/>
+                <w:sz w:val="15"/>
               </w:rPr>
               <w:t>◈ OKF v0.2 SHA-256 No-LLM</w:t>
             </w:r>
           </w:p>
           <w:p>
             <w:pPr>
-              <w:spacing w:before="0" w:after="18" w:line="252" w:lineRule="auto"/>
+              <w:spacing w:before="0" w:after="44" w:line="264" w:lineRule="auto"/>
             </w:pPr>
             <w:r>
               <w:rPr>
                 <w:color w:val="F8FAFC"/>
-                <w:sz w:val="14"/>
+                <w:sz w:val="15"/>
               </w:rPr>
               <w:t>◈ EU AI Act (RSASSA-PSS)</w:t>
             </w:r>
           </w:p>
           <w:p>
             <w:pPr>
-              <w:spacing w:before="0" w:after="18" w:line="252" w:lineRule="auto"/>
+              <w:spacing w:before="0" w:after="44" w:line="264" w:lineRule="auto"/>
             </w:pPr>
             <w:r>
               <w:rPr>
                 <w:color w:val="F8FAFC"/>
-                <w:sz w:val="14"/>
+                <w:sz w:val="15"/>
               </w:rPr>
               <w:t>◈ Cadre AVSEC (Annexe 17 OACI)</w:t>
             </w:r>
           </w:p>
           <w:p>
             <w:pPr>
-              <w:spacing w:before="90" w:after="24"/>
+              <w:spacing w:before="0" w:after="0"/>
+            </w:pPr>
+            <w:r/>
+          </w:p>
+          <w:p>
+            <w:pPr>
+              <w:spacing w:before="140" w:after="0"/>
             </w:pPr>
             <w:r>
               <w:rPr>
-                <w:rFonts w:ascii="Segoe UI Semibold" w:hAnsi="Segoe UI Semibold"/>
+                <w:rFonts w:ascii="Segoe UI" w:hAnsi="Segoe UI"/>
                 <w:b/>
                 <w:color w:val="38BDF8"/>
-                <w:sz w:val="15"/>
+                <w:sz w:val="17"/>
               </w:rPr>
               <w:t>LANGUES</w:t>
             </w:r>
           </w:p>
           <w:p>
             <w:pPr>
-              <w:spacing w:before="0" w:after="18" w:line="252" w:lineRule="auto"/>
+              <w:spacing w:before="20" w:after="60"/>
+            </w:pPr>
+            <w:r>
+              <w:rPr>
+                <w:color w:val="0284C7"/>
+                <w:sz w:val="10"/>
+              </w:rPr>
+              <w:t>━━━━━━━━━━━━━━━━━━━━━━</w:t>
+            </w:r>
+          </w:p>
+          <w:p>
+            <w:pPr>
+              <w:spacing w:before="0" w:after="44" w:line="264" w:lineRule="auto"/>
             </w:pPr>
             <w:r>
               <w:rPr>
                 <w:color w:val="F8FAFC"/>
-                <w:sz w:val="14"/>
+                <w:sz w:val="15"/>
               </w:rPr>
-              <w:t>Français (Courant / Natif)</w:t>
+              <w:t>Français  —  Courant / Natif</w:t>
             </w:r>
           </w:p>
           <w:p>
             <w:pPr>
-              <w:spacing w:before="0" w:after="18" w:line="252" w:lineRule="auto"/>
+              <w:spacing w:before="0" w:after="44" w:line="264" w:lineRule="auto"/>
             </w:pPr>
             <w:r>
               <w:rPr>
                 <w:color w:val="F8FAFC"/>
-                <w:sz w:val="14"/>
+                <w:sz w:val="15"/>
               </w:rPr>
-              <w:t>Anglais (Technique &amp; Pro)</w:t>
+              <w:t>Anglais   —  Technique &amp; Pro</w:t>
             </w:r>
           </w:p>
           <w:p>
             <w:pPr>
-              <w:spacing w:before="90" w:after="24"/>
+              <w:spacing w:before="0" w:after="0"/>
+            </w:pPr>
+            <w:r/>
+          </w:p>
+          <w:p>
+            <w:pPr>
+              <w:spacing w:before="140" w:after="0"/>
             </w:pPr>
             <w:r>
               <w:rPr>
-                <w:rFonts w:ascii="Segoe UI Semibold" w:hAnsi="Segoe UI Semibold"/>
+                <w:rFonts w:ascii="Segoe UI" w:hAnsi="Segoe UI"/>
                 <w:b/>
                 <w:color w:val="38BDF8"/>
-                <w:sz w:val="15"/>
+                <w:sz w:val="17"/>
               </w:rPr>
               <w:t>ATOUTS CLÉS</w:t>
             </w:r>
           </w:p>
           <w:p>
             <w:pPr>
-              <w:spacing w:before="0" w:after="18" w:line="252" w:lineRule="auto"/>
+              <w:spacing w:before="20" w:after="60"/>
+            </w:pPr>
+            <w:r>
+              <w:rPr>
+                <w:color w:val="0284C7"/>
+                <w:sz w:val="10"/>
+              </w:rPr>
+              <w:t>━━━━━━━━━━━━━━━━━━━━━━</w:t>
+            </w:r>
+          </w:p>
+          <w:p>
+            <w:pPr>
+              <w:spacing w:before="0" w:after="44" w:line="264" w:lineRule="auto"/>
             </w:pPr>
             <w:r>
               <w:rPr>
                 <w:color w:val="F8FAFC"/>
-                <w:sz w:val="14"/>
+                <w:sz w:val="15"/>
               </w:rPr>
               <w:t>◈ Double compétence IA &amp; BTP</w:t>
             </w:r>
           </w:p>
           <w:p>
             <w:pPr>
-              <w:spacing w:before="0" w:after="18" w:line="252" w:lineRule="auto"/>
+              <w:spacing w:before="0" w:after="44" w:line="264" w:lineRule="auto"/>
             </w:pPr>
             <w:r>
               <w:rPr>
                 <w:color w:val="F8FAFC"/>
-                <w:sz w:val="14"/>
+                <w:sz w:val="15"/>
               </w:rPr>
               <w:t>◈ Gestion de crise &amp; Sûreté (CCAA)</w:t>
             </w:r>
           </w:p>
           <w:p>
             <w:pPr>
-              <w:spacing w:before="0" w:after="18" w:line="252" w:lineRule="auto"/>
+              <w:spacing w:before="0" w:after="44" w:line="264" w:lineRule="auto"/>
             </w:pPr>
             <w:r>
               <w:rPr>
                 <w:color w:val="F8FAFC"/>
-                <w:sz w:val="14"/>
+                <w:sz w:val="15"/>
               </w:rPr>
               <w:t>◈ Rigueur mathématique &amp; Guardrails</w:t>
             </w:r>
@@ -614,60 +740,60 @@
             <w:tcW w:type="dxa" w:w="8165"/>
             <w:shd w:fill="FFFFFF"/>
             <w:tcMar>
-              <w:top w:w="200" w:type="dxa"/>
-              <w:bottom w:w="140" w:type="dxa"/>
-              <w:left w:w="200" w:type="dxa"/>
-              <w:right w:w="200" w:type="dxa"/>
+              <w:top w:w="300" w:type="dxa"/>
+              <w:bottom w:w="280" w:type="dxa"/>
+              <w:left w:w="300" w:type="dxa"/>
+              <w:right w:w="320" w:type="dxa"/>
             </w:tcMar>
           </w:tcPr>
           <w:p>
             <w:pPr>
-              <w:spacing w:before="0" w:after="20"/>
+              <w:spacing w:before="0" w:after="40"/>
             </w:pPr>
             <w:r>
               <w:rPr>
                 <w:rFonts w:ascii="Segoe UI" w:hAnsi="Segoe UI"/>
                 <w:b/>
                 <w:color w:val="0A1128"/>
-                <w:sz w:val="30"/>
+                <w:sz w:val="38"/>
               </w:rPr>
               <w:t>KOA MARIE GERVAIS NELLY</w:t>
             </w:r>
           </w:p>
           <w:p>
             <w:pPr>
-              <w:spacing w:before="0" w:after="30"/>
+              <w:spacing w:before="0" w:after="40"/>
             </w:pPr>
             <w:r>
               <w:rPr>
                 <w:b/>
                 <w:color w:val="0284C7"/>
-                <w:sz w:val="16"/>
+                <w:sz w:val="19"/>
               </w:rPr>
               <w:t>Lead AI Engineer &amp; Consultant IA / Data   │   Fondateur @ Archi Cam AI</w:t>
             </w:r>
           </w:p>
           <w:p>
             <w:pPr>
-              <w:spacing w:before="0" w:after="50"/>
+              <w:spacing w:before="0" w:after="100"/>
             </w:pPr>
             <w:r>
               <w:rPr>
                 <w:color w:val="0284C7"/>
-                <w:sz w:val="13"/>
+                <w:sz w:val="12"/>
               </w:rPr>
-              <w:t>─── ◈ ────────────────────────────────────────────────────────── ◈ ───</w:t>
+              <w:t>────────────────────────────────────────────────────────────────────────</w:t>
             </w:r>
           </w:p>
           <w:p>
             <w:pPr>
-              <w:spacing w:before="84" w:after="24"/>
+              <w:spacing w:before="160" w:after="20"/>
             </w:pPr>
             <w:r>
               <w:rPr>
                 <w:b/>
                 <w:color w:val="0284C7"/>
-                <w:sz w:val="15"/>
+                <w:sz w:val="18"/>
               </w:rPr>
               <w:t xml:space="preserve">◈  </w:t>
             </w:r>
@@ -676,32 +802,44 @@
                 <w:rFonts w:ascii="Segoe UI" w:hAnsi="Segoe UI"/>
                 <w:b/>
                 <w:color w:val="0A1128"/>
-                <w:sz w:val="17"/>
+                <w:sz w:val="21"/>
               </w:rPr>
               <w:t>RÉSUMÉ PROFESSIONNEL</w:t>
             </w:r>
           </w:p>
           <w:p>
             <w:pPr>
-              <w:spacing w:before="0" w:after="50" w:line="252" w:lineRule="auto"/>
+              <w:spacing w:before="0" w:after="80"/>
+            </w:pPr>
+            <w:r>
+              <w:rPr>
+                <w:color w:val="CBD5E1"/>
+                <w:sz w:val="11"/>
+              </w:rPr>
+              <w:t>──────────────────────────────────────────────────────────────</w:t>
+            </w:r>
+          </w:p>
+          <w:p>
+            <w:pPr>
+              <w:spacing w:before="0" w:after="80" w:line="288" w:lineRule="auto"/>
             </w:pPr>
             <w:r>
               <w:rPr>
                 <w:color w:val="334155"/>
-                <w:sz w:val="14"/>
+                <w:sz w:val="17"/>
               </w:rPr>
               <w:t>Consultant IA &amp; Lead AI Engineer (Google Developer Program Member), j'utilise Google Antigravity pour concevoir et orchestrer des systèmes d'agents autonomes neuro-symboliques, du GraphRAG (Neo4j) et des plateformes MLOps souveraines. Spécialiste des architectures déterministes et explicables, je déploie des solutions étanches sans hallucination. Fondateur d'Archi Cam AI (candidat Google Africa Applied AI Lab), j'allie méthodologie d'ingénieur BTP, rigueur mathématique et vision produit.</w:t>
             </w:r>
           </w:p>
           <w:p>
             <w:pPr>
-              <w:spacing w:before="84" w:after="24"/>
+              <w:spacing w:before="160" w:after="20"/>
             </w:pPr>
             <w:r>
               <w:rPr>
                 <w:b/>
                 <w:color w:val="0284C7"/>
-                <w:sz w:val="15"/>
+                <w:sz w:val="18"/>
               </w:rPr>
               <w:t xml:space="preserve">◈  </w:t>
             </w:r>
@@ -710,272 +848,284 @@
                 <w:rFonts w:ascii="Segoe UI" w:hAnsi="Segoe UI"/>
                 <w:b/>
                 <w:color w:val="0A1128"/>
-                <w:sz w:val="17"/>
+                <w:sz w:val="21"/>
               </w:rPr>
               <w:t>PROJETS IA MAJEURS</w:t>
             </w:r>
           </w:p>
           <w:p>
             <w:pPr>
-              <w:spacing w:before="40" w:after="8"/>
+              <w:spacing w:before="0" w:after="80"/>
+            </w:pPr>
+            <w:r>
+              <w:rPr>
+                <w:color w:val="CBD5E1"/>
+                <w:sz w:val="11"/>
+              </w:rPr>
+              <w:t>──────────────────────────────────────────────────────────────</w:t>
+            </w:r>
+          </w:p>
+          <w:p>
+            <w:pPr>
+              <w:spacing w:before="80" w:after="20"/>
             </w:pPr>
             <w:r>
               <w:rPr>
                 <w:b/>
                 <w:color w:val="0A1128"/>
-                <w:sz w:val="16"/>
+                <w:sz w:val="19"/>
               </w:rPr>
-              <w:t xml:space="preserve">Archi Cam AI  </w:t>
+              <w:t>Archi Cam AI</w:t>
             </w:r>
             <w:r>
               <w:rPr>
                 <w:i/>
                 <w:color w:val="0284C7"/>
-                <w:sz w:val="14"/>
+                <w:sz w:val="16"/>
               </w:rPr>
-              <w:t>–  SaaS IA Agentique &amp; 5D BIM</w:t>
+              <w:t xml:space="preserve">   —   SaaS IA Agentique &amp; 5D BIM</w:t>
             </w:r>
           </w:p>
           <w:p>
             <w:pPr>
-              <w:spacing w:before="0" w:after="10" w:line="250" w:lineRule="auto"/>
-              <w:ind w:left="115"/>
+              <w:spacing w:before="0" w:after="40" w:line="276" w:lineRule="auto"/>
+              <w:ind w:left="173"/>
             </w:pPr>
             <w:r>
               <w:rPr>
                 <w:b/>
                 <w:color w:val="0284C7"/>
-                <w:sz w:val="14"/>
+                <w:sz w:val="16"/>
               </w:rPr>
               <w:t xml:space="preserve">▸  </w:t>
             </w:r>
             <w:r>
               <w:rPr>
                 <w:color w:val="334155"/>
-                <w:sz w:val="14"/>
+                <w:sz w:val="16"/>
               </w:rPr>
               <w:t>Candidat officiel Google Africa Applied AI Lab. Développé sous Google Antigravity (Gemma 4 12B, Gemini, BAEL 91).</w:t>
             </w:r>
           </w:p>
           <w:p>
             <w:pPr>
-              <w:spacing w:before="0" w:after="10" w:line="250" w:lineRule="auto"/>
-              <w:ind w:left="115"/>
+              <w:spacing w:before="0" w:after="40" w:line="276" w:lineRule="auto"/>
+              <w:ind w:left="173"/>
             </w:pPr>
             <w:r>
               <w:rPr>
                 <w:b/>
                 <w:color w:val="0284C7"/>
-                <w:sz w:val="14"/>
+                <w:sz w:val="16"/>
               </w:rPr>
               <w:t xml:space="preserve">▸  </w:t>
             </w:r>
             <w:r>
               <w:rPr>
                 <w:color w:val="334155"/>
-                <w:sz w:val="14"/>
+                <w:sz w:val="16"/>
               </w:rPr>
-              <w:t>Génération DQE Excel en &lt;45s (-99,2% temps, R²=0,9872 sous MLflow) et rendus 3D Imagen 3 + ControlNet.</w:t>
+              <w:t>Génération DQE Excel en &lt;45s (–99,2% temps, R²=0,9872 sous MLflow) et rendus 3D Imagen 3 + ControlNet.</w:t>
             </w:r>
           </w:p>
           <w:p>
             <w:pPr>
-              <w:spacing w:before="40" w:after="8"/>
+              <w:spacing w:before="80" w:after="20"/>
             </w:pPr>
             <w:r>
               <w:rPr>
                 <w:b/>
                 <w:color w:val="0A1128"/>
-                <w:sz w:val="16"/>
+                <w:sz w:val="19"/>
               </w:rPr>
-              <w:t xml:space="preserve">K1-MATHINFO (v3.0.0)  </w:t>
+              <w:t>K1-MATHINFO (v3.0.0)</w:t>
             </w:r>
             <w:r>
               <w:rPr>
                 <w:i/>
                 <w:color w:val="0284C7"/>
-                <w:sz w:val="14"/>
+                <w:sz w:val="16"/>
               </w:rPr>
-              <w:t>–  IA Souveraine Multi-Agents &amp; Certification OKF</w:t>
+              <w:t xml:space="preserve">   —   IA Souveraine Multi-Agents &amp; Certification OKF</w:t>
             </w:r>
           </w:p>
           <w:p>
             <w:pPr>
-              <w:spacing w:before="0" w:after="10" w:line="250" w:lineRule="auto"/>
-              <w:ind w:left="115"/>
+              <w:spacing w:before="0" w:after="40" w:line="276" w:lineRule="auto"/>
+              <w:ind w:left="173"/>
             </w:pPr>
             <w:r>
               <w:rPr>
                 <w:b/>
                 <w:color w:val="0284C7"/>
-                <w:sz w:val="14"/>
+                <w:sz w:val="16"/>
               </w:rPr>
               <w:t xml:space="preserve">▸  </w:t>
             </w:r>
             <w:r>
               <w:rPr>
                 <w:color w:val="334155"/>
-                <w:sz w:val="14"/>
+                <w:sz w:val="16"/>
               </w:rPr>
               <w:t>Système souverain DMI (Univ. Ngaoundéré) sous Google Antigravity : 470 thèses, 19 projets M1, graphe Neo4j 1 366 nœuds.</w:t>
             </w:r>
           </w:p>
           <w:p>
             <w:pPr>
-              <w:spacing w:before="0" w:after="10" w:line="250" w:lineRule="auto"/>
-              <w:ind w:left="115"/>
+              <w:spacing w:before="0" w:after="40" w:line="276" w:lineRule="auto"/>
+              <w:ind w:left="173"/>
             </w:pPr>
             <w:r>
               <w:rPr>
                 <w:b/>
                 <w:color w:val="0284C7"/>
-                <w:sz w:val="14"/>
+                <w:sz w:val="16"/>
               </w:rPr>
               <w:t xml:space="preserve">▸  </w:t>
             </w:r>
             <w:r>
               <w:rPr>
                 <w:color w:val="334155"/>
-                <w:sz w:val="14"/>
+                <w:sz w:val="16"/>
               </w:rPr>
               <w:t>6 agents LangGraph, recherche hybride RRF k=60 + Cross-Encoder, attesteur SHA-256 No-LLM, 77/77 tests (100%).</w:t>
             </w:r>
           </w:p>
           <w:p>
             <w:pPr>
-              <w:spacing w:before="40" w:after="8"/>
+              <w:spacing w:before="80" w:after="20"/>
             </w:pPr>
             <w:r>
               <w:rPr>
                 <w:b/>
                 <w:color w:val="0A1128"/>
-                <w:sz w:val="16"/>
+                <w:sz w:val="19"/>
               </w:rPr>
-              <w:t xml:space="preserve">Sovereign.BI Agentic  </w:t>
+              <w:t>Sovereign.BI Agentic</w:t>
             </w:r>
             <w:r>
               <w:rPr>
                 <w:i/>
                 <w:color w:val="0284C7"/>
-                <w:sz w:val="14"/>
+                <w:sz w:val="16"/>
               </w:rPr>
-              <w:t>–  Business Intelligence &amp; NL-to-SQL/Cypher</w:t>
+              <w:t xml:space="preserve">   —   Business Intelligence &amp; NL-to-SQL/Cypher</w:t>
             </w:r>
           </w:p>
           <w:p>
             <w:pPr>
-              <w:spacing w:before="0" w:after="10" w:line="250" w:lineRule="auto"/>
-              <w:ind w:left="115"/>
+              <w:spacing w:before="0" w:after="40" w:line="276" w:lineRule="auto"/>
+              <w:ind w:left="173"/>
             </w:pPr>
             <w:r>
               <w:rPr>
                 <w:b/>
                 <w:color w:val="0284C7"/>
-                <w:sz w:val="14"/>
+                <w:sz w:val="16"/>
               </w:rPr>
               <w:t xml:space="preserve">▸  </w:t>
             </w:r>
             <w:r>
               <w:rPr>
                 <w:color w:val="334155"/>
-                <w:sz w:val="14"/>
+                <w:sz w:val="16"/>
               </w:rPr>
               <w:t>Moteur d'interrogation SQL/Graph en langage naturel (PostgreSQL pgvector, Neo4j N10S, latence &lt;5s).</w:t>
             </w:r>
           </w:p>
           <w:p>
             <w:pPr>
-              <w:spacing w:before="0" w:after="10" w:line="250" w:lineRule="auto"/>
-              <w:ind w:left="115"/>
+              <w:spacing w:before="0" w:after="40" w:line="276" w:lineRule="auto"/>
+              <w:ind w:left="173"/>
             </w:pPr>
             <w:r>
               <w:rPr>
                 <w:b/>
                 <w:color w:val="0284C7"/>
-                <w:sz w:val="14"/>
+                <w:sz w:val="16"/>
               </w:rPr>
               <w:t xml:space="preserve">▸  </w:t>
             </w:r>
             <w:r>
               <w:rPr>
                 <w:color w:val="334155"/>
-                <w:sz w:val="14"/>
+                <w:sz w:val="16"/>
               </w:rPr>
               <w:t>Garde-fous dynamiques anti-injection ABAC et explicabilité certifiée par auditeur SHAP Sentinel.</w:t>
             </w:r>
           </w:p>
           <w:p>
             <w:pPr>
-              <w:spacing w:before="40" w:after="8"/>
+              <w:spacing w:before="80" w:after="20"/>
             </w:pPr>
             <w:r>
               <w:rPr>
                 <w:b/>
                 <w:color w:val="0A1128"/>
-                <w:sz w:val="16"/>
+                <w:sz w:val="19"/>
               </w:rPr>
-              <w:t xml:space="preserve">Dataset Automator &amp; VigieSahel  </w:t>
+              <w:t>Dataset Automator &amp; VigieSahel</w:t>
             </w:r>
             <w:r>
               <w:rPr>
                 <w:i/>
                 <w:color w:val="0284C7"/>
-                <w:sz w:val="14"/>
+                <w:sz w:val="16"/>
               </w:rPr>
-              <w:t>–  MLOps &amp; Impact Agro-Climatique</w:t>
+              <w:t xml:space="preserve">   —   MLOps &amp; IA Impact Agro-Climatique</w:t>
             </w:r>
           </w:p>
           <w:p>
             <w:pPr>
-              <w:spacing w:before="0" w:after="10" w:line="250" w:lineRule="auto"/>
-              <w:ind w:left="115"/>
+              <w:spacing w:before="0" w:after="40" w:line="276" w:lineRule="auto"/>
+              <w:ind w:left="173"/>
             </w:pPr>
             <w:r>
               <w:rPr>
                 <w:b/>
                 <w:color w:val="0284C7"/>
-                <w:sz w:val="14"/>
+                <w:sz w:val="16"/>
               </w:rPr>
               <w:t xml:space="preserve">▸  </w:t>
             </w:r>
             <w:r>
               <w:rPr>
                 <w:color w:val="334155"/>
-                <w:sz w:val="14"/>
+                <w:sz w:val="16"/>
               </w:rPr>
               <w:t>Dataset Automator : Usine MLOps sous Google Antigravity (TabFM, BigQuery DataFrames, Data Drift KS/PSI, EU AI Act).</w:t>
             </w:r>
           </w:p>
           <w:p>
             <w:pPr>
-              <w:spacing w:before="0" w:after="10" w:line="250" w:lineRule="auto"/>
-              <w:ind w:left="115"/>
+              <w:spacing w:before="0" w:after="40" w:line="276" w:lineRule="auto"/>
+              <w:ind w:left="173"/>
             </w:pPr>
             <w:r>
               <w:rPr>
                 <w:b/>
                 <w:color w:val="0284C7"/>
-                <w:sz w:val="14"/>
+                <w:sz w:val="16"/>
               </w:rPr>
               <w:t xml:space="preserve">▸  </w:t>
             </w:r>
             <w:r>
               <w:rPr>
                 <w:color w:val="334155"/>
-                <w:sz w:val="14"/>
+                <w:sz w:val="16"/>
               </w:rPr>
-              <w:t>VigieSahel : Prédiction des épidémies et optimisation semis (-35% pertes, XGBoost R²&gt;94%, Supabase).</w:t>
+              <w:t>VigieSahel : Prédiction épidémies et optimisation semis (–35% pertes, XGBoost R²&gt;94%, Supabase, MLflow).</w:t>
             </w:r>
           </w:p>
           <w:p>
             <w:pPr>
-              <w:spacing w:before="84" w:after="24"/>
+              <w:spacing w:before="160" w:after="20"/>
             </w:pPr>
             <w:r>
               <w:rPr>
                 <w:b/>
                 <w:color w:val="0284C7"/>
-                <w:sz w:val="15"/>
+                <w:sz w:val="18"/>
               </w:rPr>
               <w:t xml:space="preserve">◈  </w:t>
             </w:r>
@@ -984,172 +1134,184 @@
                 <w:rFonts w:ascii="Segoe UI" w:hAnsi="Segoe UI"/>
                 <w:b/>
                 <w:color w:val="0A1128"/>
-                <w:sz w:val="17"/>
+                <w:sz w:val="21"/>
               </w:rPr>
               <w:t>PARCOURS PROFESSIONNEL</w:t>
             </w:r>
           </w:p>
           <w:p>
             <w:pPr>
-              <w:spacing w:before="40" w:after="8"/>
+              <w:spacing w:before="0" w:after="80"/>
+            </w:pPr>
+            <w:r>
+              <w:rPr>
+                <w:color w:val="CBD5E1"/>
+                <w:sz w:val="11"/>
+              </w:rPr>
+              <w:t>──────────────────────────────────────────────────────────────</w:t>
+            </w:r>
+          </w:p>
+          <w:p>
+            <w:pPr>
+              <w:spacing w:before="80" w:after="20"/>
             </w:pPr>
             <w:r>
               <w:rPr>
                 <w:b/>
                 <w:color w:val="0A1128"/>
-                <w:sz w:val="16"/>
+                <w:sz w:val="19"/>
               </w:rPr>
-              <w:t xml:space="preserve">Consultant IA &amp; Data Science  </w:t>
+              <w:t>Consultant IA &amp; Data Science</w:t>
             </w:r>
             <w:r>
               <w:rPr>
                 <w:i/>
                 <w:color w:val="0284C7"/>
-                <w:sz w:val="14"/>
+                <w:sz w:val="16"/>
               </w:rPr>
-              <w:t>(2025 – Présent)</w:t>
+              <w:t xml:space="preserve">   —   2025 – Présent</w:t>
             </w:r>
           </w:p>
           <w:p>
             <w:pPr>
-              <w:spacing w:before="0" w:after="10"/>
+              <w:spacing w:before="0" w:after="20"/>
             </w:pPr>
             <w:r>
               <w:rPr>
                 <w:b/>
                 <w:color w:val="64748B"/>
-                <w:sz w:val="14"/>
+                <w:sz w:val="16"/>
               </w:rPr>
               <w:t>Projets Indépendants &amp; Entreprises  │  Douala</w:t>
             </w:r>
           </w:p>
           <w:p>
             <w:pPr>
-              <w:spacing w:before="0" w:after="10" w:line="250" w:lineRule="auto"/>
-              <w:ind w:left="115"/>
+              <w:spacing w:before="0" w:after="40" w:line="276" w:lineRule="auto"/>
+              <w:ind w:left="173"/>
             </w:pPr>
             <w:r>
               <w:rPr>
                 <w:b/>
                 <w:color w:val="0284C7"/>
-                <w:sz w:val="14"/>
+                <w:sz w:val="16"/>
               </w:rPr>
               <w:t xml:space="preserve">▸  </w:t>
             </w:r>
             <w:r>
               <w:rPr>
                 <w:color w:val="334155"/>
-                <w:sz w:val="14"/>
+                <w:sz w:val="16"/>
               </w:rPr>
               <w:t>Accompagnement d'entreprises dans l'adoption d'IA souveraines, pipelines RAG/GraphRAG Neo4j et bases SQL.</w:t>
             </w:r>
           </w:p>
           <w:p>
             <w:pPr>
-              <w:spacing w:before="0" w:after="10" w:line="250" w:lineRule="auto"/>
-              <w:ind w:left="115"/>
+              <w:spacing w:before="0" w:after="40" w:line="276" w:lineRule="auto"/>
+              <w:ind w:left="173"/>
             </w:pPr>
             <w:r>
               <w:rPr>
                 <w:b/>
                 <w:color w:val="0284C7"/>
-                <w:sz w:val="14"/>
+                <w:sz w:val="16"/>
               </w:rPr>
               <w:t xml:space="preserve">▸  </w:t>
             </w:r>
             <w:r>
               <w:rPr>
                 <w:color w:val="334155"/>
-                <w:sz w:val="14"/>
+                <w:sz w:val="16"/>
               </w:rPr>
               <w:t>Analyse exploratoire de jeux de données massifs, modélisation prédictive et reporting décisionnel exécutif.</w:t>
             </w:r>
           </w:p>
           <w:p>
             <w:pPr>
-              <w:spacing w:before="40" w:after="8"/>
+              <w:spacing w:before="80" w:after="20"/>
             </w:pPr>
             <w:r>
               <w:rPr>
                 <w:b/>
                 <w:color w:val="0A1128"/>
-                <w:sz w:val="16"/>
+                <w:sz w:val="19"/>
               </w:rPr>
-              <w:t xml:space="preserve">Agent de Sûreté Aéroportuaire (AVSEC)  </w:t>
+              <w:t>Agent de Sûreté Aéroportuaire (AVSEC)</w:t>
             </w:r>
             <w:r>
               <w:rPr>
                 <w:i/>
                 <w:color w:val="0284C7"/>
-                <w:sz w:val="14"/>
+                <w:sz w:val="16"/>
               </w:rPr>
-              <w:t>(2018 – Présent)</w:t>
+              <w:t xml:space="preserve">   —   2018 – Présent</w:t>
             </w:r>
           </w:p>
           <w:p>
             <w:pPr>
-              <w:spacing w:before="0" w:after="10"/>
+              <w:spacing w:before="0" w:after="20"/>
             </w:pPr>
             <w:r>
               <w:rPr>
                 <w:b/>
                 <w:color w:val="64748B"/>
-                <w:sz w:val="14"/>
+                <w:sz w:val="16"/>
               </w:rPr>
               <w:t>CCAA (Autorité Aéronautique du Cameroun)</w:t>
             </w:r>
           </w:p>
           <w:p>
             <w:pPr>
-              <w:spacing w:before="0" w:after="10" w:line="250" w:lineRule="auto"/>
-              <w:ind w:left="115"/>
+              <w:spacing w:before="0" w:after="40" w:line="276" w:lineRule="auto"/>
+              <w:ind w:left="173"/>
             </w:pPr>
             <w:r>
               <w:rPr>
                 <w:b/>
                 <w:color w:val="0284C7"/>
-                <w:sz w:val="14"/>
+                <w:sz w:val="16"/>
               </w:rPr>
               <w:t xml:space="preserve">▸  </w:t>
             </w:r>
             <w:r>
               <w:rPr>
                 <w:color w:val="334155"/>
-                <w:sz w:val="14"/>
+                <w:sz w:val="16"/>
               </w:rPr>
               <w:t>Analyse des risques opérationnels, contrôle d'accès sécurisé et audits de conformité (Annexe 17 OACI).</w:t>
             </w:r>
           </w:p>
           <w:p>
             <w:pPr>
-              <w:spacing w:before="0" w:after="10" w:line="250" w:lineRule="auto"/>
-              <w:ind w:left="115"/>
+              <w:spacing w:before="0" w:after="40" w:line="276" w:lineRule="auto"/>
+              <w:ind w:left="173"/>
             </w:pPr>
             <w:r>
               <w:rPr>
                 <w:b/>
                 <w:color w:val="0284C7"/>
-                <w:sz w:val="14"/>
+                <w:sz w:val="16"/>
               </w:rPr>
               <w:t xml:space="preserve">▸  </w:t>
             </w:r>
             <w:r>
               <w:rPr>
                 <w:color w:val="334155"/>
-                <w:sz w:val="14"/>
+                <w:sz w:val="16"/>
               </w:rPr>
               <w:t>Rédaction de rapports de sûreté critiques et coordination d'interventions opérationnelles d'urgence.</w:t>
             </w:r>
           </w:p>
           <w:p>
             <w:pPr>
-              <w:spacing w:before="84" w:after="24"/>
+              <w:spacing w:before="160" w:after="20"/>
             </w:pPr>
             <w:r>
               <w:rPr>
                 <w:b/>
                 <w:color w:val="0284C7"/>
-                <w:sz w:val="15"/>
+                <w:sz w:val="18"/>
               </w:rPr>
               <w:t xml:space="preserve">◈  </w:t>
             </w:r>
@@ -1158,120 +1320,142 @@
                 <w:rFonts w:ascii="Segoe UI" w:hAnsi="Segoe UI"/>
                 <w:b/>
                 <w:color w:val="0A1128"/>
-                <w:sz w:val="17"/>
+                <w:sz w:val="21"/>
               </w:rPr>
               <w:t>FORMATION ACADÉMIQUE</w:t>
             </w:r>
           </w:p>
           <w:p>
             <w:pPr>
-              <w:spacing w:before="40" w:after="8"/>
+              <w:spacing w:before="0" w:after="80"/>
+            </w:pPr>
+            <w:r>
+              <w:rPr>
+                <w:color w:val="CBD5E1"/>
+                <w:sz w:val="11"/>
+              </w:rPr>
+              <w:t>──────────────────────────────────────────────────────────────</w:t>
+            </w:r>
+          </w:p>
+          <w:p>
+            <w:pPr>
+              <w:spacing w:before="80" w:after="20"/>
             </w:pPr>
             <w:r>
               <w:rPr>
                 <w:b/>
                 <w:color w:val="0A1128"/>
-                <w:sz w:val="16"/>
+                <w:sz w:val="19"/>
               </w:rPr>
-              <w:t xml:space="preserve">Master Professionnel en Intelligence Artificielle Appliquée  </w:t>
+              <w:t>Master Professionnel en Intelligence Artificielle Appliquée</w:t>
             </w:r>
             <w:r>
               <w:rPr>
                 <w:i/>
                 <w:color w:val="0284C7"/>
-                <w:sz w:val="14"/>
+                <w:sz w:val="16"/>
               </w:rPr>
-              <w:t>(2025 – 2027)</w:t>
-            </w:r>
-            <w:r>
-              <w:rPr>
-                <w:b/>
-                <w:color w:val="0284C7"/>
-                <w:sz w:val="13"/>
-              </w:rPr>
-              <w:t xml:space="preserve">  [En cours d'obtention]</w:t>
+              <w:t xml:space="preserve">   —   2025 – 2027  [En cours]</w:t>
             </w:r>
           </w:p>
           <w:p>
             <w:pPr>
-              <w:spacing w:before="0" w:after="8"/>
+              <w:spacing w:before="0" w:after="20"/>
             </w:pPr>
             <w:r>
               <w:rPr>
                 <w:b/>
                 <w:color w:val="64748B"/>
-                <w:sz w:val="14"/>
+                <w:sz w:val="16"/>
               </w:rPr>
               <w:t>Université de Ngaoundéré</w:t>
             </w:r>
           </w:p>
           <w:p>
             <w:pPr>
-              <w:spacing w:before="0" w:after="12" w:line="250" w:lineRule="auto"/>
+              <w:spacing w:before="0" w:after="40" w:line="276" w:lineRule="auto"/>
+              <w:ind w:left="173"/>
             </w:pPr>
             <w:r>
               <w:rPr>
+                <w:b/>
+                <w:color w:val="0284C7"/>
+                <w:sz w:val="16"/>
+              </w:rPr>
+              <w:t xml:space="preserve">▸  </w:t>
+            </w:r>
+            <w:r>
+              <w:rPr>
                 <w:color w:val="334155"/>
-                <w:sz w:val="13"/>
+                <w:sz w:val="16"/>
               </w:rPr>
-              <w:t>Programme d'Excellence (5 Blocs) : Machine Learning &amp; Statistique Bayésienne, Ingénierie des Données &amp; Graphes Neo4j, Vision par Ordinateur &amp; Robotique/IHM, Cybersécurité &amp; Blockchain, Projets MLOps Souverains &amp; Déploiement Production.</w:t>
+              <w:t>Programme d'Excellence (5 Blocs) : ML &amp; Statistique Bayésienne, Data Engineering &amp; Neo4j, Vision &amp; Robotique, Cybersécurité &amp; Blockchain, MLOps Souverains.</w:t>
             </w:r>
           </w:p>
           <w:p>
             <w:pPr>
-              <w:spacing w:before="40" w:after="8"/>
+              <w:spacing w:before="80" w:after="20"/>
             </w:pPr>
             <w:r>
               <w:rPr>
                 <w:b/>
                 <w:color w:val="0A1128"/>
-                <w:sz w:val="16"/>
+                <w:sz w:val="19"/>
               </w:rPr>
-              <w:t xml:space="preserve">Licence &amp; BTS Génie Civil (Option Bâtiment)  </w:t>
+              <w:t>Licence &amp; BTS Génie Civil (Option Bâtiment)</w:t>
             </w:r>
             <w:r>
               <w:rPr>
                 <w:i/>
                 <w:color w:val="0284C7"/>
-                <w:sz w:val="14"/>
+                <w:sz w:val="16"/>
               </w:rPr>
-              <w:t>(2015 – 2016)</w:t>
+              <w:t xml:space="preserve">   —   2015 – 2016</w:t>
             </w:r>
           </w:p>
           <w:p>
             <w:pPr>
-              <w:spacing w:before="0" w:after="8"/>
+              <w:spacing w:before="0" w:after="20"/>
             </w:pPr>
             <w:r>
               <w:rPr>
                 <w:b/>
                 <w:color w:val="64748B"/>
-                <w:sz w:val="14"/>
+                <w:sz w:val="16"/>
               </w:rPr>
               <w:t>ISTDI / IUC Douala</w:t>
             </w:r>
           </w:p>
           <w:p>
             <w:pPr>
-              <w:spacing w:before="0" w:after="12" w:line="250" w:lineRule="auto"/>
+              <w:spacing w:before="0" w:after="40" w:line="276" w:lineRule="auto"/>
+              <w:ind w:left="173"/>
             </w:pPr>
             <w:r>
               <w:rPr>
+                <w:b/>
+                <w:color w:val="0284C7"/>
+                <w:sz w:val="16"/>
+              </w:rPr>
+              <w:t xml:space="preserve">▸  </w:t>
+            </w:r>
+            <w:r>
+              <w:rPr>
                 <w:color w:val="334155"/>
-                <w:sz w:val="13"/>
+                <w:sz w:val="16"/>
               </w:rPr>
               <w:t>Dimensionnement de structures (BAEL 91), métrés &amp; gestion de projets de construction BTP.</w:t>
             </w:r>
           </w:p>
           <w:p>
             <w:pPr>
-              <w:spacing w:before="84" w:after="24"/>
+              <w:spacing w:before="160" w:after="20"/>
             </w:pPr>
             <w:r>
               <w:rPr>
                 <w:b/>
                 <w:color w:val="0284C7"/>
-                <w:sz w:val="15"/>
+                <w:sz w:val="18"/>
               </w:rPr>
               <w:t xml:space="preserve">◈  </w:t>
             </w:r>
@@ -1280,43 +1464,59 @@
                 <w:rFonts w:ascii="Segoe UI" w:hAnsi="Segoe UI"/>
                 <w:b/>
                 <w:color w:val="0A1128"/>
-                <w:sz w:val="17"/>
+                <w:sz w:val="21"/>
               </w:rPr>
               <w:t>RECONNAISSANCES &amp; CANDIDATURES</w:t>
             </w:r>
           </w:p>
           <w:p>
             <w:pPr>
-              <w:spacing w:before="0" w:after="10" w:line="250" w:lineRule="auto"/>
+              <w:spacing w:before="0" w:after="80"/>
+            </w:pPr>
+            <w:r>
+              <w:rPr>
+                <w:color w:val="CBD5E1"/>
+                <w:sz w:val="11"/>
+              </w:rPr>
+              <w:t>──────────────────────────────────────────────────────────────</w:t>
+            </w:r>
+          </w:p>
+          <w:p>
+            <w:pPr>
+              <w:spacing w:before="0" w:after="40" w:line="288" w:lineRule="auto"/>
             </w:pPr>
             <w:r>
               <w:rPr>
                 <w:b/>
                 <w:color w:val="0A1128"/>
-                <w:sz w:val="14"/>
+                <w:sz w:val="17"/>
               </w:rPr>
               <w:t xml:space="preserve">◈ Google Africa Applied AI Lab (Accra, 2026) : </w:t>
             </w:r>
             <w:r>
               <w:rPr>
                 <w:color w:val="334155"/>
-                <w:sz w:val="14"/>
+                <w:sz w:val="17"/>
               </w:rPr>
-              <w:t>Candidature officielle portée par Archi Cam AI.</w:t>
-              <w:br/>
+              <w:t>Candidature officielle portée par la plateforme Archi Cam AI.</w:t>
             </w:r>
+          </w:p>
+          <w:p>
+            <w:pPr>
+              <w:spacing w:before="0" w:after="0" w:line="288" w:lineRule="auto"/>
+            </w:pPr>
             <w:r>
               <w:rPr>
                 <w:b/>
                 <w:color w:val="0A1128"/>
-                <w:sz w:val="14"/>
+                <w:sz w:val="17"/>
               </w:rPr>
               <w:t xml:space="preserve">◈ Hackathon Google Cloud #AllThingsAgentic : </w:t>
             </w:r>
             <w:r>
               <w:rPr>
                 <w:color w:val="334155"/>
-                <w:sz w:val="14"/>
+                <w:sz w:val="17"/>
               </w:rPr>
               <w:t>Dataset Automator v4.0 conçu sous Google Antigravity (TabFM, WIT, bigframes, MCT).</w:t>
             </w:r>
@@ -1699,7 +1899,7 @@
     <w:rsid w:val="00FC693F"/>
     <w:rPr>
       <w:rFonts w:ascii="Segoe UI" w:hAnsi="Segoe UI"/>
-      <w:sz w:val="16"/>
+      <w:sz w:val="18"/>
     </w:rPr>
   </w:style>
   <w:style w:type="paragraph" w:styleId="Header">

--- a/KOA_MARIE_GERVAIS_NELLY_CV_FR.docx
+++ b/KOA_MARIE_GERVAIS_NELLY_CV_FR.docx
@@ -30,10 +30,10 @@
             <w:tcW w:type="dxa" w:w="3744"/>
             <w:shd w:fill="0F172A"/>
             <w:tcMar>
-              <w:top w:w="280" w:type="dxa"/>
-              <w:bottom w:w="280" w:type="dxa"/>
-              <w:left w:w="600" w:type="dxa"/>
-              <w:right w:w="500" w:type="dxa"/>
+              <w:top w:w="220" w:type="dxa"/>
+              <w:bottom w:w="220" w:type="dxa"/>
+              <w:left w:w="560" w:type="dxa"/>
+              <w:right w:w="460" w:type="dxa"/>
             </w:tcMar>
           </w:tcPr>
           <w:p/>
@@ -49,13 +49,13 @@
             <w:tr>
               <w:tc>
                 <w:tcPr>
-                  <w:tcW w:type="dxa" w:w="2232"/>
+                  <w:tcW w:type="dxa" w:w="3744"/>
                   <w:shd w:fill="1E3A5F"/>
                   <w:tcMar>
-                    <w:top w:w="16" w:type="dxa"/>
-                    <w:bottom w:w="16" w:type="dxa"/>
-                    <w:left w:w="16" w:type="dxa"/>
-                    <w:right w:w="16" w:type="dxa"/>
+                    <w:top w:w="12" w:type="dxa"/>
+                    <w:bottom w:w="12" w:type="dxa"/>
+                    <w:left w:w="12" w:type="dxa"/>
+                    <w:right w:w="12" w:type="dxa"/>
                   </w:tcMar>
                 </w:tcPr>
                 <w:p>
@@ -66,7 +66,7 @@
                   <w:r>
                     <w:drawing>
                       <wp:inline xmlns:a="http://schemas.openxmlformats.org/drawingml/2006/main" xmlns:pic="http://schemas.openxmlformats.org/drawingml/2006/picture">
-                        <wp:extent cx="1371600" cy="1371600"/>
+                        <wp:extent cx="1298448" cy="1298448"/>
                         <wp:docPr id="1" name="Picture 1"/>
                         <wp:cNvGraphicFramePr>
                           <a:graphicFrameLocks noChangeAspect="1"/>
@@ -87,7 +87,7 @@
                               <pic:spPr>
                                 <a:xfrm>
                                   <a:off x="0" y="0"/>
-                                  <a:ext cx="1371600" cy="1371600"/>
+                                  <a:ext cx="1298448" cy="1298448"/>
                                 </a:xfrm>
                                 <a:prstGeom prst="rect"/>
                               </pic:spPr>
@@ -104,632 +104,590 @@
           <w:p/>
           <w:p>
             <w:pPr>
-              <w:spacing w:before="0" w:after="0"/>
-            </w:pPr>
-            <w:r/>
-          </w:p>
-          <w:p>
-            <w:pPr>
-              <w:spacing w:before="140" w:after="0"/>
+              <w:spacing w:before="100" w:after="0"/>
             </w:pPr>
             <w:r>
               <w:rPr>
                 <w:rFonts w:ascii="Segoe UI" w:hAnsi="Segoe UI"/>
                 <w:b/>
                 <w:color w:val="38BDF8"/>
-                <w:sz w:val="17"/>
+                <w:sz w:val="15"/>
               </w:rPr>
               <w:t>CONTACT &amp; PROFILS</w:t>
             </w:r>
           </w:p>
           <w:p>
             <w:pPr>
-              <w:spacing w:before="20" w:after="60"/>
+              <w:spacing w:before="10" w:after="40"/>
             </w:pPr>
             <w:r>
               <w:rPr>
                 <w:color w:val="0284C7"/>
-                <w:sz w:val="10"/>
+                <w:sz w:val="9"/>
               </w:rPr>
-              <w:t>━━━━━━━━━━━━━━━━━━━━━━</w:t>
+              <w:t>━━━━━━━━━━━━━━━━━━━━</w:t>
             </w:r>
           </w:p>
           <w:p>
             <w:pPr>
-              <w:spacing w:before="0" w:after="44" w:line="264" w:lineRule="auto"/>
+              <w:spacing w:before="0" w:after="28" w:line="252" w:lineRule="auto"/>
             </w:pPr>
             <w:r>
               <w:rPr>
                 <w:color w:val="F8FAFC"/>
-                <w:sz w:val="15"/>
+                <w:sz w:val="14"/>
               </w:rPr>
               <w:t>✉  magenel85@gmail.com</w:t>
             </w:r>
           </w:p>
           <w:p>
             <w:pPr>
-              <w:spacing w:before="0" w:after="44" w:line="264" w:lineRule="auto"/>
+              <w:spacing w:before="0" w:after="28" w:line="252" w:lineRule="auto"/>
             </w:pPr>
             <w:r>
               <w:rPr>
                 <w:color w:val="F8FAFC"/>
-                <w:sz w:val="15"/>
+                <w:sz w:val="14"/>
               </w:rPr>
               <w:t>✆  +237 695 35 34 02</w:t>
             </w:r>
           </w:p>
           <w:p>
             <w:pPr>
-              <w:spacing w:before="0" w:after="44" w:line="264" w:lineRule="auto"/>
+              <w:spacing w:before="0" w:after="28" w:line="252" w:lineRule="auto"/>
             </w:pPr>
             <w:r>
               <w:rPr>
                 <w:color w:val="F8FAFC"/>
-                <w:sz w:val="15"/>
+                <w:sz w:val="14"/>
               </w:rPr>
               <w:t>⌂  Douala / Ngaoundéré, CM</w:t>
             </w:r>
           </w:p>
           <w:p>
             <w:pPr>
-              <w:spacing w:before="0" w:after="44" w:line="264" w:lineRule="auto"/>
+              <w:spacing w:before="0" w:after="28" w:line="252" w:lineRule="auto"/>
             </w:pPr>
             <w:r>
               <w:rPr>
                 <w:color w:val="F8FAFC"/>
-                <w:sz w:val="15"/>
+                <w:sz w:val="14"/>
+              </w:rPr>
+              <w:t>🌐  github.com/gervais-afk</w:t>
+            </w:r>
+          </w:p>
+          <w:p>
+            <w:pPr>
+              <w:spacing w:before="0" w:after="28" w:line="252" w:lineRule="auto"/>
+            </w:pPr>
+            <w:r>
+              <w:rPr>
+                <w:color w:val="F8FAFC"/>
+                <w:sz w:val="14"/>
+              </w:rPr>
+              <w:t>💼  linkedin.com/in/marie-gervais-koa</w:t>
+            </w:r>
+          </w:p>
+          <w:p>
+            <w:pPr>
+              <w:spacing w:before="0" w:after="28" w:line="252" w:lineRule="auto"/>
+            </w:pPr>
+            <w:r>
+              <w:rPr>
+                <w:color w:val="F8FAFC"/>
+                <w:sz w:val="14"/>
               </w:rPr>
               <w:t>⚡  devpost.com/magenel85</w:t>
             </w:r>
           </w:p>
           <w:p>
             <w:pPr>
-              <w:spacing w:before="0" w:after="44" w:line="264" w:lineRule="auto"/>
+              <w:spacing w:before="0" w:after="28" w:line="252" w:lineRule="auto"/>
             </w:pPr>
             <w:r>
               <w:rPr>
                 <w:color w:val="F8FAFC"/>
-                <w:sz w:val="15"/>
-              </w:rPr>
-              <w:t>🌐  github.com/gervais-afk</w:t>
-            </w:r>
-          </w:p>
-          <w:p>
-            <w:pPr>
-              <w:spacing w:before="0" w:after="44" w:line="264" w:lineRule="auto"/>
-            </w:pPr>
-            <w:r>
-              <w:rPr>
-                <w:color w:val="F8FAFC"/>
-                <w:sz w:val="15"/>
-              </w:rPr>
-              <w:t>💼  linkedin.com/in/marie-gervais-koa</w:t>
-            </w:r>
-          </w:p>
-          <w:p>
-            <w:pPr>
-              <w:spacing w:before="0" w:after="44" w:line="264" w:lineRule="auto"/>
-            </w:pPr>
-            <w:r>
-              <w:rPr>
-                <w:color w:val="F8FAFC"/>
-                <w:sz w:val="15"/>
+                <w:sz w:val="14"/>
               </w:rPr>
               <w:t>🏅  Google Developer Program</w:t>
             </w:r>
           </w:p>
           <w:p>
             <w:pPr>
-              <w:spacing w:before="0" w:after="0"/>
-            </w:pPr>
-            <w:r/>
-          </w:p>
-          <w:p>
-            <w:pPr>
-              <w:spacing w:before="140" w:after="0"/>
+              <w:spacing w:before="100" w:after="0"/>
             </w:pPr>
             <w:r>
               <w:rPr>
                 <w:rFonts w:ascii="Segoe UI" w:hAnsi="Segoe UI"/>
                 <w:b/>
                 <w:color w:val="38BDF8"/>
-                <w:sz w:val="17"/>
+                <w:sz w:val="15"/>
               </w:rPr>
               <w:t>IA &amp; LLM STACK</w:t>
             </w:r>
           </w:p>
           <w:p>
             <w:pPr>
-              <w:spacing w:before="20" w:after="60"/>
+              <w:spacing w:before="10" w:after="40"/>
             </w:pPr>
             <w:r>
               <w:rPr>
                 <w:color w:val="0284C7"/>
-                <w:sz w:val="10"/>
+                <w:sz w:val="9"/>
               </w:rPr>
-              <w:t>━━━━━━━━━━━━━━━━━━━━━━</w:t>
+              <w:t>━━━━━━━━━━━━━━━━━━━━</w:t>
             </w:r>
           </w:p>
           <w:p>
             <w:pPr>
-              <w:spacing w:before="0" w:after="44" w:line="264" w:lineRule="auto"/>
+              <w:spacing w:before="0" w:after="28" w:line="252" w:lineRule="auto"/>
             </w:pPr>
             <w:r>
               <w:rPr>
                 <w:color w:val="F8FAFC"/>
-                <w:sz w:val="15"/>
+                <w:sz w:val="14"/>
               </w:rPr>
               <w:t>Google Antigravity IDE  ■ ■ ■ ■ ■</w:t>
             </w:r>
           </w:p>
           <w:p>
             <w:pPr>
-              <w:spacing w:before="0" w:after="44" w:line="264" w:lineRule="auto"/>
+              <w:spacing w:before="0" w:after="28" w:line="252" w:lineRule="auto"/>
             </w:pPr>
             <w:r>
               <w:rPr>
                 <w:color w:val="F8FAFC"/>
-                <w:sz w:val="15"/>
+                <w:sz w:val="14"/>
               </w:rPr>
               <w:t>Google Gemma 4 (12B)    ■ ■ ■ ■ ■</w:t>
             </w:r>
           </w:p>
           <w:p>
             <w:pPr>
-              <w:spacing w:before="0" w:after="44" w:line="264" w:lineRule="auto"/>
+              <w:spacing w:before="0" w:after="28" w:line="252" w:lineRule="auto"/>
             </w:pPr>
             <w:r>
               <w:rPr>
                 <w:color w:val="F8FAFC"/>
-                <w:sz w:val="15"/>
+                <w:sz w:val="14"/>
               </w:rPr>
               <w:t>Gemini 2.5 / 1.5 Pro    ■ ■ ■ ■ ■</w:t>
             </w:r>
           </w:p>
           <w:p>
             <w:pPr>
-              <w:spacing w:before="0" w:after="44" w:line="264" w:lineRule="auto"/>
+              <w:spacing w:before="0" w:after="28" w:line="252" w:lineRule="auto"/>
             </w:pPr>
             <w:r>
               <w:rPr>
                 <w:color w:val="F8FAFC"/>
-                <w:sz w:val="15"/>
+                <w:sz w:val="14"/>
               </w:rPr>
               <w:t>Google TabFM (Tabular)  ■ ■ ■ ■ ■</w:t>
             </w:r>
           </w:p>
           <w:p>
             <w:pPr>
-              <w:spacing w:before="0" w:after="44" w:line="264" w:lineRule="auto"/>
+              <w:spacing w:before="0" w:after="28" w:line="252" w:lineRule="auto"/>
             </w:pPr>
             <w:r>
               <w:rPr>
                 <w:color w:val="F8FAFC"/>
-                <w:sz w:val="15"/>
+                <w:sz w:val="14"/>
               </w:rPr>
               <w:t>LangGraph Multi-Agents  ■ ■ ■ ■ ■</w:t>
             </w:r>
           </w:p>
           <w:p>
             <w:pPr>
-              <w:spacing w:before="0" w:after="44" w:line="264" w:lineRule="auto"/>
+              <w:spacing w:before="0" w:after="28" w:line="252" w:lineRule="auto"/>
             </w:pPr>
             <w:r>
               <w:rPr>
                 <w:color w:val="F8FAFC"/>
-                <w:sz w:val="15"/>
+                <w:sz w:val="14"/>
               </w:rPr>
               <w:t>Firebase Genkit         ■ ■ ■ ■ ■</w:t>
             </w:r>
           </w:p>
           <w:p>
             <w:pPr>
-              <w:spacing w:before="0" w:after="44" w:line="264" w:lineRule="auto"/>
+              <w:spacing w:before="0" w:after="28" w:line="252" w:lineRule="auto"/>
             </w:pPr>
             <w:r>
               <w:rPr>
                 <w:color w:val="F8FAFC"/>
-                <w:sz w:val="15"/>
+                <w:sz w:val="14"/>
               </w:rPr>
-              <w:t>Neo4j GraphRAG — Agent K1  ■ ■ ■ ■ ■</w:t>
+              <w:t>Neo4j GraphRAG — Agent K1</w:t>
             </w:r>
           </w:p>
           <w:p>
             <w:pPr>
-              <w:spacing w:before="0" w:after="0"/>
-            </w:pPr>
-            <w:r/>
-          </w:p>
-          <w:p>
-            <w:pPr>
-              <w:spacing w:before="140" w:after="0"/>
+              <w:spacing w:before="100" w:after="0"/>
             </w:pPr>
             <w:r>
               <w:rPr>
                 <w:rFonts w:ascii="Segoe UI" w:hAnsi="Segoe UI"/>
                 <w:b/>
                 <w:color w:val="38BDF8"/>
-                <w:sz w:val="17"/>
+                <w:sz w:val="15"/>
               </w:rPr>
               <w:t>DATA &amp; GRAPHES</w:t>
             </w:r>
           </w:p>
           <w:p>
             <w:pPr>
-              <w:spacing w:before="20" w:after="60"/>
+              <w:spacing w:before="10" w:after="40"/>
             </w:pPr>
             <w:r>
               <w:rPr>
                 <w:color w:val="0284C7"/>
-                <w:sz w:val="10"/>
+                <w:sz w:val="9"/>
               </w:rPr>
-              <w:t>━━━━━━━━━━━━━━━━━━━━━━</w:t>
+              <w:t>━━━━━━━━━━━━━━━━━━━━</w:t>
             </w:r>
           </w:p>
           <w:p>
             <w:pPr>
-              <w:spacing w:before="0" w:after="44" w:line="264" w:lineRule="auto"/>
+              <w:spacing w:before="0" w:after="28" w:line="252" w:lineRule="auto"/>
             </w:pPr>
             <w:r>
               <w:rPr>
                 <w:color w:val="F8FAFC"/>
-                <w:sz w:val="15"/>
+                <w:sz w:val="14"/>
               </w:rPr>
               <w:t>Neo4j / Cypher Graph    ■ ■ ■ ■ ■</w:t>
             </w:r>
           </w:p>
           <w:p>
             <w:pPr>
-              <w:spacing w:before="0" w:after="44" w:line="264" w:lineRule="auto"/>
+              <w:spacing w:before="0" w:after="28" w:line="252" w:lineRule="auto"/>
             </w:pPr>
             <w:r>
               <w:rPr>
                 <w:color w:val="F8FAFC"/>
-                <w:sz w:val="15"/>
+                <w:sz w:val="14"/>
               </w:rPr>
               <w:t>PostgreSQL / pgvector   ■ ■ ■ ■ ■</w:t>
             </w:r>
           </w:p>
           <w:p>
             <w:pPr>
-              <w:spacing w:before="0" w:after="44" w:line="264" w:lineRule="auto"/>
+              <w:spacing w:before="0" w:after="28" w:line="252" w:lineRule="auto"/>
             </w:pPr>
             <w:r>
               <w:rPr>
                 <w:color w:val="F8FAFC"/>
-                <w:sz w:val="15"/>
+                <w:sz w:val="14"/>
               </w:rPr>
               <w:t>Google BigQuery         ■ ■ ■ ■ □</w:t>
             </w:r>
           </w:p>
           <w:p>
             <w:pPr>
-              <w:spacing w:before="0" w:after="44" w:line="264" w:lineRule="auto"/>
+              <w:spacing w:before="0" w:after="28" w:line="252" w:lineRule="auto"/>
             </w:pPr>
             <w:r>
               <w:rPr>
                 <w:color w:val="F8FAFC"/>
-                <w:sz w:val="15"/>
+                <w:sz w:val="14"/>
               </w:rPr>
               <w:t>Supabase Realtime       ■ ■ ■ ■ □</w:t>
             </w:r>
           </w:p>
           <w:p>
             <w:pPr>
-              <w:spacing w:before="0" w:after="44" w:line="264" w:lineRule="auto"/>
+              <w:spacing w:before="0" w:after="28" w:line="252" w:lineRule="auto"/>
             </w:pPr>
             <w:r>
               <w:rPr>
                 <w:color w:val="F8FAFC"/>
-                <w:sz w:val="15"/>
+                <w:sz w:val="14"/>
               </w:rPr>
               <w:t>Pandas / NumPy ETL      ■ ■ ■ ■ ■</w:t>
             </w:r>
           </w:p>
           <w:p>
             <w:pPr>
-              <w:spacing w:before="0" w:after="0"/>
-            </w:pPr>
-            <w:r/>
-          </w:p>
-          <w:p>
-            <w:pPr>
-              <w:spacing w:before="140" w:after="0"/>
+              <w:spacing w:before="100" w:after="0"/>
             </w:pPr>
             <w:r>
               <w:rPr>
                 <w:rFonts w:ascii="Segoe UI" w:hAnsi="Segoe UI"/>
                 <w:b/>
                 <w:color w:val="38BDF8"/>
-                <w:sz w:val="17"/>
+                <w:sz w:val="15"/>
               </w:rPr>
               <w:t>DEV &amp; MLOPS</w:t>
             </w:r>
           </w:p>
           <w:p>
             <w:pPr>
-              <w:spacing w:before="20" w:after="60"/>
+              <w:spacing w:before="10" w:after="40"/>
             </w:pPr>
             <w:r>
               <w:rPr>
                 <w:color w:val="0284C7"/>
-                <w:sz w:val="10"/>
+                <w:sz w:val="9"/>
               </w:rPr>
-              <w:t>━━━━━━━━━━━━━━━━━━━━━━</w:t>
+              <w:t>━━━━━━━━━━━━━━━━━━━━</w:t>
             </w:r>
           </w:p>
           <w:p>
             <w:pPr>
-              <w:spacing w:before="0" w:after="44" w:line="264" w:lineRule="auto"/>
+              <w:spacing w:before="0" w:after="28" w:line="252" w:lineRule="auto"/>
             </w:pPr>
             <w:r>
               <w:rPr>
                 <w:color w:val="F8FAFC"/>
-                <w:sz w:val="15"/>
+                <w:sz w:val="14"/>
               </w:rPr>
               <w:t>Python 3.11+ / MLOps    ■ ■ ■ ■ ■</w:t>
             </w:r>
           </w:p>
           <w:p>
             <w:pPr>
-              <w:spacing w:before="0" w:after="44" w:line="264" w:lineRule="auto"/>
+              <w:spacing w:before="0" w:after="28" w:line="252" w:lineRule="auto"/>
             </w:pPr>
             <w:r>
               <w:rPr>
                 <w:color w:val="F8FAFC"/>
-                <w:sz w:val="15"/>
+                <w:sz w:val="14"/>
               </w:rPr>
               <w:t>FastAPI / Next.js 14    ■ ■ ■ ■ □</w:t>
             </w:r>
           </w:p>
           <w:p>
             <w:pPr>
-              <w:spacing w:before="0" w:after="44" w:line="264" w:lineRule="auto"/>
+              <w:spacing w:before="0" w:after="28" w:line="252" w:lineRule="auto"/>
             </w:pPr>
             <w:r>
               <w:rPr>
                 <w:color w:val="F8FAFC"/>
-                <w:sz w:val="15"/>
+                <w:sz w:val="14"/>
               </w:rPr>
               <w:t>MLflow &amp; Data Drift     ■ ■ ■ ■ □</w:t>
             </w:r>
           </w:p>
           <w:p>
             <w:pPr>
-              <w:spacing w:before="0" w:after="44" w:line="264" w:lineRule="auto"/>
+              <w:spacing w:before="0" w:after="28" w:line="252" w:lineRule="auto"/>
             </w:pPr>
             <w:r>
               <w:rPr>
                 <w:color w:val="F8FAFC"/>
-                <w:sz w:val="15"/>
+                <w:sz w:val="14"/>
               </w:rPr>
               <w:t>SHAP Sentinel Audit     ■ ■ ■ ■ ■</w:t>
             </w:r>
           </w:p>
           <w:p>
             <w:pPr>
-              <w:spacing w:before="0" w:after="44" w:line="264" w:lineRule="auto"/>
+              <w:spacing w:before="0" w:after="28" w:line="252" w:lineRule="auto"/>
             </w:pPr>
             <w:r>
               <w:rPr>
                 <w:color w:val="F8FAFC"/>
-                <w:sz w:val="15"/>
+                <w:sz w:val="14"/>
               </w:rPr>
               <w:t>Docker &amp; Streamlit      ■ ■ ■ ■ ■</w:t>
             </w:r>
           </w:p>
           <w:p>
             <w:pPr>
-              <w:spacing w:before="0" w:after="44" w:line="264" w:lineRule="auto"/>
+              <w:spacing w:before="0" w:after="28" w:line="252" w:lineRule="auto"/>
             </w:pPr>
             <w:r>
               <w:rPr>
                 <w:color w:val="F8FAFC"/>
-                <w:sz w:val="15"/>
+                <w:sz w:val="14"/>
               </w:rPr>
               <w:t>IfcOpenShell (5D BIM)   ■ ■ ■ ■ □</w:t>
             </w:r>
           </w:p>
           <w:p>
             <w:pPr>
-              <w:spacing w:before="0" w:after="0"/>
-            </w:pPr>
-            <w:r/>
-          </w:p>
-          <w:p>
-            <w:pPr>
-              <w:spacing w:before="140" w:after="0"/>
+              <w:spacing w:before="100" w:after="0"/>
             </w:pPr>
             <w:r>
               <w:rPr>
                 <w:rFonts w:ascii="Segoe UI" w:hAnsi="Segoe UI"/>
                 <w:b/>
                 <w:color w:val="38BDF8"/>
-                <w:sz w:val="17"/>
+                <w:sz w:val="15"/>
               </w:rPr>
               <w:t>SÉCURITÉ &amp; AUDIT</w:t>
             </w:r>
           </w:p>
           <w:p>
             <w:pPr>
-              <w:spacing w:before="20" w:after="60"/>
+              <w:spacing w:before="10" w:after="40"/>
             </w:pPr>
             <w:r>
               <w:rPr>
                 <w:color w:val="0284C7"/>
-                <w:sz w:val="10"/>
+                <w:sz w:val="9"/>
               </w:rPr>
-              <w:t>━━━━━━━━━━━━━━━━━━━━━━</w:t>
+              <w:t>━━━━━━━━━━━━━━━━━━━━</w:t>
             </w:r>
           </w:p>
           <w:p>
             <w:pPr>
-              <w:spacing w:before="0" w:after="44" w:line="264" w:lineRule="auto"/>
+              <w:spacing w:before="0" w:after="28" w:line="252" w:lineRule="auto"/>
             </w:pPr>
             <w:r>
               <w:rPr>
                 <w:color w:val="F8FAFC"/>
-                <w:sz w:val="15"/>
+                <w:sz w:val="14"/>
               </w:rPr>
               <w:t>◈ Gouvernance Quorum 4 Yeux</w:t>
             </w:r>
           </w:p>
           <w:p>
             <w:pPr>
-              <w:spacing w:before="0" w:after="44" w:line="264" w:lineRule="auto"/>
+              <w:spacing w:before="0" w:after="28" w:line="252" w:lineRule="auto"/>
             </w:pPr>
             <w:r>
               <w:rPr>
                 <w:color w:val="F8FAFC"/>
-                <w:sz w:val="15"/>
+                <w:sz w:val="14"/>
               </w:rPr>
               <w:t>◈ OKF v0.2 SHA-256 No-LLM</w:t>
             </w:r>
           </w:p>
           <w:p>
             <w:pPr>
-              <w:spacing w:before="0" w:after="44" w:line="264" w:lineRule="auto"/>
+              <w:spacing w:before="0" w:after="28" w:line="252" w:lineRule="auto"/>
             </w:pPr>
             <w:r>
               <w:rPr>
                 <w:color w:val="F8FAFC"/>
-                <w:sz w:val="15"/>
+                <w:sz w:val="14"/>
               </w:rPr>
               <w:t>◈ EU AI Act (RSASSA-PSS)</w:t>
             </w:r>
           </w:p>
           <w:p>
             <w:pPr>
-              <w:spacing w:before="0" w:after="44" w:line="264" w:lineRule="auto"/>
+              <w:spacing w:before="0" w:after="28" w:line="252" w:lineRule="auto"/>
             </w:pPr>
             <w:r>
               <w:rPr>
                 <w:color w:val="F8FAFC"/>
-                <w:sz w:val="15"/>
+                <w:sz w:val="14"/>
               </w:rPr>
               <w:t>◈ Cadre AVSEC (Annexe 17 OACI)</w:t>
             </w:r>
           </w:p>
           <w:p>
             <w:pPr>
-              <w:spacing w:before="0" w:after="0"/>
-            </w:pPr>
-            <w:r/>
-          </w:p>
-          <w:p>
-            <w:pPr>
-              <w:spacing w:before="140" w:after="0"/>
+              <w:spacing w:before="100" w:after="0"/>
             </w:pPr>
             <w:r>
               <w:rPr>
                 <w:rFonts w:ascii="Segoe UI" w:hAnsi="Segoe UI"/>
                 <w:b/>
                 <w:color w:val="38BDF8"/>
-                <w:sz w:val="17"/>
+                <w:sz w:val="15"/>
               </w:rPr>
               <w:t>LANGUES</w:t>
             </w:r>
           </w:p>
           <w:p>
             <w:pPr>
-              <w:spacing w:before="20" w:after="60"/>
+              <w:spacing w:before="10" w:after="40"/>
             </w:pPr>
             <w:r>
               <w:rPr>
                 <w:color w:val="0284C7"/>
-                <w:sz w:val="10"/>
+                <w:sz w:val="9"/>
               </w:rPr>
-              <w:t>━━━━━━━━━━━━━━━━━━━━━━</w:t>
+              <w:t>━━━━━━━━━━━━━━━━━━━━</w:t>
             </w:r>
           </w:p>
           <w:p>
             <w:pPr>
-              <w:spacing w:before="0" w:after="44" w:line="264" w:lineRule="auto"/>
+              <w:spacing w:before="0" w:after="28" w:line="252" w:lineRule="auto"/>
             </w:pPr>
             <w:r>
               <w:rPr>
                 <w:color w:val="F8FAFC"/>
-                <w:sz w:val="15"/>
+                <w:sz w:val="14"/>
               </w:rPr>
               <w:t>Français  —  Courant / Natif</w:t>
             </w:r>
           </w:p>
           <w:p>
             <w:pPr>
-              <w:spacing w:before="0" w:after="44" w:line="264" w:lineRule="auto"/>
+              <w:spacing w:before="0" w:after="28" w:line="252" w:lineRule="auto"/>
             </w:pPr>
             <w:r>
               <w:rPr>
                 <w:color w:val="F8FAFC"/>
-                <w:sz w:val="15"/>
+                <w:sz w:val="14"/>
               </w:rPr>
               <w:t>Anglais   —  Technique &amp; Pro</w:t>
             </w:r>
           </w:p>
           <w:p>
             <w:pPr>
-              <w:spacing w:before="0" w:after="0"/>
-            </w:pPr>
-            <w:r/>
-          </w:p>
-          <w:p>
-            <w:pPr>
-              <w:spacing w:before="140" w:after="0"/>
+              <w:spacing w:before="100" w:after="0"/>
             </w:pPr>
             <w:r>
               <w:rPr>
                 <w:rFonts w:ascii="Segoe UI" w:hAnsi="Segoe UI"/>
                 <w:b/>
                 <w:color w:val="38BDF8"/>
-                <w:sz w:val="17"/>
+                <w:sz w:val="15"/>
               </w:rPr>
               <w:t>ATOUTS CLÉS</w:t>
             </w:r>
           </w:p>
           <w:p>
             <w:pPr>
-              <w:spacing w:before="20" w:after="60"/>
+              <w:spacing w:before="10" w:after="40"/>
             </w:pPr>
             <w:r>
               <w:rPr>
                 <w:color w:val="0284C7"/>
-                <w:sz w:val="10"/>
+                <w:sz w:val="9"/>
               </w:rPr>
-              <w:t>━━━━━━━━━━━━━━━━━━━━━━</w:t>
+              <w:t>━━━━━━━━━━━━━━━━━━━━</w:t>
             </w:r>
           </w:p>
           <w:p>
             <w:pPr>
-              <w:spacing w:before="0" w:after="44" w:line="264" w:lineRule="auto"/>
+              <w:spacing w:before="0" w:after="28" w:line="252" w:lineRule="auto"/>
             </w:pPr>
             <w:r>
               <w:rPr>
                 <w:color w:val="F8FAFC"/>
-                <w:sz w:val="15"/>
+                <w:sz w:val="14"/>
               </w:rPr>
               <w:t>◈ Double compétence IA &amp; BTP</w:t>
             </w:r>
           </w:p>
           <w:p>
             <w:pPr>
-              <w:spacing w:before="0" w:after="44" w:line="264" w:lineRule="auto"/>
+              <w:spacing w:before="0" w:after="28" w:line="252" w:lineRule="auto"/>
             </w:pPr>
             <w:r>
               <w:rPr>
                 <w:color w:val="F8FAFC"/>
-                <w:sz w:val="15"/>
+                <w:sz w:val="14"/>
               </w:rPr>
               <w:t>◈ Gestion de crise &amp; Sûreté (CCAA)</w:t>
             </w:r>
           </w:p>
           <w:p>
             <w:pPr>
-              <w:spacing w:before="0" w:after="44" w:line="264" w:lineRule="auto"/>
+              <w:spacing w:before="0" w:after="28" w:line="252" w:lineRule="auto"/>
             </w:pPr>
             <w:r>
               <w:rPr>
                 <w:color w:val="F8FAFC"/>
-                <w:sz w:val="15"/>
+                <w:sz w:val="14"/>
               </w:rPr>
               <w:t>◈ Rigueur mathématique &amp; Guardrails</w:t>
             </w:r>
@@ -740,436 +698,24 @@
             <w:tcW w:type="dxa" w:w="8165"/>
             <w:shd w:fill="FFFFFF"/>
             <w:tcMar>
-              <w:top w:w="300" w:type="dxa"/>
-              <w:bottom w:w="280" w:type="dxa"/>
-              <w:left w:w="300" w:type="dxa"/>
-              <w:right w:w="320" w:type="dxa"/>
+              <w:top w:w="240" w:type="dxa"/>
+              <w:bottom w:w="220" w:type="dxa"/>
+              <w:left w:w="260" w:type="dxa"/>
+              <w:right w:w="280" w:type="dxa"/>
             </w:tcMar>
           </w:tcPr>
           <w:p>
             <w:pPr>
-              <w:spacing w:before="0" w:after="40"/>
+              <w:spacing w:before="0" w:after="20"/>
             </w:pPr>
             <w:r>
               <w:rPr>
                 <w:rFonts w:ascii="Segoe UI" w:hAnsi="Segoe UI"/>
                 <w:b/>
                 <w:color w:val="0A1128"/>
-                <w:sz w:val="38"/>
+                <w:sz w:val="34"/>
               </w:rPr>
               <w:t>KOA MARIE GERVAIS NELLY</w:t>
-            </w:r>
-          </w:p>
-          <w:p>
-            <w:pPr>
-              <w:spacing w:before="0" w:after="40"/>
-            </w:pPr>
-            <w:r>
-              <w:rPr>
-                <w:b/>
-                <w:color w:val="0284C7"/>
-                <w:sz w:val="19"/>
-              </w:rPr>
-              <w:t>Lead AI Engineer &amp; Consultant IA / Data   │   Fondateur @ Archi Cam AI</w:t>
-            </w:r>
-          </w:p>
-          <w:p>
-            <w:pPr>
-              <w:spacing w:before="0" w:after="100"/>
-            </w:pPr>
-            <w:r>
-              <w:rPr>
-                <w:color w:val="0284C7"/>
-                <w:sz w:val="12"/>
-              </w:rPr>
-              <w:t>────────────────────────────────────────────────────────────────────────</w:t>
-            </w:r>
-          </w:p>
-          <w:p>
-            <w:pPr>
-              <w:spacing w:before="160" w:after="20"/>
-            </w:pPr>
-            <w:r>
-              <w:rPr>
-                <w:b/>
-                <w:color w:val="0284C7"/>
-                <w:sz w:val="18"/>
-              </w:rPr>
-              <w:t xml:space="preserve">◈  </w:t>
-            </w:r>
-            <w:r>
-              <w:rPr>
-                <w:rFonts w:ascii="Segoe UI" w:hAnsi="Segoe UI"/>
-                <w:b/>
-                <w:color w:val="0A1128"/>
-                <w:sz w:val="21"/>
-              </w:rPr>
-              <w:t>RÉSUMÉ PROFESSIONNEL</w:t>
-            </w:r>
-          </w:p>
-          <w:p>
-            <w:pPr>
-              <w:spacing w:before="0" w:after="80"/>
-            </w:pPr>
-            <w:r>
-              <w:rPr>
-                <w:color w:val="CBD5E1"/>
-                <w:sz w:val="11"/>
-              </w:rPr>
-              <w:t>──────────────────────────────────────────────────────────────</w:t>
-            </w:r>
-          </w:p>
-          <w:p>
-            <w:pPr>
-              <w:spacing w:before="0" w:after="80" w:line="288" w:lineRule="auto"/>
-            </w:pPr>
-            <w:r>
-              <w:rPr>
-                <w:color w:val="334155"/>
-                <w:sz w:val="17"/>
-              </w:rPr>
-              <w:t>Consultant IA &amp; Lead AI Engineer (Google Developer Program Member), j'utilise Google Antigravity pour concevoir et orchestrer des systèmes d'agents autonomes neuro-symboliques, du GraphRAG (Neo4j) et des plateformes MLOps souveraines. Spécialiste des architectures déterministes et explicables, je déploie des solutions étanches sans hallucination. Fondateur d'Archi Cam AI (candidat Google Africa Applied AI Lab), j'allie méthodologie d'ingénieur BTP, rigueur mathématique et vision produit.</w:t>
-            </w:r>
-          </w:p>
-          <w:p>
-            <w:pPr>
-              <w:spacing w:before="160" w:after="20"/>
-            </w:pPr>
-            <w:r>
-              <w:rPr>
-                <w:b/>
-                <w:color w:val="0284C7"/>
-                <w:sz w:val="18"/>
-              </w:rPr>
-              <w:t xml:space="preserve">◈  </w:t>
-            </w:r>
-            <w:r>
-              <w:rPr>
-                <w:rFonts w:ascii="Segoe UI" w:hAnsi="Segoe UI"/>
-                <w:b/>
-                <w:color w:val="0A1128"/>
-                <w:sz w:val="21"/>
-              </w:rPr>
-              <w:t>PROJETS IA MAJEURS</w:t>
-            </w:r>
-          </w:p>
-          <w:p>
-            <w:pPr>
-              <w:spacing w:before="0" w:after="80"/>
-            </w:pPr>
-            <w:r>
-              <w:rPr>
-                <w:color w:val="CBD5E1"/>
-                <w:sz w:val="11"/>
-              </w:rPr>
-              <w:t>──────────────────────────────────────────────────────────────</w:t>
-            </w:r>
-          </w:p>
-          <w:p>
-            <w:pPr>
-              <w:spacing w:before="80" w:after="20"/>
-            </w:pPr>
-            <w:r>
-              <w:rPr>
-                <w:b/>
-                <w:color w:val="0A1128"/>
-                <w:sz w:val="19"/>
-              </w:rPr>
-              <w:t>Archi Cam AI</w:t>
-            </w:r>
-            <w:r>
-              <w:rPr>
-                <w:i/>
-                <w:color w:val="0284C7"/>
-                <w:sz w:val="16"/>
-              </w:rPr>
-              <w:t xml:space="preserve">   —   SaaS IA Agentique &amp; 5D BIM</w:t>
-            </w:r>
-          </w:p>
-          <w:p>
-            <w:pPr>
-              <w:spacing w:before="0" w:after="40" w:line="276" w:lineRule="auto"/>
-              <w:ind w:left="173"/>
-            </w:pPr>
-            <w:r>
-              <w:rPr>
-                <w:b/>
-                <w:color w:val="0284C7"/>
-                <w:sz w:val="16"/>
-              </w:rPr>
-              <w:t xml:space="preserve">▸  </w:t>
-            </w:r>
-            <w:r>
-              <w:rPr>
-                <w:color w:val="334155"/>
-                <w:sz w:val="16"/>
-              </w:rPr>
-              <w:t>Candidat officiel Google Africa Applied AI Lab. Développé sous Google Antigravity (Gemma 4 12B, Gemini, BAEL 91).</w:t>
-            </w:r>
-          </w:p>
-          <w:p>
-            <w:pPr>
-              <w:spacing w:before="0" w:after="40" w:line="276" w:lineRule="auto"/>
-              <w:ind w:left="173"/>
-            </w:pPr>
-            <w:r>
-              <w:rPr>
-                <w:b/>
-                <w:color w:val="0284C7"/>
-                <w:sz w:val="16"/>
-              </w:rPr>
-              <w:t xml:space="preserve">▸  </w:t>
-            </w:r>
-            <w:r>
-              <w:rPr>
-                <w:color w:val="334155"/>
-                <w:sz w:val="16"/>
-              </w:rPr>
-              <w:t>Génération DQE Excel en &lt;45s (–99,2% temps, R²=0,9872 sous MLflow) et rendus 3D Imagen 3 + ControlNet.</w:t>
-            </w:r>
-          </w:p>
-          <w:p>
-            <w:pPr>
-              <w:spacing w:before="80" w:after="20"/>
-            </w:pPr>
-            <w:r>
-              <w:rPr>
-                <w:b/>
-                <w:color w:val="0A1128"/>
-                <w:sz w:val="19"/>
-              </w:rPr>
-              <w:t>K1-MATHINFO (v3.0.0)</w:t>
-            </w:r>
-            <w:r>
-              <w:rPr>
-                <w:i/>
-                <w:color w:val="0284C7"/>
-                <w:sz w:val="16"/>
-              </w:rPr>
-              <w:t xml:space="preserve">   —   IA Souveraine Multi-Agents &amp; Certification OKF</w:t>
-            </w:r>
-          </w:p>
-          <w:p>
-            <w:pPr>
-              <w:spacing w:before="0" w:after="40" w:line="276" w:lineRule="auto"/>
-              <w:ind w:left="173"/>
-            </w:pPr>
-            <w:r>
-              <w:rPr>
-                <w:b/>
-                <w:color w:val="0284C7"/>
-                <w:sz w:val="16"/>
-              </w:rPr>
-              <w:t xml:space="preserve">▸  </w:t>
-            </w:r>
-            <w:r>
-              <w:rPr>
-                <w:color w:val="334155"/>
-                <w:sz w:val="16"/>
-              </w:rPr>
-              <w:t>Système souverain DMI (Univ. Ngaoundéré) sous Google Antigravity : 470 thèses, 19 projets M1, graphe Neo4j 1 366 nœuds.</w:t>
-            </w:r>
-          </w:p>
-          <w:p>
-            <w:pPr>
-              <w:spacing w:before="0" w:after="40" w:line="276" w:lineRule="auto"/>
-              <w:ind w:left="173"/>
-            </w:pPr>
-            <w:r>
-              <w:rPr>
-                <w:b/>
-                <w:color w:val="0284C7"/>
-                <w:sz w:val="16"/>
-              </w:rPr>
-              <w:t xml:space="preserve">▸  </w:t>
-            </w:r>
-            <w:r>
-              <w:rPr>
-                <w:color w:val="334155"/>
-                <w:sz w:val="16"/>
-              </w:rPr>
-              <w:t>6 agents LangGraph, recherche hybride RRF k=60 + Cross-Encoder, attesteur SHA-256 No-LLM, 77/77 tests (100%).</w:t>
-            </w:r>
-          </w:p>
-          <w:p>
-            <w:pPr>
-              <w:spacing w:before="80" w:after="20"/>
-            </w:pPr>
-            <w:r>
-              <w:rPr>
-                <w:b/>
-                <w:color w:val="0A1128"/>
-                <w:sz w:val="19"/>
-              </w:rPr>
-              <w:t>Sovereign.BI Agentic</w:t>
-            </w:r>
-            <w:r>
-              <w:rPr>
-                <w:i/>
-                <w:color w:val="0284C7"/>
-                <w:sz w:val="16"/>
-              </w:rPr>
-              <w:t xml:space="preserve">   —   Business Intelligence &amp; NL-to-SQL/Cypher</w:t>
-            </w:r>
-          </w:p>
-          <w:p>
-            <w:pPr>
-              <w:spacing w:before="0" w:after="40" w:line="276" w:lineRule="auto"/>
-              <w:ind w:left="173"/>
-            </w:pPr>
-            <w:r>
-              <w:rPr>
-                <w:b/>
-                <w:color w:val="0284C7"/>
-                <w:sz w:val="16"/>
-              </w:rPr>
-              <w:t xml:space="preserve">▸  </w:t>
-            </w:r>
-            <w:r>
-              <w:rPr>
-                <w:color w:val="334155"/>
-                <w:sz w:val="16"/>
-              </w:rPr>
-              <w:t>Moteur d'interrogation SQL/Graph en langage naturel (PostgreSQL pgvector, Neo4j N10S, latence &lt;5s).</w:t>
-            </w:r>
-          </w:p>
-          <w:p>
-            <w:pPr>
-              <w:spacing w:before="0" w:after="40" w:line="276" w:lineRule="auto"/>
-              <w:ind w:left="173"/>
-            </w:pPr>
-            <w:r>
-              <w:rPr>
-                <w:b/>
-                <w:color w:val="0284C7"/>
-                <w:sz w:val="16"/>
-              </w:rPr>
-              <w:t xml:space="preserve">▸  </w:t>
-            </w:r>
-            <w:r>
-              <w:rPr>
-                <w:color w:val="334155"/>
-                <w:sz w:val="16"/>
-              </w:rPr>
-              <w:t>Garde-fous dynamiques anti-injection ABAC et explicabilité certifiée par auditeur SHAP Sentinel.</w:t>
-            </w:r>
-          </w:p>
-          <w:p>
-            <w:pPr>
-              <w:spacing w:before="80" w:after="20"/>
-            </w:pPr>
-            <w:r>
-              <w:rPr>
-                <w:b/>
-                <w:color w:val="0A1128"/>
-                <w:sz w:val="19"/>
-              </w:rPr>
-              <w:t>Dataset Automator &amp; VigieSahel</w:t>
-            </w:r>
-            <w:r>
-              <w:rPr>
-                <w:i/>
-                <w:color w:val="0284C7"/>
-                <w:sz w:val="16"/>
-              </w:rPr>
-              <w:t xml:space="preserve">   —   MLOps &amp; IA Impact Agro-Climatique</w:t>
-            </w:r>
-          </w:p>
-          <w:p>
-            <w:pPr>
-              <w:spacing w:before="0" w:after="40" w:line="276" w:lineRule="auto"/>
-              <w:ind w:left="173"/>
-            </w:pPr>
-            <w:r>
-              <w:rPr>
-                <w:b/>
-                <w:color w:val="0284C7"/>
-                <w:sz w:val="16"/>
-              </w:rPr>
-              <w:t xml:space="preserve">▸  </w:t>
-            </w:r>
-            <w:r>
-              <w:rPr>
-                <w:color w:val="334155"/>
-                <w:sz w:val="16"/>
-              </w:rPr>
-              <w:t>Dataset Automator : Usine MLOps sous Google Antigravity (TabFM, BigQuery DataFrames, Data Drift KS/PSI, EU AI Act).</w:t>
-            </w:r>
-          </w:p>
-          <w:p>
-            <w:pPr>
-              <w:spacing w:before="0" w:after="40" w:line="276" w:lineRule="auto"/>
-              <w:ind w:left="173"/>
-            </w:pPr>
-            <w:r>
-              <w:rPr>
-                <w:b/>
-                <w:color w:val="0284C7"/>
-                <w:sz w:val="16"/>
-              </w:rPr>
-              <w:t xml:space="preserve">▸  </w:t>
-            </w:r>
-            <w:r>
-              <w:rPr>
-                <w:color w:val="334155"/>
-                <w:sz w:val="16"/>
-              </w:rPr>
-              <w:t>VigieSahel : Prédiction épidémies et optimisation semis (–35% pertes, XGBoost R²&gt;94%, Supabase, MLflow).</w:t>
-            </w:r>
-          </w:p>
-          <w:p>
-            <w:pPr>
-              <w:spacing w:before="160" w:after="20"/>
-            </w:pPr>
-            <w:r>
-              <w:rPr>
-                <w:b/>
-                <w:color w:val="0284C7"/>
-                <w:sz w:val="18"/>
-              </w:rPr>
-              <w:t xml:space="preserve">◈  </w:t>
-            </w:r>
-            <w:r>
-              <w:rPr>
-                <w:rFonts w:ascii="Segoe UI" w:hAnsi="Segoe UI"/>
-                <w:b/>
-                <w:color w:val="0A1128"/>
-                <w:sz w:val="21"/>
-              </w:rPr>
-              <w:t>PARCOURS PROFESSIONNEL</w:t>
-            </w:r>
-          </w:p>
-          <w:p>
-            <w:pPr>
-              <w:spacing w:before="0" w:after="80"/>
-            </w:pPr>
-            <w:r>
-              <w:rPr>
-                <w:color w:val="CBD5E1"/>
-                <w:sz w:val="11"/>
-              </w:rPr>
-              <w:t>──────────────────────────────────────────────────────────────</w:t>
-            </w:r>
-          </w:p>
-          <w:p>
-            <w:pPr>
-              <w:spacing w:before="80" w:after="20"/>
-            </w:pPr>
-            <w:r>
-              <w:rPr>
-                <w:b/>
-                <w:color w:val="0A1128"/>
-                <w:sz w:val="19"/>
-              </w:rPr>
-              <w:t>Consultant IA &amp; Data Science</w:t>
-            </w:r>
-            <w:r>
-              <w:rPr>
-                <w:i/>
-                <w:color w:val="0284C7"/>
-                <w:sz w:val="16"/>
-              </w:rPr>
-              <w:t xml:space="preserve">   —   2025 – Présent</w:t>
             </w:r>
           </w:p>
           <w:p>
@@ -1179,139 +725,33 @@
             <w:r>
               <w:rPr>
                 <w:b/>
-                <w:color w:val="64748B"/>
-                <w:sz w:val="16"/>
+                <w:color w:val="0284C7"/>
+                <w:sz w:val="17"/>
               </w:rPr>
-              <w:t>Projets Indépendants &amp; Entreprises  │  Douala</w:t>
+              <w:t>Lead AI Engineer &amp; Consultant IA / Data   │   Fondateur @ Archi Cam AI</w:t>
             </w:r>
           </w:p>
           <w:p>
             <w:pPr>
-              <w:spacing w:before="0" w:after="40" w:line="276" w:lineRule="auto"/>
-              <w:ind w:left="173"/>
+              <w:spacing w:before="0" w:after="60"/>
+            </w:pPr>
+            <w:r>
+              <w:rPr>
+                <w:color w:val="0284C7"/>
+                <w:sz w:val="11"/>
+              </w:rPr>
+              <w:t>──────────────────────────────────────────────────────────────────────</w:t>
+            </w:r>
+          </w:p>
+          <w:p>
+            <w:pPr>
+              <w:spacing w:before="100" w:after="10"/>
             </w:pPr>
             <w:r>
               <w:rPr>
                 <w:b/>
                 <w:color w:val="0284C7"/>
                 <w:sz w:val="16"/>
-              </w:rPr>
-              <w:t xml:space="preserve">▸  </w:t>
-            </w:r>
-            <w:r>
-              <w:rPr>
-                <w:color w:val="334155"/>
-                <w:sz w:val="16"/>
-              </w:rPr>
-              <w:t>Accompagnement d'entreprises dans l'adoption d'IA souveraines, pipelines RAG/GraphRAG Neo4j et bases SQL.</w:t>
-            </w:r>
-          </w:p>
-          <w:p>
-            <w:pPr>
-              <w:spacing w:before="0" w:after="40" w:line="276" w:lineRule="auto"/>
-              <w:ind w:left="173"/>
-            </w:pPr>
-            <w:r>
-              <w:rPr>
-                <w:b/>
-                <w:color w:val="0284C7"/>
-                <w:sz w:val="16"/>
-              </w:rPr>
-              <w:t xml:space="preserve">▸  </w:t>
-            </w:r>
-            <w:r>
-              <w:rPr>
-                <w:color w:val="334155"/>
-                <w:sz w:val="16"/>
-              </w:rPr>
-              <w:t>Analyse exploratoire de jeux de données massifs, modélisation prédictive et reporting décisionnel exécutif.</w:t>
-            </w:r>
-          </w:p>
-          <w:p>
-            <w:pPr>
-              <w:spacing w:before="80" w:after="20"/>
-            </w:pPr>
-            <w:r>
-              <w:rPr>
-                <w:b/>
-                <w:color w:val="0A1128"/>
-                <w:sz w:val="19"/>
-              </w:rPr>
-              <w:t>Agent de Sûreté Aéroportuaire (AVSEC)</w:t>
-            </w:r>
-            <w:r>
-              <w:rPr>
-                <w:i/>
-                <w:color w:val="0284C7"/>
-                <w:sz w:val="16"/>
-              </w:rPr>
-              <w:t xml:space="preserve">   —   2018 – Présent</w:t>
-            </w:r>
-          </w:p>
-          <w:p>
-            <w:pPr>
-              <w:spacing w:before="0" w:after="20"/>
-            </w:pPr>
-            <w:r>
-              <w:rPr>
-                <w:b/>
-                <w:color w:val="64748B"/>
-                <w:sz w:val="16"/>
-              </w:rPr>
-              <w:t>CCAA (Autorité Aéronautique du Cameroun)</w:t>
-            </w:r>
-          </w:p>
-          <w:p>
-            <w:pPr>
-              <w:spacing w:before="0" w:after="40" w:line="276" w:lineRule="auto"/>
-              <w:ind w:left="173"/>
-            </w:pPr>
-            <w:r>
-              <w:rPr>
-                <w:b/>
-                <w:color w:val="0284C7"/>
-                <w:sz w:val="16"/>
-              </w:rPr>
-              <w:t xml:space="preserve">▸  </w:t>
-            </w:r>
-            <w:r>
-              <w:rPr>
-                <w:color w:val="334155"/>
-                <w:sz w:val="16"/>
-              </w:rPr>
-              <w:t>Analyse des risques opérationnels, contrôle d'accès sécurisé et audits de conformité (Annexe 17 OACI).</w:t>
-            </w:r>
-          </w:p>
-          <w:p>
-            <w:pPr>
-              <w:spacing w:before="0" w:after="40" w:line="276" w:lineRule="auto"/>
-              <w:ind w:left="173"/>
-            </w:pPr>
-            <w:r>
-              <w:rPr>
-                <w:b/>
-                <w:color w:val="0284C7"/>
-                <w:sz w:val="16"/>
-              </w:rPr>
-              <w:t xml:space="preserve">▸  </w:t>
-            </w:r>
-            <w:r>
-              <w:rPr>
-                <w:color w:val="334155"/>
-                <w:sz w:val="16"/>
-              </w:rPr>
-              <w:t>Rédaction de rapports de sûreté critiques et coordination d'interventions opérationnelles d'urgence.</w:t>
-            </w:r>
-          </w:p>
-          <w:p>
-            <w:pPr>
-              <w:spacing w:before="160" w:after="20"/>
-            </w:pPr>
-            <w:r>
-              <w:rPr>
-                <w:b/>
-                <w:color w:val="0284C7"/>
-                <w:sz w:val="18"/>
               </w:rPr>
               <w:t xml:space="preserve">◈  </w:t>
             </w:r>
@@ -1320,142 +760,44 @@
                 <w:rFonts w:ascii="Segoe UI" w:hAnsi="Segoe UI"/>
                 <w:b/>
                 <w:color w:val="0A1128"/>
-                <w:sz w:val="21"/>
+                <w:sz w:val="19"/>
               </w:rPr>
-              <w:t>FORMATION ACADÉMIQUE</w:t>
+              <w:t>RÉSUMÉ PROFESSIONNEL</w:t>
             </w:r>
           </w:p>
           <w:p>
             <w:pPr>
-              <w:spacing w:before="0" w:after="80"/>
+              <w:spacing w:before="0" w:after="50"/>
             </w:pPr>
             <w:r>
               <w:rPr>
                 <w:color w:val="CBD5E1"/>
-                <w:sz w:val="11"/>
+                <w:sz w:val="10"/>
               </w:rPr>
-              <w:t>──────────────────────────────────────────────────────────────</w:t>
+              <w:t>────────────────────────────────────────────────────────────</w:t>
             </w:r>
           </w:p>
           <w:p>
             <w:pPr>
-              <w:spacing w:before="80" w:after="20"/>
+              <w:spacing w:before="0" w:after="50" w:line="276" w:lineRule="auto"/>
             </w:pPr>
             <w:r>
               <w:rPr>
-                <w:b/>
-                <w:color w:val="0A1128"/>
-                <w:sz w:val="19"/>
-              </w:rPr>
-              <w:t>Master Professionnel en Intelligence Artificielle Appliquée</w:t>
-            </w:r>
-            <w:r>
-              <w:rPr>
-                <w:i/>
-                <w:color w:val="0284C7"/>
+                <w:color w:val="334155"/>
                 <w:sz w:val="16"/>
               </w:rPr>
-              <w:t xml:space="preserve">   —   2025 – 2027  [En cours]</w:t>
+              <w:t>Consultant IA &amp; Lead AI Engineer (Google Developer Program Member), j'utilise Google Antigravity pour concevoir des systèmes d'agents autonomes neuro-symboliques, GraphRAG (Neo4j) et plateformes MLOps souveraines. Spécialiste des architectures déterministes et explicables. Fondateur d'Archi Cam AI (candidat Google Africa Applied AI Lab), j'allie rigueur mathématique et vision produit.</w:t>
             </w:r>
           </w:p>
           <w:p>
             <w:pPr>
-              <w:spacing w:before="0" w:after="20"/>
-            </w:pPr>
-            <w:r>
-              <w:rPr>
-                <w:b/>
-                <w:color w:val="64748B"/>
-                <w:sz w:val="16"/>
-              </w:rPr>
-              <w:t>Université de Ngaoundéré</w:t>
-            </w:r>
-          </w:p>
-          <w:p>
-            <w:pPr>
-              <w:spacing w:before="0" w:after="40" w:line="276" w:lineRule="auto"/>
-              <w:ind w:left="173"/>
+              <w:spacing w:before="100" w:after="10"/>
             </w:pPr>
             <w:r>
               <w:rPr>
                 <w:b/>
                 <w:color w:val="0284C7"/>
                 <w:sz w:val="16"/>
-              </w:rPr>
-              <w:t xml:space="preserve">▸  </w:t>
-            </w:r>
-            <w:r>
-              <w:rPr>
-                <w:color w:val="334155"/>
-                <w:sz w:val="16"/>
-              </w:rPr>
-              <w:t>Programme d'Excellence (5 Blocs) : ML &amp; Statistique Bayésienne, Data Engineering &amp; Neo4j, Vision &amp; Robotique, Cybersécurité &amp; Blockchain, MLOps Souverains.</w:t>
-            </w:r>
-          </w:p>
-          <w:p>
-            <w:pPr>
-              <w:spacing w:before="80" w:after="20"/>
-            </w:pPr>
-            <w:r>
-              <w:rPr>
-                <w:b/>
-                <w:color w:val="0A1128"/>
-                <w:sz w:val="19"/>
-              </w:rPr>
-              <w:t>Licence &amp; BTS Génie Civil (Option Bâtiment)</w:t>
-            </w:r>
-            <w:r>
-              <w:rPr>
-                <w:i/>
-                <w:color w:val="0284C7"/>
-                <w:sz w:val="16"/>
-              </w:rPr>
-              <w:t xml:space="preserve">   —   2015 – 2016</w:t>
-            </w:r>
-          </w:p>
-          <w:p>
-            <w:pPr>
-              <w:spacing w:before="0" w:after="20"/>
-            </w:pPr>
-            <w:r>
-              <w:rPr>
-                <w:b/>
-                <w:color w:val="64748B"/>
-                <w:sz w:val="16"/>
-              </w:rPr>
-              <w:t>ISTDI / IUC Douala</w:t>
-            </w:r>
-          </w:p>
-          <w:p>
-            <w:pPr>
-              <w:spacing w:before="0" w:after="40" w:line="276" w:lineRule="auto"/>
-              <w:ind w:left="173"/>
-            </w:pPr>
-            <w:r>
-              <w:rPr>
-                <w:b/>
-                <w:color w:val="0284C7"/>
-                <w:sz w:val="16"/>
-              </w:rPr>
-              <w:t xml:space="preserve">▸  </w:t>
-            </w:r>
-            <w:r>
-              <w:rPr>
-                <w:color w:val="334155"/>
-                <w:sz w:val="16"/>
-              </w:rPr>
-              <w:t>Dimensionnement de structures (BAEL 91), métrés &amp; gestion de projets de construction BTP.</w:t>
-            </w:r>
-          </w:p>
-          <w:p>
-            <w:pPr>
-              <w:spacing w:before="160" w:after="20"/>
-            </w:pPr>
-            <w:r>
-              <w:rPr>
-                <w:b/>
-                <w:color w:val="0284C7"/>
-                <w:sz w:val="18"/>
               </w:rPr>
               <w:t xml:space="preserve">◈  </w:t>
             </w:r>
@@ -1464,26 +806,26 @@
                 <w:rFonts w:ascii="Segoe UI" w:hAnsi="Segoe UI"/>
                 <w:b/>
                 <w:color w:val="0A1128"/>
-                <w:sz w:val="21"/>
+                <w:sz w:val="19"/>
               </w:rPr>
-              <w:t>RECONNAISSANCES &amp; CANDIDATURES</w:t>
+              <w:t>PROJETS IA MAJEURS</w:t>
             </w:r>
           </w:p>
           <w:p>
             <w:pPr>
-              <w:spacing w:before="0" w:after="80"/>
+              <w:spacing w:before="0" w:after="50"/>
             </w:pPr>
             <w:r>
               <w:rPr>
                 <w:color w:val="CBD5E1"/>
-                <w:sz w:val="11"/>
+                <w:sz w:val="10"/>
               </w:rPr>
-              <w:t>──────────────────────────────────────────────────────────────</w:t>
+              <w:t>────────────────────────────────────────────────────────────</w:t>
             </w:r>
           </w:p>
           <w:p>
             <w:pPr>
-              <w:spacing w:before="0" w:after="40" w:line="288" w:lineRule="auto"/>
+              <w:spacing w:before="60" w:after="10"/>
             </w:pPr>
             <w:r>
               <w:rPr>
@@ -1491,19 +833,62 @@
                 <w:color w:val="0A1128"/>
                 <w:sz w:val="17"/>
               </w:rPr>
-              <w:t xml:space="preserve">◈ Google Africa Applied AI Lab (Accra, 2026) : </w:t>
+              <w:t>Archi Cam AI</w:t>
+            </w:r>
+            <w:r>
+              <w:rPr>
+                <w:i/>
+                <w:color w:val="0284C7"/>
+                <w:sz w:val="15"/>
+              </w:rPr>
+              <w:t xml:space="preserve">   —   SaaS IA Agentique &amp; 5D BIM</w:t>
+            </w:r>
+          </w:p>
+          <w:p>
+            <w:pPr>
+              <w:spacing w:before="0" w:after="24" w:line="264" w:lineRule="auto"/>
+              <w:ind w:left="144"/>
+            </w:pPr>
+            <w:r>
+              <w:rPr>
+                <w:b/>
+                <w:color w:val="0284C7"/>
+                <w:sz w:val="15"/>
+              </w:rPr>
+              <w:t xml:space="preserve">▸  </w:t>
             </w:r>
             <w:r>
               <w:rPr>
                 <w:color w:val="334155"/>
-                <w:sz w:val="17"/>
+                <w:sz w:val="15"/>
               </w:rPr>
-              <w:t>Candidature officielle portée par la plateforme Archi Cam AI.</w:t>
+              <w:t>Candidat officiel Google Africa Applied AI Lab. Développé sous Google Antigravity (Gemma 4 12B, Gemini, BAEL 91).</w:t>
             </w:r>
           </w:p>
           <w:p>
             <w:pPr>
-              <w:spacing w:before="0" w:after="0" w:line="288" w:lineRule="auto"/>
+              <w:spacing w:before="0" w:after="24" w:line="264" w:lineRule="auto"/>
+              <w:ind w:left="144"/>
+            </w:pPr>
+            <w:r>
+              <w:rPr>
+                <w:b/>
+                <w:color w:val="0284C7"/>
+                <w:sz w:val="15"/>
+              </w:rPr>
+              <w:t xml:space="preserve">▸  </w:t>
+            </w:r>
+            <w:r>
+              <w:rPr>
+                <w:color w:val="334155"/>
+                <w:sz w:val="15"/>
+              </w:rPr>
+              <w:t>Génération DQE Excel &lt;45s (–99,2% temps, R²=0,9872 MLflow) et rendus 3D Imagen 3 + ControlNet.</w:t>
+            </w:r>
+          </w:p>
+          <w:p>
+            <w:pPr>
+              <w:spacing w:before="60" w:after="10"/>
             </w:pPr>
             <w:r>
               <w:rPr>
@@ -1511,14 +896,520 @@
                 <w:color w:val="0A1128"/>
                 <w:sz w:val="17"/>
               </w:rPr>
+              <w:t>K1-MATHINFO (v3.0.0)</w:t>
+            </w:r>
+            <w:r>
+              <w:rPr>
+                <w:i/>
+                <w:color w:val="0284C7"/>
+                <w:sz w:val="15"/>
+              </w:rPr>
+              <w:t xml:space="preserve">   —   IA Souveraine Multi-Agents &amp; Certification OKF</w:t>
+            </w:r>
+          </w:p>
+          <w:p>
+            <w:pPr>
+              <w:spacing w:before="0" w:after="24" w:line="264" w:lineRule="auto"/>
+              <w:ind w:left="144"/>
+            </w:pPr>
+            <w:r>
+              <w:rPr>
+                <w:b/>
+                <w:color w:val="0284C7"/>
+                <w:sz w:val="15"/>
+              </w:rPr>
+              <w:t xml:space="preserve">▸  </w:t>
+            </w:r>
+            <w:r>
+              <w:rPr>
+                <w:color w:val="334155"/>
+                <w:sz w:val="15"/>
+              </w:rPr>
+              <w:t>Système souverain DMI (Univ. Ngaoundéré) : 470 thèses, 19 projets M1, graphe Neo4j 1 366 nœuds.</w:t>
+            </w:r>
+          </w:p>
+          <w:p>
+            <w:pPr>
+              <w:spacing w:before="0" w:after="24" w:line="264" w:lineRule="auto"/>
+              <w:ind w:left="144"/>
+            </w:pPr>
+            <w:r>
+              <w:rPr>
+                <w:b/>
+                <w:color w:val="0284C7"/>
+                <w:sz w:val="15"/>
+              </w:rPr>
+              <w:t xml:space="preserve">▸  </w:t>
+            </w:r>
+            <w:r>
+              <w:rPr>
+                <w:color w:val="334155"/>
+                <w:sz w:val="15"/>
+              </w:rPr>
+              <w:t>6 agents LangGraph, RRF k=60 + Cross-Encoder, attesteur SHA-256 No-LLM, 77/77 tests (100%).</w:t>
+            </w:r>
+          </w:p>
+          <w:p>
+            <w:pPr>
+              <w:spacing w:before="60" w:after="10"/>
+            </w:pPr>
+            <w:r>
+              <w:rPr>
+                <w:b/>
+                <w:color w:val="0A1128"/>
+                <w:sz w:val="17"/>
+              </w:rPr>
+              <w:t>Sovereign.BI Agentic</w:t>
+            </w:r>
+            <w:r>
+              <w:rPr>
+                <w:i/>
+                <w:color w:val="0284C7"/>
+                <w:sz w:val="15"/>
+              </w:rPr>
+              <w:t xml:space="preserve">   —   Business Intelligence &amp; NL-to-SQL/Cypher</w:t>
+            </w:r>
+          </w:p>
+          <w:p>
+            <w:pPr>
+              <w:spacing w:before="0" w:after="24" w:line="264" w:lineRule="auto"/>
+              <w:ind w:left="144"/>
+            </w:pPr>
+            <w:r>
+              <w:rPr>
+                <w:b/>
+                <w:color w:val="0284C7"/>
+                <w:sz w:val="15"/>
+              </w:rPr>
+              <w:t xml:space="preserve">▸  </w:t>
+            </w:r>
+            <w:r>
+              <w:rPr>
+                <w:color w:val="334155"/>
+                <w:sz w:val="15"/>
+              </w:rPr>
+              <w:t>Moteur NL-to-SQL/Graph (PostgreSQL pgvector, Neo4j N10S, latence &lt;5s) avec guardrails ABAC + SHAP Sentinel.</w:t>
+            </w:r>
+          </w:p>
+          <w:p>
+            <w:pPr>
+              <w:spacing w:before="60" w:after="10"/>
+            </w:pPr>
+            <w:r>
+              <w:rPr>
+                <w:b/>
+                <w:color w:val="0A1128"/>
+                <w:sz w:val="17"/>
+              </w:rPr>
+              <w:t>Dataset Automator &amp; VigieSahel</w:t>
+            </w:r>
+            <w:r>
+              <w:rPr>
+                <w:i/>
+                <w:color w:val="0284C7"/>
+                <w:sz w:val="15"/>
+              </w:rPr>
+              <w:t xml:space="preserve">   —   MLOps &amp; IA Impact Agro-Climatique</w:t>
+            </w:r>
+          </w:p>
+          <w:p>
+            <w:pPr>
+              <w:spacing w:before="0" w:after="24" w:line="264" w:lineRule="auto"/>
+              <w:ind w:left="144"/>
+            </w:pPr>
+            <w:r>
+              <w:rPr>
+                <w:b/>
+                <w:color w:val="0284C7"/>
+                <w:sz w:val="15"/>
+              </w:rPr>
+              <w:t xml:space="preserve">▸  </w:t>
+            </w:r>
+            <w:r>
+              <w:rPr>
+                <w:color w:val="334155"/>
+                <w:sz w:val="15"/>
+              </w:rPr>
+              <w:t>Dataset Automator : Usine MLOps Antigravity (TabFM, BigQuery DataFrames, Data Drift KS/PSI, EU AI Act).</w:t>
+            </w:r>
+          </w:p>
+          <w:p>
+            <w:pPr>
+              <w:spacing w:before="0" w:after="24" w:line="264" w:lineRule="auto"/>
+              <w:ind w:left="144"/>
+            </w:pPr>
+            <w:r>
+              <w:rPr>
+                <w:b/>
+                <w:color w:val="0284C7"/>
+                <w:sz w:val="15"/>
+              </w:rPr>
+              <w:t xml:space="preserve">▸  </w:t>
+            </w:r>
+            <w:r>
+              <w:rPr>
+                <w:color w:val="334155"/>
+                <w:sz w:val="15"/>
+              </w:rPr>
+              <w:t>VigieSahel : –35% pertes semis, anticipation épidémies +14j (XGBoost R²&gt;94%, Supabase, MLflow).</w:t>
+            </w:r>
+          </w:p>
+          <w:p>
+            <w:pPr>
+              <w:spacing w:before="100" w:after="10"/>
+            </w:pPr>
+            <w:r>
+              <w:rPr>
+                <w:b/>
+                <w:color w:val="0284C7"/>
+                <w:sz w:val="16"/>
+              </w:rPr>
+              <w:t xml:space="preserve">◈  </w:t>
+            </w:r>
+            <w:r>
+              <w:rPr>
+                <w:rFonts w:ascii="Segoe UI" w:hAnsi="Segoe UI"/>
+                <w:b/>
+                <w:color w:val="0A1128"/>
+                <w:sz w:val="19"/>
+              </w:rPr>
+              <w:t>PARCOURS PROFESSIONNEL</w:t>
+            </w:r>
+          </w:p>
+          <w:p>
+            <w:pPr>
+              <w:spacing w:before="0" w:after="50"/>
+            </w:pPr>
+            <w:r>
+              <w:rPr>
+                <w:color w:val="CBD5E1"/>
+                <w:sz w:val="10"/>
+              </w:rPr>
+              <w:t>────────────────────────────────────────────────────────────</w:t>
+            </w:r>
+          </w:p>
+          <w:p>
+            <w:pPr>
+              <w:spacing w:before="60" w:after="10"/>
+            </w:pPr>
+            <w:r>
+              <w:rPr>
+                <w:b/>
+                <w:color w:val="0A1128"/>
+                <w:sz w:val="17"/>
+              </w:rPr>
+              <w:t>Consultant IA &amp; Data Science</w:t>
+            </w:r>
+            <w:r>
+              <w:rPr>
+                <w:i/>
+                <w:color w:val="0284C7"/>
+                <w:sz w:val="15"/>
+              </w:rPr>
+              <w:t xml:space="preserve">   —   2025 – Présent</w:t>
+            </w:r>
+          </w:p>
+          <w:p>
+            <w:pPr>
+              <w:spacing w:before="0" w:after="10"/>
+            </w:pPr>
+            <w:r>
+              <w:rPr>
+                <w:b/>
+                <w:color w:val="64748B"/>
+                <w:sz w:val="15"/>
+              </w:rPr>
+              <w:t>Projets Indépendants &amp; Entreprises  │  Douala</w:t>
+            </w:r>
+          </w:p>
+          <w:p>
+            <w:pPr>
+              <w:spacing w:before="0" w:after="24" w:line="264" w:lineRule="auto"/>
+              <w:ind w:left="144"/>
+            </w:pPr>
+            <w:r>
+              <w:rPr>
+                <w:b/>
+                <w:color w:val="0284C7"/>
+                <w:sz w:val="15"/>
+              </w:rPr>
+              <w:t xml:space="preserve">▸  </w:t>
+            </w:r>
+            <w:r>
+              <w:rPr>
+                <w:color w:val="334155"/>
+                <w:sz w:val="15"/>
+              </w:rPr>
+              <w:t>IA souveraines, pipelines RAG/GraphRAG Neo4j, bases SQL, EDA massive et reporting décisionnel exécutif.</w:t>
+            </w:r>
+          </w:p>
+          <w:p>
+            <w:pPr>
+              <w:spacing w:before="60" w:after="10"/>
+            </w:pPr>
+            <w:r>
+              <w:rPr>
+                <w:b/>
+                <w:color w:val="0A1128"/>
+                <w:sz w:val="17"/>
+              </w:rPr>
+              <w:t>Agent de Sûreté Aéroportuaire (AVSEC)</w:t>
+            </w:r>
+            <w:r>
+              <w:rPr>
+                <w:i/>
+                <w:color w:val="0284C7"/>
+                <w:sz w:val="15"/>
+              </w:rPr>
+              <w:t xml:space="preserve">   —   2018 – Présent</w:t>
+            </w:r>
+          </w:p>
+          <w:p>
+            <w:pPr>
+              <w:spacing w:before="0" w:after="10"/>
+            </w:pPr>
+            <w:r>
+              <w:rPr>
+                <w:b/>
+                <w:color w:val="64748B"/>
+                <w:sz w:val="15"/>
+              </w:rPr>
+              <w:t>CCAA (Autorité Aéronautique du Cameroun)</w:t>
+            </w:r>
+          </w:p>
+          <w:p>
+            <w:pPr>
+              <w:spacing w:before="0" w:after="24" w:line="264" w:lineRule="auto"/>
+              <w:ind w:left="144"/>
+            </w:pPr>
+            <w:r>
+              <w:rPr>
+                <w:b/>
+                <w:color w:val="0284C7"/>
+                <w:sz w:val="15"/>
+              </w:rPr>
+              <w:t xml:space="preserve">▸  </w:t>
+            </w:r>
+            <w:r>
+              <w:rPr>
+                <w:color w:val="334155"/>
+                <w:sz w:val="15"/>
+              </w:rPr>
+              <w:t>Analyse risques opérationnels, contrôle d'accès sécurisé, audits conformité (Annexe 17 OACI).</w:t>
+            </w:r>
+          </w:p>
+          <w:p>
+            <w:pPr>
+              <w:spacing w:before="100" w:after="10"/>
+            </w:pPr>
+            <w:r>
+              <w:rPr>
+                <w:b/>
+                <w:color w:val="0284C7"/>
+                <w:sz w:val="16"/>
+              </w:rPr>
+              <w:t xml:space="preserve">◈  </w:t>
+            </w:r>
+            <w:r>
+              <w:rPr>
+                <w:rFonts w:ascii="Segoe UI" w:hAnsi="Segoe UI"/>
+                <w:b/>
+                <w:color w:val="0A1128"/>
+                <w:sz w:val="19"/>
+              </w:rPr>
+              <w:t>FORMATION ACADÉMIQUE</w:t>
+            </w:r>
+          </w:p>
+          <w:p>
+            <w:pPr>
+              <w:spacing w:before="0" w:after="50"/>
+            </w:pPr>
+            <w:r>
+              <w:rPr>
+                <w:color w:val="CBD5E1"/>
+                <w:sz w:val="10"/>
+              </w:rPr>
+              <w:t>────────────────────────────────────────────────────────────</w:t>
+            </w:r>
+          </w:p>
+          <w:p>
+            <w:pPr>
+              <w:spacing w:before="60" w:after="10"/>
+            </w:pPr>
+            <w:r>
+              <w:rPr>
+                <w:b/>
+                <w:color w:val="0A1128"/>
+                <w:sz w:val="17"/>
+              </w:rPr>
+              <w:t>Master Professionnel en Intelligence Artificielle Appliquée</w:t>
+            </w:r>
+            <w:r>
+              <w:rPr>
+                <w:i/>
+                <w:color w:val="0284C7"/>
+                <w:sz w:val="15"/>
+              </w:rPr>
+              <w:t xml:space="preserve">   —   2025 – 2027  [En cours]</w:t>
+            </w:r>
+          </w:p>
+          <w:p>
+            <w:pPr>
+              <w:spacing w:before="0" w:after="10"/>
+            </w:pPr>
+            <w:r>
+              <w:rPr>
+                <w:b/>
+                <w:color w:val="64748B"/>
+                <w:sz w:val="15"/>
+              </w:rPr>
+              <w:t>Université de Ngaoundéré</w:t>
+            </w:r>
+          </w:p>
+          <w:p>
+            <w:pPr>
+              <w:spacing w:before="0" w:after="24" w:line="264" w:lineRule="auto"/>
+              <w:ind w:left="144"/>
+            </w:pPr>
+            <w:r>
+              <w:rPr>
+                <w:b/>
+                <w:color w:val="0284C7"/>
+                <w:sz w:val="15"/>
+              </w:rPr>
+              <w:t xml:space="preserve">▸  </w:t>
+            </w:r>
+            <w:r>
+              <w:rPr>
+                <w:color w:val="334155"/>
+                <w:sz w:val="15"/>
+              </w:rPr>
+              <w:t>ML &amp; Stats Bayésienne, Data Eng. &amp; Neo4j, Vision &amp; Robotique, Cybersécurité &amp; Blockchain, MLOps Souverains.</w:t>
+            </w:r>
+          </w:p>
+          <w:p>
+            <w:pPr>
+              <w:spacing w:before="60" w:after="10"/>
+            </w:pPr>
+            <w:r>
+              <w:rPr>
+                <w:b/>
+                <w:color w:val="0A1128"/>
+                <w:sz w:val="17"/>
+              </w:rPr>
+              <w:t>Licence &amp; BTS Génie Civil (Option Bâtiment)</w:t>
+            </w:r>
+            <w:r>
+              <w:rPr>
+                <w:i/>
+                <w:color w:val="0284C7"/>
+                <w:sz w:val="15"/>
+              </w:rPr>
+              <w:t xml:space="preserve">   —   2015 – 2016</w:t>
+            </w:r>
+          </w:p>
+          <w:p>
+            <w:pPr>
+              <w:spacing w:before="0" w:after="10"/>
+            </w:pPr>
+            <w:r>
+              <w:rPr>
+                <w:b/>
+                <w:color w:val="64748B"/>
+                <w:sz w:val="15"/>
+              </w:rPr>
+              <w:t>ISTDI / IUC Douala</w:t>
+            </w:r>
+          </w:p>
+          <w:p>
+            <w:pPr>
+              <w:spacing w:before="0" w:after="24" w:line="264" w:lineRule="auto"/>
+              <w:ind w:left="144"/>
+            </w:pPr>
+            <w:r>
+              <w:rPr>
+                <w:b/>
+                <w:color w:val="0284C7"/>
+                <w:sz w:val="15"/>
+              </w:rPr>
+              <w:t xml:space="preserve">▸  </w:t>
+            </w:r>
+            <w:r>
+              <w:rPr>
+                <w:color w:val="334155"/>
+                <w:sz w:val="15"/>
+              </w:rPr>
+              <w:t>Dimensionnement structures (BAEL 91), métrés &amp; gestion de projets BTP.</w:t>
+            </w:r>
+          </w:p>
+          <w:p>
+            <w:pPr>
+              <w:spacing w:before="100" w:after="10"/>
+            </w:pPr>
+            <w:r>
+              <w:rPr>
+                <w:b/>
+                <w:color w:val="0284C7"/>
+                <w:sz w:val="16"/>
+              </w:rPr>
+              <w:t xml:space="preserve">◈  </w:t>
+            </w:r>
+            <w:r>
+              <w:rPr>
+                <w:rFonts w:ascii="Segoe UI" w:hAnsi="Segoe UI"/>
+                <w:b/>
+                <w:color w:val="0A1128"/>
+                <w:sz w:val="19"/>
+              </w:rPr>
+              <w:t>RECONNAISSANCES &amp; CANDIDATURES</w:t>
+            </w:r>
+          </w:p>
+          <w:p>
+            <w:pPr>
+              <w:spacing w:before="0" w:after="50"/>
+            </w:pPr>
+            <w:r>
+              <w:rPr>
+                <w:color w:val="CBD5E1"/>
+                <w:sz w:val="10"/>
+              </w:rPr>
+              <w:t>────────────────────────────────────────────────────────────</w:t>
+            </w:r>
+          </w:p>
+          <w:p>
+            <w:pPr>
+              <w:spacing w:before="0" w:after="30" w:line="276" w:lineRule="auto"/>
+            </w:pPr>
+            <w:r>
+              <w:rPr>
+                <w:b/>
+                <w:color w:val="0A1128"/>
+                <w:sz w:val="16"/>
+              </w:rPr>
+              <w:t xml:space="preserve">◈ Google Africa Applied AI Lab (Accra, 2026) : </w:t>
+            </w:r>
+            <w:r>
+              <w:rPr>
+                <w:color w:val="334155"/>
+                <w:sz w:val="16"/>
+              </w:rPr>
+              <w:t>Candidature officielle — plateforme Archi Cam AI.</w:t>
+              <w:br/>
+            </w:r>
+            <w:r>
+              <w:rPr>
+                <w:b/>
+                <w:color w:val="0A1128"/>
+                <w:sz w:val="16"/>
+              </w:rPr>
               <w:t xml:space="preserve">◈ Hackathon Google Cloud #AllThingsAgentic : </w:t>
             </w:r>
             <w:r>
               <w:rPr>
                 <w:color w:val="334155"/>
-                <w:sz w:val="17"/>
+                <w:sz w:val="16"/>
               </w:rPr>
-              <w:t>Dataset Automator v4.0 conçu sous Google Antigravity (TabFM, WIT, bigframes, MCT).</w:t>
+              <w:t>Dataset Automator v4.0 (Google Antigravity, TabFM, WIT, bigframes, MCT).</w:t>
             </w:r>
           </w:p>
         </w:tc>
@@ -1899,7 +1790,7 @@
     <w:rsid w:val="00FC693F"/>
     <w:rPr>
       <w:rFonts w:ascii="Segoe UI" w:hAnsi="Segoe UI"/>
-      <w:sz w:val="18"/>
+      <w:sz w:val="16"/>
     </w:rPr>
   </w:style>
   <w:style w:type="paragraph" w:styleId="Header">

--- a/KOA_MARIE_GERVAIS_NELLY_CV_FR.docx
+++ b/KOA_MARIE_GERVAIS_NELLY_CV_FR.docx
@@ -13,16 +13,16 @@
       </w:tblGrid>
       <w:tr>
         <w:trPr>
-          <w:trHeight w:val="16200"/>
+          <w:trHeight w:val="16300"/>
         </w:trPr>
         <w:tc>
           <w:tcPr>
             <w:tcW w:w="3744" w:type="dxa"/>
             <w:shd w:val="clear" w:color="auto" w:fill="0F172A"/>
             <w:tcMar>
-              <w:top w:w="260" w:type="dxa"/>
+              <w:top w:w="250" w:type="dxa"/>
               <w:left w:w="560" w:type="dxa"/>
-              <w:bottom w:w="240" w:type="dxa"/>
+              <w:bottom w:w="230" w:type="dxa"/>
               <w:right w:w="440" w:type="dxa"/>
             </w:tcMar>
           </w:tcPr>
@@ -107,7 +107,7 @@
           <w:p/>
           <w:p>
             <w:pPr>
-              <w:spacing w:before="120" w:after="0"/>
+              <w:spacing w:before="110" w:after="0"/>
             </w:pPr>
             <w:r>
               <w:rPr>
@@ -119,7 +119,7 @@
           </w:p>
           <w:p>
             <w:pPr>
-              <w:spacing w:before="10" w:after="50"/>
+              <w:spacing w:before="10" w:after="40"/>
             </w:pPr>
             <w:r>
               <w:rPr>
@@ -131,7 +131,7 @@
           </w:p>
           <w:p>
             <w:pPr>
-              <w:spacing w:after="36" w:line="264" w:lineRule="auto"/>
+              <w:spacing w:after="32" w:line="259" w:lineRule="auto"/>
             </w:pPr>
             <w:r>
               <w:rPr>
@@ -150,7 +150,7 @@
           </w:p>
           <w:p>
             <w:pPr>
-              <w:spacing w:after="36" w:line="264" w:lineRule="auto"/>
+              <w:spacing w:after="32" w:line="259" w:lineRule="auto"/>
             </w:pPr>
             <w:r>
               <w:rPr>
@@ -169,7 +169,7 @@
           </w:p>
           <w:p>
             <w:pPr>
-              <w:spacing w:after="36" w:line="264" w:lineRule="auto"/>
+              <w:spacing w:after="32" w:line="259" w:lineRule="auto"/>
             </w:pPr>
             <w:r>
               <w:rPr>
@@ -188,7 +188,7 @@
           </w:p>
           <w:p>
             <w:pPr>
-              <w:spacing w:after="36" w:line="264" w:lineRule="auto"/>
+              <w:spacing w:after="32" w:line="259" w:lineRule="auto"/>
             </w:pPr>
             <w:r>
               <w:rPr>
@@ -207,7 +207,7 @@
           </w:p>
           <w:p>
             <w:pPr>
-              <w:spacing w:after="36" w:line="264" w:lineRule="auto"/>
+              <w:spacing w:after="32" w:line="259" w:lineRule="auto"/>
             </w:pPr>
             <w:r>
               <w:rPr>
@@ -226,7 +226,7 @@
           </w:p>
           <w:p>
             <w:pPr>
-              <w:spacing w:after="36" w:line="264" w:lineRule="auto"/>
+              <w:spacing w:after="32" w:line="259" w:lineRule="auto"/>
             </w:pPr>
             <w:r>
               <w:rPr>
@@ -245,7 +245,7 @@
           </w:p>
           <w:p>
             <w:pPr>
-              <w:spacing w:after="36" w:line="264" w:lineRule="auto"/>
+              <w:spacing w:after="32" w:line="259" w:lineRule="auto"/>
             </w:pPr>
             <w:r>
               <w:rPr>
@@ -264,7 +264,7 @@
           </w:p>
           <w:p>
             <w:pPr>
-              <w:spacing w:before="120" w:after="0"/>
+              <w:spacing w:before="110" w:after="0"/>
             </w:pPr>
             <w:r>
               <w:rPr>
@@ -276,7 +276,7 @@
           </w:p>
           <w:p>
             <w:pPr>
-              <w:spacing w:before="10" w:after="50"/>
+              <w:spacing w:before="10" w:after="40"/>
             </w:pPr>
             <w:r>
               <w:rPr>
@@ -288,7 +288,7 @@
           </w:p>
           <w:p>
             <w:pPr>
-              <w:spacing w:after="36" w:line="264" w:lineRule="auto"/>
+              <w:spacing w:after="32" w:line="259" w:lineRule="auto"/>
             </w:pPr>
             <w:r>
               <w:rPr>
@@ -300,55 +300,55 @@
           </w:p>
           <w:p>
             <w:pPr>
-              <w:spacing w:after="36" w:line="264" w:lineRule="auto"/>
+              <w:spacing w:after="32" w:line="259" w:lineRule="auto"/>
             </w:pPr>
             <w:r>
               <w:rPr>
                 <w:color w:val="F8FAFC"/>
                 <w:sz w:val="15"/>
               </w:rPr>
-              <w:t>Google Gemma 4 (12B)    ■ ■ ■ ■ ■</w:t>
+              <w:t>LangGraph &amp; WikiSkills  ■ ■ ■ ■ ■</w:t>
             </w:r>
           </w:p>
           <w:p>
             <w:pPr>
-              <w:spacing w:after="36" w:line="264" w:lineRule="auto"/>
+              <w:spacing w:after="32" w:line="259" w:lineRule="auto"/>
             </w:pPr>
             <w:r>
               <w:rPr>
                 <w:color w:val="F8FAFC"/>
                 <w:sz w:val="15"/>
               </w:rPr>
-              <w:t>Gemini 2.5 / 1.5 Pro    ■ ■ ■ ■ ■</w:t>
+              <w:t>Google Gemma 4 (12B)    ■ ■ ■ ■ ■</w:t>
             </w:r>
           </w:p>
           <w:p>
             <w:pPr>
-              <w:spacing w:after="36" w:line="264" w:lineRule="auto"/>
+              <w:spacing w:after="32" w:line="259" w:lineRule="auto"/>
             </w:pPr>
             <w:r>
               <w:rPr>
                 <w:color w:val="F8FAFC"/>
                 <w:sz w:val="15"/>
               </w:rPr>
-              <w:t>Google TabFM (Tabular)  ■ ■ ■ ■ ■</w:t>
+              <w:t>Gemini 2.5 / 1.5 Pro    ■ ■ ■ ■ ■</w:t>
             </w:r>
           </w:p>
           <w:p>
             <w:pPr>
-              <w:spacing w:after="36" w:line="264" w:lineRule="auto"/>
+              <w:spacing w:after="32" w:line="259" w:lineRule="auto"/>
             </w:pPr>
             <w:r>
               <w:rPr>
                 <w:color w:val="F8FAFC"/>
                 <w:sz w:val="15"/>
               </w:rPr>
-              <w:t>LangGraph Multi-Agents  ■ ■ ■ ■ ■</w:t>
+              <w:t>Google TabFM (Tabular)  ■ ■ ■ ■ ■</w:t>
             </w:r>
           </w:p>
           <w:p>
             <w:pPr>
-              <w:spacing w:after="36" w:line="264" w:lineRule="auto"/>
+              <w:spacing w:after="32" w:line="259" w:lineRule="auto"/>
             </w:pPr>
             <w:r>
               <w:rPr>
@@ -360,7 +360,7 @@
           </w:p>
           <w:p>
             <w:pPr>
-              <w:spacing w:after="36" w:line="264" w:lineRule="auto"/>
+              <w:spacing w:after="32" w:line="259" w:lineRule="auto"/>
             </w:pPr>
             <w:r>
               <w:rPr>
@@ -372,7 +372,7 @@
           </w:p>
           <w:p>
             <w:pPr>
-              <w:spacing w:before="120" w:after="0"/>
+              <w:spacing w:before="110" w:after="0"/>
             </w:pPr>
             <w:r>
               <w:rPr>
@@ -391,7 +391,7 @@
           </w:p>
           <w:p>
             <w:pPr>
-              <w:spacing w:before="10" w:after="50"/>
+              <w:spacing w:before="10" w:after="40"/>
             </w:pPr>
             <w:r>
               <w:rPr>
@@ -403,7 +403,7 @@
           </w:p>
           <w:p>
             <w:pPr>
-              <w:spacing w:after="36" w:line="264" w:lineRule="auto"/>
+              <w:spacing w:after="32" w:line="259" w:lineRule="auto"/>
             </w:pPr>
             <w:r>
               <w:rPr>
@@ -415,7 +415,7 @@
           </w:p>
           <w:p>
             <w:pPr>
-              <w:spacing w:after="36" w:line="264" w:lineRule="auto"/>
+              <w:spacing w:after="32" w:line="259" w:lineRule="auto"/>
             </w:pPr>
             <w:r>
               <w:rPr>
@@ -427,7 +427,7 @@
           </w:p>
           <w:p>
             <w:pPr>
-              <w:spacing w:after="36" w:line="264" w:lineRule="auto"/>
+              <w:spacing w:after="32" w:line="259" w:lineRule="auto"/>
             </w:pPr>
             <w:r>
               <w:rPr>
@@ -439,7 +439,7 @@
           </w:p>
           <w:p>
             <w:pPr>
-              <w:spacing w:after="36" w:line="264" w:lineRule="auto"/>
+              <w:spacing w:after="32" w:line="259" w:lineRule="auto"/>
             </w:pPr>
             <w:r>
               <w:rPr>
@@ -451,7 +451,7 @@
           </w:p>
           <w:p>
             <w:pPr>
-              <w:spacing w:after="36" w:line="264" w:lineRule="auto"/>
+              <w:spacing w:after="32" w:line="259" w:lineRule="auto"/>
             </w:pPr>
             <w:r>
               <w:rPr>
@@ -463,7 +463,7 @@
           </w:p>
           <w:p>
             <w:pPr>
-              <w:spacing w:before="120" w:after="0"/>
+              <w:spacing w:before="110" w:after="0"/>
             </w:pPr>
             <w:r>
               <w:rPr>
@@ -475,7 +475,7 @@
           </w:p>
           <w:p>
             <w:pPr>
-              <w:spacing w:before="10" w:after="50"/>
+              <w:spacing w:before="10" w:after="40"/>
             </w:pPr>
             <w:r>
               <w:rPr>
@@ -487,7 +487,7 @@
           </w:p>
           <w:p>
             <w:pPr>
-              <w:spacing w:after="36" w:line="264" w:lineRule="auto"/>
+              <w:spacing w:after="32" w:line="259" w:lineRule="auto"/>
             </w:pPr>
             <w:r>
               <w:rPr>
@@ -506,7 +506,7 @@
           </w:p>
           <w:p>
             <w:pPr>
-              <w:spacing w:after="36" w:line="264" w:lineRule="auto"/>
+              <w:spacing w:after="32" w:line="259" w:lineRule="auto"/>
             </w:pPr>
             <w:r>
               <w:rPr>
@@ -518,7 +518,7 @@
           </w:p>
           <w:p>
             <w:pPr>
-              <w:spacing w:after="36" w:line="264" w:lineRule="auto"/>
+              <w:spacing w:after="32" w:line="259" w:lineRule="auto"/>
             </w:pPr>
             <w:r>
               <w:rPr>
@@ -530,7 +530,7 @@
           </w:p>
           <w:p>
             <w:pPr>
-              <w:spacing w:after="36" w:line="264" w:lineRule="auto"/>
+              <w:spacing w:after="32" w:line="259" w:lineRule="auto"/>
             </w:pPr>
             <w:r>
               <w:rPr>
@@ -542,7 +542,7 @@
           </w:p>
           <w:p>
             <w:pPr>
-              <w:spacing w:after="36" w:line="264" w:lineRule="auto"/>
+              <w:spacing w:after="32" w:line="259" w:lineRule="auto"/>
             </w:pPr>
             <w:r>
               <w:rPr>
@@ -554,7 +554,7 @@
           </w:p>
           <w:p>
             <w:pPr>
-              <w:spacing w:after="36" w:line="264" w:lineRule="auto"/>
+              <w:spacing w:after="32" w:line="259" w:lineRule="auto"/>
             </w:pPr>
             <w:r>
               <w:rPr>
@@ -566,19 +566,19 @@
           </w:p>
           <w:p>
             <w:pPr>
-              <w:spacing w:before="120" w:after="0"/>
+              <w:spacing w:before="110" w:after="0"/>
             </w:pPr>
             <w:r>
               <w:rPr>
                 <w:b/>
                 <w:color w:val="38BDF8"/>
               </w:rPr>
-              <w:t>SÉCURITÉ &amp; AUDIT</w:t>
+              <w:t>ÉTHIQUE, SÛRETÉ &amp; AUDIT</w:t>
             </w:r>
           </w:p>
           <w:p>
             <w:pPr>
-              <w:spacing w:before="10" w:after="50"/>
+              <w:spacing w:before="10" w:after="40"/>
             </w:pPr>
             <w:r>
               <w:rPr>
@@ -590,165 +590,177 @@
           </w:p>
           <w:p>
             <w:pPr>
-              <w:spacing w:after="36" w:line="264" w:lineRule="auto"/>
+              <w:spacing w:after="32" w:line="259" w:lineRule="auto"/>
             </w:pPr>
             <w:r>
               <w:rPr>
                 <w:color w:val="F8FAFC"/>
                 <w:sz w:val="15"/>
               </w:rPr>
-              <w:t>◈ Gouvernance Quorum 4 Yeux</w:t>
+              <w:t>◈ Éthique IA &amp; Anti-Hallucina</w:t>
+            </w:r>
+            <w:r>
+              <w:rPr>
+                <w:color w:val="F8FAFC"/>
+                <w:sz w:val="15"/>
+              </w:rPr>
+              <w:t>tion</w:t>
             </w:r>
           </w:p>
           <w:p>
             <w:pPr>
-              <w:spacing w:after="36" w:line="264" w:lineRule="auto"/>
+              <w:spacing w:after="32" w:line="259" w:lineRule="auto"/>
             </w:pPr>
             <w:r>
               <w:rPr>
                 <w:color w:val="F8FAFC"/>
                 <w:sz w:val="15"/>
               </w:rPr>
-              <w:t xml:space="preserve">◈ OKF </w:t>
-            </w:r>
-            <w:r>
-              <w:rPr>
-                <w:color w:val="F8FAFC"/>
-                <w:sz w:val="15"/>
-              </w:rPr>
-              <w:t>v0.2 SHA-256 No-LLM</w:t>
+              <w:t>◈ Gouvernance Quorum 4 Yeux</w:t>
             </w:r>
           </w:p>
           <w:p>
             <w:pPr>
-              <w:spacing w:after="36" w:line="264" w:lineRule="auto"/>
+              <w:spacing w:after="32" w:line="259" w:lineRule="auto"/>
             </w:pPr>
             <w:r>
               <w:rPr>
                 <w:color w:val="F8FAFC"/>
                 <w:sz w:val="15"/>
               </w:rPr>
-              <w:t>◈ EU AI Act (RSASSA-PSS)</w:t>
+              <w:t>◈ OKF v0.2 SHA-256 No-LLM</w:t>
             </w:r>
           </w:p>
           <w:p>
             <w:pPr>
-              <w:spacing w:after="36" w:line="264" w:lineRule="auto"/>
+              <w:spacing w:after="32" w:line="259" w:lineRule="auto"/>
             </w:pPr>
             <w:r>
               <w:rPr>
                 <w:color w:val="F8FAFC"/>
                 <w:sz w:val="15"/>
               </w:rPr>
-              <w:t>◈ Cadre AVSEC (Annexe 17 OACI)</w:t>
+              <w:t>◈ Conformité EU AI Act (RSASSA)</w:t>
             </w:r>
           </w:p>
           <w:p>
             <w:pPr>
-              <w:spacing w:before="120" w:after="0"/>
+              <w:spacing w:after="32" w:line="259" w:lineRule="auto"/>
             </w:pPr>
             <w:r>
               <w:rPr>
-                <w:b/>
-                <w:color w:val="38BDF8"/>
-              </w:rPr>
-              <w:t>LANGUES</w:t>
+                <w:color w:val="F8FAFC"/>
+                <w:sz w:val="15"/>
+              </w:rPr>
+              <w:t>◈ Cadre AVSEC (Annexe 17 OACI)</w:t>
             </w:r>
           </w:p>
           <w:p>
             <w:pPr>
-              <w:spacing w:before="10" w:after="50"/>
+              <w:spacing w:before="110" w:after="0"/>
             </w:pPr>
             <w:r>
               <w:rPr>
-                <w:color w:val="0284C7"/>
-                <w:sz w:val="10"/>
-              </w:rPr>
-              <w:t>━━━━━━━━━━━━━━━━━━━━</w:t>
+                <w:b/>
+                <w:color w:val="38BDF8"/>
+              </w:rPr>
+              <w:t>LANGUES</w:t>
             </w:r>
           </w:p>
           <w:p>
             <w:pPr>
-              <w:spacing w:after="36" w:line="264" w:lineRule="auto"/>
+              <w:spacing w:before="10" w:after="40"/>
             </w:pPr>
             <w:r>
               <w:rPr>
-                <w:color w:val="F8FAFC"/>
-                <w:sz w:val="15"/>
-              </w:rPr>
-              <w:t>Français  —  Courant / Natif</w:t>
+                <w:color w:val="0284C7"/>
+                <w:sz w:val="10"/>
+              </w:rPr>
+              <w:t>━━━━━━━━━━━━━━━━━━━━</w:t>
             </w:r>
           </w:p>
           <w:p>
             <w:pPr>
-              <w:spacing w:after="36" w:line="264" w:lineRule="auto"/>
+              <w:spacing w:after="32" w:line="259" w:lineRule="auto"/>
             </w:pPr>
             <w:r>
               <w:rPr>
                 <w:color w:val="F8FAFC"/>
                 <w:sz w:val="15"/>
               </w:rPr>
-              <w:t>Anglais   —  Technique &amp; Pro</w:t>
+              <w:t>Français  —  Courant / Natif</w:t>
             </w:r>
           </w:p>
           <w:p>
             <w:pPr>
-              <w:spacing w:before="120" w:after="0"/>
+              <w:spacing w:after="32" w:line="259" w:lineRule="auto"/>
             </w:pPr>
             <w:r>
               <w:rPr>
-                <w:b/>
-                <w:color w:val="38BDF8"/>
-              </w:rPr>
-              <w:t>ATOUTS CLÉS</w:t>
+                <w:color w:val="F8FAFC"/>
+                <w:sz w:val="15"/>
+              </w:rPr>
+              <w:t>Anglais   —  Technique &amp; Pro</w:t>
             </w:r>
           </w:p>
           <w:p>
             <w:pPr>
-              <w:spacing w:before="10" w:after="50"/>
+              <w:spacing w:before="110" w:after="0"/>
             </w:pPr>
             <w:r>
               <w:rPr>
-                <w:color w:val="0284C7"/>
-                <w:sz w:val="10"/>
-              </w:rPr>
-              <w:t>━━━━━━━━━━━━━━━━━━━━</w:t>
+                <w:b/>
+                <w:color w:val="38BDF8"/>
+              </w:rPr>
+              <w:t>ATOUTS CLÉS</w:t>
             </w:r>
           </w:p>
           <w:p>
             <w:pPr>
-              <w:spacing w:after="36" w:line="264" w:lineRule="auto"/>
+              <w:spacing w:before="10" w:after="40"/>
             </w:pPr>
             <w:r>
               <w:rPr>
-                <w:color w:val="F8FAFC"/>
-                <w:sz w:val="15"/>
-              </w:rPr>
-              <w:t>◈ Double compétence IA &amp; BTP</w:t>
+                <w:color w:val="0284C7"/>
+                <w:sz w:val="10"/>
+              </w:rPr>
+              <w:t>━━━━━━━━━━━━━━━━━━━━</w:t>
             </w:r>
           </w:p>
           <w:p>
             <w:pPr>
-              <w:spacing w:after="36" w:line="264" w:lineRule="auto"/>
+              <w:spacing w:after="32" w:line="259" w:lineRule="auto"/>
             </w:pPr>
             <w:r>
               <w:rPr>
                 <w:color w:val="F8FAFC"/>
                 <w:sz w:val="15"/>
               </w:rPr>
-              <w:t xml:space="preserve">◈ Gestion de crise &amp; Sûreté </w:t>
+              <w:t xml:space="preserve">◈ Double </w:t>
             </w:r>
             <w:r>
               <w:rPr>
                 <w:color w:val="F8FAFC"/>
                 <w:sz w:val="15"/>
               </w:rPr>
-              <w:t>(CCAA)</w:t>
+              <w:t>compétence IA &amp; BTP</w:t>
             </w:r>
           </w:p>
           <w:p>
             <w:pPr>
-              <w:spacing w:after="36" w:line="264" w:lineRule="auto"/>
+              <w:spacing w:after="32" w:line="259" w:lineRule="auto"/>
+            </w:pPr>
+            <w:r>
+              <w:rPr>
+                <w:color w:val="F8FAFC"/>
+                <w:sz w:val="15"/>
+              </w:rPr>
+              <w:t>◈ Gestion de crise &amp; Sûreté (CCAA)</w:t>
+            </w:r>
+          </w:p>
+          <w:p>
+            <w:pPr>
+              <w:spacing w:after="32" w:line="259" w:lineRule="auto"/>
             </w:pPr>
             <w:r>
               <w:rPr>
@@ -764,9 +776,9 @@
             <w:tcW w:w="8165" w:type="dxa"/>
             <w:shd w:val="clear" w:color="auto" w:fill="FFFFFF"/>
             <w:tcMar>
-              <w:top w:w="280" w:type="dxa"/>
+              <w:top w:w="260" w:type="dxa"/>
               <w:left w:w="280" w:type="dxa"/>
-              <w:bottom w:w="240" w:type="dxa"/>
+              <w:bottom w:w="230" w:type="dxa"/>
               <w:right w:w="300" w:type="dxa"/>
             </w:tcMar>
           </w:tcPr>
@@ -778,7 +790,7 @@
               <w:rPr>
                 <w:b/>
                 <w:color w:val="0A1128"/>
-                <w:sz w:val="36"/>
+                <w:sz w:val="38"/>
               </w:rPr>
               <w:t>KOA MARIE GERVAIS NELLY</w:t>
             </w:r>
@@ -791,14 +803,14 @@
               <w:rPr>
                 <w:b/>
                 <w:color w:val="0284C7"/>
-                <w:sz w:val="18"/>
+                <w:sz w:val="19"/>
               </w:rPr>
               <w:t>Lead AI Engineer &amp; Consultant IA / Data   │   Fondateur @ Archi Cam AI</w:t>
             </w:r>
           </w:p>
           <w:p>
             <w:pPr>
-              <w:spacing w:after="80"/>
+              <w:spacing w:after="70"/>
             </w:pPr>
             <w:r>
               <w:rPr>
@@ -810,7 +822,7 @@
           </w:p>
           <w:p>
             <w:pPr>
-              <w:spacing w:before="120" w:after="10"/>
+              <w:spacing w:before="110" w:after="10"/>
             </w:pPr>
             <w:r>
               <w:rPr>
@@ -831,43 +843,42 @@
           </w:p>
           <w:p>
             <w:pPr>
-              <w:spacing w:after="60"/>
+              <w:spacing w:after="50"/>
             </w:pPr>
             <w:r>
               <w:rPr>
                 <w:color w:val="CBD5E1"/>
                 <w:sz w:val="10"/>
               </w:rPr>
-              <w:t>───────────────────────</w:t>
-            </w:r>
-            <w:r>
-              <w:rPr>
-                <w:color w:val="CBD5E1"/>
-                <w:sz w:val="10"/>
-              </w:rPr>
-              <w:t>─────────────────────────────────────</w:t>
+              <w:t>────────────────────────────────────────────────────────────</w:t>
             </w:r>
           </w:p>
           <w:p>
             <w:pPr>
-              <w:spacing w:after="60" w:line="283" w:lineRule="auto"/>
+              <w:spacing w:after="50" w:line="278" w:lineRule="auto"/>
             </w:pPr>
             <w:r>
               <w:rPr>
                 <w:color w:val="334155"/>
               </w:rPr>
-              <w:t xml:space="preserve">Consultant IA &amp; Lead AI Engineer (Google Developer Program Member), j'utilise Google Antigravity pour concevoir des systèmes d'agents autonomes neuro-symboliques, GraphRAG (Neo4j) et plateformes MLOps souveraines. </w:t>
+              <w:t xml:space="preserve">Consultant IA &amp; Lead AI Engineer (Google Developer Program Member), j'utilise Google Antigravity pour concevoir des architectures d'agents autonomes neuro-symboliques, </w:t>
             </w:r>
             <w:r>
               <w:rPr>
                 <w:color w:val="334155"/>
               </w:rPr>
-              <w:t>Spécialiste des architectures déterministes et explicables. Fondateur d'Archi Cam AI (candidat Google Africa Applied AI Lab), j'allie rigueur mathématique et vision produit.</w:t>
+              <w:t>GraphRAG (Neo4j) et MLOps souverains. Expert en éthique de l'IA (transparence, explicabilité SHAP, conformité EU AI Act et modèles déterministes sans hallucination). Fondateur d'Archi Cam AI (candidat Google Africa Applied AI Lab), j'allie rigueur mathémat</w:t>
+            </w:r>
+            <w:r>
+              <w:rPr>
+                <w:color w:val="334155"/>
+              </w:rPr>
+              <w:t>ique et vision produit.</w:t>
             </w:r>
           </w:p>
           <w:p>
             <w:pPr>
-              <w:spacing w:before="120" w:after="10"/>
+              <w:spacing w:before="110" w:after="10"/>
             </w:pPr>
             <w:r>
               <w:rPr>
@@ -888,7 +899,7 @@
           </w:p>
           <w:p>
             <w:pPr>
-              <w:spacing w:after="60"/>
+              <w:spacing w:after="50"/>
             </w:pPr>
             <w:r>
               <w:rPr>
@@ -900,7 +911,7 @@
           </w:p>
           <w:p>
             <w:pPr>
-              <w:spacing w:before="70" w:after="16"/>
+              <w:spacing w:before="70" w:after="12"/>
             </w:pPr>
             <w:r>
               <w:rPr>
@@ -920,7 +931,7 @@
           </w:p>
           <w:p>
             <w:pPr>
-              <w:spacing w:after="30" w:line="274" w:lineRule="auto"/>
+              <w:spacing w:after="28" w:line="269" w:lineRule="auto"/>
               <w:ind w:left="144"/>
             </w:pPr>
             <w:r>
@@ -941,12 +952,18 @@
               <w:rPr>
                 <w:color w:val="334155"/>
               </w:rPr>
-              <w:t>Candidat officiel Google Africa Applied AI Lab. Développé sous Google Antigravity (Gemma 4 12B, Gemini, BAEL 91).</w:t>
+              <w:t>Candidat officiel Google Africa Applied AI Lab. Développé sous Google Antigravity (Gemma 4 12B, Gemi</w:t>
+            </w:r>
+            <w:r>
+              <w:rPr>
+                <w:color w:val="334155"/>
+              </w:rPr>
+              <w:t>ni, BAEL 91).</w:t>
             </w:r>
           </w:p>
           <w:p>
             <w:pPr>
-              <w:spacing w:after="30" w:line="274" w:lineRule="auto"/>
+              <w:spacing w:after="28" w:line="269" w:lineRule="auto"/>
               <w:ind w:left="144"/>
             </w:pPr>
             <w:r>
@@ -967,18 +984,12 @@
               <w:rPr>
                 <w:color w:val="334155"/>
               </w:rPr>
-              <w:t>Génération DQE Excel &lt;45s (–99,2% temps, R²=0,9872 MLflow) et rendus 3D Imagen 3 + Contro</w:t>
-            </w:r>
-            <w:r>
-              <w:rPr>
-                <w:color w:val="334155"/>
-              </w:rPr>
-              <w:t>lNet.</w:t>
+              <w:t>Génération DQE Excel &lt;45s (–99,2% temps, R²=0,9872 MLflow) et rendus 3D Imagen 3 + ControlNet.</w:t>
             </w:r>
           </w:p>
           <w:p>
             <w:pPr>
-              <w:spacing w:before="70" w:after="16"/>
+              <w:spacing w:before="70" w:after="12"/>
             </w:pPr>
             <w:r>
               <w:rPr>
@@ -993,12 +1004,12 @@
                 <w:i/>
                 <w:color w:val="0284C7"/>
               </w:rPr>
-              <w:t xml:space="preserve">   —   IA Souveraine Multi-Agents &amp; Certification OKF</w:t>
+              <w:t xml:space="preserve">   —   IA Souveraine Multi-Agents, WikiSkills &amp; Certification OKF</w:t>
             </w:r>
           </w:p>
           <w:p>
             <w:pPr>
-              <w:spacing w:after="30" w:line="274" w:lineRule="auto"/>
+              <w:spacing w:after="28" w:line="269" w:lineRule="auto"/>
               <w:ind w:left="144"/>
             </w:pPr>
             <w:r>
@@ -1019,12 +1030,18 @@
               <w:rPr>
                 <w:color w:val="334155"/>
               </w:rPr>
-              <w:t>Système souverain DMI (Univ. Ngaoundéré) : 470 thèses, 19 projets M1, graphe Neo4j 1 366 nœuds.</w:t>
+              <w:t xml:space="preserve">Système souverain DMI (Univ. Ngaoundéré) : 470 thèses, </w:t>
+            </w:r>
+            <w:r>
+              <w:rPr>
+                <w:color w:val="334155"/>
+              </w:rPr>
+              <w:t>19 projets M1, graphe Neo4j 1 366 nœuds.</w:t>
             </w:r>
           </w:p>
           <w:p>
             <w:pPr>
-              <w:spacing w:after="30" w:line="274" w:lineRule="auto"/>
+              <w:spacing w:after="28" w:line="269" w:lineRule="auto"/>
               <w:ind w:left="144"/>
             </w:pPr>
             <w:r>
@@ -1045,18 +1062,12 @@
               <w:rPr>
                 <w:color w:val="334155"/>
               </w:rPr>
-              <w:t>6 agents LangGraph, RRF k=60 + Cross-Encoder, attesteur SHA-256 No-LLM, 77</w:t>
-            </w:r>
-            <w:r>
-              <w:rPr>
-                <w:color w:val="334155"/>
-              </w:rPr>
-              <w:t>/77 tests (100%).</w:t>
+              <w:t>6 agents LangGraph orchestrés via WikiSkills (skills critic anti-hallucination, Cypher optimizer), RRF k=60, SHA-256 No-LLM (100%).</w:t>
             </w:r>
           </w:p>
           <w:p>
             <w:pPr>
-              <w:spacing w:before="70" w:after="16"/>
+              <w:spacing w:before="70" w:after="12"/>
             </w:pPr>
             <w:r>
               <w:rPr>
@@ -1076,7 +1087,7 @@
           </w:p>
           <w:p>
             <w:pPr>
-              <w:spacing w:after="30" w:line="274" w:lineRule="auto"/>
+              <w:spacing w:after="28" w:line="269" w:lineRule="auto"/>
               <w:ind w:left="144"/>
             </w:pPr>
             <w:r>
@@ -1097,12 +1108,18 @@
               <w:rPr>
                 <w:color w:val="334155"/>
               </w:rPr>
-              <w:t>Moteur NL-to-SQL/Graph (PostgreSQL pgvector, Neo4j N10S, latence &lt;5s) avec guardrails ABAC + SHAP Sentinel.</w:t>
+              <w:t xml:space="preserve">Moteur </w:t>
+            </w:r>
+            <w:r>
+              <w:rPr>
+                <w:color w:val="334155"/>
+              </w:rPr>
+              <w:t>NL-to-SQL/Graph (PostgreSQL pgvector, Neo4j N10S, latence &lt;5s) avec guardrails ABAC + SHAP Sentinel.</w:t>
             </w:r>
           </w:p>
           <w:p>
             <w:pPr>
-              <w:spacing w:before="70" w:after="16"/>
+              <w:spacing w:before="70" w:after="12"/>
             </w:pPr>
             <w:r>
               <w:rPr>
@@ -1117,19 +1134,12 @@
                 <w:i/>
                 <w:color w:val="0284C7"/>
               </w:rPr>
-              <w:t xml:space="preserve">   —   MLOps &amp;</w:t>
-            </w:r>
-            <w:r>
-              <w:rPr>
-                <w:i/>
-                <w:color w:val="0284C7"/>
-              </w:rPr>
-              <w:t xml:space="preserve"> IA Impact Agro-Climatique</w:t>
+              <w:t xml:space="preserve">   —   MLOps &amp; IA Impact Agro-Climatique</w:t>
             </w:r>
           </w:p>
           <w:p>
             <w:pPr>
-              <w:spacing w:after="30" w:line="274" w:lineRule="auto"/>
+              <w:spacing w:after="28" w:line="269" w:lineRule="auto"/>
               <w:ind w:left="144"/>
             </w:pPr>
             <w:r>
@@ -1150,12 +1160,18 @@
               <w:rPr>
                 <w:color w:val="334155"/>
               </w:rPr>
-              <w:t>Dataset Automator : Usine MLOps Antigravity (TabFM, BigQuery DataFrames, Data Drift KS/PSI, EU AI Act).</w:t>
+              <w:t>Dataset Automator : Usine MLOps Antigravity (TabFM, BigQuery DataFrames, Data Dri</w:t>
+            </w:r>
+            <w:r>
+              <w:rPr>
+                <w:color w:val="334155"/>
+              </w:rPr>
+              <w:t>ft KS/PSI, EU AI Act).</w:t>
             </w:r>
           </w:p>
           <w:p>
             <w:pPr>
-              <w:spacing w:after="30" w:line="274" w:lineRule="auto"/>
+              <w:spacing w:after="28" w:line="269" w:lineRule="auto"/>
               <w:ind w:left="144"/>
             </w:pPr>
             <w:r>
@@ -1181,7 +1197,7 @@
           </w:p>
           <w:p>
             <w:pPr>
-              <w:spacing w:before="120" w:after="10"/>
+              <w:spacing w:before="110" w:after="10"/>
             </w:pPr>
             <w:r>
               <w:rPr>
@@ -1197,7 +1213,162 @@
                 <w:color w:val="0A1128"/>
                 <w:sz w:val="20"/>
               </w:rPr>
-              <w:t>PARCOURS PROFESSIONN</w:t>
+              <w:t>PARCOURS PROFESSIONNEL</w:t>
+            </w:r>
+          </w:p>
+          <w:p>
+            <w:pPr>
+              <w:spacing w:after="50"/>
+            </w:pPr>
+            <w:r>
+              <w:rPr>
+                <w:color w:val="CBD5E1"/>
+                <w:sz w:val="10"/>
+              </w:rPr>
+              <w:t>────────────────────────────────────────────────────────────</w:t>
+            </w:r>
+          </w:p>
+          <w:p>
+            <w:pPr>
+              <w:spacing w:before="70" w:after="12"/>
+            </w:pPr>
+            <w:r>
+              <w:rPr>
+                <w:b/>
+                <w:color w:val="0A1128"/>
+                <w:sz w:val="18"/>
+              </w:rPr>
+              <w:t>Consultant IA &amp; Data Science</w:t>
+            </w:r>
+            <w:r>
+              <w:rPr>
+                <w:i/>
+                <w:color w:val="0284C7"/>
+              </w:rPr>
+              <w:t xml:space="preserve">   —   2025 – Prése</w:t>
+            </w:r>
+            <w:r>
+              <w:rPr>
+                <w:i/>
+                <w:color w:val="0284C7"/>
+              </w:rPr>
+              <w:t>nt</w:t>
+            </w:r>
+          </w:p>
+          <w:p>
+            <w:pPr>
+              <w:spacing w:after="12"/>
+            </w:pPr>
+            <w:r>
+              <w:rPr>
+                <w:b/>
+                <w:color w:val="64748B"/>
+              </w:rPr>
+              <w:t>Projets Indépendants &amp; Entreprises  │  Douala</w:t>
+            </w:r>
+          </w:p>
+          <w:p>
+            <w:pPr>
+              <w:spacing w:after="28" w:line="269" w:lineRule="auto"/>
+              <w:ind w:left="144"/>
+            </w:pPr>
+            <w:r>
+              <w:rPr>
+                <w:b/>
+                <w:color w:val="0284C7"/>
+              </w:rPr>
+              <w:t>▸</w:t>
+            </w:r>
+            <w:r>
+              <w:rPr>
+                <w:b/>
+                <w:color w:val="0284C7"/>
+              </w:rPr>
+              <w:t xml:space="preserve">  </w:t>
+            </w:r>
+            <w:r>
+              <w:rPr>
+                <w:color w:val="334155"/>
+              </w:rPr>
+              <w:t>IA souveraines éthiques, pipelines RAG/GraphRAG Neo4j, bases SQL, EDA massive et reporting décisionnel exécutif.</w:t>
+            </w:r>
+          </w:p>
+          <w:p>
+            <w:pPr>
+              <w:spacing w:before="70" w:after="12"/>
+            </w:pPr>
+            <w:r>
+              <w:rPr>
+                <w:b/>
+                <w:color w:val="0A1128"/>
+                <w:sz w:val="18"/>
+              </w:rPr>
+              <w:t>Agent de Sûreté Aéroportuaire (AVSEC)</w:t>
+            </w:r>
+            <w:r>
+              <w:rPr>
+                <w:i/>
+                <w:color w:val="0284C7"/>
+              </w:rPr>
+              <w:t xml:space="preserve">   —   2018 – Présent</w:t>
+            </w:r>
+          </w:p>
+          <w:p>
+            <w:pPr>
+              <w:spacing w:after="12"/>
+            </w:pPr>
+            <w:r>
+              <w:rPr>
+                <w:b/>
+                <w:color w:val="64748B"/>
+              </w:rPr>
+              <w:t xml:space="preserve">CCAA (Autorité Aéronautique du </w:t>
+            </w:r>
+            <w:r>
+              <w:rPr>
+                <w:b/>
+                <w:color w:val="64748B"/>
+              </w:rPr>
+              <w:t>Cameroun)</w:t>
+            </w:r>
+          </w:p>
+          <w:p>
+            <w:pPr>
+              <w:spacing w:after="28" w:line="269" w:lineRule="auto"/>
+              <w:ind w:left="144"/>
+            </w:pPr>
+            <w:r>
+              <w:rPr>
+                <w:b/>
+                <w:color w:val="0284C7"/>
+              </w:rPr>
+              <w:t>▸</w:t>
+            </w:r>
+            <w:r>
+              <w:rPr>
+                <w:b/>
+                <w:color w:val="0284C7"/>
+              </w:rPr>
+              <w:t xml:space="preserve">  </w:t>
+            </w:r>
+            <w:r>
+              <w:rPr>
+                <w:color w:val="334155"/>
+              </w:rPr>
+              <w:t>Analyse risques opérationnels, contrôle d'accès sécurisé, audits de conformité (Annexe 17 OACI).</w:t>
+            </w:r>
+          </w:p>
+          <w:p>
+            <w:pPr>
+              <w:spacing w:before="110" w:after="10"/>
+            </w:pPr>
+            <w:r>
+              <w:rPr>
+                <w:b/>
+                <w:color w:val="0284C7"/>
+                <w:sz w:val="17"/>
+              </w:rPr>
+              <w:t xml:space="preserve">◈  </w:t>
             </w:r>
             <w:r>
               <w:rPr>
@@ -1205,12 +1376,12 @@
                 <w:color w:val="0A1128"/>
                 <w:sz w:val="20"/>
               </w:rPr>
-              <w:t>EL</w:t>
+              <w:t>FORMATION ACADÉMIQUE</w:t>
             </w:r>
           </w:p>
           <w:p>
             <w:pPr>
-              <w:spacing w:after="60"/>
+              <w:spacing w:after="50"/>
             </w:pPr>
             <w:r>
               <w:rPr>
@@ -1222,7 +1393,7 @@
           </w:p>
           <w:p>
             <w:pPr>
-              <w:spacing w:before="70" w:after="16"/>
+              <w:spacing w:before="70" w:after="12"/>
             </w:pPr>
             <w:r>
               <w:rPr>
@@ -1230,31 +1401,38 @@
                 <w:color w:val="0A1128"/>
                 <w:sz w:val="18"/>
               </w:rPr>
-              <w:t>Consultant IA &amp; Data Science</w:t>
+              <w:t>Master Professionnel en Intelligence Artificielle Appliquée</w:t>
             </w:r>
             <w:r>
               <w:rPr>
                 <w:i/>
                 <w:color w:val="0284C7"/>
               </w:rPr>
-              <w:t xml:space="preserve">   —   2025 – Présent</w:t>
+              <w:t xml:space="preserve">  </w:t>
+            </w:r>
+            <w:r>
+              <w:rPr>
+                <w:i/>
+                <w:color w:val="0284C7"/>
+              </w:rPr>
+              <w:t xml:space="preserve"> —   2025 – 2027  [En cours]</w:t>
             </w:r>
           </w:p>
           <w:p>
             <w:pPr>
-              <w:spacing w:after="16"/>
+              <w:spacing w:after="12"/>
             </w:pPr>
             <w:r>
               <w:rPr>
                 <w:b/>
                 <w:color w:val="64748B"/>
               </w:rPr>
-              <w:t>Projets Indépendants &amp; Entreprises  │  Douala</w:t>
+              <w:t>Université de Ngaoundéré</w:t>
             </w:r>
           </w:p>
           <w:p>
             <w:pPr>
-              <w:spacing w:after="30" w:line="274" w:lineRule="auto"/>
+              <w:spacing w:after="28" w:line="269" w:lineRule="auto"/>
               <w:ind w:left="144"/>
             </w:pPr>
             <w:r>
@@ -1275,18 +1453,12 @@
               <w:rPr>
                 <w:color w:val="334155"/>
               </w:rPr>
-              <w:t>IA souveraines, pipelines RAG/GraphRAG Neo4j, bases SQL, EDA massive et reporting décisionnel</w:t>
-            </w:r>
-            <w:r>
-              <w:rPr>
-                <w:color w:val="334155"/>
-              </w:rPr>
-              <w:t xml:space="preserve"> exécutif.</w:t>
+              <w:t>ML &amp; Stats Bayésienne, Data Eng. &amp; Neo4j, Vision &amp; Robotique, Éthique &amp; Cybersécurité, MLOps Souverains.</w:t>
             </w:r>
           </w:p>
           <w:p>
             <w:pPr>
-              <w:spacing w:before="70" w:after="16"/>
+              <w:spacing w:before="70" w:after="12"/>
             </w:pPr>
             <w:r>
               <w:rPr>
@@ -1294,31 +1466,31 @@
                 <w:color w:val="0A1128"/>
                 <w:sz w:val="18"/>
               </w:rPr>
-              <w:t>Agent de Sûreté Aéroportuaire (AVSEC)</w:t>
+              <w:t>Licence &amp; BTS Génie Civil (Option Bâtiment)</w:t>
             </w:r>
             <w:r>
               <w:rPr>
                 <w:i/>
                 <w:color w:val="0284C7"/>
               </w:rPr>
-              <w:t xml:space="preserve">   —   2018 – Présent</w:t>
+              <w:t xml:space="preserve">   —   2015 – 2016</w:t>
             </w:r>
           </w:p>
           <w:p>
             <w:pPr>
-              <w:spacing w:after="16"/>
+              <w:spacing w:after="12"/>
             </w:pPr>
             <w:r>
               <w:rPr>
                 <w:b/>
                 <w:color w:val="64748B"/>
               </w:rPr>
-              <w:t>CCAA (Autorité Aéronautique du Cameroun)</w:t>
+              <w:t>ISTDI / IUC Douala</w:t>
             </w:r>
           </w:p>
           <w:p>
             <w:pPr>
-              <w:spacing w:after="30" w:line="274" w:lineRule="auto"/>
+              <w:spacing w:after="28" w:line="269" w:lineRule="auto"/>
               <w:ind w:left="144"/>
             </w:pPr>
             <w:r>
@@ -1339,12 +1511,18 @@
               <w:rPr>
                 <w:color w:val="334155"/>
               </w:rPr>
-              <w:t>Analyse risques opérationnels, contrôle d'accès sécurisé, audits de conformité (Annexe 17 OACI).</w:t>
+              <w:t>Dimensionn</w:t>
+            </w:r>
+            <w:r>
+              <w:rPr>
+                <w:color w:val="334155"/>
+              </w:rPr>
+              <w:t>ement structures (BAEL 91), métrés &amp; gestion de projets BTP.</w:t>
             </w:r>
           </w:p>
           <w:p>
             <w:pPr>
-              <w:spacing w:before="120" w:after="10"/>
+              <w:spacing w:before="110" w:after="10"/>
             </w:pPr>
             <w:r>
               <w:rPr>
@@ -1360,219 +1538,57 @@
                 <w:color w:val="0A1128"/>
                 <w:sz w:val="20"/>
               </w:rPr>
-              <w:t>FORMATION ACADÉMIQUE</w:t>
+              <w:t>RECONNAISSANCES &amp; CANDIDATURES</w:t>
             </w:r>
           </w:p>
           <w:p>
             <w:pPr>
-              <w:spacing w:after="60"/>
+              <w:spacing w:after="50"/>
             </w:pPr>
             <w:r>
               <w:rPr>
                 <w:color w:val="CBD5E1"/>
                 <w:sz w:val="10"/>
               </w:rPr>
-              <w:t>─────────────────────</w:t>
-            </w:r>
-            <w:r>
-              <w:rPr>
-                <w:color w:val="CBD5E1"/>
-                <w:sz w:val="10"/>
-              </w:rPr>
-              <w:t>───────────────────────────────────────</w:t>
+              <w:t>────────────────────────────────────────────────────────────</w:t>
             </w:r>
           </w:p>
           <w:p>
             <w:pPr>
-              <w:spacing w:before="70" w:after="16"/>
+              <w:spacing w:after="0" w:line="278" w:lineRule="auto"/>
             </w:pPr>
             <w:r>
               <w:rPr>
                 <w:b/>
                 <w:color w:val="0A1128"/>
-                <w:sz w:val="18"/>
-              </w:rPr>
-              <w:t>Master Professionnel en Intelligence Artificielle Appliquée</w:t>
-            </w:r>
-            <w:r>
-              <w:rPr>
-                <w:i/>
-                <w:color w:val="0284C7"/>
-              </w:rPr>
-              <w:t xml:space="preserve">   —   2025 – 2027  [En cours]</w:t>
-            </w:r>
-          </w:p>
-          <w:p>
-            <w:pPr>
-              <w:spacing w:after="16"/>
-            </w:pPr>
-            <w:r>
-              <w:rPr>
-                <w:b/>
-                <w:color w:val="64748B"/>
-              </w:rPr>
-              <w:t>Université de Ngaoundéré</w:t>
-            </w:r>
-          </w:p>
-          <w:p>
-            <w:pPr>
-              <w:spacing w:after="30" w:line="274" w:lineRule="auto"/>
-              <w:ind w:left="144"/>
-            </w:pPr>
-            <w:r>
-              <w:rPr>
-                <w:b/>
-                <w:color w:val="0284C7"/>
-              </w:rPr>
-              <w:t>▸</w:t>
-            </w:r>
-            <w:r>
-              <w:rPr>
-                <w:b/>
-                <w:color w:val="0284C7"/>
-              </w:rPr>
-              <w:t xml:space="preserve">  </w:t>
+              </w:rPr>
+              <w:t xml:space="preserve">◈ Google Africa Applied AI Lab (Accra, 2026) : </w:t>
             </w:r>
             <w:r>
               <w:rPr>
                 <w:color w:val="334155"/>
               </w:rPr>
-              <w:t>ML &amp; Stats Bayésienne, Data Eng. &amp; Neo4j, Vision &amp; Robotique, Cybersécurité &amp; Blockchain, MLOps So</w:t>
+              <w:t>Candidature officielle — plateforme Archi Cam AI.</w:t>
             </w:r>
             <w:r>
               <w:rPr>
                 <w:color w:val="334155"/>
               </w:rPr>
-              <w:t>uverains.</w:t>
-            </w:r>
-          </w:p>
-          <w:p>
-            <w:pPr>
-              <w:spacing w:before="70" w:after="16"/>
-            </w:pPr>
+              <w:br/>
+            </w:r>
             <w:r>
               <w:rPr>
                 <w:b/>
                 <w:color w:val="0A1128"/>
-                <w:sz w:val="18"/>
-              </w:rPr>
-              <w:t>Licence &amp; BTS Génie Civil (Option Bâtiment)</w:t>
-            </w:r>
-            <w:r>
-              <w:rPr>
-                <w:i/>
-                <w:color w:val="0284C7"/>
-              </w:rPr>
-              <w:t xml:space="preserve">   —   2015 – 2016</w:t>
-            </w:r>
-          </w:p>
-          <w:p>
-            <w:pPr>
-              <w:spacing w:after="16"/>
-            </w:pPr>
-            <w:r>
-              <w:rPr>
-                <w:b/>
-                <w:color w:val="64748B"/>
-              </w:rPr>
-              <w:t>ISTDI / IUC Douala</w:t>
-            </w:r>
-          </w:p>
-          <w:p>
-            <w:pPr>
-              <w:spacing w:after="30" w:line="274" w:lineRule="auto"/>
-              <w:ind w:left="144"/>
-            </w:pPr>
-            <w:r>
-              <w:rPr>
-                <w:b/>
-                <w:color w:val="0284C7"/>
-              </w:rPr>
-              <w:t>▸</w:t>
-            </w:r>
-            <w:r>
-              <w:rPr>
-                <w:b/>
-                <w:color w:val="0284C7"/>
-              </w:rPr>
-              <w:t xml:space="preserve">  </w:t>
-            </w:r>
-            <w:r>
-              <w:rPr>
-                <w:color w:val="334155"/>
-              </w:rPr>
-              <w:t>Dimensionnement structures (BAEL 91), métrés &amp; gestion de projets BTP.</w:t>
-            </w:r>
-          </w:p>
-          <w:p>
-            <w:pPr>
-              <w:spacing w:before="120" w:after="10"/>
-            </w:pPr>
-            <w:r>
-              <w:rPr>
-                <w:b/>
-                <w:color w:val="0284C7"/>
-                <w:sz w:val="17"/>
-              </w:rPr>
-              <w:t xml:space="preserve">◈  </w:t>
+              </w:rPr>
+              <w:t>◈ H</w:t>
             </w:r>
             <w:r>
               <w:rPr>
                 <w:b/>
                 <w:color w:val="0A1128"/>
-                <w:sz w:val="20"/>
-              </w:rPr>
-              <w:t>RECONNAISSANCES &amp; CANDIDATURES</w:t>
-            </w:r>
-          </w:p>
-          <w:p>
-            <w:pPr>
-              <w:spacing w:after="60"/>
-            </w:pPr>
-            <w:r>
-              <w:rPr>
-                <w:color w:val="CBD5E1"/>
-                <w:sz w:val="10"/>
-              </w:rPr>
-              <w:t>─────────────────────────────────────────────────────────</w:t>
-            </w:r>
-            <w:r>
-              <w:rPr>
-                <w:color w:val="CBD5E1"/>
-                <w:sz w:val="10"/>
-              </w:rPr>
-              <w:t>───</w:t>
-            </w:r>
-          </w:p>
-          <w:p>
-            <w:pPr>
-              <w:spacing w:after="0" w:line="283" w:lineRule="auto"/>
-            </w:pPr>
-            <w:r>
-              <w:rPr>
-                <w:b/>
-                <w:color w:val="0A1128"/>
-              </w:rPr>
-              <w:t xml:space="preserve">◈ Google Africa Applied AI Lab (Accra, 2026) : </w:t>
-            </w:r>
-            <w:r>
-              <w:rPr>
-                <w:color w:val="334155"/>
-              </w:rPr>
-              <w:t>Candidature officielle — plateforme Archi Cam AI.</w:t>
-            </w:r>
-            <w:r>
-              <w:rPr>
-                <w:color w:val="334155"/>
-              </w:rPr>
-              <w:br/>
-            </w:r>
-            <w:r>
-              <w:rPr>
-                <w:b/>
-                <w:color w:val="0A1128"/>
-              </w:rPr>
-              <w:t xml:space="preserve">◈ Hackathon Google Cloud #AllThingsAgentic : </w:t>
+              </w:rPr>
+              <w:t xml:space="preserve">ackathon Google Cloud #AllThingsAgentic : </w:t>
             </w:r>
             <w:r>
               <w:rPr>
@@ -14205,7 +14221,7 @@
 </file>
 
 <file path=customXml/itemProps1.xml><?xml version="1.0" encoding="utf-8"?>
-<ds:datastoreItem xmlns:ds="http://schemas.openxmlformats.org/officeDocument/2006/customXml" ds:itemID="{D4B0E396-D030-42DC-B7BD-FD130B473C46}">
+<ds:datastoreItem xmlns:ds="http://schemas.openxmlformats.org/officeDocument/2006/customXml" ds:itemID="{F3E4930E-52CF-4636-9F2E-0B1B3E77C7B4}">
   <ds:schemaRefs>
     <ds:schemaRef ds:uri="http://schemas.openxmlformats.org/officeDocument/2006/bibliography"/>
   </ds:schemaRefs>

--- a/KOA_MARIE_GERVAIS_NELLY_CV_FR.docx
+++ b/KOA_MARIE_GERVAIS_NELLY_CV_FR.docx
@@ -790,7 +790,7 @@
               <w:rPr>
                 <w:b/>
                 <w:color w:val="0A1128"/>
-                <w:sz w:val="38"/>
+                <w:sz w:val="42"/>
               </w:rPr>
               <w:t>KOA MARIE GERVAIS NELLY</w:t>
             </w:r>
@@ -847,10 +847,17 @@
             </w:pPr>
             <w:r>
               <w:rPr>
-                <w:color w:val="CBD5E1"/>
-                <w:sz w:val="10"/>
-              </w:rPr>
-              <w:t>────────────────────────────────────────────────────────────</w:t>
+                <w:color w:val="0284C7"/>
+                <w:sz w:val="9"/>
+              </w:rPr>
+              <w:t>━━━━━━━━━━━━━━━━━━</w:t>
+            </w:r>
+            <w:r>
+              <w:rPr>
+                <w:color w:val="38BDF8"/>
+                <w:sz w:val="9"/>
+              </w:rPr>
+              <w:t>────────────────────────────────────────────</w:t>
             </w:r>
           </w:p>
           <w:p>
@@ -903,10 +910,17 @@
             </w:pPr>
             <w:r>
               <w:rPr>
-                <w:color w:val="CBD5E1"/>
-                <w:sz w:val="10"/>
-              </w:rPr>
-              <w:t>────────────────────────────────────────────────────────────</w:t>
+                <w:color w:val="0284C7"/>
+                <w:sz w:val="9"/>
+              </w:rPr>
+              <w:t>━━━━━━━━━━━━━━━━━━</w:t>
+            </w:r>
+            <w:r>
+              <w:rPr>
+                <w:color w:val="38BDF8"/>
+                <w:sz w:val="9"/>
+              </w:rPr>
+              <w:t>────────────────────────────────────────────</w:t>
             </w:r>
           </w:p>
           <w:p>
@@ -931,7 +945,7 @@
           </w:p>
           <w:p>
             <w:pPr>
-              <w:spacing w:after="28" w:line="269" w:lineRule="auto"/>
+              <w:spacing w:after="26" w:line="269" w:lineRule="auto"/>
               <w:ind w:left="144"/>
             </w:pPr>
             <w:r>
@@ -952,18 +966,18 @@
               <w:rPr>
                 <w:color w:val="334155"/>
               </w:rPr>
-              <w:t>Candidat officiel Google Africa Applied AI Lab. Développé sous Google Antigravity (Gemma 4 12B, Gemi</w:t>
+              <w:t>Candidat officiel Google Africa Applied AI Lab. Développé sous Google Antigravity (Gemma 4 12B, Ge</w:t>
             </w:r>
             <w:r>
               <w:rPr>
                 <w:color w:val="334155"/>
               </w:rPr>
-              <w:t>ni, BAEL 91).</w:t>
+              <w:t>mini, BAEL 91).</w:t>
             </w:r>
           </w:p>
           <w:p>
             <w:pPr>
-              <w:spacing w:after="28" w:line="269" w:lineRule="auto"/>
+              <w:spacing w:after="26" w:line="269" w:lineRule="auto"/>
               <w:ind w:left="144"/>
             </w:pPr>
             <w:r>
@@ -1009,7 +1023,7 @@
           </w:p>
           <w:p>
             <w:pPr>
-              <w:spacing w:after="28" w:line="269" w:lineRule="auto"/>
+              <w:spacing w:after="26" w:line="269" w:lineRule="auto"/>
               <w:ind w:left="144"/>
             </w:pPr>
             <w:r>
@@ -1030,18 +1044,18 @@
               <w:rPr>
                 <w:color w:val="334155"/>
               </w:rPr>
-              <w:t xml:space="preserve">Système souverain DMI (Univ. Ngaoundéré) : 470 thèses, </w:t>
+              <w:t xml:space="preserve">Système souverain DMI (Univ. Ngaoundéré) : 470 </w:t>
             </w:r>
             <w:r>
               <w:rPr>
                 <w:color w:val="334155"/>
               </w:rPr>
-              <w:t>19 projets M1, graphe Neo4j 1 366 nœuds.</w:t>
+              <w:t>thèses, 19 projets M1, graphe Neo4j 1 366 nœuds.</w:t>
             </w:r>
           </w:p>
           <w:p>
             <w:pPr>
-              <w:spacing w:after="28" w:line="269" w:lineRule="auto"/>
+              <w:spacing w:after="26" w:line="269" w:lineRule="auto"/>
               <w:ind w:left="144"/>
             </w:pPr>
             <w:r>
@@ -1087,7 +1101,7 @@
           </w:p>
           <w:p>
             <w:pPr>
-              <w:spacing w:after="28" w:line="269" w:lineRule="auto"/>
+              <w:spacing w:after="26" w:line="269" w:lineRule="auto"/>
               <w:ind w:left="144"/>
             </w:pPr>
             <w:r>
@@ -1108,13 +1122,13 @@
               <w:rPr>
                 <w:color w:val="334155"/>
               </w:rPr>
-              <w:t xml:space="preserve">Moteur </w:t>
+              <w:t>M</w:t>
             </w:r>
             <w:r>
               <w:rPr>
                 <w:color w:val="334155"/>
               </w:rPr>
-              <w:t>NL-to-SQL/Graph (PostgreSQL pgvector, Neo4j N10S, latence &lt;5s) avec guardrails ABAC + SHAP Sentinel.</w:t>
+              <w:t>oteur NL-to-SQL/Graph (PostgreSQL pgvector, Neo4j N10S, latence &lt;5s) avec guardrails ABAC + SHAP Sentinel.</w:t>
             </w:r>
           </w:p>
           <w:p>
@@ -1139,7 +1153,7 @@
           </w:p>
           <w:p>
             <w:pPr>
-              <w:spacing w:after="28" w:line="269" w:lineRule="auto"/>
+              <w:spacing w:after="26" w:line="269" w:lineRule="auto"/>
               <w:ind w:left="144"/>
             </w:pPr>
             <w:r>
@@ -1160,18 +1174,18 @@
               <w:rPr>
                 <w:color w:val="334155"/>
               </w:rPr>
-              <w:t>Dataset Automator : Usine MLOps Antigravity (TabFM, BigQuery DataFrames, Data Dri</w:t>
+              <w:t>Dataset Automator : Usine MLOps Antigravity (TabFM, BigQuery DataFrames, Da</w:t>
             </w:r>
             <w:r>
               <w:rPr>
                 <w:color w:val="334155"/>
               </w:rPr>
-              <w:t>ft KS/PSI, EU AI Act).</w:t>
+              <w:t>ta Drift KS/PSI, EU AI Act).</w:t>
             </w:r>
           </w:p>
           <w:p>
             <w:pPr>
-              <w:spacing w:after="28" w:line="269" w:lineRule="auto"/>
+              <w:spacing w:after="26" w:line="269" w:lineRule="auto"/>
               <w:ind w:left="144"/>
             </w:pPr>
             <w:r>
@@ -1222,10 +1236,17 @@
             </w:pPr>
             <w:r>
               <w:rPr>
-                <w:color w:val="CBD5E1"/>
-                <w:sz w:val="10"/>
-              </w:rPr>
-              <w:t>────────────────────────────────────────────────────────────</w:t>
+                <w:color w:val="0284C7"/>
+                <w:sz w:val="9"/>
+              </w:rPr>
+              <w:t>━━━━━━━━━━━━━━━━━━</w:t>
+            </w:r>
+            <w:r>
+              <w:rPr>
+                <w:color w:val="38BDF8"/>
+                <w:sz w:val="9"/>
+              </w:rPr>
+              <w:t>────────────────────────────────────────────</w:t>
             </w:r>
           </w:p>
           <w:p>
@@ -1245,14 +1266,14 @@
                 <w:i/>
                 <w:color w:val="0284C7"/>
               </w:rPr>
-              <w:t xml:space="preserve">   —   2025 – Prése</w:t>
+              <w:t xml:space="preserve">   —   2025</w:t>
             </w:r>
             <w:r>
               <w:rPr>
                 <w:i/>
                 <w:color w:val="0284C7"/>
               </w:rPr>
-              <w:t>nt</w:t>
+              <w:t xml:space="preserve"> – Présent</w:t>
             </w:r>
           </w:p>
           <w:p>
@@ -1269,7 +1290,7 @@
           </w:p>
           <w:p>
             <w:pPr>
-              <w:spacing w:after="28" w:line="269" w:lineRule="auto"/>
+              <w:spacing w:after="26" w:line="269" w:lineRule="auto"/>
               <w:ind w:left="144"/>
             </w:pPr>
             <w:r>
@@ -1322,19 +1343,19 @@
                 <w:b/>
                 <w:color w:val="64748B"/>
               </w:rPr>
-              <w:t xml:space="preserve">CCAA (Autorité Aéronautique du </w:t>
+              <w:t xml:space="preserve">CCAA (Autorité </w:t>
             </w:r>
             <w:r>
               <w:rPr>
                 <w:b/>
                 <w:color w:val="64748B"/>
               </w:rPr>
-              <w:t>Cameroun)</w:t>
+              <w:t>Aéronautique du Cameroun)</w:t>
             </w:r>
           </w:p>
           <w:p>
             <w:pPr>
-              <w:spacing w:after="28" w:line="269" w:lineRule="auto"/>
+              <w:spacing w:after="26" w:line="269" w:lineRule="auto"/>
               <w:ind w:left="144"/>
             </w:pPr>
             <w:r>
@@ -1385,10 +1406,17 @@
             </w:pPr>
             <w:r>
               <w:rPr>
-                <w:color w:val="CBD5E1"/>
-                <w:sz w:val="10"/>
-              </w:rPr>
-              <w:t>────────────────────────────────────────────────────────────</w:t>
+                <w:color w:val="0284C7"/>
+                <w:sz w:val="9"/>
+              </w:rPr>
+              <w:t>━━━━━━━━━━━━━━━━━━</w:t>
+            </w:r>
+            <w:r>
+              <w:rPr>
+                <w:color w:val="38BDF8"/>
+                <w:sz w:val="9"/>
+              </w:rPr>
+              <w:t>────────────────────────────────────────────</w:t>
             </w:r>
           </w:p>
           <w:p>
@@ -1401,21 +1429,22 @@
                 <w:color w:val="0A1128"/>
                 <w:sz w:val="18"/>
               </w:rPr>
-              <w:t>Master Professionnel en Intelligence Artificielle Appliquée</w:t>
+              <w:t>Master Professionnel en Intelligence Artifi</w:t>
+            </w:r>
+            <w:r>
+              <w:rPr>
+                <w:b/>
+                <w:color w:val="0A1128"/>
+                <w:sz w:val="18"/>
+              </w:rPr>
+              <w:t>cielle Appliquée</w:t>
             </w:r>
             <w:r>
               <w:rPr>
                 <w:i/>
                 <w:color w:val="0284C7"/>
               </w:rPr>
-              <w:t xml:space="preserve">  </w:t>
-            </w:r>
-            <w:r>
-              <w:rPr>
-                <w:i/>
-                <w:color w:val="0284C7"/>
-              </w:rPr>
-              <w:t xml:space="preserve"> —   2025 – 2027  [En cours]</w:t>
+              <w:t xml:space="preserve">   —   2025 – 2027  [En cours]</w:t>
             </w:r>
           </w:p>
           <w:p>
@@ -1432,7 +1461,7 @@
           </w:p>
           <w:p>
             <w:pPr>
-              <w:spacing w:after="28" w:line="269" w:lineRule="auto"/>
+              <w:spacing w:after="26" w:line="269" w:lineRule="auto"/>
               <w:ind w:left="144"/>
             </w:pPr>
             <w:r>
@@ -1485,12 +1514,19 @@
                 <w:b/>
                 <w:color w:val="64748B"/>
               </w:rPr>
-              <w:t>ISTDI / IUC Douala</w:t>
+              <w:t>ISTDI / IUC Do</w:t>
+            </w:r>
+            <w:r>
+              <w:rPr>
+                <w:b/>
+                <w:color w:val="64748B"/>
+              </w:rPr>
+              <w:t>uala</w:t>
             </w:r>
           </w:p>
           <w:p>
             <w:pPr>
-              <w:spacing w:after="28" w:line="269" w:lineRule="auto"/>
+              <w:spacing w:after="26" w:line="269" w:lineRule="auto"/>
               <w:ind w:left="144"/>
             </w:pPr>
             <w:r>
@@ -1511,13 +1547,7 @@
               <w:rPr>
                 <w:color w:val="334155"/>
               </w:rPr>
-              <w:t>Dimensionn</w:t>
-            </w:r>
-            <w:r>
-              <w:rPr>
-                <w:color w:val="334155"/>
-              </w:rPr>
-              <w:t>ement structures (BAEL 91), métrés &amp; gestion de projets BTP.</w:t>
+              <w:t>Dimensionnement structures (BAEL 91), métrés &amp; gestion de projets BTP.</w:t>
             </w:r>
           </w:p>
           <w:p>
@@ -1547,15 +1577,22 @@
             </w:pPr>
             <w:r>
               <w:rPr>
-                <w:color w:val="CBD5E1"/>
-                <w:sz w:val="10"/>
-              </w:rPr>
-              <w:t>────────────────────────────────────────────────────────────</w:t>
+                <w:color w:val="0284C7"/>
+                <w:sz w:val="9"/>
+              </w:rPr>
+              <w:t>━━━━━━━━━━━━━━━━━━</w:t>
+            </w:r>
+            <w:r>
+              <w:rPr>
+                <w:color w:val="38BDF8"/>
+                <w:sz w:val="9"/>
+              </w:rPr>
+              <w:t>────────────────────────────────────────────</w:t>
             </w:r>
           </w:p>
           <w:p>
             <w:pPr>
-              <w:spacing w:after="0" w:line="278" w:lineRule="auto"/>
+              <w:spacing w:after="0" w:line="269" w:lineRule="auto"/>
             </w:pPr>
             <w:r>
               <w:rPr>
@@ -1568,7 +1605,13 @@
               <w:rPr>
                 <w:color w:val="334155"/>
               </w:rPr>
-              <w:t>Candidature officielle — plateforme Archi Cam AI.</w:t>
+              <w:t xml:space="preserve">Candidature officielle — </w:t>
+            </w:r>
+            <w:r>
+              <w:rPr>
+                <w:color w:val="334155"/>
+              </w:rPr>
+              <w:t>plateforme Archi Cam AI.</w:t>
             </w:r>
             <w:r>
               <w:rPr>
@@ -1581,14 +1624,7 @@
                 <w:b/>
                 <w:color w:val="0A1128"/>
               </w:rPr>
-              <w:t>◈ H</w:t>
-            </w:r>
-            <w:r>
-              <w:rPr>
-                <w:b/>
-                <w:color w:val="0A1128"/>
-              </w:rPr>
-              <w:t xml:space="preserve">ackathon Google Cloud #AllThingsAgentic : </w:t>
+              <w:t xml:space="preserve">◈ Hackathon Google Cloud #AllThingsAgentic : </w:t>
             </w:r>
             <w:r>
               <w:rPr>
@@ -14221,7 +14257,7 @@
 </file>
 
 <file path=customXml/itemProps1.xml><?xml version="1.0" encoding="utf-8"?>
-<ds:datastoreItem xmlns:ds="http://schemas.openxmlformats.org/officeDocument/2006/customXml" ds:itemID="{F3E4930E-52CF-4636-9F2E-0B1B3E77C7B4}">
+<ds:datastoreItem xmlns:ds="http://schemas.openxmlformats.org/officeDocument/2006/customXml" ds:itemID="{9F629F8B-D80F-4FE2-802C-636B2A9C67C7}">
   <ds:schemaRefs>
     <ds:schemaRef ds:uri="http://schemas.openxmlformats.org/officeDocument/2006/bibliography"/>
   </ds:schemaRefs>

--- a/KOA_MARIE_GERVAIS_NELLY_CV_FR.docx
+++ b/KOA_MARIE_GERVAIS_NELLY_CV_FR.docx
@@ -46,67 +46,123 @@
               <w:tc>
                 <w:tcPr>
                   <w:tcW w:w="3744" w:type="dxa"/>
-                  <w:shd w:val="clear" w:color="auto" w:fill="1E3A5F"/>
+                  <w:shd w:val="clear" w:color="auto" w:fill="0284C7"/>
                   <w:tcMar>
-                    <w:top w:w="14" w:type="dxa"/>
-                    <w:left w:w="14" w:type="dxa"/>
-                    <w:bottom w:w="14" w:type="dxa"/>
-                    <w:right w:w="14" w:type="dxa"/>
+                    <w:top w:w="8" w:type="dxa"/>
+                    <w:left w:w="8" w:type="dxa"/>
+                    <w:bottom w:w="8" w:type="dxa"/>
+                    <w:right w:w="8" w:type="dxa"/>
                   </w:tcMar>
                 </w:tcPr>
-                <w:p>
-                  <w:pPr>
-                    <w:spacing w:after="0"/>
+                <w:p/>
+                <w:tbl>
+                  <w:tblPr>
+                    <w:tblW w:w="0" w:type="auto"/>
                     <w:jc w:val="center"/>
-                  </w:pPr>
-                  <w:r>
-                    <w:rPr>
-                      <w:noProof/>
-                      <w:lang w:val="fr-FR" w:eastAsia="fr-FR"/>
-                    </w:rPr>
-                    <w:drawing>
-                      <wp:inline distT="0" distB="0" distL="0" distR="0">
-                        <wp:extent cx="1371600" cy="1371600"/>
-                        <wp:effectExtent l="0" t="0" r="0" b="0"/>
-                        <wp:docPr id="1" name="Picture 1"/>
-                        <wp:cNvGraphicFramePr>
-                          <a:graphicFrameLocks xmlns:a="http://schemas.openxmlformats.org/drawingml/2006/main" noChangeAspect="1"/>
-                        </wp:cNvGraphicFramePr>
-                        <a:graphic xmlns:a="http://schemas.openxmlformats.org/drawingml/2006/main">
-                          <a:graphicData uri="http://schemas.openxmlformats.org/drawingml/2006/picture">
-                            <pic:pic xmlns:pic="http://schemas.openxmlformats.org/drawingml/2006/picture">
-                              <pic:nvPicPr>
-                                <pic:cNvPr id="0" name="profile_headshot_circular.jpeg"/>
-                                <pic:cNvPicPr/>
-                              </pic:nvPicPr>
-                              <pic:blipFill>
-                                <a:blip r:embed="rId6"/>
-                                <a:stretch>
-                                  <a:fillRect/>
-                                </a:stretch>
-                              </pic:blipFill>
-                              <pic:spPr>
-                                <a:xfrm>
-                                  <a:off x="0" y="0"/>
-                                  <a:ext cx="1371600" cy="1371600"/>
-                                </a:xfrm>
-                                <a:prstGeom prst="rect">
-                                  <a:avLst/>
-                                </a:prstGeom>
-                              </pic:spPr>
-                            </pic:pic>
-                          </a:graphicData>
-                        </a:graphic>
-                      </wp:inline>
-                    </w:drawing>
-                  </w:r>
-                </w:p>
+                    <w:tblLook w:val="04A0" w:firstRow="1" w:lastRow="0" w:firstColumn="1" w:lastColumn="0" w:noHBand="0" w:noVBand="1"/>
+                  </w:tblPr>
+                  <w:tblGrid>
+                    <w:gridCol w:w="2728"/>
+                  </w:tblGrid>
+                  <w:tr>
+                    <w:trPr>
+                      <w:jc w:val="center"/>
+                    </w:trPr>
+                    <w:tc>
+                      <w:tcPr>
+                        <w:tcW w:w="3744" w:type="dxa"/>
+                        <w:shd w:val="clear" w:color="auto" w:fill="0F172A"/>
+                        <w:tcMar>
+                          <w:top w:w="4" w:type="dxa"/>
+                          <w:left w:w="4" w:type="dxa"/>
+                          <w:bottom w:w="4" w:type="dxa"/>
+                          <w:right w:w="4" w:type="dxa"/>
+                        </w:tcMar>
+                      </w:tcPr>
+                      <w:p>
+                        <w:pPr>
+                          <w:spacing w:after="0"/>
+                          <w:jc w:val="center"/>
+                        </w:pPr>
+                        <w:r>
+                          <w:rPr>
+                            <w:noProof/>
+                            <w:lang w:val="fr-FR" w:eastAsia="fr-FR"/>
+                          </w:rPr>
+                          <w:drawing>
+                            <wp:inline distT="0" distB="0" distL="0" distR="0">
+                              <wp:extent cx="1316736" cy="1316736"/>
+                              <wp:effectExtent l="0" t="0" r="0" b="0"/>
+                              <wp:docPr id="1" name="Picture 1"/>
+                              <wp:cNvGraphicFramePr>
+                                <a:graphicFrameLocks xmlns:a="http://schemas.openxmlformats.org/drawingml/2006/main" noChangeAspect="1"/>
+                              </wp:cNvGraphicFramePr>
+                              <a:graphic xmlns:a="http://schemas.openxmlformats.org/drawingml/2006/main">
+                                <a:graphicData uri="http://schemas.openxmlformats.org/drawingml/2006/picture">
+                                  <pic:pic xmlns:pic="http://schemas.openxmlformats.org/drawingml/2006/picture">
+                                    <pic:nvPicPr>
+                                      <pic:cNvPr id="0" name="profile_headshot_circular.jpeg"/>
+                                      <pic:cNvPicPr/>
+                                    </pic:nvPicPr>
+                                    <pic:blipFill>
+                                      <a:blip r:embed="rId6"/>
+                                      <a:stretch>
+                                        <a:fillRect/>
+                                      </a:stretch>
+                                    </pic:blipFill>
+                                    <pic:spPr>
+                                      <a:xfrm>
+                                        <a:off x="0" y="0"/>
+                                        <a:ext cx="1316736" cy="1316736"/>
+                                      </a:xfrm>
+                                      <a:prstGeom prst="rect">
+                                        <a:avLst/>
+                                      </a:prstGeom>
+                                    </pic:spPr>
+                                  </pic:pic>
+                                </a:graphicData>
+                              </a:graphic>
+                            </wp:inline>
+                          </w:drawing>
+                        </w:r>
+                      </w:p>
+                    </w:tc>
+                  </w:tr>
+                </w:tbl>
+                <w:p/>
               </w:tc>
             </w:tr>
           </w:tbl>
           <w:p/>
           <w:p>
             <w:pPr>
+              <w:spacing w:before="80" w:after="20"/>
+              <w:jc w:val="center"/>
+            </w:pPr>
+            <w:r>
+              <w:rPr>
+                <w:b/>
+                <w:color w:val="38BDF8"/>
+                <w:sz w:val="14"/>
+              </w:rPr>
+              <w:t>◈  LEAD AI ENGINEER</w:t>
+            </w:r>
+          </w:p>
+          <w:p>
+            <w:pPr>
+              <w:spacing w:after="40"/>
+              <w:jc w:val="center"/>
+            </w:pPr>
+            <w:r>
+              <w:rPr>
+                <w:color w:val="64748B"/>
+                <w:sz w:val="13"/>
+              </w:rPr>
+              <w:t>Fondatrice  ·  Archi Cam AI</w:t>
+            </w:r>
+          </w:p>
+          <w:p>
+            <w:pPr>
               <w:spacing w:before="110" w:after="0"/>
             </w:pPr>
             <w:r>
@@ -355,7 +411,14 @@
                 <w:color w:val="F8FAFC"/>
                 <w:sz w:val="15"/>
               </w:rPr>
-              <w:t>Firebase Genkit         ■ ■ ■ ■ ■</w:t>
+              <w:t xml:space="preserve">Firebase Genkit     </w:t>
+            </w:r>
+            <w:r>
+              <w:rPr>
+                <w:color w:val="F8FAFC"/>
+                <w:sz w:val="15"/>
+              </w:rPr>
+              <w:t xml:space="preserve">    ■ ■ ■ ■ ■</w:t>
             </w:r>
           </w:p>
           <w:p>
@@ -379,14 +442,7 @@
                 <w:b/>
                 <w:color w:val="38BDF8"/>
               </w:rPr>
-              <w:t xml:space="preserve">DATA </w:t>
-            </w:r>
-            <w:r>
-              <w:rPr>
-                <w:b/>
-                <w:color w:val="38BDF8"/>
-              </w:rPr>
-              <w:t>&amp; GRAPHES</w:t>
+              <w:t>DATA &amp; GRAPHES</w:t>
             </w:r>
           </w:p>
           <w:p>
@@ -470,7 +526,14 @@
                 <w:b/>
                 <w:color w:val="38BDF8"/>
               </w:rPr>
-              <w:t>DEV &amp; MLOPS</w:t>
+              <w:t xml:space="preserve">DEV &amp; </w:t>
+            </w:r>
+            <w:r>
+              <w:rPr>
+                <w:b/>
+                <w:color w:val="38BDF8"/>
+              </w:rPr>
+              <w:t>MLOPS</w:t>
             </w:r>
           </w:p>
           <w:p>
@@ -494,14 +557,7 @@
                 <w:color w:val="F8FAFC"/>
                 <w:sz w:val="15"/>
               </w:rPr>
-              <w:t xml:space="preserve">Python 3.11+ / MLOps  </w:t>
-            </w:r>
-            <w:r>
-              <w:rPr>
-                <w:color w:val="F8FAFC"/>
-                <w:sz w:val="15"/>
-              </w:rPr>
-              <w:t xml:space="preserve">  ■ ■ ■ ■ ■</w:t>
+              <w:t>Python 3.11+ / MLOps    ■ ■ ■ ■ ■</w:t>
             </w:r>
           </w:p>
           <w:p>
@@ -585,7 +641,14 @@
                 <w:color w:val="0284C7"/>
                 <w:sz w:val="10"/>
               </w:rPr>
-              <w:t>━━━━━━━━━━━━━━━━━━━━</w:t>
+              <w:t>━</w:t>
+            </w:r>
+            <w:r>
+              <w:rPr>
+                <w:color w:val="0284C7"/>
+                <w:sz w:val="10"/>
+              </w:rPr>
+              <w:t>━━━━━━━━━━━━━━━━━━━</w:t>
             </w:r>
           </w:p>
           <w:p>
@@ -597,14 +660,7 @@
                 <w:color w:val="F8FAFC"/>
                 <w:sz w:val="15"/>
               </w:rPr>
-              <w:t>◈ Éthique IA &amp; Anti-Hallucina</w:t>
-            </w:r>
-            <w:r>
-              <w:rPr>
-                <w:color w:val="F8FAFC"/>
-                <w:sz w:val="15"/>
-              </w:rPr>
-              <w:t>tion</w:t>
+              <w:t>◈ Éthique IA &amp; Anti-Hallucination</w:t>
             </w:r>
           </w:p>
           <w:p>
@@ -700,7 +756,14 @@
                 <w:color w:val="F8FAFC"/>
                 <w:sz w:val="15"/>
               </w:rPr>
-              <w:t>Anglais   —  Technique &amp; Pro</w:t>
+              <w:t xml:space="preserve">Anglais   —  Technique &amp; </w:t>
+            </w:r>
+            <w:r>
+              <w:rPr>
+                <w:color w:val="F8FAFC"/>
+                <w:sz w:val="15"/>
+              </w:rPr>
+              <w:t>Pro</w:t>
             </w:r>
           </w:p>
           <w:p>
@@ -736,14 +799,7 @@
                 <w:color w:val="F8FAFC"/>
                 <w:sz w:val="15"/>
               </w:rPr>
-              <w:t xml:space="preserve">◈ Double </w:t>
-            </w:r>
-            <w:r>
-              <w:rPr>
-                <w:color w:val="F8FAFC"/>
-                <w:sz w:val="15"/>
-              </w:rPr>
-              <w:t>compétence IA &amp; BTP</w:t>
+              <w:t>◈ Double compétence IA &amp; BTP</w:t>
             </w:r>
           </w:p>
           <w:p>
@@ -805,7 +861,7 @@
                 <w:color w:val="0284C7"/>
                 <w:sz w:val="19"/>
               </w:rPr>
-              <w:t>Lead AI Engineer &amp; Consultant IA / Data   │   Fondateur @ Archi Cam AI</w:t>
+              <w:t>Lead AI Engineer &amp; Consultant IA / Data   │   Fondatrice @ Archi Cam AI</w:t>
             </w:r>
           </w:p>
           <w:p>
@@ -822,7 +878,7 @@
           </w:p>
           <w:p>
             <w:pPr>
-              <w:spacing w:before="110" w:after="10"/>
+              <w:spacing w:before="100" w:after="10"/>
             </w:pPr>
             <w:r>
               <w:rPr>
@@ -868,24 +924,24 @@
               <w:rPr>
                 <w:color w:val="334155"/>
               </w:rPr>
-              <w:t xml:space="preserve">Consultant IA &amp; Lead AI Engineer (Google Developer Program Member), j'utilise Google Antigravity pour concevoir des architectures d'agents autonomes neuro-symboliques, </w:t>
+              <w:t>Consultant IA &amp; Lead AI Engineer (Google Developer Program Member), je conçois des architectures d</w:t>
             </w:r>
             <w:r>
               <w:rPr>
                 <w:color w:val="334155"/>
               </w:rPr>
-              <w:t>GraphRAG (Neo4j) et MLOps souverains. Expert en éthique de l'IA (transparence, explicabilité SHAP, conformité EU AI Act et modèles déterministes sans hallucination). Fondateur d'Archi Cam AI (candidat Google Africa Applied AI Lab), j'allie rigueur mathémat</w:t>
+              <w:t>'agents autonomes neuro-symboliques, GraphRAG (Neo4j) et pipelines MLOps souverains avec Google Antigravity. Experte en éthique de l'IA : transparence, explicabilité SHAP, conformité EU AI Act et modèles déterministes zéro-hallucination. Fondatrice d'Archi</w:t>
             </w:r>
             <w:r>
               <w:rPr>
                 <w:color w:val="334155"/>
               </w:rPr>
-              <w:t>ique et vision produit.</w:t>
+              <w:t xml:space="preserve"> Cam AI (candidature Google Africa Applied AI Lab 2026), j'allie rigueur mathématique, vision produit et double expertise IA / Génie Civil.</w:t>
             </w:r>
           </w:p>
           <w:p>
             <w:pPr>
-              <w:spacing w:before="110" w:after="10"/>
+              <w:spacing w:before="100" w:after="10"/>
             </w:pPr>
             <w:r>
               <w:rPr>
@@ -925,7 +981,7 @@
           </w:p>
           <w:p>
             <w:pPr>
-              <w:spacing w:before="70" w:after="12"/>
+              <w:spacing w:before="64" w:after="10"/>
             </w:pPr>
             <w:r>
               <w:rPr>
@@ -939,19 +995,29 @@
               <w:rPr>
                 <w:i/>
                 <w:color w:val="0284C7"/>
-              </w:rPr>
-              <w:t xml:space="preserve">   —   SaaS IA Agentique &amp; 5D BIM</w:t>
+                <w:sz w:val="15"/>
+              </w:rPr>
+              <w:t xml:space="preserve">   —   SaaS IA Agen</w:t>
+            </w:r>
+            <w:r>
+              <w:rPr>
+                <w:i/>
+                <w:color w:val="0284C7"/>
+                <w:sz w:val="15"/>
+              </w:rPr>
+              <w:t>tique &amp; 5D BIM</w:t>
             </w:r>
           </w:p>
           <w:p>
             <w:pPr>
-              <w:spacing w:after="26" w:line="269" w:lineRule="auto"/>
+              <w:spacing w:after="24" w:line="269" w:lineRule="auto"/>
               <w:ind w:left="144"/>
             </w:pPr>
             <w:r>
               <w:rPr>
                 <w:b/>
                 <w:color w:val="0284C7"/>
+                <w:sz w:val="15"/>
               </w:rPr>
               <w:t>▸</w:t>
             </w:r>
@@ -959,31 +1025,28 @@
               <w:rPr>
                 <w:b/>
                 <w:color w:val="0284C7"/>
+                <w:sz w:val="15"/>
               </w:rPr>
               <w:t xml:space="preserve">  </w:t>
             </w:r>
             <w:r>
               <w:rPr>
                 <w:color w:val="334155"/>
-              </w:rPr>
-              <w:t>Candidat officiel Google Africa Applied AI Lab. Développé sous Google Antigravity (Gemma 4 12B, Ge</w:t>
-            </w:r>
-            <w:r>
-              <w:rPr>
-                <w:color w:val="334155"/>
-              </w:rPr>
-              <w:t>mini, BAEL 91).</w:t>
+                <w:sz w:val="15"/>
+              </w:rPr>
+              <w:t>Candidature officielle Google Africa Applied AI Lab. Développé sous Google Antigravity (Gemma 4 12B, Gemini 2.5, BAEL 91).</w:t>
             </w:r>
           </w:p>
           <w:p>
             <w:pPr>
-              <w:spacing w:after="26" w:line="269" w:lineRule="auto"/>
+              <w:spacing w:after="24" w:line="269" w:lineRule="auto"/>
               <w:ind w:left="144"/>
             </w:pPr>
             <w:r>
               <w:rPr>
                 <w:b/>
                 <w:color w:val="0284C7"/>
+                <w:sz w:val="15"/>
               </w:rPr>
               <w:t>▸</w:t>
             </w:r>
@@ -991,19 +1054,57 @@
               <w:rPr>
                 <w:b/>
                 <w:color w:val="0284C7"/>
+                <w:sz w:val="15"/>
               </w:rPr>
               <w:t xml:space="preserve">  </w:t>
             </w:r>
             <w:r>
               <w:rPr>
                 <w:color w:val="334155"/>
+                <w:sz w:val="15"/>
               </w:rPr>
               <w:t>Génération DQE Excel &lt;45s (–99,2% temps, R²=0,9872 MLflow) et rendus 3D Imagen 3 + ControlNet.</w:t>
             </w:r>
           </w:p>
           <w:p>
             <w:pPr>
-              <w:spacing w:before="70" w:after="12"/>
+              <w:spacing w:after="24" w:line="269" w:lineRule="auto"/>
+              <w:ind w:left="144"/>
+            </w:pPr>
+            <w:r>
+              <w:rPr>
+                <w:b/>
+                <w:color w:val="0284C7"/>
+                <w:sz w:val="15"/>
+              </w:rPr>
+              <w:t>▸</w:t>
+            </w:r>
+            <w:r>
+              <w:rPr>
+                <w:b/>
+                <w:color w:val="0284C7"/>
+                <w:sz w:val="15"/>
+              </w:rPr>
+              <w:t xml:space="preserve">  </w:t>
+            </w:r>
+            <w:r>
+              <w:rPr>
+                <w:color w:val="334155"/>
+                <w:sz w:val="15"/>
+              </w:rPr>
+              <w:t xml:space="preserve">Intégration </w:t>
+            </w:r>
+            <w:r>
+              <w:rPr>
+                <w:color w:val="334155"/>
+                <w:sz w:val="15"/>
+              </w:rPr>
+              <w:t>IfcOpenShell pour maquettes BIM 5D : coûts + planning automatisés via agents LangGraph.</w:t>
+            </w:r>
+          </w:p>
+          <w:p>
+            <w:pPr>
+              <w:spacing w:before="64" w:after="10"/>
             </w:pPr>
             <w:r>
               <w:rPr>
@@ -1017,19 +1118,21 @@
               <w:rPr>
                 <w:i/>
                 <w:color w:val="0284C7"/>
+                <w:sz w:val="15"/>
               </w:rPr>
               <w:t xml:space="preserve">   —   IA Souveraine Multi-Agents, WikiSkills &amp; Certification OKF</w:t>
             </w:r>
           </w:p>
           <w:p>
             <w:pPr>
-              <w:spacing w:after="26" w:line="269" w:lineRule="auto"/>
+              <w:spacing w:after="24" w:line="269" w:lineRule="auto"/>
               <w:ind w:left="144"/>
             </w:pPr>
             <w:r>
               <w:rPr>
                 <w:b/>
                 <w:color w:val="0284C7"/>
+                <w:sz w:val="15"/>
               </w:rPr>
               <w:t>▸</w:t>
             </w:r>
@@ -1037,31 +1140,35 @@
               <w:rPr>
                 <w:b/>
                 <w:color w:val="0284C7"/>
+                <w:sz w:val="15"/>
               </w:rPr>
               <w:t xml:space="preserve">  </w:t>
             </w:r>
             <w:r>
               <w:rPr>
                 <w:color w:val="334155"/>
-              </w:rPr>
-              <w:t xml:space="preserve">Système souverain DMI (Univ. Ngaoundéré) : 470 </w:t>
+                <w:sz w:val="15"/>
+              </w:rPr>
+              <w:t>Système souverain DMI (Univ. Ngaoundéré) : 470 thèses, 19 projets M1, graphe Ne</w:t>
             </w:r>
             <w:r>
               <w:rPr>
                 <w:color w:val="334155"/>
-              </w:rPr>
-              <w:t>thèses, 19 projets M1, graphe Neo4j 1 366 nœuds.</w:t>
+                <w:sz w:val="15"/>
+              </w:rPr>
+              <w:t>o4j 1 366 nœuds.</w:t>
             </w:r>
           </w:p>
           <w:p>
             <w:pPr>
-              <w:spacing w:after="26" w:line="269" w:lineRule="auto"/>
+              <w:spacing w:after="24" w:line="269" w:lineRule="auto"/>
               <w:ind w:left="144"/>
             </w:pPr>
             <w:r>
               <w:rPr>
                 <w:b/>
                 <w:color w:val="0284C7"/>
+                <w:sz w:val="15"/>
               </w:rPr>
               <w:t>▸</w:t>
             </w:r>
@@ -1069,19 +1176,21 @@
               <w:rPr>
                 <w:b/>
                 <w:color w:val="0284C7"/>
+                <w:sz w:val="15"/>
               </w:rPr>
               <w:t xml:space="preserve">  </w:t>
             </w:r>
             <w:r>
               <w:rPr>
                 <w:color w:val="334155"/>
-              </w:rPr>
-              <w:t>6 agents LangGraph orchestrés via WikiSkills (skills critic anti-hallucination, Cypher optimizer), RRF k=60, SHA-256 No-LLM (100%).</w:t>
+                <w:sz w:val="15"/>
+              </w:rPr>
+              <w:t>6 agents LangGraph orchestrés via WikiSkills (critic anti-hallucination, Cypher optimizer), RRF k=60, SHA-256 No-LLM (100%).</w:t>
             </w:r>
           </w:p>
           <w:p>
             <w:pPr>
-              <w:spacing w:before="70" w:after="12"/>
+              <w:spacing w:before="64" w:after="10"/>
             </w:pPr>
             <w:r>
               <w:rPr>
@@ -1095,19 +1204,21 @@
               <w:rPr>
                 <w:i/>
                 <w:color w:val="0284C7"/>
+                <w:sz w:val="15"/>
               </w:rPr>
               <w:t xml:space="preserve">   —   Business Intelligence &amp; NL-to-SQL/Cypher</w:t>
             </w:r>
           </w:p>
           <w:p>
             <w:pPr>
-              <w:spacing w:after="26" w:line="269" w:lineRule="auto"/>
+              <w:spacing w:after="24" w:line="269" w:lineRule="auto"/>
               <w:ind w:left="144"/>
             </w:pPr>
             <w:r>
               <w:rPr>
                 <w:b/>
                 <w:color w:val="0284C7"/>
+                <w:sz w:val="15"/>
               </w:rPr>
               <w:t>▸</w:t>
             </w:r>
@@ -1115,25 +1226,57 @@
               <w:rPr>
                 <w:b/>
                 <w:color w:val="0284C7"/>
+                <w:sz w:val="15"/>
               </w:rPr>
               <w:t xml:space="preserve">  </w:t>
             </w:r>
             <w:r>
               <w:rPr>
                 <w:color w:val="334155"/>
-              </w:rPr>
-              <w:t>M</w:t>
+                <w:sz w:val="15"/>
+              </w:rPr>
+              <w:t>Moteur NL-to-SQL/Graph (PostgreSQL pgvec</w:t>
             </w:r>
             <w:r>
               <w:rPr>
                 <w:color w:val="334155"/>
-              </w:rPr>
-              <w:t>oteur NL-to-SQL/Graph (PostgreSQL pgvector, Neo4j N10S, latence &lt;5s) avec guardrails ABAC + SHAP Sentinel.</w:t>
+                <w:sz w:val="15"/>
+              </w:rPr>
+              <w:t>tor + Neo4j N10S, latence &lt;5s) avec guardrails ABAC et SHAP Sentinel Audit.</w:t>
             </w:r>
           </w:p>
           <w:p>
             <w:pPr>
-              <w:spacing w:before="70" w:after="12"/>
+              <w:spacing w:after="24" w:line="269" w:lineRule="auto"/>
+              <w:ind w:left="144"/>
+            </w:pPr>
+            <w:r>
+              <w:rPr>
+                <w:b/>
+                <w:color w:val="0284C7"/>
+                <w:sz w:val="15"/>
+              </w:rPr>
+              <w:t>▸</w:t>
+            </w:r>
+            <w:r>
+              <w:rPr>
+                <w:b/>
+                <w:color w:val="0284C7"/>
+                <w:sz w:val="15"/>
+              </w:rPr>
+              <w:t xml:space="preserve">  </w:t>
+            </w:r>
+            <w:r>
+              <w:rPr>
+                <w:color w:val="334155"/>
+                <w:sz w:val="15"/>
+              </w:rPr>
+              <w:t>Tableaux de bord exécutifs interactifs via Streamlit &amp; FastAPI — déployés sur cloud souverain Docker.</w:t>
+            </w:r>
+          </w:p>
+          <w:p>
+            <w:pPr>
+              <w:spacing w:before="64" w:after="10"/>
             </w:pPr>
             <w:r>
               <w:rPr>
@@ -1147,19 +1290,21 @@
               <w:rPr>
                 <w:i/>
                 <w:color w:val="0284C7"/>
+                <w:sz w:val="15"/>
               </w:rPr>
               <w:t xml:space="preserve">   —   MLOps &amp; IA Impact Agro-Climatique</w:t>
             </w:r>
           </w:p>
           <w:p>
             <w:pPr>
-              <w:spacing w:after="26" w:line="269" w:lineRule="auto"/>
+              <w:spacing w:after="24" w:line="269" w:lineRule="auto"/>
               <w:ind w:left="144"/>
             </w:pPr>
             <w:r>
               <w:rPr>
                 <w:b/>
                 <w:color w:val="0284C7"/>
+                <w:sz w:val="15"/>
               </w:rPr>
               <w:t>▸</w:t>
             </w:r>
@@ -1167,31 +1312,28 @@
               <w:rPr>
                 <w:b/>
                 <w:color w:val="0284C7"/>
+                <w:sz w:val="15"/>
               </w:rPr>
               <w:t xml:space="preserve">  </w:t>
             </w:r>
             <w:r>
               <w:rPr>
                 <w:color w:val="334155"/>
-              </w:rPr>
-              <w:t>Dataset Automator : Usine MLOps Antigravity (TabFM, BigQuery DataFrames, Da</w:t>
-            </w:r>
-            <w:r>
-              <w:rPr>
-                <w:color w:val="334155"/>
-              </w:rPr>
-              <w:t>ta Drift KS/PSI, EU AI Act).</w:t>
+                <w:sz w:val="15"/>
+              </w:rPr>
+              <w:t>Dataset Automator : usine MLOps Antigravity (TabFM, BigQuery DataFrames, Data Drift KS/PSI, EU AI Act).</w:t>
             </w:r>
           </w:p>
           <w:p>
             <w:pPr>
-              <w:spacing w:after="26" w:line="269" w:lineRule="auto"/>
+              <w:spacing w:after="24" w:line="269" w:lineRule="auto"/>
               <w:ind w:left="144"/>
             </w:pPr>
             <w:r>
               <w:rPr>
                 <w:b/>
                 <w:color w:val="0284C7"/>
+                <w:sz w:val="15"/>
               </w:rPr>
               <w:t>▸</w:t>
             </w:r>
@@ -1199,19 +1341,21 @@
               <w:rPr>
                 <w:b/>
                 <w:color w:val="0284C7"/>
+                <w:sz w:val="15"/>
               </w:rPr>
               <w:t xml:space="preserve">  </w:t>
             </w:r>
             <w:r>
               <w:rPr>
                 <w:color w:val="334155"/>
+                <w:sz w:val="15"/>
               </w:rPr>
               <w:t>VigieSahel : –35% pertes semis, anticipation épidémies +14j (XGBoost R²&gt;94%, Supabase, MLflow).</w:t>
             </w:r>
           </w:p>
           <w:p>
             <w:pPr>
-              <w:spacing w:before="110" w:after="10"/>
+              <w:spacing w:before="100" w:after="10"/>
             </w:pPr>
             <w:r>
               <w:rPr>
@@ -1246,12 +1390,19 @@
                 <w:color w:val="38BDF8"/>
                 <w:sz w:val="9"/>
               </w:rPr>
-              <w:t>────────────────────────────────────────────</w:t>
+              <w:t>─────────</w:t>
+            </w:r>
+            <w:r>
+              <w:rPr>
+                <w:color w:val="38BDF8"/>
+                <w:sz w:val="9"/>
+              </w:rPr>
+              <w:t>───────────────────────────────────</w:t>
             </w:r>
           </w:p>
           <w:p>
             <w:pPr>
-              <w:spacing w:before="70" w:after="12"/>
+              <w:spacing w:before="64" w:after="10"/>
             </w:pPr>
             <w:r>
               <w:rPr>
@@ -1265,38 +1416,34 @@
               <w:rPr>
                 <w:i/>
                 <w:color w:val="0284C7"/>
-              </w:rPr>
-              <w:t xml:space="preserve">   —   2025</w:t>
-            </w:r>
-            <w:r>
-              <w:rPr>
-                <w:i/>
-                <w:color w:val="0284C7"/>
-              </w:rPr>
-              <w:t xml:space="preserve"> – Présent</w:t>
+                <w:sz w:val="15"/>
+              </w:rPr>
+              <w:t xml:space="preserve">   —   2025 – Présent</w:t>
             </w:r>
           </w:p>
           <w:p>
             <w:pPr>
-              <w:spacing w:after="12"/>
+              <w:spacing w:after="10"/>
             </w:pPr>
             <w:r>
               <w:rPr>
                 <w:b/>
                 <w:color w:val="64748B"/>
-              </w:rPr>
-              <w:t>Projets Indépendants &amp; Entreprises  │  Douala</w:t>
+                <w:sz w:val="15"/>
+              </w:rPr>
+              <w:t>Projets Indépendants &amp; Entreprises  │  Douala, CM</w:t>
             </w:r>
           </w:p>
           <w:p>
             <w:pPr>
-              <w:spacing w:after="26" w:line="269" w:lineRule="auto"/>
+              <w:spacing w:after="24" w:line="269" w:lineRule="auto"/>
               <w:ind w:left="144"/>
             </w:pPr>
             <w:r>
               <w:rPr>
                 <w:b/>
                 <w:color w:val="0284C7"/>
+                <w:sz w:val="15"/>
               </w:rPr>
               <w:t>▸</w:t>
             </w:r>
@@ -1304,19 +1451,50 @@
               <w:rPr>
                 <w:b/>
                 <w:color w:val="0284C7"/>
+                <w:sz w:val="15"/>
               </w:rPr>
               <w:t xml:space="preserve">  </w:t>
             </w:r>
             <w:r>
               <w:rPr>
                 <w:color w:val="334155"/>
-              </w:rPr>
-              <w:t>IA souveraines éthiques, pipelines RAG/GraphRAG Neo4j, bases SQL, EDA massive et reporting décisionnel exécutif.</w:t>
+                <w:sz w:val="15"/>
+              </w:rPr>
+              <w:t>Conception de systèmes IA souverains éthiques : GraphRAG Neo4j, EDA haute dimension, pipelines RAG multi-sources.</w:t>
             </w:r>
           </w:p>
           <w:p>
             <w:pPr>
-              <w:spacing w:before="70" w:after="12"/>
+              <w:spacing w:after="24" w:line="269" w:lineRule="auto"/>
+              <w:ind w:left="144"/>
+            </w:pPr>
+            <w:r>
+              <w:rPr>
+                <w:b/>
+                <w:color w:val="0284C7"/>
+                <w:sz w:val="15"/>
+              </w:rPr>
+              <w:t>▸</w:t>
+            </w:r>
+            <w:r>
+              <w:rPr>
+                <w:b/>
+                <w:color w:val="0284C7"/>
+                <w:sz w:val="15"/>
+              </w:rPr>
+              <w:t xml:space="preserve">  </w:t>
+            </w:r>
+            <w:r>
+              <w:rPr>
+                <w:color w:val="334155"/>
+                <w:sz w:val="15"/>
+              </w:rPr>
+              <w:t>Reporting décisionnel exécutif, dashboards KPI automatisés et audit explicabilité SHAP pour PME camerounaises.</w:t>
+            </w:r>
+          </w:p>
+          <w:p>
+            <w:pPr>
+              <w:spacing w:before="64" w:after="10"/>
             </w:pPr>
             <w:r>
               <w:rPr>
@@ -1330,38 +1508,34 @@
               <w:rPr>
                 <w:i/>
                 <w:color w:val="0284C7"/>
+                <w:sz w:val="15"/>
               </w:rPr>
               <w:t xml:space="preserve">   —   2018 – Présent</w:t>
             </w:r>
           </w:p>
           <w:p>
             <w:pPr>
-              <w:spacing w:after="12"/>
+              <w:spacing w:after="10"/>
             </w:pPr>
             <w:r>
               <w:rPr>
                 <w:b/>
                 <w:color w:val="64748B"/>
-              </w:rPr>
-              <w:t xml:space="preserve">CCAA (Autorité </w:t>
-            </w:r>
-            <w:r>
-              <w:rPr>
-                <w:b/>
-                <w:color w:val="64748B"/>
-              </w:rPr>
-              <w:t>Aéronautique du Cameroun)</w:t>
+                <w:sz w:val="15"/>
+              </w:rPr>
+              <w:t>CCAA — Autorité Aéronautique du Cameroun  │  Douala, CM</w:t>
             </w:r>
           </w:p>
           <w:p>
             <w:pPr>
-              <w:spacing w:after="26" w:line="269" w:lineRule="auto"/>
+              <w:spacing w:after="24" w:line="269" w:lineRule="auto"/>
               <w:ind w:left="144"/>
             </w:pPr>
             <w:r>
               <w:rPr>
                 <w:b/>
                 <w:color w:val="0284C7"/>
+                <w:sz w:val="15"/>
               </w:rPr>
               <w:t>▸</w:t>
             </w:r>
@@ -1369,19 +1543,57 @@
               <w:rPr>
                 <w:b/>
                 <w:color w:val="0284C7"/>
+                <w:sz w:val="15"/>
               </w:rPr>
               <w:t xml:space="preserve">  </w:t>
             </w:r>
             <w:r>
               <w:rPr>
                 <w:color w:val="334155"/>
-              </w:rPr>
-              <w:t>Analyse risques opérationnels, contrôle d'accès sécurisé, audits de conformité (Annexe 17 OACI).</w:t>
+                <w:sz w:val="15"/>
+              </w:rPr>
+              <w:t>Évaluation des menaces, con</w:t>
+            </w:r>
+            <w:r>
+              <w:rPr>
+                <w:color w:val="334155"/>
+                <w:sz w:val="15"/>
+              </w:rPr>
+              <w:t>trôle d'accès sécurisé, conformité réglementaire ICAO Annex 17.</w:t>
             </w:r>
           </w:p>
           <w:p>
             <w:pPr>
-              <w:spacing w:before="110" w:after="10"/>
+              <w:spacing w:after="24" w:line="269" w:lineRule="auto"/>
+              <w:ind w:left="144"/>
+            </w:pPr>
+            <w:r>
+              <w:rPr>
+                <w:b/>
+                <w:color w:val="0284C7"/>
+                <w:sz w:val="15"/>
+              </w:rPr>
+              <w:t>▸</w:t>
+            </w:r>
+            <w:r>
+              <w:rPr>
+                <w:b/>
+                <w:color w:val="0284C7"/>
+                <w:sz w:val="15"/>
+              </w:rPr>
+              <w:t xml:space="preserve">  </w:t>
+            </w:r>
+            <w:r>
+              <w:rPr>
+                <w:color w:val="334155"/>
+                <w:sz w:val="15"/>
+              </w:rPr>
+              <w:t>Gestion de crises opérationnelles : coordination d'équipes en situation d'urgence, protocoles anti-intrusion.</w:t>
+            </w:r>
+          </w:p>
+          <w:p>
+            <w:pPr>
+              <w:spacing w:before="100" w:after="10"/>
             </w:pPr>
             <w:r>
               <w:rPr>
@@ -1421,7 +1633,7 @@
           </w:p>
           <w:p>
             <w:pPr>
-              <w:spacing w:before="70" w:after="12"/>
+              <w:spacing w:before="64" w:after="10"/>
             </w:pPr>
             <w:r>
               <w:rPr>
@@ -1429,45 +1641,139 @@
                 <w:color w:val="0A1128"/>
                 <w:sz w:val="18"/>
               </w:rPr>
-              <w:t>Master Professionnel en Intelligence Artifi</w:t>
-            </w:r>
+              <w:t>Master Professionnel — Intelligence Artificielle Appliquée</w:t>
+            </w:r>
+            <w:r>
+              <w:rPr>
+                <w:i/>
+                <w:color w:val="0284C7"/>
+                <w:sz w:val="15"/>
+              </w:rPr>
+              <w:t xml:space="preserve">   —   2025 – 2027  [En cours]</w:t>
+            </w:r>
+          </w:p>
+          <w:p>
+            <w:pPr>
+              <w:spacing w:after="10"/>
+            </w:pPr>
+            <w:r>
+              <w:rPr>
+                <w:b/>
+                <w:color w:val="64748B"/>
+                <w:sz w:val="15"/>
+              </w:rPr>
+              <w:t>Université de Ngaoundéré  │  Cameroun</w:t>
+            </w:r>
+          </w:p>
+          <w:p>
+            <w:pPr>
+              <w:spacing w:after="24" w:line="269" w:lineRule="auto"/>
+              <w:ind w:left="144"/>
+            </w:pPr>
+            <w:r>
+              <w:rPr>
+                <w:b/>
+                <w:color w:val="0284C7"/>
+                <w:sz w:val="15"/>
+              </w:rPr>
+              <w:t>▸</w:t>
+            </w:r>
+            <w:r>
+              <w:rPr>
+                <w:b/>
+                <w:color w:val="0284C7"/>
+                <w:sz w:val="15"/>
+              </w:rPr>
+              <w:t xml:space="preserve">  </w:t>
+            </w:r>
+            <w:r>
+              <w:rPr>
+                <w:color w:val="334155"/>
+                <w:sz w:val="15"/>
+              </w:rPr>
+              <w:t>ML &amp; Stats Bayésienne, Data Engineering Neo4j, Vision &amp; Robotique, Éthique &amp; Cybe</w:t>
+            </w:r>
+            <w:r>
+              <w:rPr>
+                <w:color w:val="334155"/>
+                <w:sz w:val="15"/>
+              </w:rPr>
+              <w:t>rsécurité, MLOps Souverains.</w:t>
+            </w:r>
+          </w:p>
+          <w:p>
+            <w:pPr>
+              <w:spacing w:after="24" w:line="269" w:lineRule="auto"/>
+              <w:ind w:left="144"/>
+            </w:pPr>
+            <w:r>
+              <w:rPr>
+                <w:b/>
+                <w:color w:val="0284C7"/>
+                <w:sz w:val="15"/>
+              </w:rPr>
+              <w:t>▸</w:t>
+            </w:r>
+            <w:r>
+              <w:rPr>
+                <w:b/>
+                <w:color w:val="0284C7"/>
+                <w:sz w:val="15"/>
+              </w:rPr>
+              <w:t xml:space="preserve">  </w:t>
+            </w:r>
+            <w:r>
+              <w:rPr>
+                <w:color w:val="334155"/>
+                <w:sz w:val="15"/>
+              </w:rPr>
+              <w:t>Projet de recherche : système K1-MATHINFO v3 — agent multi-sources certifié OKF v0.2 (SHA-256 No-LLM).</w:t>
+            </w:r>
+          </w:p>
+          <w:p>
+            <w:pPr>
+              <w:spacing w:before="64" w:after="10"/>
+            </w:pPr>
             <w:r>
               <w:rPr>
                 <w:b/>
                 <w:color w:val="0A1128"/>
                 <w:sz w:val="18"/>
               </w:rPr>
-              <w:t>cielle Appliquée</w:t>
+              <w:t>Licence &amp; BTS Génie Civil (Option Bâtiment)</w:t>
             </w:r>
             <w:r>
               <w:rPr>
                 <w:i/>
                 <w:color w:val="0284C7"/>
-              </w:rPr>
-              <w:t xml:space="preserve">   —   2025 – 2027  [En cours]</w:t>
+                <w:sz w:val="15"/>
+              </w:rPr>
+              <w:t xml:space="preserve">   —   2015 – 2016</w:t>
             </w:r>
           </w:p>
           <w:p>
             <w:pPr>
-              <w:spacing w:after="12"/>
+              <w:spacing w:after="10"/>
             </w:pPr>
             <w:r>
               <w:rPr>
                 <w:b/>
                 <w:color w:val="64748B"/>
-              </w:rPr>
-              <w:t>Université de Ngaoundéré</w:t>
+                <w:sz w:val="15"/>
+              </w:rPr>
+              <w:t>ISTDI / IUC Douala  │  Cameroun</w:t>
             </w:r>
           </w:p>
           <w:p>
             <w:pPr>
-              <w:spacing w:after="26" w:line="269" w:lineRule="auto"/>
+              <w:spacing w:after="24" w:line="269" w:lineRule="auto"/>
               <w:ind w:left="144"/>
             </w:pPr>
             <w:r>
               <w:rPr>
                 <w:b/>
                 <w:color w:val="0284C7"/>
+                <w:sz w:val="15"/>
               </w:rPr>
               <w:t>▸</w:t>
             </w:r>
@@ -1475,84 +1781,28 @@
               <w:rPr>
                 <w:b/>
                 <w:color w:val="0284C7"/>
+                <w:sz w:val="15"/>
               </w:rPr>
               <w:t xml:space="preserve">  </w:t>
             </w:r>
             <w:r>
               <w:rPr>
                 <w:color w:val="334155"/>
-              </w:rPr>
-              <w:t>ML &amp; Stats Bayésienne, Data Eng. &amp; Neo4j, Vision &amp; Robotique, Éthique &amp; Cybersécurité, MLOps Souverains.</w:t>
+                <w:sz w:val="15"/>
+              </w:rPr>
+              <w:t xml:space="preserve">Dimensionnement </w:t>
+            </w:r>
+            <w:r>
+              <w:rPr>
+                <w:color w:val="334155"/>
+                <w:sz w:val="15"/>
+              </w:rPr>
+              <w:t>structures BAEL 91, métrés &amp; gestion de projets BTP — base de l'IA appliquée à l'estimation.</w:t>
             </w:r>
           </w:p>
           <w:p>
             <w:pPr>
-              <w:spacing w:before="70" w:after="12"/>
-            </w:pPr>
-            <w:r>
-              <w:rPr>
-                <w:b/>
-                <w:color w:val="0A1128"/>
-                <w:sz w:val="18"/>
-              </w:rPr>
-              <w:t>Licence &amp; BTS Génie Civil (Option Bâtiment)</w:t>
-            </w:r>
-            <w:r>
-              <w:rPr>
-                <w:i/>
-                <w:color w:val="0284C7"/>
-              </w:rPr>
-              <w:t xml:space="preserve">   —   2015 – 2016</w:t>
-            </w:r>
-          </w:p>
-          <w:p>
-            <w:pPr>
-              <w:spacing w:after="12"/>
-            </w:pPr>
-            <w:r>
-              <w:rPr>
-                <w:b/>
-                <w:color w:val="64748B"/>
-              </w:rPr>
-              <w:t>ISTDI / IUC Do</w:t>
-            </w:r>
-            <w:r>
-              <w:rPr>
-                <w:b/>
-                <w:color w:val="64748B"/>
-              </w:rPr>
-              <w:t>uala</w:t>
-            </w:r>
-          </w:p>
-          <w:p>
-            <w:pPr>
-              <w:spacing w:after="26" w:line="269" w:lineRule="auto"/>
-              <w:ind w:left="144"/>
-            </w:pPr>
-            <w:r>
-              <w:rPr>
-                <w:b/>
-                <w:color w:val="0284C7"/>
-              </w:rPr>
-              <w:t>▸</w:t>
-            </w:r>
-            <w:r>
-              <w:rPr>
-                <w:b/>
-                <w:color w:val="0284C7"/>
-              </w:rPr>
-              <w:t xml:space="preserve">  </w:t>
-            </w:r>
-            <w:r>
-              <w:rPr>
-                <w:color w:val="334155"/>
-              </w:rPr>
-              <w:t>Dimensionnement structures (BAEL 91), métrés &amp; gestion de projets BTP.</w:t>
-            </w:r>
-          </w:p>
-          <w:p>
-            <w:pPr>
-              <w:spacing w:before="110" w:after="10"/>
+              <w:spacing w:before="100" w:after="10"/>
             </w:pPr>
             <w:r>
               <w:rPr>
@@ -1568,7 +1818,7 @@
                 <w:color w:val="0A1128"/>
                 <w:sz w:val="20"/>
               </w:rPr>
-              <w:t>RECONNAISSANCES &amp; CANDIDATURES</w:t>
+              <w:t>RECONNAISSANCES &amp; DISTINCTIONS</w:t>
             </w:r>
           </w:p>
           <w:p>
@@ -1592,45 +1842,92 @@
           </w:p>
           <w:p>
             <w:pPr>
-              <w:spacing w:after="0" w:line="269" w:lineRule="auto"/>
+              <w:spacing w:before="30" w:after="20" w:line="269" w:lineRule="auto"/>
+              <w:ind w:left="115"/>
             </w:pPr>
+            <w:r>
+              <w:rPr>
+                <w:b/>
+                <w:color w:val="0284C7"/>
+              </w:rPr>
+              <w:t xml:space="preserve">◈ </w:t>
+            </w:r>
             <w:r>
               <w:rPr>
                 <w:b/>
                 <w:color w:val="0A1128"/>
               </w:rPr>
-              <w:t xml:space="preserve">◈ Google Africa Applied AI Lab (Accra, 2026) : </w:t>
+              <w:t>Google Africa Applied AI Lab — Accra 2026</w:t>
             </w:r>
             <w:r>
               <w:rPr>
                 <w:color w:val="334155"/>
               </w:rPr>
-              <w:t xml:space="preserve">Candidature officielle — </w:t>
+              <w:t xml:space="preserve">  —  Candidature offici</w:t>
             </w:r>
             <w:r>
               <w:rPr>
                 <w:color w:val="334155"/>
               </w:rPr>
-              <w:t>plateforme Archi Cam AI.</w:t>
-            </w:r>
-            <w:r>
-              <w:rPr>
-                <w:color w:val="334155"/>
-              </w:rPr>
-              <w:br/>
+              <w:t>elle — plateforme Archi Cam AI (5D BIM + GenAI).</w:t>
+            </w:r>
+          </w:p>
+          <w:p>
+            <w:pPr>
+              <w:spacing w:before="30" w:after="20" w:line="269" w:lineRule="auto"/>
+              <w:ind w:left="115"/>
+            </w:pPr>
+            <w:r>
+              <w:rPr>
+                <w:b/>
+                <w:color w:val="0284C7"/>
+              </w:rPr>
+              <w:t xml:space="preserve">◈ </w:t>
             </w:r>
             <w:r>
               <w:rPr>
                 <w:b/>
                 <w:color w:val="0A1128"/>
               </w:rPr>
-              <w:t xml:space="preserve">◈ Hackathon Google Cloud #AllThingsAgentic : </w:t>
+              <w:t>Google Cloud #AllThingsAgentic Hackathon</w:t>
             </w:r>
             <w:r>
               <w:rPr>
                 <w:color w:val="334155"/>
               </w:rPr>
-              <w:t>Dataset Automator v4.0 (Google Antigravity, TabFM, WIT, bigframes, MCT).</w:t>
+              <w:t xml:space="preserve">  —  Dataset Automator v4.0 — Google Antigravity, TabFM, bigframes, WIT, MCT.</w:t>
+            </w:r>
+          </w:p>
+          <w:p>
+            <w:pPr>
+              <w:spacing w:before="30" w:after="20" w:line="269" w:lineRule="auto"/>
+              <w:ind w:left="115"/>
+            </w:pPr>
+            <w:r>
+              <w:rPr>
+                <w:b/>
+                <w:color w:val="0284C7"/>
+              </w:rPr>
+              <w:t xml:space="preserve">◈ </w:t>
+            </w:r>
+            <w:r>
+              <w:rPr>
+                <w:b/>
+                <w:color w:val="0A1128"/>
+              </w:rPr>
+              <w:t>Google Developer Program  ·  Devpost</w:t>
+            </w:r>
+            <w:r>
+              <w:rPr>
+                <w:color w:val="334155"/>
+              </w:rPr>
+              <w:t xml:space="preserve">  —  Membre actif — contributions open-source IA,</w:t>
+            </w:r>
+            <w:r>
+              <w:rPr>
+                <w:color w:val="334155"/>
+              </w:rPr>
+              <w:t xml:space="preserve"> hackathons &amp; programme ambassadeur.</w:t>
             </w:r>
           </w:p>
         </w:tc>
@@ -14257,7 +14554,7 @@
 </file>
 
 <file path=customXml/itemProps1.xml><?xml version="1.0" encoding="utf-8"?>
-<ds:datastoreItem xmlns:ds="http://schemas.openxmlformats.org/officeDocument/2006/customXml" ds:itemID="{9F629F8B-D80F-4FE2-802C-636B2A9C67C7}">
+<ds:datastoreItem xmlns:ds="http://schemas.openxmlformats.org/officeDocument/2006/customXml" ds:itemID="{C3B119A6-E6D9-4C0A-97DF-A4E1E29F7FAF}">
   <ds:schemaRefs>
     <ds:schemaRef ds:uri="http://schemas.openxmlformats.org/officeDocument/2006/bibliography"/>
   </ds:schemaRefs>

--- a/KOA_MARIE_GERVAIS_NELLY_CV_FR.docx
+++ b/KOA_MARIE_GERVAIS_NELLY_CV_FR.docx
@@ -158,7 +158,7 @@
                 <w:color w:val="64748B"/>
                 <w:sz w:val="13"/>
               </w:rPr>
-              <w:t>Fondatrice  ·  Archi Cam AI</w:t>
+              <w:t>Fondateur  ·  Archi Cam AI</w:t>
             </w:r>
           </w:p>
           <w:p>
@@ -411,14 +411,14 @@
                 <w:color w:val="F8FAFC"/>
                 <w:sz w:val="15"/>
               </w:rPr>
-              <w:t xml:space="preserve">Firebase Genkit     </w:t>
+              <w:t xml:space="preserve">Firebase Genkit      </w:t>
             </w:r>
             <w:r>
               <w:rPr>
                 <w:color w:val="F8FAFC"/>
                 <w:sz w:val="15"/>
               </w:rPr>
-              <w:t xml:space="preserve">    ■ ■ ■ ■ ■</w:t>
+              <w:t xml:space="preserve">   ■ ■ ■ ■ ■</w:t>
             </w:r>
           </w:p>
           <w:p>
@@ -526,14 +526,7 @@
                 <w:b/>
                 <w:color w:val="38BDF8"/>
               </w:rPr>
-              <w:t xml:space="preserve">DEV &amp; </w:t>
-            </w:r>
-            <w:r>
-              <w:rPr>
-                <w:b/>
-                <w:color w:val="38BDF8"/>
-              </w:rPr>
-              <w:t>MLOPS</w:t>
+              <w:t>DEV &amp; MLOPS</w:t>
             </w:r>
           </w:p>
           <w:p>
@@ -641,14 +634,14 @@
                 <w:color w:val="0284C7"/>
                 <w:sz w:val="10"/>
               </w:rPr>
-              <w:t>━</w:t>
+              <w:t>━━━━━━</w:t>
             </w:r>
             <w:r>
               <w:rPr>
                 <w:color w:val="0284C7"/>
                 <w:sz w:val="10"/>
               </w:rPr>
-              <w:t>━━━━━━━━━━━━━━━━━━━</w:t>
+              <w:t>━━━━━━━━━━━━━━</w:t>
             </w:r>
           </w:p>
           <w:p>
@@ -756,14 +749,7 @@
                 <w:color w:val="F8FAFC"/>
                 <w:sz w:val="15"/>
               </w:rPr>
-              <w:t xml:space="preserve">Anglais   —  Technique &amp; </w:t>
-            </w:r>
-            <w:r>
-              <w:rPr>
-                <w:color w:val="F8FAFC"/>
-                <w:sz w:val="15"/>
-              </w:rPr>
-              <w:t>Pro</w:t>
+              <w:t>Anglais   —  Technique &amp; Pro</w:t>
             </w:r>
           </w:p>
           <w:p>
@@ -861,7 +847,7 @@
                 <w:color w:val="0284C7"/>
                 <w:sz w:val="19"/>
               </w:rPr>
-              <w:t>Lead AI Engineer &amp; Consultant IA / Data   │   Fondatrice @ Archi Cam AI</w:t>
+              <w:t>Lead AI Engineer &amp; Consultant IA / Data   │   Fondateur @ Archi Cam AI</w:t>
             </w:r>
           </w:p>
           <w:p>
@@ -930,13 +916,13 @@
               <w:rPr>
                 <w:color w:val="334155"/>
               </w:rPr>
-              <w:t>'agents autonomes neuro-symboliques, GraphRAG (Neo4j) et pipelines MLOps souverains avec Google Antigravity. Experte en éthique de l'IA : transparence, explicabilité SHAP, conformité EU AI Act et modèles déterministes zéro-hallucination. Fondatrice d'Archi</w:t>
+              <w:t>'agents autonomes neuro-symboliques, GraphRAG (Neo4j) et pipelines MLOps souverains avec Google Antigravity. Expert en éthique de l'IA : transparence, explicabilité SHAP, conformité EU AI Act et modèles déterministes zéro-hallucination. Fondateur d'Archi C</w:t>
             </w:r>
             <w:r>
               <w:rPr>
                 <w:color w:val="334155"/>
               </w:rPr>
-              <w:t xml:space="preserve"> Cam AI (candidature Google Africa Applied AI Lab 2026), j'allie rigueur mathématique, vision produit et double expertise IA / Génie Civil.</w:t>
+              <w:t>am AI (candidature Google Africa Applied AI Lab 2026), j'allie rigueur mathématique, vision produit et double expertise IA / Génie Civil.</w:t>
             </w:r>
           </w:p>
           <w:p>
@@ -997,7 +983,7 @@
                 <w:color w:val="0284C7"/>
                 <w:sz w:val="15"/>
               </w:rPr>
-              <w:t xml:space="preserve">   —   SaaS IA Agen</w:t>
+              <w:t xml:space="preserve">   —   SaaS IA Agenti</w:t>
             </w:r>
             <w:r>
               <w:rPr>
@@ -1005,7 +991,7 @@
                 <w:color w:val="0284C7"/>
                 <w:sz w:val="15"/>
               </w:rPr>
-              <w:t>tique &amp; 5D BIM</w:t>
+              <w:t>que &amp; 5D BIM</w:t>
             </w:r>
           </w:p>
           <w:p>
@@ -14554,7 +14540,7 @@
 </file>
 
 <file path=customXml/itemProps1.xml><?xml version="1.0" encoding="utf-8"?>
-<ds:datastoreItem xmlns:ds="http://schemas.openxmlformats.org/officeDocument/2006/customXml" ds:itemID="{C3B119A6-E6D9-4C0A-97DF-A4E1E29F7FAF}">
+<ds:datastoreItem xmlns:ds="http://schemas.openxmlformats.org/officeDocument/2006/customXml" ds:itemID="{3F8C3BD7-815B-4BB5-B2E4-DA985A01FCF4}">
   <ds:schemaRefs>
     <ds:schemaRef ds:uri="http://schemas.openxmlformats.org/officeDocument/2006/bibliography"/>
   </ds:schemaRefs>

--- a/KOA_MARIE_GERVAIS_NELLY_CV_FR.docx
+++ b/KOA_MARIE_GERVAIS_NELLY_CV_FR.docx
@@ -37,7 +37,7 @@
               <w:tblLook w:val="04A0" w:firstRow="1" w:lastRow="0" w:firstColumn="1" w:lastColumn="0" w:noHBand="0" w:noVBand="1"/>
             </w:tblPr>
             <w:tblGrid>
-              <w:gridCol w:w="2744"/>
+              <w:gridCol w:w="2698"/>
             </w:tblGrid>
             <w:tr>
               <w:trPr>
@@ -46,117 +46,94 @@
               <w:tc>
                 <w:tcPr>
                   <w:tcW w:w="3744" w:type="dxa"/>
-                  <w:shd w:val="clear" w:color="auto" w:fill="0284C7"/>
+                  <w:tcBorders>
+                    <w:top w:val="single" w:sz="18" w:space="0" w:color="0284C7"/>
+                    <w:left w:val="single" w:sz="18" w:space="0" w:color="0284C7"/>
+                    <w:bottom w:val="single" w:sz="18" w:space="0" w:color="0284C7"/>
+                    <w:right w:val="single" w:sz="18" w:space="0" w:color="0284C7"/>
+                  </w:tcBorders>
+                  <w:shd w:val="clear" w:color="auto" w:fill="0F172A"/>
                   <w:tcMar>
-                    <w:top w:w="8" w:type="dxa"/>
-                    <w:left w:w="8" w:type="dxa"/>
-                    <w:bottom w:w="8" w:type="dxa"/>
-                    <w:right w:w="8" w:type="dxa"/>
+                    <w:top w:w="10" w:type="dxa"/>
+                    <w:left w:w="10" w:type="dxa"/>
+                    <w:bottom w:w="10" w:type="dxa"/>
+                    <w:right w:w="10" w:type="dxa"/>
                   </w:tcMar>
                 </w:tcPr>
-                <w:p/>
-                <w:tbl>
-                  <w:tblPr>
-                    <w:tblW w:w="0" w:type="auto"/>
+                <w:p>
+                  <w:pPr>
+                    <w:spacing w:after="0"/>
                     <w:jc w:val="center"/>
-                    <w:tblLook w:val="04A0" w:firstRow="1" w:lastRow="0" w:firstColumn="1" w:lastColumn="0" w:noHBand="0" w:noVBand="1"/>
-                  </w:tblPr>
-                  <w:tblGrid>
-                    <w:gridCol w:w="2728"/>
-                  </w:tblGrid>
-                  <w:tr>
-                    <w:trPr>
-                      <w:jc w:val="center"/>
-                    </w:trPr>
-                    <w:tc>
-                      <w:tcPr>
-                        <w:tcW w:w="3744" w:type="dxa"/>
-                        <w:shd w:val="clear" w:color="auto" w:fill="0F172A"/>
-                        <w:tcMar>
-                          <w:top w:w="4" w:type="dxa"/>
-                          <w:left w:w="4" w:type="dxa"/>
-                          <w:bottom w:w="4" w:type="dxa"/>
-                          <w:right w:w="4" w:type="dxa"/>
-                        </w:tcMar>
-                      </w:tcPr>
-                      <w:p>
-                        <w:pPr>
-                          <w:spacing w:after="0"/>
-                          <w:jc w:val="center"/>
-                        </w:pPr>
-                        <w:r>
-                          <w:rPr>
-                            <w:noProof/>
-                            <w:lang w:val="fr-FR" w:eastAsia="fr-FR"/>
-                          </w:rPr>
-                          <w:drawing>
-                            <wp:inline distT="0" distB="0" distL="0" distR="0">
-                              <wp:extent cx="1316736" cy="1316736"/>
-                              <wp:effectExtent l="0" t="0" r="0" b="0"/>
-                              <wp:docPr id="1" name="Picture 1"/>
-                              <wp:cNvGraphicFramePr>
-                                <a:graphicFrameLocks xmlns:a="http://schemas.openxmlformats.org/drawingml/2006/main" noChangeAspect="1"/>
-                              </wp:cNvGraphicFramePr>
-                              <a:graphic xmlns:a="http://schemas.openxmlformats.org/drawingml/2006/main">
-                                <a:graphicData uri="http://schemas.openxmlformats.org/drawingml/2006/picture">
-                                  <pic:pic xmlns:pic="http://schemas.openxmlformats.org/drawingml/2006/picture">
-                                    <pic:nvPicPr>
-                                      <pic:cNvPr id="0" name="profile_headshot_circular.jpeg"/>
-                                      <pic:cNvPicPr/>
-                                    </pic:nvPicPr>
-                                    <pic:blipFill>
-                                      <a:blip r:embed="rId6"/>
-                                      <a:stretch>
-                                        <a:fillRect/>
-                                      </a:stretch>
-                                    </pic:blipFill>
-                                    <pic:spPr>
-                                      <a:xfrm>
-                                        <a:off x="0" y="0"/>
-                                        <a:ext cx="1316736" cy="1316736"/>
-                                      </a:xfrm>
-                                      <a:prstGeom prst="rect">
-                                        <a:avLst/>
-                                      </a:prstGeom>
-                                    </pic:spPr>
-                                  </pic:pic>
-                                </a:graphicData>
-                              </a:graphic>
-                            </wp:inline>
-                          </w:drawing>
-                        </w:r>
-                      </w:p>
-                    </w:tc>
-                  </w:tr>
-                </w:tbl>
-                <w:p/>
+                  </w:pPr>
+                  <w:r>
+                    <w:rPr>
+                      <w:noProof/>
+                      <w:lang w:val="fr-FR" w:eastAsia="fr-FR"/>
+                    </w:rPr>
+                    <w:drawing>
+                      <wp:inline distT="0" distB="0" distL="0" distR="0">
+                        <wp:extent cx="1353312" cy="1353312"/>
+                        <wp:effectExtent l="0" t="0" r="0" b="0"/>
+                        <wp:docPr id="1" name="Picture 1"/>
+                        <wp:cNvGraphicFramePr>
+                          <a:graphicFrameLocks xmlns:a="http://schemas.openxmlformats.org/drawingml/2006/main" noChangeAspect="1"/>
+                        </wp:cNvGraphicFramePr>
+                        <a:graphic xmlns:a="http://schemas.openxmlformats.org/drawingml/2006/main">
+                          <a:graphicData uri="http://schemas.openxmlformats.org/drawingml/2006/picture">
+                            <pic:pic xmlns:pic="http://schemas.openxmlformats.org/drawingml/2006/picture">
+                              <pic:nvPicPr>
+                                <pic:cNvPr id="0" name="profile_headshot_circular.jpeg"/>
+                                <pic:cNvPicPr/>
+                              </pic:nvPicPr>
+                              <pic:blipFill>
+                                <a:blip r:embed="rId6"/>
+                                <a:stretch>
+                                  <a:fillRect/>
+                                </a:stretch>
+                              </pic:blipFill>
+                              <pic:spPr>
+                                <a:xfrm>
+                                  <a:off x="0" y="0"/>
+                                  <a:ext cx="1353312" cy="1353312"/>
+                                </a:xfrm>
+                                <a:prstGeom prst="rect">
+                                  <a:avLst/>
+                                </a:prstGeom>
+                              </pic:spPr>
+                            </pic:pic>
+                          </a:graphicData>
+                        </a:graphic>
+                      </wp:inline>
+                    </w:drawing>
+                  </w:r>
+                </w:p>
               </w:tc>
             </w:tr>
           </w:tbl>
           <w:p/>
           <w:p>
             <w:pPr>
-              <w:spacing w:before="80" w:after="20"/>
+              <w:spacing w:before="60" w:after="0"/>
               <w:jc w:val="center"/>
             </w:pPr>
             <w:r>
               <w:rPr>
                 <w:b/>
                 <w:color w:val="38BDF8"/>
-                <w:sz w:val="14"/>
+                <w:sz w:val="13"/>
               </w:rPr>
               <w:t>◈  LEAD AI ENGINEER</w:t>
             </w:r>
           </w:p>
           <w:p>
             <w:pPr>
-              <w:spacing w:after="40"/>
+              <w:spacing w:after="30"/>
               <w:jc w:val="center"/>
             </w:pPr>
             <w:r>
               <w:rPr>
                 <w:color w:val="64748B"/>
-                <w:sz w:val="13"/>
+                <w:sz w:val="12"/>
               </w:rPr>
               <w:t>Fondateur  ·  Archi Cam AI</w:t>
             </w:r>
@@ -315,7 +292,14 @@
                 <w:color w:val="F8FAFC"/>
                 <w:sz w:val="15"/>
               </w:rPr>
-              <w:t xml:space="preserve">  Google Developer Program</w:t>
+              <w:t xml:space="preserve"> </w:t>
+            </w:r>
+            <w:r>
+              <w:rPr>
+                <w:color w:val="F8FAFC"/>
+                <w:sz w:val="15"/>
+              </w:rPr>
+              <w:t xml:space="preserve"> Google Developer Program</w:t>
             </w:r>
           </w:p>
           <w:p>
@@ -411,14 +395,14 @@
                 <w:color w:val="F8FAFC"/>
                 <w:sz w:val="15"/>
               </w:rPr>
-              <w:t xml:space="preserve">Firebase Genkit      </w:t>
+              <w:t xml:space="preserve">Firebase Genkit         </w:t>
             </w:r>
             <w:r>
               <w:rPr>
                 <w:color w:val="F8FAFC"/>
                 <w:sz w:val="15"/>
               </w:rPr>
-              <w:t xml:space="preserve">   ■ ■ ■ ■ ■</w:t>
+              <w:t>■ ■ ■ ■ ■</w:t>
             </w:r>
           </w:p>
           <w:p>
@@ -538,7 +522,14 @@
                 <w:color w:val="0284C7"/>
                 <w:sz w:val="10"/>
               </w:rPr>
-              <w:t>━━━━━━━━━━━━━━━━━━━━</w:t>
+              <w:t>━━</w:t>
+            </w:r>
+            <w:r>
+              <w:rPr>
+                <w:color w:val="0284C7"/>
+                <w:sz w:val="10"/>
+              </w:rPr>
+              <w:t>━━━━━━━━━━━━━━━━━━</w:t>
             </w:r>
           </w:p>
           <w:p>
@@ -634,14 +625,7 @@
                 <w:color w:val="0284C7"/>
                 <w:sz w:val="10"/>
               </w:rPr>
-              <w:t>━━━━━━</w:t>
-            </w:r>
-            <w:r>
-              <w:rPr>
-                <w:color w:val="0284C7"/>
-                <w:sz w:val="10"/>
-              </w:rPr>
-              <w:t>━━━━━━━━━━━━━━</w:t>
+              <w:t>━━━━━━━━━━━━━━━━━━━━</w:t>
             </w:r>
           </w:p>
           <w:p>
@@ -749,7 +733,14 @@
                 <w:color w:val="F8FAFC"/>
                 <w:sz w:val="15"/>
               </w:rPr>
-              <w:t>Anglais   —  Technique &amp; Pro</w:t>
+              <w:t xml:space="preserve">Anglais   —  Bases </w:t>
+            </w:r>
+            <w:r>
+              <w:rPr>
+                <w:color w:val="F8FAFC"/>
+                <w:sz w:val="15"/>
+              </w:rPr>
+              <w:t>fonctionnelles (outils &amp; doc.</w:t>
             </w:r>
           </w:p>
           <w:p>
@@ -847,7 +838,15 @@
                 <w:color w:val="0284C7"/>
                 <w:sz w:val="19"/>
               </w:rPr>
-              <w:t>Lead AI Engineer &amp; Consultant IA / Data   │   Fondateur @ Archi Cam AI</w:t>
+              <w:t>Lead AI Engineer &amp; Consultant IA / Data   │   Fondateur @ Archi Cam A</w:t>
+            </w:r>
+            <w:r>
+              <w:rPr>
+                <w:b/>
+                <w:color w:val="0284C7"/>
+                <w:sz w:val="19"/>
+              </w:rPr>
+              <w:t>I</w:t>
             </w:r>
           </w:p>
           <w:p>
@@ -864,7 +863,7 @@
           </w:p>
           <w:p>
             <w:pPr>
-              <w:spacing w:before="100" w:after="10"/>
+              <w:spacing w:before="76" w:after="8"/>
             </w:pPr>
             <w:r>
               <w:rPr>
@@ -885,7 +884,7 @@
           </w:p>
           <w:p>
             <w:pPr>
-              <w:spacing w:after="50"/>
+              <w:spacing w:after="36"/>
             </w:pPr>
             <w:r>
               <w:rPr>
@@ -904,30 +903,30 @@
           </w:p>
           <w:p>
             <w:pPr>
-              <w:spacing w:after="50" w:line="278" w:lineRule="auto"/>
+              <w:spacing w:after="32" w:line="271" w:lineRule="auto"/>
             </w:pPr>
             <w:r>
               <w:rPr>
                 <w:color w:val="334155"/>
               </w:rPr>
-              <w:t>Consultant IA &amp; Lead AI Engineer (Google Developer Program Member), je conçois des architectures d</w:t>
+              <w:t>Consultant IA &amp; Lead AI Engineer (Google Developer Program Member), je conçois des architectures</w:t>
             </w:r>
             <w:r>
               <w:rPr>
                 <w:color w:val="334155"/>
               </w:rPr>
-              <w:t>'agents autonomes neuro-symboliques, GraphRAG (Neo4j) et pipelines MLOps souverains avec Google Antigravity. Expert en éthique de l'IA : transparence, explicabilité SHAP, conformité EU AI Act et modèles déterministes zéro-hallucination. Fondateur d'Archi C</w:t>
+              <w:t xml:space="preserve"> d'agents autonomes neuro-symboliques, GraphRAG (Neo4j) et pipelines MLOps souverains avec Google Antigravity. Expert en éthique de l'IA : transparence SHAP, conformité EU AI Act et modèles zéro-hallucination. Fondateur d'Archi Cam AI (candidature Google A</w:t>
             </w:r>
             <w:r>
               <w:rPr>
                 <w:color w:val="334155"/>
               </w:rPr>
-              <w:t>am AI (candidature Google Africa Applied AI Lab 2026), j'allie rigueur mathématique, vision produit et double expertise IA / Génie Civil.</w:t>
+              <w:t>frica Applied AI Lab 2026), j'allie rigueur mathématique, vision produit et double expertise IA / Génie Civil.</w:t>
             </w:r>
           </w:p>
           <w:p>
             <w:pPr>
-              <w:spacing w:before="100" w:after="10"/>
+              <w:spacing w:before="76" w:after="8"/>
             </w:pPr>
             <w:r>
               <w:rPr>
@@ -948,7 +947,7 @@
           </w:p>
           <w:p>
             <w:pPr>
-              <w:spacing w:after="50"/>
+              <w:spacing w:after="36"/>
             </w:pPr>
             <w:r>
               <w:rPr>
@@ -967,7 +966,7 @@
           </w:p>
           <w:p>
             <w:pPr>
-              <w:spacing w:before="64" w:after="10"/>
+              <w:spacing w:before="50" w:after="6"/>
             </w:pPr>
             <w:r>
               <w:rPr>
@@ -983,7 +982,85 @@
                 <w:color w:val="0284C7"/>
                 <w:sz w:val="15"/>
               </w:rPr>
-              <w:t xml:space="preserve">   —   SaaS IA Agenti</w:t>
+              <w:t xml:space="preserve">   —   SaaS IA Agentique &amp; 5D BIM</w:t>
+            </w:r>
+          </w:p>
+          <w:p>
+            <w:pPr>
+              <w:spacing w:after="14" w:line="264" w:lineRule="auto"/>
+              <w:ind w:left="144"/>
+            </w:pPr>
+            <w:r>
+              <w:rPr>
+                <w:b/>
+                <w:color w:val="0284C7"/>
+                <w:sz w:val="15"/>
+              </w:rPr>
+              <w:t>▸</w:t>
+            </w:r>
+            <w:r>
+              <w:rPr>
+                <w:b/>
+                <w:color w:val="0284C7"/>
+                <w:sz w:val="15"/>
+              </w:rPr>
+              <w:t xml:space="preserve">  </w:t>
+            </w:r>
+            <w:r>
+              <w:rPr>
+                <w:color w:val="334155"/>
+                <w:sz w:val="15"/>
+              </w:rPr>
+              <w:t>Candidature</w:t>
+            </w:r>
+            <w:r>
+              <w:rPr>
+                <w:color w:val="334155"/>
+                <w:sz w:val="15"/>
+              </w:rPr>
+              <w:t xml:space="preserve"> officielle Google Africa Applied AI Lab. Développé sous Google Antigravity (Gemma 4 12B, Gemini 2.5, BAEL 91).</w:t>
+            </w:r>
+          </w:p>
+          <w:p>
+            <w:pPr>
+              <w:spacing w:after="14" w:line="264" w:lineRule="auto"/>
+              <w:ind w:left="144"/>
+            </w:pPr>
+            <w:r>
+              <w:rPr>
+                <w:b/>
+                <w:color w:val="0284C7"/>
+                <w:sz w:val="15"/>
+              </w:rPr>
+              <w:t>▸</w:t>
+            </w:r>
+            <w:r>
+              <w:rPr>
+                <w:b/>
+                <w:color w:val="0284C7"/>
+                <w:sz w:val="15"/>
+              </w:rPr>
+              <w:t xml:space="preserve">  </w:t>
+            </w:r>
+            <w:r>
+              <w:rPr>
+                <w:color w:val="334155"/>
+                <w:sz w:val="15"/>
+              </w:rPr>
+              <w:t>Génération DQE Excel &lt;45s (–99,2% temps, R²=0,9872 MLflow) et rendus 3D Imagen 3 + ControlNet.</w:t>
+            </w:r>
+          </w:p>
+          <w:p>
+            <w:pPr>
+              <w:spacing w:before="50" w:after="6"/>
+            </w:pPr>
+            <w:r>
+              <w:rPr>
+                <w:b/>
+                <w:color w:val="0A1128"/>
+                <w:sz w:val="18"/>
+              </w:rPr>
+              <w:t>K1-MATHINFO (v3.0.0)</w:t>
             </w:r>
             <w:r>
               <w:rPr>
@@ -991,12 +1068,20 @@
                 <w:color w:val="0284C7"/>
                 <w:sz w:val="15"/>
               </w:rPr>
-              <w:t>que &amp; 5D BIM</w:t>
+              <w:t xml:space="preserve">   —   IA Souveraine Multi</w:t>
+            </w:r>
+            <w:r>
+              <w:rPr>
+                <w:i/>
+                <w:color w:val="0284C7"/>
+                <w:sz w:val="15"/>
+              </w:rPr>
+              <w:t>-Agents, WikiSkills &amp; Certification OKF</w:t>
             </w:r>
           </w:p>
           <w:p>
             <w:pPr>
-              <w:spacing w:after="24" w:line="269" w:lineRule="auto"/>
+              <w:spacing w:after="14" w:line="264" w:lineRule="auto"/>
               <w:ind w:left="144"/>
             </w:pPr>
             <w:r>
@@ -1020,12 +1105,12 @@
                 <w:color w:val="334155"/>
                 <w:sz w:val="15"/>
               </w:rPr>
-              <w:t>Candidature officielle Google Africa Applied AI Lab. Développé sous Google Antigravity (Gemma 4 12B, Gemini 2.5, BAEL 91).</w:t>
+              <w:t>Système souverain DMI (Univ. Ngaoundéré) : 470 thèses, 19 projets M1, graphe Neo4j 1 366 nœuds.</w:t>
             </w:r>
           </w:p>
           <w:p>
             <w:pPr>
-              <w:spacing w:after="24" w:line="269" w:lineRule="auto"/>
+              <w:spacing w:after="14" w:line="264" w:lineRule="auto"/>
               <w:ind w:left="144"/>
             </w:pPr>
             <w:r>
@@ -1049,12 +1134,40 @@
                 <w:color w:val="334155"/>
                 <w:sz w:val="15"/>
               </w:rPr>
-              <w:t>Génération DQE Excel &lt;45s (–99,2% temps, R²=0,9872 MLflow) et rendus 3D Imagen 3 + ControlNet.</w:t>
+              <w:t>6 agents LangGraph orchestrés via WikiSkills (critic anti-hallucination, Cypher optimizer), RRF k=60, SHA-256 No-L</w:t>
+            </w:r>
+            <w:r>
+              <w:rPr>
+                <w:color w:val="334155"/>
+                <w:sz w:val="15"/>
+              </w:rPr>
+              <w:t>LM (100%).</w:t>
             </w:r>
           </w:p>
           <w:p>
             <w:pPr>
-              <w:spacing w:after="24" w:line="269" w:lineRule="auto"/>
+              <w:spacing w:before="50" w:after="6"/>
+            </w:pPr>
+            <w:r>
+              <w:rPr>
+                <w:b/>
+                <w:color w:val="0A1128"/>
+                <w:sz w:val="18"/>
+              </w:rPr>
+              <w:t>Sovereign.BI Agentic</w:t>
+            </w:r>
+            <w:r>
+              <w:rPr>
+                <w:i/>
+                <w:color w:val="0284C7"/>
+                <w:sz w:val="15"/>
+              </w:rPr>
+              <w:t xml:space="preserve">   —   Business Intelligence &amp; NL-to-SQL/Cypher</w:t>
+            </w:r>
+          </w:p>
+          <w:p>
+            <w:pPr>
+              <w:spacing w:after="14" w:line="264" w:lineRule="auto"/>
               <w:ind w:left="144"/>
             </w:pPr>
             <w:r>
@@ -1078,19 +1191,12 @@
                 <w:color w:val="334155"/>
                 <w:sz w:val="15"/>
               </w:rPr>
-              <w:t xml:space="preserve">Intégration </w:t>
-            </w:r>
-            <w:r>
-              <w:rPr>
-                <w:color w:val="334155"/>
-                <w:sz w:val="15"/>
-              </w:rPr>
-              <w:t>IfcOpenShell pour maquettes BIM 5D : coûts + planning automatisés via agents LangGraph.</w:t>
+              <w:t>Moteur NL-to-SQL/Graph (PostgreSQL pgvector + Neo4j N10S, latence &lt;5s) avec guardrails ABAC et SHAP Sentinel Audit.</w:t>
             </w:r>
           </w:p>
           <w:p>
             <w:pPr>
-              <w:spacing w:before="64" w:after="10"/>
+              <w:spacing w:before="50" w:after="6"/>
             </w:pPr>
             <w:r>
               <w:rPr>
@@ -1098,7 +1204,7 @@
                 <w:color w:val="0A1128"/>
                 <w:sz w:val="18"/>
               </w:rPr>
-              <w:t>K1-MATHINFO (v3.0.0)</w:t>
+              <w:t>Dataset Automator &amp; VigieSahel</w:t>
             </w:r>
             <w:r>
               <w:rPr>
@@ -1106,12 +1212,20 @@
                 <w:color w:val="0284C7"/>
                 <w:sz w:val="15"/>
               </w:rPr>
-              <w:t xml:space="preserve">   —   IA Souveraine Multi-Agents, WikiSkills &amp; Certification OKF</w:t>
+              <w:t xml:space="preserve">   —   MLOps &amp; IA Impact Agr</w:t>
+            </w:r>
+            <w:r>
+              <w:rPr>
+                <w:i/>
+                <w:color w:val="0284C7"/>
+                <w:sz w:val="15"/>
+              </w:rPr>
+              <w:t>o-Climatique</w:t>
             </w:r>
           </w:p>
           <w:p>
             <w:pPr>
-              <w:spacing w:after="24" w:line="269" w:lineRule="auto"/>
+              <w:spacing w:after="14" w:line="264" w:lineRule="auto"/>
               <w:ind w:left="144"/>
             </w:pPr>
             <w:r>
@@ -1135,19 +1249,12 @@
                 <w:color w:val="334155"/>
                 <w:sz w:val="15"/>
               </w:rPr>
-              <w:t>Système souverain DMI (Univ. Ngaoundéré) : 470 thèses, 19 projets M1, graphe Ne</w:t>
-            </w:r>
-            <w:r>
-              <w:rPr>
-                <w:color w:val="334155"/>
-                <w:sz w:val="15"/>
-              </w:rPr>
-              <w:t>o4j 1 366 nœuds.</w:t>
+              <w:t>Dataset Automator : usine MLOps Antigravity (TabFM, BigQuery DataFrames, Data Drift KS/PSI, EU AI Act).</w:t>
             </w:r>
           </w:p>
           <w:p>
             <w:pPr>
-              <w:spacing w:after="24" w:line="269" w:lineRule="auto"/>
+              <w:spacing w:after="14" w:line="264" w:lineRule="auto"/>
               <w:ind w:left="144"/>
             </w:pPr>
             <w:r>
@@ -1171,12 +1278,52 @@
                 <w:color w:val="334155"/>
                 <w:sz w:val="15"/>
               </w:rPr>
-              <w:t>6 agents LangGraph orchestrés via WikiSkills (critic anti-hallucination, Cypher optimizer), RRF k=60, SHA-256 No-LLM (100%).</w:t>
+              <w:t>VigieSahel : –35% pertes semis, anticipation épidémies +14j (XGBoost R²&gt;94%, Supabase, MLflow).</w:t>
             </w:r>
           </w:p>
           <w:p>
             <w:pPr>
-              <w:spacing w:before="64" w:after="10"/>
+              <w:spacing w:before="76" w:after="8"/>
+            </w:pPr>
+            <w:r>
+              <w:rPr>
+                <w:b/>
+                <w:color w:val="0284C7"/>
+                <w:sz w:val="17"/>
+              </w:rPr>
+              <w:t xml:space="preserve">◈  </w:t>
+            </w:r>
+            <w:r>
+              <w:rPr>
+                <w:b/>
+                <w:color w:val="0A1128"/>
+                <w:sz w:val="20"/>
+              </w:rPr>
+              <w:t>PARCOURS PROFESSIONNEL</w:t>
+            </w:r>
+          </w:p>
+          <w:p>
+            <w:pPr>
+              <w:spacing w:after="36"/>
+            </w:pPr>
+            <w:r>
+              <w:rPr>
+                <w:color w:val="0284C7"/>
+                <w:sz w:val="9"/>
+              </w:rPr>
+              <w:t>━━━━━━━━━━━━━━━━━━</w:t>
+            </w:r>
+            <w:r>
+              <w:rPr>
+                <w:color w:val="38BDF8"/>
+                <w:sz w:val="9"/>
+              </w:rPr>
+              <w:t>────────────────────────────────────────────</w:t>
+            </w:r>
+          </w:p>
+          <w:p>
+            <w:pPr>
+              <w:spacing w:before="50" w:after="6"/>
             </w:pPr>
             <w:r>
               <w:rPr>
@@ -1184,7 +1331,7 @@
                 <w:color w:val="0A1128"/>
                 <w:sz w:val="18"/>
               </w:rPr>
-              <w:t>Sovereign.BI Agentic</w:t>
+              <w:t>Consultant IA &amp; Data Science</w:t>
             </w:r>
             <w:r>
               <w:rPr>
@@ -1192,12 +1339,25 @@
                 <w:color w:val="0284C7"/>
                 <w:sz w:val="15"/>
               </w:rPr>
-              <w:t xml:space="preserve">   —   Business Intelligence &amp; NL-to-SQL/Cypher</w:t>
+              <w:t xml:space="preserve">   —   2025 – Présent</w:t>
             </w:r>
           </w:p>
           <w:p>
             <w:pPr>
-              <w:spacing w:after="24" w:line="269" w:lineRule="auto"/>
+              <w:spacing w:after="6"/>
+            </w:pPr>
+            <w:r>
+              <w:rPr>
+                <w:b/>
+                <w:color w:val="64748B"/>
+                <w:sz w:val="15"/>
+              </w:rPr>
+              <w:t>Projets Indépendants &amp; Entreprises  │  Douala, CM</w:t>
+            </w:r>
+          </w:p>
+          <w:p>
+            <w:pPr>
+              <w:spacing w:after="14" w:line="264" w:lineRule="auto"/>
               <w:ind w:left="144"/>
             </w:pPr>
             <w:r>
@@ -1221,19 +1381,53 @@
                 <w:color w:val="334155"/>
                 <w:sz w:val="15"/>
               </w:rPr>
-              <w:t>Moteur NL-to-SQL/Graph (PostgreSQL pgvec</w:t>
+              <w:t>IA souveraines éthiques, pipelines RAG/GraphRAG Neo4j, EDA haute dimension et reporting dé</w:t>
             </w:r>
             <w:r>
               <w:rPr>
                 <w:color w:val="334155"/>
                 <w:sz w:val="15"/>
               </w:rPr>
-              <w:t>tor + Neo4j N10S, latence &lt;5s) avec guardrails ABAC et SHAP Sentinel Audit.</w:t>
+              <w:t>cisionnel exécutif.</w:t>
             </w:r>
           </w:p>
           <w:p>
             <w:pPr>
-              <w:spacing w:after="24" w:line="269" w:lineRule="auto"/>
+              <w:spacing w:before="50" w:after="6"/>
+            </w:pPr>
+            <w:r>
+              <w:rPr>
+                <w:b/>
+                <w:color w:val="0A1128"/>
+                <w:sz w:val="18"/>
+              </w:rPr>
+              <w:t>Agent de Sûreté Aéroportuaire (AVSEC)</w:t>
+            </w:r>
+            <w:r>
+              <w:rPr>
+                <w:i/>
+                <w:color w:val="0284C7"/>
+                <w:sz w:val="15"/>
+              </w:rPr>
+              <w:t xml:space="preserve">   —   2018 – Présent</w:t>
+            </w:r>
+          </w:p>
+          <w:p>
+            <w:pPr>
+              <w:spacing w:after="6"/>
+            </w:pPr>
+            <w:r>
+              <w:rPr>
+                <w:b/>
+                <w:color w:val="64748B"/>
+                <w:sz w:val="15"/>
+              </w:rPr>
+              <w:t>CCAA — Autorité Aéronautique du Cameroun  │  Douala, CM</w:t>
+            </w:r>
+          </w:p>
+          <w:p>
+            <w:pPr>
+              <w:spacing w:after="14" w:line="264" w:lineRule="auto"/>
               <w:ind w:left="144"/>
             </w:pPr>
             <w:r>
@@ -1257,12 +1451,60 @@
                 <w:color w:val="334155"/>
                 <w:sz w:val="15"/>
               </w:rPr>
-              <w:t>Tableaux de bord exécutifs interactifs via Streamlit &amp; FastAPI — déployés sur cloud souverain Docker.</w:t>
+              <w:t>Évaluation des menaces, contrôle d'accès sécurisé, audits de conformité réglementaire ICAO Annex 17.</w:t>
             </w:r>
           </w:p>
           <w:p>
             <w:pPr>
-              <w:spacing w:before="64" w:after="10"/>
+              <w:spacing w:before="76" w:after="8"/>
+            </w:pPr>
+            <w:r>
+              <w:rPr>
+                <w:b/>
+                <w:color w:val="0284C7"/>
+                <w:sz w:val="17"/>
+              </w:rPr>
+              <w:t xml:space="preserve">◈  </w:t>
+            </w:r>
+            <w:r>
+              <w:rPr>
+                <w:b/>
+                <w:color w:val="0A1128"/>
+                <w:sz w:val="20"/>
+              </w:rPr>
+              <w:t>FORMATION ACAD</w:t>
+            </w:r>
+            <w:r>
+              <w:rPr>
+                <w:b/>
+                <w:color w:val="0A1128"/>
+                <w:sz w:val="20"/>
+              </w:rPr>
+              <w:t>ÉMIQUE</w:t>
+            </w:r>
+          </w:p>
+          <w:p>
+            <w:pPr>
+              <w:spacing w:after="36"/>
+            </w:pPr>
+            <w:r>
+              <w:rPr>
+                <w:color w:val="0284C7"/>
+                <w:sz w:val="9"/>
+              </w:rPr>
+              <w:t>━━━━━━━━━━━━━━━━━━</w:t>
+            </w:r>
+            <w:r>
+              <w:rPr>
+                <w:color w:val="38BDF8"/>
+                <w:sz w:val="9"/>
+              </w:rPr>
+              <w:t>────────────────────────────────────────────</w:t>
+            </w:r>
+          </w:p>
+          <w:p>
+            <w:pPr>
+              <w:spacing w:before="50" w:after="6"/>
             </w:pPr>
             <w:r>
               <w:rPr>
@@ -1270,7 +1512,7 @@
                 <w:color w:val="0A1128"/>
                 <w:sz w:val="18"/>
               </w:rPr>
-              <w:t>Dataset Automator &amp; VigieSahel</w:t>
+              <w:t>Master Professionnel — Intelligence Artificielle Appliquée</w:t>
             </w:r>
             <w:r>
               <w:rPr>
@@ -1278,12 +1520,25 @@
                 <w:color w:val="0284C7"/>
                 <w:sz w:val="15"/>
               </w:rPr>
-              <w:t xml:space="preserve">   —   MLOps &amp; IA Impact Agro-Climatique</w:t>
+              <w:t xml:space="preserve">   —   2025 – 2027  [En cours]</w:t>
             </w:r>
           </w:p>
           <w:p>
             <w:pPr>
-              <w:spacing w:after="24" w:line="269" w:lineRule="auto"/>
+              <w:spacing w:after="6"/>
+            </w:pPr>
+            <w:r>
+              <w:rPr>
+                <w:b/>
+                <w:color w:val="64748B"/>
+                <w:sz w:val="15"/>
+              </w:rPr>
+              <w:t>Université de Ngaoundéré  │  Cameroun</w:t>
+            </w:r>
+          </w:p>
+          <w:p>
+            <w:pPr>
+              <w:spacing w:after="14" w:line="264" w:lineRule="auto"/>
               <w:ind w:left="144"/>
             </w:pPr>
             <w:r>
@@ -1307,12 +1562,53 @@
                 <w:color w:val="334155"/>
                 <w:sz w:val="15"/>
               </w:rPr>
-              <w:t>Dataset Automator : usine MLOps Antigravity (TabFM, BigQuery DataFrames, Data Drift KS/PSI, EU AI Act).</w:t>
+              <w:t xml:space="preserve">ML &amp; Stats Bayésienne, Data Engineering Neo4j, Vision &amp; </w:t>
+            </w:r>
+            <w:r>
+              <w:rPr>
+                <w:color w:val="334155"/>
+                <w:sz w:val="15"/>
+              </w:rPr>
+              <w:t>Robotique, Éthique &amp; Cybersécurité, MLOps Souverains.</w:t>
             </w:r>
           </w:p>
           <w:p>
             <w:pPr>
-              <w:spacing w:after="24" w:line="269" w:lineRule="auto"/>
+              <w:spacing w:before="50" w:after="6"/>
+            </w:pPr>
+            <w:r>
+              <w:rPr>
+                <w:b/>
+                <w:color w:val="0A1128"/>
+                <w:sz w:val="18"/>
+              </w:rPr>
+              <w:t>Licence &amp; BTS Génie Civil (Option Bâtiment)</w:t>
+            </w:r>
+            <w:r>
+              <w:rPr>
+                <w:i/>
+                <w:color w:val="0284C7"/>
+                <w:sz w:val="15"/>
+              </w:rPr>
+              <w:t xml:space="preserve">   —   2015 – 2016</w:t>
+            </w:r>
+          </w:p>
+          <w:p>
+            <w:pPr>
+              <w:spacing w:after="6"/>
+            </w:pPr>
+            <w:r>
+              <w:rPr>
+                <w:b/>
+                <w:color w:val="64748B"/>
+                <w:sz w:val="15"/>
+              </w:rPr>
+              <w:t>ISTDI / IUC Douala  │  Cameroun</w:t>
+            </w:r>
+          </w:p>
+          <w:p>
+            <w:pPr>
+              <w:spacing w:after="14" w:line="264" w:lineRule="auto"/>
               <w:ind w:left="144"/>
             </w:pPr>
             <w:r>
@@ -1336,12 +1632,19 @@
                 <w:color w:val="334155"/>
                 <w:sz w:val="15"/>
               </w:rPr>
-              <w:t>VigieSahel : –35% pertes semis, anticipation épidémies +14j (XGBoost R²&gt;94%, Supabase, MLflow).</w:t>
+              <w:t xml:space="preserve">Dimensionnement structures (BAEL 91), métrés &amp; gestion de projets BTP — base de l'IA appliquée à </w:t>
+            </w:r>
+            <w:r>
+              <w:rPr>
+                <w:color w:val="334155"/>
+                <w:sz w:val="15"/>
+              </w:rPr>
+              <w:t>l'estimation.</w:t>
             </w:r>
           </w:p>
           <w:p>
             <w:pPr>
-              <w:spacing w:before="100" w:after="10"/>
+              <w:spacing w:before="76" w:after="8"/>
             </w:pPr>
             <w:r>
               <w:rPr>
@@ -1357,12 +1660,12 @@
                 <w:color w:val="0A1128"/>
                 <w:sz w:val="20"/>
               </w:rPr>
-              <w:t>PARCOURS PROFESSIONNEL</w:t>
+              <w:t>RECONNAISSANCES &amp; DISTINCTIONS</w:t>
             </w:r>
           </w:p>
           <w:p>
             <w:pPr>
-              <w:spacing w:after="50"/>
+              <w:spacing w:after="36"/>
             </w:pPr>
             <w:r>
               <w:rPr>
@@ -1376,544 +1679,51 @@
                 <w:color w:val="38BDF8"/>
                 <w:sz w:val="9"/>
               </w:rPr>
-              <w:t>─────────</w:t>
-            </w:r>
-            <w:r>
-              <w:rPr>
-                <w:color w:val="38BDF8"/>
-                <w:sz w:val="9"/>
-              </w:rPr>
-              <w:t>───────────────────────────────────</w:t>
+              <w:t>────────────────────────────────────────────</w:t>
             </w:r>
           </w:p>
           <w:p>
             <w:pPr>
-              <w:spacing w:before="64" w:after="10"/>
+              <w:spacing w:after="0" w:line="264" w:lineRule="auto"/>
             </w:pPr>
             <w:r>
               <w:rPr>
                 <w:b/>
                 <w:color w:val="0A1128"/>
-                <w:sz w:val="18"/>
-              </w:rPr>
-              <w:t>Consultant IA &amp; Data Science</w:t>
-            </w:r>
-            <w:r>
-              <w:rPr>
-                <w:i/>
-                <w:color w:val="0284C7"/>
-                <w:sz w:val="15"/>
-              </w:rPr>
-              <w:t xml:space="preserve">   —   2025 – Présent</w:t>
-            </w:r>
-          </w:p>
-          <w:p>
-            <w:pPr>
-              <w:spacing w:after="10"/>
-            </w:pPr>
-            <w:r>
-              <w:rPr>
-                <w:b/>
-                <w:color w:val="64748B"/>
-                <w:sz w:val="15"/>
-              </w:rPr>
-              <w:t>Projets Indépendants &amp; Entreprises  │  Douala, CM</w:t>
-            </w:r>
-          </w:p>
-          <w:p>
-            <w:pPr>
-              <w:spacing w:after="24" w:line="269" w:lineRule="auto"/>
-              <w:ind w:left="144"/>
-            </w:pPr>
-            <w:r>
-              <w:rPr>
-                <w:b/>
-                <w:color w:val="0284C7"/>
-                <w:sz w:val="15"/>
-              </w:rPr>
-              <w:t>▸</w:t>
-            </w:r>
-            <w:r>
-              <w:rPr>
-                <w:b/>
-                <w:color w:val="0284C7"/>
-                <w:sz w:val="15"/>
-              </w:rPr>
-              <w:t xml:space="preserve">  </w:t>
+              </w:rPr>
+              <w:t xml:space="preserve">◈ Google Africa Applied AI Lab (Accra, 2026) : </w:t>
             </w:r>
             <w:r>
               <w:rPr>
                 <w:color w:val="334155"/>
-                <w:sz w:val="15"/>
-              </w:rPr>
-              <w:t>Conception de systèmes IA souverains éthiques : GraphRAG Neo4j, EDA haute dimension, pipelines RAG multi-sources.</w:t>
-            </w:r>
-          </w:p>
-          <w:p>
-            <w:pPr>
-              <w:spacing w:after="24" w:line="269" w:lineRule="auto"/>
-              <w:ind w:left="144"/>
-            </w:pPr>
-            <w:r>
-              <w:rPr>
-                <w:b/>
-                <w:color w:val="0284C7"/>
-                <w:sz w:val="15"/>
-              </w:rPr>
-              <w:t>▸</w:t>
-            </w:r>
-            <w:r>
-              <w:rPr>
-                <w:b/>
-                <w:color w:val="0284C7"/>
-                <w:sz w:val="15"/>
-              </w:rPr>
-              <w:t xml:space="preserve">  </w:t>
+              </w:rPr>
+              <w:t>Candidature officielle — plateforme Archi Cam AI (5D BIM + GenAI).</w:t>
             </w:r>
             <w:r>
               <w:rPr>
                 <w:color w:val="334155"/>
-                <w:sz w:val="15"/>
-              </w:rPr>
-              <w:t>Reporting décisionnel exécutif, dashboards KPI automatisés et audit explicabilité SHAP pour PME camerounaises.</w:t>
-            </w:r>
-          </w:p>
-          <w:p>
-            <w:pPr>
-              <w:spacing w:before="64" w:after="10"/>
-            </w:pPr>
+              </w:rPr>
+              <w:br/>
+            </w:r>
             <w:r>
               <w:rPr>
                 <w:b/>
                 <w:color w:val="0A1128"/>
-                <w:sz w:val="18"/>
-              </w:rPr>
-              <w:t>Agent de Sûreté Aéroportuaire (AVSEC)</w:t>
-            </w:r>
-            <w:r>
-              <w:rPr>
-                <w:i/>
-                <w:color w:val="0284C7"/>
-                <w:sz w:val="15"/>
-              </w:rPr>
-              <w:t xml:space="preserve">   —   2018 – Présent</w:t>
-            </w:r>
-          </w:p>
-          <w:p>
-            <w:pPr>
-              <w:spacing w:after="10"/>
-            </w:pPr>
-            <w:r>
-              <w:rPr>
-                <w:b/>
-                <w:color w:val="64748B"/>
-                <w:sz w:val="15"/>
-              </w:rPr>
-              <w:t>CCAA — Autorité Aéronautique du Cameroun  │  Douala, CM</w:t>
-            </w:r>
-          </w:p>
-          <w:p>
-            <w:pPr>
-              <w:spacing w:after="24" w:line="269" w:lineRule="auto"/>
-              <w:ind w:left="144"/>
-            </w:pPr>
-            <w:r>
-              <w:rPr>
-                <w:b/>
-                <w:color w:val="0284C7"/>
-                <w:sz w:val="15"/>
-              </w:rPr>
-              <w:t>▸</w:t>
-            </w:r>
-            <w:r>
-              <w:rPr>
-                <w:b/>
-                <w:color w:val="0284C7"/>
-                <w:sz w:val="15"/>
-              </w:rPr>
-              <w:t xml:space="preserve">  </w:t>
-            </w:r>
-            <w:r>
-              <w:rPr>
-                <w:color w:val="334155"/>
-                <w:sz w:val="15"/>
-              </w:rPr>
-              <w:t>Évaluation des menaces, con</w:t>
-            </w:r>
-            <w:r>
-              <w:rPr>
-                <w:color w:val="334155"/>
-                <w:sz w:val="15"/>
-              </w:rPr>
-              <w:t>trôle d'accès sécurisé, conformité réglementaire ICAO Annex 17.</w:t>
-            </w:r>
-          </w:p>
-          <w:p>
-            <w:pPr>
-              <w:spacing w:after="24" w:line="269" w:lineRule="auto"/>
-              <w:ind w:left="144"/>
-            </w:pPr>
-            <w:r>
-              <w:rPr>
-                <w:b/>
-                <w:color w:val="0284C7"/>
-                <w:sz w:val="15"/>
-              </w:rPr>
-              <w:t>▸</w:t>
-            </w:r>
-            <w:r>
-              <w:rPr>
-                <w:b/>
-                <w:color w:val="0284C7"/>
-                <w:sz w:val="15"/>
-              </w:rPr>
-              <w:t xml:space="preserve">  </w:t>
-            </w:r>
-            <w:r>
-              <w:rPr>
-                <w:color w:val="334155"/>
-                <w:sz w:val="15"/>
-              </w:rPr>
-              <w:t>Gestion de crises opérationnelles : coordination d'équipes en situation d'urgence, protocoles anti-intrusion.</w:t>
-            </w:r>
-          </w:p>
-          <w:p>
-            <w:pPr>
-              <w:spacing w:before="100" w:after="10"/>
-            </w:pPr>
-            <w:r>
-              <w:rPr>
-                <w:b/>
-                <w:color w:val="0284C7"/>
-                <w:sz w:val="17"/>
-              </w:rPr>
-              <w:t xml:space="preserve">◈  </w:t>
+              </w:rPr>
+              <w:t>◈ Google Cloud #AllThingsAgenti</w:t>
             </w:r>
             <w:r>
               <w:rPr>
                 <w:b/>
                 <w:color w:val="0A1128"/>
-                <w:sz w:val="20"/>
-              </w:rPr>
-              <w:t>FORMATION ACADÉMIQUE</w:t>
-            </w:r>
-          </w:p>
-          <w:p>
-            <w:pPr>
-              <w:spacing w:after="50"/>
-            </w:pPr>
-            <w:r>
-              <w:rPr>
-                <w:color w:val="0284C7"/>
-                <w:sz w:val="9"/>
-              </w:rPr>
-              <w:t>━━━━━━━━━━━━━━━━━━</w:t>
-            </w:r>
-            <w:r>
-              <w:rPr>
-                <w:color w:val="38BDF8"/>
-                <w:sz w:val="9"/>
-              </w:rPr>
-              <w:t>────────────────────────────────────────────</w:t>
-            </w:r>
-          </w:p>
-          <w:p>
-            <w:pPr>
-              <w:spacing w:before="64" w:after="10"/>
-            </w:pPr>
-            <w:r>
-              <w:rPr>
-                <w:b/>
-                <w:color w:val="0A1128"/>
-                <w:sz w:val="18"/>
-              </w:rPr>
-              <w:t>Master Professionnel — Intelligence Artificielle Appliquée</w:t>
-            </w:r>
-            <w:r>
-              <w:rPr>
-                <w:i/>
-                <w:color w:val="0284C7"/>
-                <w:sz w:val="15"/>
-              </w:rPr>
-              <w:t xml:space="preserve">   —   2025 – 2027  [En cours]</w:t>
-            </w:r>
-          </w:p>
-          <w:p>
-            <w:pPr>
-              <w:spacing w:after="10"/>
-            </w:pPr>
-            <w:r>
-              <w:rPr>
-                <w:b/>
-                <w:color w:val="64748B"/>
-                <w:sz w:val="15"/>
-              </w:rPr>
-              <w:t>Université de Ngaoundéré  │  Cameroun</w:t>
-            </w:r>
-          </w:p>
-          <w:p>
-            <w:pPr>
-              <w:spacing w:after="24" w:line="269" w:lineRule="auto"/>
-              <w:ind w:left="144"/>
-            </w:pPr>
-            <w:r>
-              <w:rPr>
-                <w:b/>
-                <w:color w:val="0284C7"/>
-                <w:sz w:val="15"/>
-              </w:rPr>
-              <w:t>▸</w:t>
-            </w:r>
-            <w:r>
-              <w:rPr>
-                <w:b/>
-                <w:color w:val="0284C7"/>
-                <w:sz w:val="15"/>
-              </w:rPr>
-              <w:t xml:space="preserve">  </w:t>
+              </w:rPr>
+              <w:t xml:space="preserve">c Hackathon : </w:t>
             </w:r>
             <w:r>
               <w:rPr>
                 <w:color w:val="334155"/>
-                <w:sz w:val="15"/>
-              </w:rPr>
-              <w:t>ML &amp; Stats Bayésienne, Data Engineering Neo4j, Vision &amp; Robotique, Éthique &amp; Cybe</w:t>
-            </w:r>
-            <w:r>
-              <w:rPr>
-                <w:color w:val="334155"/>
-                <w:sz w:val="15"/>
-              </w:rPr>
-              <w:t>rsécurité, MLOps Souverains.</w:t>
-            </w:r>
-          </w:p>
-          <w:p>
-            <w:pPr>
-              <w:spacing w:after="24" w:line="269" w:lineRule="auto"/>
-              <w:ind w:left="144"/>
-            </w:pPr>
-            <w:r>
-              <w:rPr>
-                <w:b/>
-                <w:color w:val="0284C7"/>
-                <w:sz w:val="15"/>
-              </w:rPr>
-              <w:t>▸</w:t>
-            </w:r>
-            <w:r>
-              <w:rPr>
-                <w:b/>
-                <w:color w:val="0284C7"/>
-                <w:sz w:val="15"/>
-              </w:rPr>
-              <w:t xml:space="preserve">  </w:t>
-            </w:r>
-            <w:r>
-              <w:rPr>
-                <w:color w:val="334155"/>
-                <w:sz w:val="15"/>
-              </w:rPr>
-              <w:t>Projet de recherche : système K1-MATHINFO v3 — agent multi-sources certifié OKF v0.2 (SHA-256 No-LLM).</w:t>
-            </w:r>
-          </w:p>
-          <w:p>
-            <w:pPr>
-              <w:spacing w:before="64" w:after="10"/>
-            </w:pPr>
-            <w:r>
-              <w:rPr>
-                <w:b/>
-                <w:color w:val="0A1128"/>
-                <w:sz w:val="18"/>
-              </w:rPr>
-              <w:t>Licence &amp; BTS Génie Civil (Option Bâtiment)</w:t>
-            </w:r>
-            <w:r>
-              <w:rPr>
-                <w:i/>
-                <w:color w:val="0284C7"/>
-                <w:sz w:val="15"/>
-              </w:rPr>
-              <w:t xml:space="preserve">   —   2015 – 2016</w:t>
-            </w:r>
-          </w:p>
-          <w:p>
-            <w:pPr>
-              <w:spacing w:after="10"/>
-            </w:pPr>
-            <w:r>
-              <w:rPr>
-                <w:b/>
-                <w:color w:val="64748B"/>
-                <w:sz w:val="15"/>
-              </w:rPr>
-              <w:t>ISTDI / IUC Douala  │  Cameroun</w:t>
-            </w:r>
-          </w:p>
-          <w:p>
-            <w:pPr>
-              <w:spacing w:after="24" w:line="269" w:lineRule="auto"/>
-              <w:ind w:left="144"/>
-            </w:pPr>
-            <w:r>
-              <w:rPr>
-                <w:b/>
-                <w:color w:val="0284C7"/>
-                <w:sz w:val="15"/>
-              </w:rPr>
-              <w:t>▸</w:t>
-            </w:r>
-            <w:r>
-              <w:rPr>
-                <w:b/>
-                <w:color w:val="0284C7"/>
-                <w:sz w:val="15"/>
-              </w:rPr>
-              <w:t xml:space="preserve">  </w:t>
-            </w:r>
-            <w:r>
-              <w:rPr>
-                <w:color w:val="334155"/>
-                <w:sz w:val="15"/>
-              </w:rPr>
-              <w:t xml:space="preserve">Dimensionnement </w:t>
-            </w:r>
-            <w:r>
-              <w:rPr>
-                <w:color w:val="334155"/>
-                <w:sz w:val="15"/>
-              </w:rPr>
-              <w:t>structures BAEL 91, métrés &amp; gestion de projets BTP — base de l'IA appliquée à l'estimation.</w:t>
-            </w:r>
-          </w:p>
-          <w:p>
-            <w:pPr>
-              <w:spacing w:before="100" w:after="10"/>
-            </w:pPr>
-            <w:r>
-              <w:rPr>
-                <w:b/>
-                <w:color w:val="0284C7"/>
-                <w:sz w:val="17"/>
-              </w:rPr>
-              <w:t xml:space="preserve">◈  </w:t>
-            </w:r>
-            <w:r>
-              <w:rPr>
-                <w:b/>
-                <w:color w:val="0A1128"/>
-                <w:sz w:val="20"/>
-              </w:rPr>
-              <w:t>RECONNAISSANCES &amp; DISTINCTIONS</w:t>
-            </w:r>
-          </w:p>
-          <w:p>
-            <w:pPr>
-              <w:spacing w:after="50"/>
-            </w:pPr>
-            <w:r>
-              <w:rPr>
-                <w:color w:val="0284C7"/>
-                <w:sz w:val="9"/>
-              </w:rPr>
-              <w:t>━━━━━━━━━━━━━━━━━━</w:t>
-            </w:r>
-            <w:r>
-              <w:rPr>
-                <w:color w:val="38BDF8"/>
-                <w:sz w:val="9"/>
-              </w:rPr>
-              <w:t>────────────────────────────────────────────</w:t>
-            </w:r>
-          </w:p>
-          <w:p>
-            <w:pPr>
-              <w:spacing w:before="30" w:after="20" w:line="269" w:lineRule="auto"/>
-              <w:ind w:left="115"/>
-            </w:pPr>
-            <w:r>
-              <w:rPr>
-                <w:b/>
-                <w:color w:val="0284C7"/>
-              </w:rPr>
-              <w:t xml:space="preserve">◈ </w:t>
-            </w:r>
-            <w:r>
-              <w:rPr>
-                <w:b/>
-                <w:color w:val="0A1128"/>
-              </w:rPr>
-              <w:t>Google Africa Applied AI Lab — Accra 2026</w:t>
-            </w:r>
-            <w:r>
-              <w:rPr>
-                <w:color w:val="334155"/>
-              </w:rPr>
-              <w:t xml:space="preserve">  —  Candidature offici</w:t>
-            </w:r>
-            <w:r>
-              <w:rPr>
-                <w:color w:val="334155"/>
-              </w:rPr>
-              <w:t>elle — plateforme Archi Cam AI (5D BIM + GenAI).</w:t>
-            </w:r>
-          </w:p>
-          <w:p>
-            <w:pPr>
-              <w:spacing w:before="30" w:after="20" w:line="269" w:lineRule="auto"/>
-              <w:ind w:left="115"/>
-            </w:pPr>
-            <w:r>
-              <w:rPr>
-                <w:b/>
-                <w:color w:val="0284C7"/>
-              </w:rPr>
-              <w:t xml:space="preserve">◈ </w:t>
-            </w:r>
-            <w:r>
-              <w:rPr>
-                <w:b/>
-                <w:color w:val="0A1128"/>
-              </w:rPr>
-              <w:t>Google Cloud #AllThingsAgentic Hackathon</w:t>
-            </w:r>
-            <w:r>
-              <w:rPr>
-                <w:color w:val="334155"/>
-              </w:rPr>
-              <w:t xml:space="preserve">  —  Dataset Automator v4.0 — Google Antigravity, TabFM, bigframes, WIT, MCT.</w:t>
-            </w:r>
-          </w:p>
-          <w:p>
-            <w:pPr>
-              <w:spacing w:before="30" w:after="20" w:line="269" w:lineRule="auto"/>
-              <w:ind w:left="115"/>
-            </w:pPr>
-            <w:r>
-              <w:rPr>
-                <w:b/>
-                <w:color w:val="0284C7"/>
-              </w:rPr>
-              <w:t xml:space="preserve">◈ </w:t>
-            </w:r>
-            <w:r>
-              <w:rPr>
-                <w:b/>
-                <w:color w:val="0A1128"/>
-              </w:rPr>
-              <w:t>Google Developer Program  ·  Devpost</w:t>
-            </w:r>
-            <w:r>
-              <w:rPr>
-                <w:color w:val="334155"/>
-              </w:rPr>
-              <w:t xml:space="preserve">  —  Membre actif — contributions open-source IA,</w:t>
-            </w:r>
-            <w:r>
-              <w:rPr>
-                <w:color w:val="334155"/>
-              </w:rPr>
-              <w:t xml:space="preserve"> hackathons &amp; programme ambassadeur.</w:t>
+              </w:rPr>
+              <w:t>Dataset Automator v4.0 (Google Antigravity, TabFM, bigframes, WIT, MCT).</w:t>
             </w:r>
           </w:p>
         </w:tc>
@@ -14540,7 +14350,7 @@
 </file>
 
 <file path=customXml/itemProps1.xml><?xml version="1.0" encoding="utf-8"?>
-<ds:datastoreItem xmlns:ds="http://schemas.openxmlformats.org/officeDocument/2006/customXml" ds:itemID="{3F8C3BD7-815B-4BB5-B2E4-DA985A01FCF4}">
+<ds:datastoreItem xmlns:ds="http://schemas.openxmlformats.org/officeDocument/2006/customXml" ds:itemID="{C28713FE-31FF-4C6A-84A0-B60FF20542C6}">
   <ds:schemaRefs>
     <ds:schemaRef ds:uri="http://schemas.openxmlformats.org/officeDocument/2006/bibliography"/>
   </ds:schemaRefs>

--- a/KOA_MARIE_GERVAIS_NELLY_CV_FR.docx
+++ b/KOA_MARIE_GERVAIS_NELLY_CV_FR.docx
@@ -20,120 +20,84 @@
             <w:tcW w:w="3744" w:type="dxa"/>
             <w:shd w:val="clear" w:color="auto" w:fill="0F172A"/>
             <w:tcMar>
-              <w:top w:w="250" w:type="dxa"/>
-              <w:left w:w="560" w:type="dxa"/>
+              <w:top w:w="260" w:type="dxa"/>
+              <w:left w:w="500" w:type="dxa"/>
               <w:bottom w:w="230" w:type="dxa"/>
-              <w:right w:w="440" w:type="dxa"/>
+              <w:right w:w="420" w:type="dxa"/>
             </w:tcMar>
           </w:tcPr>
           <w:p>
+            <w:pPr>
+              <w:spacing w:after="0"/>
+              <w:jc w:val="center"/>
+            </w:pPr>
             <w:bookmarkStart w:id="0" w:name="_GoBack"/>
             <w:bookmarkEnd w:id="0"/>
-          </w:p>
-          <w:tbl>
-            <w:tblPr>
-              <w:tblW w:w="0" w:type="auto"/>
-              <w:jc w:val="center"/>
-              <w:tblLook w:val="04A0" w:firstRow="1" w:lastRow="0" w:firstColumn="1" w:lastColumn="0" w:noHBand="0" w:noVBand="1"/>
-            </w:tblPr>
-            <w:tblGrid>
-              <w:gridCol w:w="2698"/>
-            </w:tblGrid>
-            <w:tr>
-              <w:trPr>
-                <w:jc w:val="center"/>
-              </w:trPr>
-              <w:tc>
-                <w:tcPr>
-                  <w:tcW w:w="3744" w:type="dxa"/>
-                  <w:tcBorders>
-                    <w:top w:val="single" w:sz="18" w:space="0" w:color="0284C7"/>
-                    <w:left w:val="single" w:sz="18" w:space="0" w:color="0284C7"/>
-                    <w:bottom w:val="single" w:sz="18" w:space="0" w:color="0284C7"/>
-                    <w:right w:val="single" w:sz="18" w:space="0" w:color="0284C7"/>
-                  </w:tcBorders>
-                  <w:shd w:val="clear" w:color="auto" w:fill="0F172A"/>
-                  <w:tcMar>
-                    <w:top w:w="10" w:type="dxa"/>
-                    <w:left w:w="10" w:type="dxa"/>
-                    <w:bottom w:w="10" w:type="dxa"/>
-                    <w:right w:w="10" w:type="dxa"/>
-                  </w:tcMar>
-                </w:tcPr>
-                <w:p>
-                  <w:pPr>
-                    <w:spacing w:after="0"/>
-                    <w:jc w:val="center"/>
-                  </w:pPr>
-                  <w:r>
-                    <w:rPr>
-                      <w:noProof/>
-                      <w:lang w:val="fr-FR" w:eastAsia="fr-FR"/>
-                    </w:rPr>
-                    <w:drawing>
-                      <wp:inline distT="0" distB="0" distL="0" distR="0">
-                        <wp:extent cx="1353312" cy="1353312"/>
-                        <wp:effectExtent l="0" t="0" r="0" b="0"/>
-                        <wp:docPr id="1" name="Picture 1"/>
-                        <wp:cNvGraphicFramePr>
-                          <a:graphicFrameLocks xmlns:a="http://schemas.openxmlformats.org/drawingml/2006/main" noChangeAspect="1"/>
-                        </wp:cNvGraphicFramePr>
-                        <a:graphic xmlns:a="http://schemas.openxmlformats.org/drawingml/2006/main">
-                          <a:graphicData uri="http://schemas.openxmlformats.org/drawingml/2006/picture">
-                            <pic:pic xmlns:pic="http://schemas.openxmlformats.org/drawingml/2006/picture">
-                              <pic:nvPicPr>
-                                <pic:cNvPr id="0" name="profile_headshot_circular.jpeg"/>
-                                <pic:cNvPicPr/>
-                              </pic:nvPicPr>
-                              <pic:blipFill>
-                                <a:blip r:embed="rId6"/>
-                                <a:stretch>
-                                  <a:fillRect/>
-                                </a:stretch>
-                              </pic:blipFill>
-                              <pic:spPr>
-                                <a:xfrm>
-                                  <a:off x="0" y="0"/>
-                                  <a:ext cx="1353312" cy="1353312"/>
-                                </a:xfrm>
-                                <a:prstGeom prst="rect">
-                                  <a:avLst/>
-                                </a:prstGeom>
-                              </pic:spPr>
-                            </pic:pic>
-                          </a:graphicData>
-                        </a:graphic>
-                      </wp:inline>
-                    </w:drawing>
-                  </w:r>
-                </w:p>
-              </w:tc>
-            </w:tr>
-          </w:tbl>
-          <w:p/>
-          <w:p>
-            <w:pPr>
-              <w:spacing w:before="60" w:after="0"/>
-              <w:jc w:val="center"/>
-            </w:pPr>
-            <w:r>
-              <w:rPr>
-                <w:b/>
-                <w:color w:val="38BDF8"/>
-                <w:sz w:val="13"/>
-              </w:rPr>
-              <w:t>◈  LEAD AI ENGINEER</w:t>
+            <w:r>
+              <w:rPr>
+                <w:noProof/>
+                <w:lang w:val="fr-FR" w:eastAsia="fr-FR"/>
+              </w:rPr>
+              <w:drawing>
+                <wp:inline distT="0" distB="0" distL="0" distR="0">
+                  <wp:extent cx="1463040" cy="1463040"/>
+                  <wp:effectExtent l="0" t="0" r="0" b="0"/>
+                  <wp:docPr id="1" name="Picture 1"/>
+                  <wp:cNvGraphicFramePr>
+                    <a:graphicFrameLocks xmlns:a="http://schemas.openxmlformats.org/drawingml/2006/main" noChangeAspect="1"/>
+                  </wp:cNvGraphicFramePr>
+                  <a:graphic xmlns:a="http://schemas.openxmlformats.org/drawingml/2006/main">
+                    <a:graphicData uri="http://schemas.openxmlformats.org/drawingml/2006/picture">
+                      <pic:pic xmlns:pic="http://schemas.openxmlformats.org/drawingml/2006/picture">
+                        <pic:nvPicPr>
+                          <pic:cNvPr id="0" name="profile_headshot_circular.jpeg"/>
+                          <pic:cNvPicPr/>
+                        </pic:nvPicPr>
+                        <pic:blipFill>
+                          <a:blip r:embed="rId6"/>
+                          <a:stretch>
+                            <a:fillRect/>
+                          </a:stretch>
+                        </pic:blipFill>
+                        <pic:spPr>
+                          <a:xfrm>
+                            <a:off x="0" y="0"/>
+                            <a:ext cx="1463040" cy="1463040"/>
+                          </a:xfrm>
+                          <a:prstGeom prst="rect">
+                            <a:avLst/>
+                          </a:prstGeom>
+                        </pic:spPr>
+                      </pic:pic>
+                    </a:graphicData>
+                  </a:graphic>
+                </wp:inline>
+              </w:drawing>
             </w:r>
           </w:p>
           <w:p>
             <w:pPr>
-              <w:spacing w:after="30"/>
+              <w:spacing w:before="70" w:after="0"/>
               <w:jc w:val="center"/>
             </w:pPr>
             <w:r>
               <w:rPr>
+                <w:b/>
+                <w:color w:val="38BDF8"/>
+                <w:sz w:val="14"/>
+              </w:rPr>
+              <w:t>◈  LEAD AI ENGINEER</w:t>
+            </w:r>
+          </w:p>
+          <w:p>
+            <w:pPr>
+              <w:spacing w:after="40"/>
+              <w:jc w:val="center"/>
+            </w:pPr>
+            <w:r>
+              <w:rPr>
                 <w:color w:val="64748B"/>
-                <w:sz w:val="12"/>
+                <w:sz w:val="13"/>
               </w:rPr>
               <w:t>Fondateur  ·  Archi Cam AI</w:t>
             </w:r>
@@ -292,14 +256,14 @@
                 <w:color w:val="F8FAFC"/>
                 <w:sz w:val="15"/>
               </w:rPr>
-              <w:t xml:space="preserve"> </w:t>
+              <w:t xml:space="preserve">  </w:t>
             </w:r>
             <w:r>
               <w:rPr>
                 <w:color w:val="F8FAFC"/>
                 <w:sz w:val="15"/>
               </w:rPr>
-              <w:t xml:space="preserve"> Google Developer Program</w:t>
+              <w:t>Google Developer Program</w:t>
             </w:r>
           </w:p>
           <w:p>
@@ -395,14 +359,14 @@
                 <w:color w:val="F8FAFC"/>
                 <w:sz w:val="15"/>
               </w:rPr>
-              <w:t xml:space="preserve">Firebase Genkit         </w:t>
+              <w:t>Firebase Genkit         ■</w:t>
             </w:r>
             <w:r>
               <w:rPr>
                 <w:color w:val="F8FAFC"/>
                 <w:sz w:val="15"/>
               </w:rPr>
-              <w:t>■ ■ ■ ■ ■</w:t>
+              <w:t xml:space="preserve"> ■ ■ ■ ■</w:t>
             </w:r>
           </w:p>
           <w:p>
@@ -522,14 +486,14 @@
                 <w:color w:val="0284C7"/>
                 <w:sz w:val="10"/>
               </w:rPr>
-              <w:t>━━</w:t>
+              <w:t>━━━</w:t>
             </w:r>
             <w:r>
               <w:rPr>
                 <w:color w:val="0284C7"/>
                 <w:sz w:val="10"/>
               </w:rPr>
-              <w:t>━━━━━━━━━━━━━━━━━━</w:t>
+              <w:t>━━━━━━━━━━━━━━━━━</w:t>
             </w:r>
           </w:p>
           <w:p>
@@ -625,7 +589,14 @@
                 <w:color w:val="0284C7"/>
                 <w:sz w:val="10"/>
               </w:rPr>
-              <w:t>━━━━━━━━━━━━━━━━━━━━</w:t>
+              <w:t>━━━━━━━━━━</w:t>
+            </w:r>
+            <w:r>
+              <w:rPr>
+                <w:color w:val="0284C7"/>
+                <w:sz w:val="10"/>
+              </w:rPr>
+              <w:t>━━━━━━━━━━</w:t>
             </w:r>
           </w:p>
           <w:p>
@@ -733,14 +704,14 @@
                 <w:color w:val="F8FAFC"/>
                 <w:sz w:val="15"/>
               </w:rPr>
-              <w:t xml:space="preserve">Anglais   —  Bases </w:t>
+              <w:t xml:space="preserve">Anglais   —  Bases fonctionnelles </w:t>
             </w:r>
             <w:r>
               <w:rPr>
                 <w:color w:val="F8FAFC"/>
                 <w:sz w:val="15"/>
               </w:rPr>
-              <w:t>fonctionnelles (outils &amp; doc.</w:t>
+              <w:t>(outils &amp; doc.</w:t>
             </w:r>
           </w:p>
           <w:p>
@@ -838,15 +809,7 @@
                 <w:color w:val="0284C7"/>
                 <w:sz w:val="19"/>
               </w:rPr>
-              <w:t>Lead AI Engineer &amp; Consultant IA / Data   │   Fondateur @ Archi Cam A</w:t>
-            </w:r>
-            <w:r>
-              <w:rPr>
-                <w:b/>
-                <w:color w:val="0284C7"/>
-                <w:sz w:val="19"/>
-              </w:rPr>
-              <w:t>I</w:t>
+              <w:t>Lead AI Engineer &amp; Consultant IA / Data   │   Fondateur @ Archi Cam AI</w:t>
             </w:r>
           </w:p>
           <w:p>
@@ -858,7 +821,14 @@
                 <w:color w:val="0284C7"/>
                 <w:sz w:val="11"/>
               </w:rPr>
-              <w:t>──────────────────────────────────────────────────────────────────────</w:t>
+              <w:t>─────────────</w:t>
+            </w:r>
+            <w:r>
+              <w:rPr>
+                <w:color w:val="0284C7"/>
+                <w:sz w:val="11"/>
+              </w:rPr>
+              <w:t>─────────────────────────────────────────────────────────</w:t>
             </w:r>
           </w:p>
           <w:p>
@@ -909,19 +879,19 @@
               <w:rPr>
                 <w:color w:val="334155"/>
               </w:rPr>
-              <w:t>Consultant IA &amp; Lead AI Engineer (Google Developer Program Member), je conçois des architectures</w:t>
+              <w:t>Consultant IA &amp; Lead AI Engineer (Google Developer Program Member), je conçois des architectures d'agents auton</w:t>
             </w:r>
             <w:r>
               <w:rPr>
                 <w:color w:val="334155"/>
               </w:rPr>
-              <w:t xml:space="preserve"> d'agents autonomes neuro-symboliques, GraphRAG (Neo4j) et pipelines MLOps souverains avec Google Antigravity. Expert en éthique de l'IA : transparence SHAP, conformité EU AI Act et modèles zéro-hallucination. Fondateur d'Archi Cam AI (candidature Google A</w:t>
+              <w:t>omes neuro-symboliques, GraphRAG (Neo4j) et pipelines MLOps souverains avec Google Antigravity. Expert en éthique de l'IA : transparence SHAP, conformité EU AI Act et modèles zéro-hallucination. Fondateur d'Archi Cam AI (candidature Google Africa Applied A</w:t>
             </w:r>
             <w:r>
               <w:rPr>
                 <w:color w:val="334155"/>
               </w:rPr>
-              <w:t>frica Applied AI Lab 2026), j'allie rigueur mathématique, vision produit et double expertise IA / Génie Civil.</w:t>
+              <w:t>I Lab 2026), j'allie rigueur mathématique, vision produit et double expertise IA / Génie Civil.</w:t>
             </w:r>
           </w:p>
           <w:p>
@@ -1011,14 +981,14 @@
                 <w:color w:val="334155"/>
                 <w:sz w:val="15"/>
               </w:rPr>
-              <w:t>Candidature</w:t>
+              <w:t xml:space="preserve">Candidature officielle </w:t>
             </w:r>
             <w:r>
               <w:rPr>
                 <w:color w:val="334155"/>
                 <w:sz w:val="15"/>
               </w:rPr>
-              <w:t xml:space="preserve"> officielle Google Africa Applied AI Lab. Développé sous Google Antigravity (Gemma 4 12B, Gemini 2.5, BAEL 91).</w:t>
+              <w:t>Google Africa Applied AI Lab. Développé sous Google Antigravity (Gemma 4 12B, Gemini 2.5, BAEL 91).</w:t>
             </w:r>
           </w:p>
           <w:p>
@@ -1068,7 +1038,7 @@
                 <w:color w:val="0284C7"/>
                 <w:sz w:val="15"/>
               </w:rPr>
-              <w:t xml:space="preserve">   —   IA Souveraine Multi</w:t>
+              <w:t xml:space="preserve">   —   IA Souveraine Multi-Agents, Wik</w:t>
             </w:r>
             <w:r>
               <w:rPr>
@@ -1076,7 +1046,7 @@
                 <w:color w:val="0284C7"/>
                 <w:sz w:val="15"/>
               </w:rPr>
-              <w:t>-Agents, WikiSkills &amp; Certification OKF</w:t>
+              <w:t>iSkills &amp; Certification OKF</w:t>
             </w:r>
           </w:p>
           <w:p>
@@ -1134,14 +1104,7 @@
                 <w:color w:val="334155"/>
                 <w:sz w:val="15"/>
               </w:rPr>
-              <w:t>6 agents LangGraph orchestrés via WikiSkills (critic anti-hallucination, Cypher optimizer), RRF k=60, SHA-256 No-L</w:t>
-            </w:r>
-            <w:r>
-              <w:rPr>
-                <w:color w:val="334155"/>
-                <w:sz w:val="15"/>
-              </w:rPr>
-              <w:t>LM (100%).</w:t>
+              <w:t>6 agents LangGraph orchestrés via WikiSkills (critic anti-hallucination, Cypher optimizer), RRF k=60, SHA-256 No-LLM (100%).</w:t>
             </w:r>
           </w:p>
           <w:p>
@@ -1154,7 +1117,15 @@
                 <w:color w:val="0A1128"/>
                 <w:sz w:val="18"/>
               </w:rPr>
-              <w:t>Sovereign.BI Agentic</w:t>
+              <w:t>S</w:t>
+            </w:r>
+            <w:r>
+              <w:rPr>
+                <w:b/>
+                <w:color w:val="0A1128"/>
+                <w:sz w:val="18"/>
+              </w:rPr>
+              <w:t>overeign.BI Agentic</w:t>
             </w:r>
             <w:r>
               <w:rPr>
@@ -1212,15 +1183,7 @@
                 <w:color w:val="0284C7"/>
                 <w:sz w:val="15"/>
               </w:rPr>
-              <w:t xml:space="preserve">   —   MLOps &amp; IA Impact Agr</w:t>
-            </w:r>
-            <w:r>
-              <w:rPr>
-                <w:i/>
-                <w:color w:val="0284C7"/>
-                <w:sz w:val="15"/>
-              </w:rPr>
-              <w:t>o-Climatique</w:t>
+              <w:t xml:space="preserve">   —   MLOps &amp; IA Impact Agro-Climatique</w:t>
             </w:r>
           </w:p>
           <w:p>
@@ -1318,7 +1281,14 @@
                 <w:color w:val="38BDF8"/>
                 <w:sz w:val="9"/>
               </w:rPr>
-              <w:t>────────────────────────────────────────────</w:t>
+              <w:t>─────</w:t>
+            </w:r>
+            <w:r>
+              <w:rPr>
+                <w:color w:val="38BDF8"/>
+                <w:sz w:val="9"/>
+              </w:rPr>
+              <w:t>───────────────────────────────────────</w:t>
             </w:r>
           </w:p>
           <w:p>
@@ -1381,14 +1351,7 @@
                 <w:color w:val="334155"/>
                 <w:sz w:val="15"/>
               </w:rPr>
-              <w:t>IA souveraines éthiques, pipelines RAG/GraphRAG Neo4j, EDA haute dimension et reporting dé</w:t>
-            </w:r>
-            <w:r>
-              <w:rPr>
-                <w:color w:val="334155"/>
-                <w:sz w:val="15"/>
-              </w:rPr>
-              <w:t>cisionnel exécutif.</w:t>
+              <w:t>IA souveraines éthiques, pipelines RAG/GraphRAG Neo4j, EDA haute dimension et reporting décisionnel exécutif.</w:t>
             </w:r>
           </w:p>
           <w:p>
@@ -1401,7 +1364,15 @@
                 <w:color w:val="0A1128"/>
                 <w:sz w:val="18"/>
               </w:rPr>
-              <w:t>Agent de Sûreté Aéroportuaire (AVSEC)</w:t>
+              <w:t>Age</w:t>
+            </w:r>
+            <w:r>
+              <w:rPr>
+                <w:b/>
+                <w:color w:val="0A1128"/>
+                <w:sz w:val="18"/>
+              </w:rPr>
+              <w:t>nt de Sûreté Aéroportuaire (AVSEC)</w:t>
             </w:r>
             <w:r>
               <w:rPr>
@@ -1472,15 +1443,7 @@
                 <w:color w:val="0A1128"/>
                 <w:sz w:val="20"/>
               </w:rPr>
-              <w:t>FORMATION ACAD</w:t>
-            </w:r>
-            <w:r>
-              <w:rPr>
-                <w:b/>
-                <w:color w:val="0A1128"/>
-                <w:sz w:val="20"/>
-              </w:rPr>
-              <w:t>ÉMIQUE</w:t>
+              <w:t>FORMATION ACADÉMIQUE</w:t>
             </w:r>
           </w:p>
           <w:p>
@@ -1562,14 +1525,14 @@
                 <w:color w:val="334155"/>
                 <w:sz w:val="15"/>
               </w:rPr>
-              <w:t xml:space="preserve">ML &amp; Stats Bayésienne, Data Engineering Neo4j, Vision &amp; </w:t>
+              <w:t>ML &amp; Stats Bayésienne, Data Engineering Neo4j, Vision &amp; Robotiq</w:t>
             </w:r>
             <w:r>
               <w:rPr>
                 <w:color w:val="334155"/>
                 <w:sz w:val="15"/>
               </w:rPr>
-              <w:t>Robotique, Éthique &amp; Cybersécurité, MLOps Souverains.</w:t>
+              <w:t>ue, Éthique &amp; Cybersécurité, MLOps Souverains.</w:t>
             </w:r>
           </w:p>
           <w:p>
@@ -1632,14 +1595,7 @@
                 <w:color w:val="334155"/>
                 <w:sz w:val="15"/>
               </w:rPr>
-              <w:t xml:space="preserve">Dimensionnement structures (BAEL 91), métrés &amp; gestion de projets BTP — base de l'IA appliquée à </w:t>
-            </w:r>
-            <w:r>
-              <w:rPr>
-                <w:color w:val="334155"/>
-                <w:sz w:val="15"/>
-              </w:rPr>
-              <w:t>l'estimation.</w:t>
+              <w:t>Dimensionnement structures (BAEL 91), métrés &amp; gestion de projets BTP — base de l'IA appliquée à l'estimation.</w:t>
             </w:r>
           </w:p>
           <w:p>
@@ -1710,14 +1666,7 @@
                 <w:b/>
                 <w:color w:val="0A1128"/>
               </w:rPr>
-              <w:t>◈ Google Cloud #AllThingsAgenti</w:t>
-            </w:r>
-            <w:r>
-              <w:rPr>
-                <w:b/>
-                <w:color w:val="0A1128"/>
-              </w:rPr>
-              <w:t xml:space="preserve">c Hackathon : </w:t>
+              <w:t xml:space="preserve">◈ Google Cloud #AllThingsAgentic Hackathon : </w:t>
             </w:r>
             <w:r>
               <w:rPr>
@@ -14350,7 +14299,7 @@
 </file>
 
 <file path=customXml/itemProps1.xml><?xml version="1.0" encoding="utf-8"?>
-<ds:datastoreItem xmlns:ds="http://schemas.openxmlformats.org/officeDocument/2006/customXml" ds:itemID="{C28713FE-31FF-4C6A-84A0-B60FF20542C6}">
+<ds:datastoreItem xmlns:ds="http://schemas.openxmlformats.org/officeDocument/2006/customXml" ds:itemID="{E07BEBFF-15A6-4BC1-8874-A9DD012145C8}">
   <ds:schemaRefs>
     <ds:schemaRef ds:uri="http://schemas.openxmlformats.org/officeDocument/2006/bibliography"/>
   </ds:schemaRefs>

--- a/KOA_MARIE_GERVAIS_NELLY_CV_FR.docx
+++ b/KOA_MARIE_GERVAIS_NELLY_CV_FR.docx
@@ -778,17 +778,16 @@
         <w:tc>
           <w:tcPr>
             <w:tcW w:w="8165" w:type="dxa"/>
-            <w:shd w:val="clear" w:color="auto" w:fill="FFFFFF"/>
             <w:tcMar>
-              <w:top w:w="260" w:type="dxa"/>
-              <w:left w:w="280" w:type="dxa"/>
-              <w:bottom w:w="230" w:type="dxa"/>
-              <w:right w:w="300" w:type="dxa"/>
+              <w:top w:w="240" w:type="dxa"/>
+              <w:left w:w="260" w:type="dxa"/>
+              <w:bottom w:w="180" w:type="dxa"/>
+              <w:right w:w="280" w:type="dxa"/>
             </w:tcMar>
           </w:tcPr>
           <w:p>
             <w:pPr>
-              <w:spacing w:after="30"/>
+              <w:spacing w:after="20"/>
             </w:pPr>
             <w:r>
               <w:rPr>
@@ -801,7 +800,7 @@
           </w:p>
           <w:p>
             <w:pPr>
-              <w:spacing w:after="30"/>
+              <w:spacing w:after="20"/>
             </w:pPr>
             <w:r>
               <w:rPr>
@@ -814,7 +813,7 @@
           </w:p>
           <w:p>
             <w:pPr>
-              <w:spacing w:after="70"/>
+              <w:spacing w:after="50"/>
             </w:pPr>
             <w:r>
               <w:rPr>
@@ -833,7 +832,7 @@
           </w:p>
           <w:p>
             <w:pPr>
-              <w:spacing w:before="76" w:after="8"/>
+              <w:spacing w:before="64" w:after="4"/>
             </w:pPr>
             <w:r>
               <w:rPr>
@@ -854,7 +853,7 @@
           </w:p>
           <w:p>
             <w:pPr>
-              <w:spacing w:after="36"/>
+              <w:spacing w:after="28"/>
             </w:pPr>
             <w:r>
               <w:rPr>
@@ -873,7 +872,7 @@
           </w:p>
           <w:p>
             <w:pPr>
-              <w:spacing w:after="32" w:line="271" w:lineRule="auto"/>
+              <w:spacing w:after="30" w:line="264" w:lineRule="auto"/>
             </w:pPr>
             <w:r>
               <w:rPr>
@@ -885,18 +884,18 @@
               <w:rPr>
                 <w:color w:val="334155"/>
               </w:rPr>
-              <w:t>omes neuro-symboliques, GraphRAG (Neo4j) et pipelines MLOps souverains avec Google Antigravity. Expert en éthique de l'IA : transparence SHAP, conformité EU AI Act et modèles zéro-hallucination. Fondateur d'Archi Cam AI (candidature Google Africa Applied A</w:t>
+              <w:t>omes neuro-symboliques, GraphRAG (Neo4j) et pipelines MLOps souverains avec Google Antigravity. Expert en éthique de l'IA : transparence SHAP, conformité EU AI Act et modèles déterministes zéro-hallucination. Fondateur d'Archi Cam AI (candidature Google Af</w:t>
             </w:r>
             <w:r>
               <w:rPr>
                 <w:color w:val="334155"/>
               </w:rPr>
-              <w:t>I Lab 2026), j'allie rigueur mathématique, vision produit et double expertise IA / Génie Civil.</w:t>
+              <w:t>rica Applied AI Lab 2026), j'allie rigueur mathématique, vision produit et double expertise IA / Génie Civil.</w:t>
             </w:r>
           </w:p>
           <w:p>
             <w:pPr>
-              <w:spacing w:before="76" w:after="8"/>
+              <w:spacing w:before="64" w:after="4"/>
             </w:pPr>
             <w:r>
               <w:rPr>
@@ -917,7 +916,7 @@
           </w:p>
           <w:p>
             <w:pPr>
-              <w:spacing w:after="36"/>
+              <w:spacing w:after="28"/>
             </w:pPr>
             <w:r>
               <w:rPr>
@@ -936,7 +935,7 @@
           </w:p>
           <w:p>
             <w:pPr>
-              <w:spacing w:before="50" w:after="6"/>
+              <w:spacing w:before="44" w:after="4"/>
             </w:pPr>
             <w:r>
               <w:rPr>
@@ -950,21 +949,19 @@
               <w:rPr>
                 <w:i/>
                 <w:color w:val="0284C7"/>
-                <w:sz w:val="15"/>
               </w:rPr>
               <w:t xml:space="preserve">   —   SaaS IA Agentique &amp; 5D BIM</w:t>
             </w:r>
           </w:p>
           <w:p>
             <w:pPr>
-              <w:spacing w:after="14" w:line="264" w:lineRule="auto"/>
+              <w:spacing w:after="12" w:line="259" w:lineRule="auto"/>
               <w:ind w:left="144"/>
             </w:pPr>
             <w:r>
               <w:rPr>
                 <w:b/>
                 <w:color w:val="0284C7"/>
-                <w:sz w:val="15"/>
               </w:rPr>
               <w:t>▸</w:t>
             </w:r>
@@ -972,35 +969,31 @@
               <w:rPr>
                 <w:b/>
                 <w:color w:val="0284C7"/>
-                <w:sz w:val="15"/>
               </w:rPr>
               <w:t xml:space="preserve">  </w:t>
             </w:r>
             <w:r>
               <w:rPr>
                 <w:color w:val="334155"/>
-                <w:sz w:val="15"/>
-              </w:rPr>
-              <w:t xml:space="preserve">Candidature officielle </w:t>
+              </w:rPr>
+              <w:t xml:space="preserve">Candidature </w:t>
             </w:r>
             <w:r>
               <w:rPr>
                 <w:color w:val="334155"/>
-                <w:sz w:val="15"/>
-              </w:rPr>
-              <w:t>Google Africa Applied AI Lab. Développé sous Google Antigravity (Gemma 4 12B, Gemini 2.5, BAEL 91).</w:t>
+              </w:rPr>
+              <w:t>officielle Google Africa Applied AI Lab. Développé sous Google Antigravity (Gemma 4 12B, Gemini 2.5, BAEL 91).</w:t>
             </w:r>
           </w:p>
           <w:p>
             <w:pPr>
-              <w:spacing w:after="14" w:line="264" w:lineRule="auto"/>
+              <w:spacing w:after="12" w:line="259" w:lineRule="auto"/>
               <w:ind w:left="144"/>
             </w:pPr>
             <w:r>
               <w:rPr>
                 <w:b/>
                 <w:color w:val="0284C7"/>
-                <w:sz w:val="15"/>
               </w:rPr>
               <w:t>▸</w:t>
             </w:r>
@@ -1008,21 +1001,51 @@
               <w:rPr>
                 <w:b/>
                 <w:color w:val="0284C7"/>
-                <w:sz w:val="15"/>
               </w:rPr>
               <w:t xml:space="preserve">  </w:t>
             </w:r>
             <w:r>
               <w:rPr>
                 <w:color w:val="334155"/>
-                <w:sz w:val="15"/>
               </w:rPr>
               <w:t>Génération DQE Excel &lt;45s (–99,2% temps, R²=0,9872 MLflow) et rendus 3D Imagen 3 + ControlNet.</w:t>
             </w:r>
           </w:p>
           <w:p>
             <w:pPr>
-              <w:spacing w:before="50" w:after="6"/>
+              <w:spacing w:after="12" w:line="259" w:lineRule="auto"/>
+              <w:ind w:left="144"/>
+            </w:pPr>
+            <w:r>
+              <w:rPr>
+                <w:b/>
+                <w:color w:val="0284C7"/>
+              </w:rPr>
+              <w:t>▸</w:t>
+            </w:r>
+            <w:r>
+              <w:rPr>
+                <w:b/>
+                <w:color w:val="0284C7"/>
+              </w:rPr>
+              <w:t xml:space="preserve">  </w:t>
+            </w:r>
+            <w:r>
+              <w:rPr>
+                <w:color w:val="334155"/>
+              </w:rPr>
+              <w:t xml:space="preserve">Intégration IfcOpenShell pour maquettes BIM </w:t>
+            </w:r>
+            <w:r>
+              <w:rPr>
+                <w:color w:val="334155"/>
+              </w:rPr>
+              <w:t>5D : coûts et planning automatisés via agents LangGraph.</w:t>
+            </w:r>
+          </w:p>
+          <w:p>
+            <w:pPr>
+              <w:spacing w:before="44" w:after="4"/>
             </w:pPr>
             <w:r>
               <w:rPr>
@@ -1036,29 +1059,19 @@
               <w:rPr>
                 <w:i/>
                 <w:color w:val="0284C7"/>
-                <w:sz w:val="15"/>
-              </w:rPr>
-              <w:t xml:space="preserve">   —   IA Souveraine Multi-Agents, Wik</w:t>
-            </w:r>
-            <w:r>
-              <w:rPr>
-                <w:i/>
-                <w:color w:val="0284C7"/>
-                <w:sz w:val="15"/>
-              </w:rPr>
-              <w:t>iSkills &amp; Certification OKF</w:t>
+              </w:rPr>
+              <w:t xml:space="preserve">   —   IA Souveraine Multi-Agents, WikiSkills &amp; Certification OKF</w:t>
             </w:r>
           </w:p>
           <w:p>
             <w:pPr>
-              <w:spacing w:after="14" w:line="264" w:lineRule="auto"/>
+              <w:spacing w:after="12" w:line="259" w:lineRule="auto"/>
               <w:ind w:left="144"/>
             </w:pPr>
             <w:r>
               <w:rPr>
                 <w:b/>
                 <w:color w:val="0284C7"/>
-                <w:sz w:val="15"/>
               </w:rPr>
               <w:t>▸</w:t>
             </w:r>
@@ -1066,28 +1079,25 @@
               <w:rPr>
                 <w:b/>
                 <w:color w:val="0284C7"/>
-                <w:sz w:val="15"/>
               </w:rPr>
               <w:t xml:space="preserve">  </w:t>
             </w:r>
             <w:r>
               <w:rPr>
                 <w:color w:val="334155"/>
-                <w:sz w:val="15"/>
               </w:rPr>
               <w:t>Système souverain DMI (Univ. Ngaoundéré) : 470 thèses, 19 projets M1, graphe Neo4j 1 366 nœuds.</w:t>
             </w:r>
           </w:p>
           <w:p>
             <w:pPr>
-              <w:spacing w:after="14" w:line="264" w:lineRule="auto"/>
+              <w:spacing w:after="12" w:line="259" w:lineRule="auto"/>
               <w:ind w:left="144"/>
             </w:pPr>
             <w:r>
               <w:rPr>
                 <w:b/>
                 <w:color w:val="0284C7"/>
-                <w:sz w:val="15"/>
               </w:rPr>
               <w:t>▸</w:t>
             </w:r>
@@ -1095,21 +1105,25 @@
               <w:rPr>
                 <w:b/>
                 <w:color w:val="0284C7"/>
-                <w:sz w:val="15"/>
               </w:rPr>
               <w:t xml:space="preserve">  </w:t>
             </w:r>
             <w:r>
               <w:rPr>
                 <w:color w:val="334155"/>
-                <w:sz w:val="15"/>
-              </w:rPr>
-              <w:t>6 agents LangGraph orchestrés via WikiSkills (critic anti-hallucination, Cypher optimizer), RRF k=60, SHA-256 No-LLM (100%).</w:t>
+              </w:rPr>
+              <w:t>6 agents La</w:t>
+            </w:r>
+            <w:r>
+              <w:rPr>
+                <w:color w:val="334155"/>
+              </w:rPr>
+              <w:t>ngGraph orchestrés via WikiSkills (critic anti-hallucination, Cypher optimizer), RRF k=60, SHA-256 No-LLM (100%).</w:t>
             </w:r>
           </w:p>
           <w:p>
             <w:pPr>
-              <w:spacing w:before="50" w:after="6"/>
+              <w:spacing w:before="44" w:after="4"/>
             </w:pPr>
             <w:r>
               <w:rPr>
@@ -1117,35 +1131,103 @@
                 <w:color w:val="0A1128"/>
                 <w:sz w:val="18"/>
               </w:rPr>
-              <w:t>S</w:t>
-            </w:r>
+              <w:t>Sovereign.BI Agentic</w:t>
+            </w:r>
+            <w:r>
+              <w:rPr>
+                <w:i/>
+                <w:color w:val="0284C7"/>
+              </w:rPr>
+              <w:t xml:space="preserve">   —   Business Intelligence &amp; NL-to-SQL/Cypher</w:t>
+            </w:r>
+          </w:p>
+          <w:p>
+            <w:pPr>
+              <w:spacing w:after="12" w:line="259" w:lineRule="auto"/>
+              <w:ind w:left="144"/>
+            </w:pPr>
+            <w:r>
+              <w:rPr>
+                <w:b/>
+                <w:color w:val="0284C7"/>
+              </w:rPr>
+              <w:t>▸</w:t>
+            </w:r>
+            <w:r>
+              <w:rPr>
+                <w:b/>
+                <w:color w:val="0284C7"/>
+              </w:rPr>
+              <w:t xml:space="preserve">  </w:t>
+            </w:r>
+            <w:r>
+              <w:rPr>
+                <w:color w:val="334155"/>
+              </w:rPr>
+              <w:t xml:space="preserve">Moteur NL-to-SQL/Graph (PostgreSQL pgvector + Neo4j N10S, latence &lt;5s) </w:t>
+            </w:r>
+            <w:r>
+              <w:rPr>
+                <w:color w:val="334155"/>
+              </w:rPr>
+              <w:t>avec guardrails ABAC et SHAP Sentinel Audit.</w:t>
+            </w:r>
+          </w:p>
+          <w:p>
+            <w:pPr>
+              <w:spacing w:after="12" w:line="259" w:lineRule="auto"/>
+              <w:ind w:left="144"/>
+            </w:pPr>
+            <w:r>
+              <w:rPr>
+                <w:b/>
+                <w:color w:val="0284C7"/>
+              </w:rPr>
+              <w:t>▸</w:t>
+            </w:r>
+            <w:r>
+              <w:rPr>
+                <w:b/>
+                <w:color w:val="0284C7"/>
+              </w:rPr>
+              <w:t xml:space="preserve">  </w:t>
+            </w:r>
+            <w:r>
+              <w:rPr>
+                <w:color w:val="334155"/>
+              </w:rPr>
+              <w:t>Tableaux de bord exécutifs interactifs via Streamlit &amp; FastAPI — déployés sur cloud souverain Docker.</w:t>
+            </w:r>
+          </w:p>
+          <w:p>
+            <w:pPr>
+              <w:spacing w:before="44" w:after="4"/>
+            </w:pPr>
             <w:r>
               <w:rPr>
                 <w:b/>
                 <w:color w:val="0A1128"/>
                 <w:sz w:val="18"/>
               </w:rPr>
-              <w:t>overeign.BI Agentic</w:t>
+              <w:t>Dataset Automator &amp; VigieSahel</w:t>
             </w:r>
             <w:r>
               <w:rPr>
                 <w:i/>
                 <w:color w:val="0284C7"/>
-                <w:sz w:val="15"/>
-              </w:rPr>
-              <w:t xml:space="preserve">   —   Business Intelligence &amp; NL-to-SQL/Cypher</w:t>
+              </w:rPr>
+              <w:t xml:space="preserve">   —   MLOps &amp; IA Impact Agro-Climatique</w:t>
             </w:r>
           </w:p>
           <w:p>
             <w:pPr>
-              <w:spacing w:after="14" w:line="264" w:lineRule="auto"/>
+              <w:spacing w:after="12" w:line="259" w:lineRule="auto"/>
               <w:ind w:left="144"/>
             </w:pPr>
             <w:r>
               <w:rPr>
                 <w:b/>
                 <w:color w:val="0284C7"/>
-                <w:sz w:val="15"/>
               </w:rPr>
               <w:t>▸</w:t>
             </w:r>
@@ -1153,21 +1235,98 @@
               <w:rPr>
                 <w:b/>
                 <w:color w:val="0284C7"/>
-                <w:sz w:val="15"/>
               </w:rPr>
               <w:t xml:space="preserve">  </w:t>
             </w:r>
             <w:r>
               <w:rPr>
                 <w:color w:val="334155"/>
-                <w:sz w:val="15"/>
-              </w:rPr>
-              <w:t>Moteur NL-to-SQL/Graph (PostgreSQL pgvector + Neo4j N10S, latence &lt;5s) avec guardrails ABAC et SHAP Sentinel Audit.</w:t>
+              </w:rPr>
+              <w:t xml:space="preserve">Dataset Automator : usine MLOps </w:t>
+            </w:r>
+            <w:r>
+              <w:rPr>
+                <w:color w:val="334155"/>
+              </w:rPr>
+              <w:t>Antigravity (TabFM, BigQuery DataFrames, Data Drift KS/PSI, EU AI Act).</w:t>
             </w:r>
           </w:p>
           <w:p>
             <w:pPr>
-              <w:spacing w:before="50" w:after="6"/>
+              <w:spacing w:after="12" w:line="259" w:lineRule="auto"/>
+              <w:ind w:left="144"/>
+            </w:pPr>
+            <w:r>
+              <w:rPr>
+                <w:b/>
+                <w:color w:val="0284C7"/>
+              </w:rPr>
+              <w:t>▸</w:t>
+            </w:r>
+            <w:r>
+              <w:rPr>
+                <w:b/>
+                <w:color w:val="0284C7"/>
+              </w:rPr>
+              <w:t xml:space="preserve">  </w:t>
+            </w:r>
+            <w:r>
+              <w:rPr>
+                <w:color w:val="334155"/>
+              </w:rPr>
+              <w:t>VigieSahel : –35% pertes semis, anticipation épidémies +14j (XGBoost R²&gt;94%, Supabase, MLflow).</w:t>
+            </w:r>
+          </w:p>
+          <w:p>
+            <w:pPr>
+              <w:spacing w:before="64" w:after="4"/>
+            </w:pPr>
+            <w:r>
+              <w:rPr>
+                <w:b/>
+                <w:color w:val="0284C7"/>
+                <w:sz w:val="17"/>
+              </w:rPr>
+              <w:t xml:space="preserve">◈  </w:t>
+            </w:r>
+            <w:r>
+              <w:rPr>
+                <w:b/>
+                <w:color w:val="0A1128"/>
+                <w:sz w:val="20"/>
+              </w:rPr>
+              <w:t>PARCOURS PROFESSIONNEL</w:t>
+            </w:r>
+          </w:p>
+          <w:p>
+            <w:pPr>
+              <w:spacing w:after="28"/>
+            </w:pPr>
+            <w:r>
+              <w:rPr>
+                <w:color w:val="0284C7"/>
+                <w:sz w:val="9"/>
+              </w:rPr>
+              <w:t>━━━━━━━━━━━━━━━━━━</w:t>
+            </w:r>
+            <w:r>
+              <w:rPr>
+                <w:color w:val="38BDF8"/>
+                <w:sz w:val="9"/>
+              </w:rPr>
+              <w:t>─────────────────────────────────────────</w:t>
+            </w:r>
+            <w:r>
+              <w:rPr>
+                <w:color w:val="38BDF8"/>
+                <w:sz w:val="9"/>
+              </w:rPr>
+              <w:t>───</w:t>
+            </w:r>
+          </w:p>
+          <w:p>
+            <w:pPr>
+              <w:spacing w:before="44" w:after="4"/>
             </w:pPr>
             <w:r>
               <w:rPr>
@@ -1175,56 +1334,37 @@
                 <w:color w:val="0A1128"/>
                 <w:sz w:val="18"/>
               </w:rPr>
-              <w:t>Dataset Automator &amp; VigieSahel</w:t>
+              <w:t>Consultant IA &amp; Data Science</w:t>
             </w:r>
             <w:r>
               <w:rPr>
                 <w:i/>
                 <w:color w:val="0284C7"/>
-                <w:sz w:val="15"/>
-              </w:rPr>
-              <w:t xml:space="preserve">   —   MLOps &amp; IA Impact Agro-Climatique</w:t>
+              </w:rPr>
+              <w:t xml:space="preserve">   —   2025 – Présent</w:t>
             </w:r>
           </w:p>
           <w:p>
             <w:pPr>
-              <w:spacing w:after="14" w:line="264" w:lineRule="auto"/>
-              <w:ind w:left="144"/>
+              <w:spacing w:after="4"/>
             </w:pPr>
             <w:r>
               <w:rPr>
                 <w:b/>
-                <w:color w:val="0284C7"/>
-                <w:sz w:val="15"/>
-              </w:rPr>
-              <w:t>▸</w:t>
-            </w:r>
-            <w:r>
-              <w:rPr>
-                <w:b/>
-                <w:color w:val="0284C7"/>
-                <w:sz w:val="15"/>
-              </w:rPr>
-              <w:t xml:space="preserve">  </w:t>
-            </w:r>
-            <w:r>
-              <w:rPr>
-                <w:color w:val="334155"/>
-                <w:sz w:val="15"/>
-              </w:rPr>
-              <w:t>Dataset Automator : usine MLOps Antigravity (TabFM, BigQuery DataFrames, Data Drift KS/PSI, EU AI Act).</w:t>
+                <w:color w:val="64748B"/>
+              </w:rPr>
+              <w:t>Projets Indépendants &amp; Entreprises  │  Douala, CM</w:t>
             </w:r>
           </w:p>
           <w:p>
             <w:pPr>
-              <w:spacing w:after="14" w:line="264" w:lineRule="auto"/>
+              <w:spacing w:after="12" w:line="259" w:lineRule="auto"/>
               <w:ind w:left="144"/>
             </w:pPr>
             <w:r>
               <w:rPr>
                 <w:b/>
                 <w:color w:val="0284C7"/>
-                <w:sz w:val="15"/>
               </w:rPr>
               <w:t>▸</w:t>
             </w:r>
@@ -1232,21 +1372,141 @@
               <w:rPr>
                 <w:b/>
                 <w:color w:val="0284C7"/>
-                <w:sz w:val="15"/>
               </w:rPr>
               <w:t xml:space="preserve">  </w:t>
             </w:r>
             <w:r>
               <w:rPr>
                 <w:color w:val="334155"/>
-                <w:sz w:val="15"/>
-              </w:rPr>
-              <w:t>VigieSahel : –35% pertes semis, anticipation épidémies +14j (XGBoost R²&gt;94%, Supabase, MLflow).</w:t>
+              </w:rPr>
+              <w:t>Conception de systèmes IA souverains éthiques : GraphRAG Neo4j, EDA haute dimension, pipelines RAG multi-sources.</w:t>
             </w:r>
           </w:p>
           <w:p>
             <w:pPr>
-              <w:spacing w:before="76" w:after="8"/>
+              <w:spacing w:after="12" w:line="259" w:lineRule="auto"/>
+              <w:ind w:left="144"/>
+            </w:pPr>
+            <w:r>
+              <w:rPr>
+                <w:b/>
+                <w:color w:val="0284C7"/>
+              </w:rPr>
+              <w:t>▸</w:t>
+            </w:r>
+            <w:r>
+              <w:rPr>
+                <w:b/>
+                <w:color w:val="0284C7"/>
+              </w:rPr>
+              <w:t xml:space="preserve">  </w:t>
+            </w:r>
+            <w:r>
+              <w:rPr>
+                <w:color w:val="334155"/>
+              </w:rPr>
+              <w:t xml:space="preserve">Reporting décisionnel exécutif, </w:t>
+            </w:r>
+            <w:r>
+              <w:rPr>
+                <w:color w:val="334155"/>
+              </w:rPr>
+              <w:t>dashboards KPI automatisés et audit explicabilité SHAP pour PME camerounaises.</w:t>
+            </w:r>
+          </w:p>
+          <w:p>
+            <w:pPr>
+              <w:spacing w:before="44" w:after="4"/>
+            </w:pPr>
+            <w:r>
+              <w:rPr>
+                <w:b/>
+                <w:color w:val="0A1128"/>
+                <w:sz w:val="18"/>
+              </w:rPr>
+              <w:t>Agent de Sûreté Aéroportuaire (AVSEC)</w:t>
+            </w:r>
+            <w:r>
+              <w:rPr>
+                <w:i/>
+                <w:color w:val="0284C7"/>
+              </w:rPr>
+              <w:t xml:space="preserve">   —   2018 – Présent</w:t>
+            </w:r>
+          </w:p>
+          <w:p>
+            <w:pPr>
+              <w:spacing w:after="4"/>
+            </w:pPr>
+            <w:r>
+              <w:rPr>
+                <w:b/>
+                <w:color w:val="64748B"/>
+              </w:rPr>
+              <w:t>CCAA — Autorité Aéronautique du Cameroun  │  Douala, CM</w:t>
+            </w:r>
+          </w:p>
+          <w:p>
+            <w:pPr>
+              <w:spacing w:after="12" w:line="259" w:lineRule="auto"/>
+              <w:ind w:left="144"/>
+            </w:pPr>
+            <w:r>
+              <w:rPr>
+                <w:b/>
+                <w:color w:val="0284C7"/>
+              </w:rPr>
+              <w:t>▸</w:t>
+            </w:r>
+            <w:r>
+              <w:rPr>
+                <w:b/>
+                <w:color w:val="0284C7"/>
+              </w:rPr>
+              <w:t xml:space="preserve">  </w:t>
+            </w:r>
+            <w:r>
+              <w:rPr>
+                <w:color w:val="334155"/>
+              </w:rPr>
+              <w:t>Évaluation des menaces, contrôle d'accès sécurisé, conformi</w:t>
+            </w:r>
+            <w:r>
+              <w:rPr>
+                <w:color w:val="334155"/>
+              </w:rPr>
+              <w:t>té réglementaire ICAO Annex 17.</w:t>
+            </w:r>
+          </w:p>
+          <w:p>
+            <w:pPr>
+              <w:spacing w:after="12" w:line="259" w:lineRule="auto"/>
+              <w:ind w:left="144"/>
+            </w:pPr>
+            <w:r>
+              <w:rPr>
+                <w:b/>
+                <w:color w:val="0284C7"/>
+              </w:rPr>
+              <w:t>▸</w:t>
+            </w:r>
+            <w:r>
+              <w:rPr>
+                <w:b/>
+                <w:color w:val="0284C7"/>
+              </w:rPr>
+              <w:t xml:space="preserve">  </w:t>
+            </w:r>
+            <w:r>
+              <w:rPr>
+                <w:color w:val="334155"/>
+              </w:rPr>
+              <w:t>Gestion de crises opérationnelles : coordination d'équipes en situation d'urgence, protocoles anti-intrusion.</w:t>
+            </w:r>
+          </w:p>
+          <w:p>
+            <w:pPr>
+              <w:spacing w:before="64" w:after="4"/>
             </w:pPr>
             <w:r>
               <w:rPr>
@@ -1262,12 +1522,12 @@
                 <w:color w:val="0A1128"/>
                 <w:sz w:val="20"/>
               </w:rPr>
-              <w:t>PARCOURS PROFESSIONNEL</w:t>
+              <w:t>FORMATION ACADÉMIQUE</w:t>
             </w:r>
           </w:p>
           <w:p>
             <w:pPr>
-              <w:spacing w:after="36"/>
+              <w:spacing w:after="28"/>
             </w:pPr>
             <w:r>
               <w:rPr>
@@ -1281,19 +1541,12 @@
                 <w:color w:val="38BDF8"/>
                 <w:sz w:val="9"/>
               </w:rPr>
-              <w:t>─────</w:t>
-            </w:r>
-            <w:r>
-              <w:rPr>
-                <w:color w:val="38BDF8"/>
-                <w:sz w:val="9"/>
-              </w:rPr>
-              <w:t>───────────────────────────────────────</w:t>
+              <w:t>────────────────────────────────────────────</w:t>
             </w:r>
           </w:p>
           <w:p>
             <w:pPr>
-              <w:spacing w:before="50" w:after="6"/>
+              <w:spacing w:before="44" w:after="4"/>
             </w:pPr>
             <w:r>
               <w:rPr>
@@ -1301,40 +1554,45 @@
                 <w:color w:val="0A1128"/>
                 <w:sz w:val="18"/>
               </w:rPr>
-              <w:t>Consultant IA &amp; Data Science</w:t>
+              <w:t xml:space="preserve">Master Professionnel — </w:t>
+            </w:r>
+            <w:r>
+              <w:rPr>
+                <w:b/>
+                <w:color w:val="0A1128"/>
+                <w:sz w:val="18"/>
+              </w:rPr>
+              <w:t>Intelligence Artificielle Appliquée</w:t>
             </w:r>
             <w:r>
               <w:rPr>
                 <w:i/>
                 <w:color w:val="0284C7"/>
-                <w:sz w:val="15"/>
-              </w:rPr>
-              <w:t xml:space="preserve">   —   2025 – Présent</w:t>
+              </w:rPr>
+              <w:t xml:space="preserve">   —   2025 – 2027  [En cours]</w:t>
             </w:r>
           </w:p>
           <w:p>
             <w:pPr>
-              <w:spacing w:after="6"/>
+              <w:spacing w:after="4"/>
             </w:pPr>
             <w:r>
               <w:rPr>
                 <w:b/>
                 <w:color w:val="64748B"/>
-                <w:sz w:val="15"/>
-              </w:rPr>
-              <w:t>Projets Indépendants &amp; Entreprises  │  Douala, CM</w:t>
+              </w:rPr>
+              <w:t>Université de Ngaoundéré  │  Cameroun</w:t>
             </w:r>
           </w:p>
           <w:p>
             <w:pPr>
-              <w:spacing w:after="14" w:line="264" w:lineRule="auto"/>
+              <w:spacing w:after="12" w:line="259" w:lineRule="auto"/>
               <w:ind w:left="144"/>
             </w:pPr>
             <w:r>
               <w:rPr>
                 <w:b/>
                 <w:color w:val="0284C7"/>
-                <w:sz w:val="15"/>
               </w:rPr>
               <w:t>▸</w:t>
             </w:r>
@@ -1342,21 +1600,51 @@
               <w:rPr>
                 <w:b/>
                 <w:color w:val="0284C7"/>
-                <w:sz w:val="15"/>
               </w:rPr>
               <w:t xml:space="preserve">  </w:t>
             </w:r>
             <w:r>
               <w:rPr>
                 <w:color w:val="334155"/>
-                <w:sz w:val="15"/>
-              </w:rPr>
-              <w:t>IA souveraines éthiques, pipelines RAG/GraphRAG Neo4j, EDA haute dimension et reporting décisionnel exécutif.</w:t>
+              </w:rPr>
+              <w:t>ML &amp; Stats Bayésienne, Data Engineering Neo4j, Vision &amp; Robotique, Éthique &amp; Cybersécurité, MLOps Souverains.</w:t>
             </w:r>
           </w:p>
           <w:p>
             <w:pPr>
-              <w:spacing w:before="50" w:after="6"/>
+              <w:spacing w:after="12" w:line="259" w:lineRule="auto"/>
+              <w:ind w:left="144"/>
+            </w:pPr>
+            <w:r>
+              <w:rPr>
+                <w:b/>
+                <w:color w:val="0284C7"/>
+              </w:rPr>
+              <w:t>▸</w:t>
+            </w:r>
+            <w:r>
+              <w:rPr>
+                <w:b/>
+                <w:color w:val="0284C7"/>
+              </w:rPr>
+              <w:t xml:space="preserve">  </w:t>
+            </w:r>
+            <w:r>
+              <w:rPr>
+                <w:color w:val="334155"/>
+              </w:rPr>
+              <w:t>Projet de recherche : système K1-MAT</w:t>
+            </w:r>
+            <w:r>
+              <w:rPr>
+                <w:color w:val="334155"/>
+              </w:rPr>
+              <w:t>HINFO v3 — agent multi-sources certifié OKF v0.2 (SHA-256 No-LLM).</w:t>
+            </w:r>
+          </w:p>
+          <w:p>
+            <w:pPr>
+              <w:spacing w:before="44" w:after="4"/>
             </w:pPr>
             <w:r>
               <w:rPr>
@@ -1364,48 +1652,37 @@
                 <w:color w:val="0A1128"/>
                 <w:sz w:val="18"/>
               </w:rPr>
-              <w:t>Age</w:t>
-            </w:r>
-            <w:r>
-              <w:rPr>
-                <w:b/>
-                <w:color w:val="0A1128"/>
-                <w:sz w:val="18"/>
-              </w:rPr>
-              <w:t>nt de Sûreté Aéroportuaire (AVSEC)</w:t>
+              <w:t>Licence &amp; BTS Génie Civil (Option Bâtiment)</w:t>
             </w:r>
             <w:r>
               <w:rPr>
                 <w:i/>
                 <w:color w:val="0284C7"/>
-                <w:sz w:val="15"/>
-              </w:rPr>
-              <w:t xml:space="preserve">   —   2018 – Présent</w:t>
+              </w:rPr>
+              <w:t xml:space="preserve">   —   2015 – 2016</w:t>
             </w:r>
           </w:p>
           <w:p>
             <w:pPr>
-              <w:spacing w:after="6"/>
+              <w:spacing w:after="4"/>
             </w:pPr>
             <w:r>
               <w:rPr>
                 <w:b/>
                 <w:color w:val="64748B"/>
-                <w:sz w:val="15"/>
-              </w:rPr>
-              <w:t>CCAA — Autorité Aéronautique du Cameroun  │  Douala, CM</w:t>
+              </w:rPr>
+              <w:t>ISTDI / IUC Douala  │  Cameroun</w:t>
             </w:r>
           </w:p>
           <w:p>
             <w:pPr>
-              <w:spacing w:after="14" w:line="264" w:lineRule="auto"/>
+              <w:spacing w:after="12" w:line="259" w:lineRule="auto"/>
               <w:ind w:left="144"/>
             </w:pPr>
             <w:r>
               <w:rPr>
                 <w:b/>
                 <w:color w:val="0284C7"/>
-                <w:sz w:val="15"/>
               </w:rPr>
               <w:t>▸</w:t>
             </w:r>
@@ -1413,21 +1690,25 @@
               <w:rPr>
                 <w:b/>
                 <w:color w:val="0284C7"/>
-                <w:sz w:val="15"/>
               </w:rPr>
               <w:t xml:space="preserve">  </w:t>
             </w:r>
             <w:r>
               <w:rPr>
                 <w:color w:val="334155"/>
-                <w:sz w:val="15"/>
-              </w:rPr>
-              <w:t>Évaluation des menaces, contrôle d'accès sécurisé, audits de conformité réglementaire ICAO Annex 17.</w:t>
+              </w:rPr>
+              <w:t>Dimensionnement structures (BAEL 91), métrés &amp; gestion de projets BTP — base de l'IA appliqu</w:t>
+            </w:r>
+            <w:r>
+              <w:rPr>
+                <w:color w:val="334155"/>
+              </w:rPr>
+              <w:t>ée à l'estimation.</w:t>
             </w:r>
           </w:p>
           <w:p>
             <w:pPr>
-              <w:spacing w:before="76" w:after="8"/>
+              <w:spacing w:before="64" w:after="4"/>
             </w:pPr>
             <w:r>
               <w:rPr>
@@ -1443,12 +1724,12 @@
                 <w:color w:val="0A1128"/>
                 <w:sz w:val="20"/>
               </w:rPr>
-              <w:t>FORMATION ACADÉMIQUE</w:t>
+              <w:t>RECONNAISSANCES &amp; DISTINCTIONS</w:t>
             </w:r>
           </w:p>
           <w:p>
             <w:pPr>
-              <w:spacing w:after="36"/>
+              <w:spacing w:after="28"/>
             </w:pPr>
             <w:r>
               <w:rPr>
@@ -1467,212 +1748,87 @@
           </w:p>
           <w:p>
             <w:pPr>
-              <w:spacing w:before="50" w:after="6"/>
+              <w:spacing w:before="16" w:after="8" w:line="259" w:lineRule="auto"/>
+              <w:ind w:left="115"/>
             </w:pPr>
+            <w:r>
+              <w:rPr>
+                <w:b/>
+                <w:color w:val="0284C7"/>
+              </w:rPr>
+              <w:t xml:space="preserve">◈ </w:t>
+            </w:r>
             <w:r>
               <w:rPr>
                 <w:b/>
                 <w:color w:val="0A1128"/>
-                <w:sz w:val="18"/>
-              </w:rPr>
-              <w:t>Master Professionnel — Intelligence Artificielle Appliquée</w:t>
-            </w:r>
-            <w:r>
-              <w:rPr>
-                <w:i/>
-                <w:color w:val="0284C7"/>
-                <w:sz w:val="15"/>
-              </w:rPr>
-              <w:t xml:space="preserve">   —   2025 – 2027  [En cours]</w:t>
+              </w:rPr>
+              <w:t>Google Africa Applied AI Lab (Accra, 2026)</w:t>
+            </w:r>
+            <w:r>
+              <w:rPr>
+                <w:color w:val="334155"/>
+              </w:rPr>
+              <w:t xml:space="preserve">  —  Candidature officielle — plateforme Archi Cam AI (5D BIM + GenAI).</w:t>
             </w:r>
           </w:p>
           <w:p>
             <w:pPr>
-              <w:spacing w:after="6"/>
+              <w:spacing w:before="16" w:after="8" w:line="259" w:lineRule="auto"/>
+              <w:ind w:left="115"/>
             </w:pPr>
             <w:r>
               <w:rPr>
                 <w:b/>
-                <w:color w:val="64748B"/>
-                <w:sz w:val="15"/>
-              </w:rPr>
-              <w:t>Université de Ngaoundéré  │  Cameroun</w:t>
+                <w:color w:val="0284C7"/>
+              </w:rPr>
+              <w:t xml:space="preserve">◈ </w:t>
+            </w:r>
+            <w:r>
+              <w:rPr>
+                <w:b/>
+                <w:color w:val="0A1128"/>
+              </w:rPr>
+              <w:t>Google Cloud #AllThing</w:t>
+            </w:r>
+            <w:r>
+              <w:rPr>
+                <w:b/>
+                <w:color w:val="0A1128"/>
+              </w:rPr>
+              <w:t>sAgentic Hackathon</w:t>
+            </w:r>
+            <w:r>
+              <w:rPr>
+                <w:color w:val="334155"/>
+              </w:rPr>
+              <w:t xml:space="preserve">  —  Dataset Automator v4.0 (Google Antigravity, TabFM, BigQuery DataFrames, WIT).</w:t>
             </w:r>
           </w:p>
           <w:p>
             <w:pPr>
-              <w:spacing w:after="14" w:line="264" w:lineRule="auto"/>
-              <w:ind w:left="144"/>
+              <w:spacing w:before="16" w:after="8" w:line="259" w:lineRule="auto"/>
+              <w:ind w:left="115"/>
             </w:pPr>
             <w:r>
               <w:rPr>
                 <w:b/>
                 <w:color w:val="0284C7"/>
-                <w:sz w:val="15"/>
-              </w:rPr>
-              <w:t>▸</w:t>
-            </w:r>
-            <w:r>
-              <w:rPr>
-                <w:b/>
-                <w:color w:val="0284C7"/>
-                <w:sz w:val="15"/>
-              </w:rPr>
-              <w:t xml:space="preserve">  </w:t>
-            </w:r>
-            <w:r>
-              <w:rPr>
-                <w:color w:val="334155"/>
-                <w:sz w:val="15"/>
-              </w:rPr>
-              <w:t>ML &amp; Stats Bayésienne, Data Engineering Neo4j, Vision &amp; Robotiq</w:t>
-            </w:r>
-            <w:r>
-              <w:rPr>
-                <w:color w:val="334155"/>
-                <w:sz w:val="15"/>
-              </w:rPr>
-              <w:t>ue, Éthique &amp; Cybersécurité, MLOps Souverains.</w:t>
-            </w:r>
-          </w:p>
-          <w:p>
-            <w:pPr>
-              <w:spacing w:before="50" w:after="6"/>
-            </w:pPr>
+              </w:rPr>
+              <w:t xml:space="preserve">◈ </w:t>
+            </w:r>
             <w:r>
               <w:rPr>
                 <w:b/>
                 <w:color w:val="0A1128"/>
-                <w:sz w:val="18"/>
-              </w:rPr>
-              <w:t>Licence &amp; BTS Génie Civil (Option Bâtiment)</w:t>
-            </w:r>
-            <w:r>
-              <w:rPr>
-                <w:i/>
-                <w:color w:val="0284C7"/>
-                <w:sz w:val="15"/>
-              </w:rPr>
-              <w:t xml:space="preserve">   —   2015 – 2016</w:t>
-            </w:r>
-          </w:p>
-          <w:p>
-            <w:pPr>
-              <w:spacing w:after="6"/>
-            </w:pPr>
-            <w:r>
-              <w:rPr>
-                <w:b/>
-                <w:color w:val="64748B"/>
-                <w:sz w:val="15"/>
-              </w:rPr>
-              <w:t>ISTDI / IUC Douala  │  Cameroun</w:t>
-            </w:r>
-          </w:p>
-          <w:p>
-            <w:pPr>
-              <w:spacing w:after="14" w:line="264" w:lineRule="auto"/>
-              <w:ind w:left="144"/>
-            </w:pPr>
-            <w:r>
-              <w:rPr>
-                <w:b/>
-                <w:color w:val="0284C7"/>
-                <w:sz w:val="15"/>
-              </w:rPr>
-              <w:t>▸</w:t>
-            </w:r>
-            <w:r>
-              <w:rPr>
-                <w:b/>
-                <w:color w:val="0284C7"/>
-                <w:sz w:val="15"/>
-              </w:rPr>
-              <w:t xml:space="preserve">  </w:t>
+              </w:rPr>
+              <w:t>Google Developer Program · Devpost</w:t>
             </w:r>
             <w:r>
               <w:rPr>
                 <w:color w:val="334155"/>
-                <w:sz w:val="15"/>
-              </w:rPr>
-              <w:t>Dimensionnement structures (BAEL 91), métrés &amp; gestion de projets BTP — base de l'IA appliquée à l'estimation.</w:t>
-            </w:r>
-          </w:p>
-          <w:p>
-            <w:pPr>
-              <w:spacing w:before="76" w:after="8"/>
-            </w:pPr>
-            <w:r>
-              <w:rPr>
-                <w:b/>
-                <w:color w:val="0284C7"/>
-                <w:sz w:val="17"/>
-              </w:rPr>
-              <w:t xml:space="preserve">◈  </w:t>
-            </w:r>
-            <w:r>
-              <w:rPr>
-                <w:b/>
-                <w:color w:val="0A1128"/>
-                <w:sz w:val="20"/>
-              </w:rPr>
-              <w:t>RECONNAISSANCES &amp; DISTINCTIONS</w:t>
-            </w:r>
-          </w:p>
-          <w:p>
-            <w:pPr>
-              <w:spacing w:after="36"/>
-            </w:pPr>
-            <w:r>
-              <w:rPr>
-                <w:color w:val="0284C7"/>
-                <w:sz w:val="9"/>
-              </w:rPr>
-              <w:t>━━━━━━━━━━━━━━━━━━</w:t>
-            </w:r>
-            <w:r>
-              <w:rPr>
-                <w:color w:val="38BDF8"/>
-                <w:sz w:val="9"/>
-              </w:rPr>
-              <w:t>────────────────────────────────────────────</w:t>
-            </w:r>
-          </w:p>
-          <w:p>
-            <w:pPr>
-              <w:spacing w:after="0" w:line="264" w:lineRule="auto"/>
-            </w:pPr>
-            <w:r>
-              <w:rPr>
-                <w:b/>
-                <w:color w:val="0A1128"/>
-              </w:rPr>
-              <w:t xml:space="preserve">◈ Google Africa Applied AI Lab (Accra, 2026) : </w:t>
-            </w:r>
-            <w:r>
-              <w:rPr>
-                <w:color w:val="334155"/>
-              </w:rPr>
-              <w:t>Candidature officielle — plateforme Archi Cam AI (5D BIM + GenAI).</w:t>
-            </w:r>
-            <w:r>
-              <w:rPr>
-                <w:color w:val="334155"/>
-              </w:rPr>
-              <w:br/>
-            </w:r>
-            <w:r>
-              <w:rPr>
-                <w:b/>
-                <w:color w:val="0A1128"/>
-              </w:rPr>
-              <w:t xml:space="preserve">◈ Google Cloud #AllThingsAgentic Hackathon : </w:t>
-            </w:r>
-            <w:r>
-              <w:rPr>
-                <w:color w:val="334155"/>
-              </w:rPr>
-              <w:t>Dataset Automator v4.0 (Google Antigravity, TabFM, bigframes, WIT, MCT).</w:t>
+              </w:rPr>
+              <w:t xml:space="preserve">  —  Membre actif — contributions open-source IA, hackathons &amp; programme ambassadeur.</w:t>
             </w:r>
           </w:p>
         </w:tc>
@@ -14299,7 +14455,7 @@
 </file>
 
 <file path=customXml/itemProps1.xml><?xml version="1.0" encoding="utf-8"?>
-<ds:datastoreItem xmlns:ds="http://schemas.openxmlformats.org/officeDocument/2006/customXml" ds:itemID="{E07BEBFF-15A6-4BC1-8874-A9DD012145C8}">
+<ds:datastoreItem xmlns:ds="http://schemas.openxmlformats.org/officeDocument/2006/customXml" ds:itemID="{38785675-85C5-4BDD-9735-A78A9BDD7DA0}">
   <ds:schemaRefs>
     <ds:schemaRef ds:uri="http://schemas.openxmlformats.org/officeDocument/2006/bibliography"/>
   </ds:schemaRefs>

--- a/KOA_MARIE_GERVAIS_NELLY_CV_FR.docx
+++ b/KOA_MARIE_GERVAIS_NELLY_CV_FR.docx
@@ -1341,7 +1341,7 @@
                 <w:i/>
                 <w:color w:val="0284C7"/>
               </w:rPr>
-              <w:t xml:space="preserve">   —   2025 – Présent</w:t>
+              <w:t xml:space="preserve">   —   Mars 2026 – Présent</w:t>
             </w:r>
           </w:p>
           <w:p>
@@ -1405,13 +1405,13 @@
               <w:rPr>
                 <w:color w:val="334155"/>
               </w:rPr>
-              <w:t xml:space="preserve">Reporting décisionnel exécutif, </w:t>
+              <w:t xml:space="preserve">Reporting décisionnel </w:t>
             </w:r>
             <w:r>
               <w:rPr>
                 <w:color w:val="334155"/>
               </w:rPr>
-              <w:t>dashboards KPI automatisés et audit explicabilité SHAP pour PME camerounaises.</w:t>
+              <w:t>exécutif, dashboards KPI automatisés et audit explicabilité SHAP pour PME camerounaises.</w:t>
             </w:r>
           </w:p>
           <w:p>
@@ -1469,13 +1469,13 @@
               <w:rPr>
                 <w:color w:val="334155"/>
               </w:rPr>
-              <w:t>Évaluation des menaces, contrôle d'accès sécurisé, conformi</w:t>
+              <w:t>Évaluation des menaces, contrôle d'accès sécurisé</w:t>
             </w:r>
             <w:r>
               <w:rPr>
                 <w:color w:val="334155"/>
               </w:rPr>
-              <w:t>té réglementaire ICAO Annex 17.</w:t>
+              <w:t>, conformité réglementaire ICAO Annex 17.</w:t>
             </w:r>
           </w:p>
           <w:p>
@@ -1554,7 +1554,7 @@
                 <w:color w:val="0A1128"/>
                 <w:sz w:val="18"/>
               </w:rPr>
-              <w:t xml:space="preserve">Master Professionnel — </w:t>
+              <w:t xml:space="preserve">Master </w:t>
             </w:r>
             <w:r>
               <w:rPr>
@@ -1562,14 +1562,14 @@
                 <w:color w:val="0A1128"/>
                 <w:sz w:val="18"/>
               </w:rPr>
-              <w:t>Intelligence Artificielle Appliquée</w:t>
+              <w:t>Professionnel — Intelligence Artificielle Appliquée</w:t>
             </w:r>
             <w:r>
               <w:rPr>
                 <w:i/>
                 <w:color w:val="0284C7"/>
               </w:rPr>
-              <w:t xml:space="preserve">   —   2025 – 2027  [En cours]</w:t>
+              <w:t xml:space="preserve">   —   Déc. 2025 – 2027  [En cours]</w:t>
             </w:r>
           </w:p>
           <w:p>
@@ -1633,13 +1633,13 @@
               <w:rPr>
                 <w:color w:val="334155"/>
               </w:rPr>
-              <w:t>Projet de recherche : système K1-MAT</w:t>
+              <w:t>Projet de reche</w:t>
             </w:r>
             <w:r>
               <w:rPr>
                 <w:color w:val="334155"/>
               </w:rPr>
-              <w:t>HINFO v3 — agent multi-sources certifié OKF v0.2 (SHA-256 No-LLM).</w:t>
+              <w:t>rche : système K1-MATHINFO v3 — agent multi-sources certifié OKF v0.2 (SHA-256 No-LLM).</w:t>
             </w:r>
           </w:p>
           <w:p>
@@ -1697,13 +1697,13 @@
               <w:rPr>
                 <w:color w:val="334155"/>
               </w:rPr>
-              <w:t>Dimensionnement structures (BAEL 91), métrés &amp; gestion de projets BTP — base de l'IA appliqu</w:t>
+              <w:t>Dimensionnement structures (BAEL 91), métrés &amp; gestion de projets BTP —</w:t>
             </w:r>
             <w:r>
               <w:rPr>
                 <w:color w:val="334155"/>
               </w:rPr>
-              <w:t>ée à l'estimation.</w:t>
+              <w:t xml:space="preserve"> base de l'IA appliquée à l'estimation.</w:t>
             </w:r>
           </w:p>
           <w:p>
@@ -1789,14 +1789,14 @@
                 <w:b/>
                 <w:color w:val="0A1128"/>
               </w:rPr>
-              <w:t>Google Cloud #AllThing</w:t>
+              <w:t>G</w:t>
             </w:r>
             <w:r>
               <w:rPr>
                 <w:b/>
                 <w:color w:val="0A1128"/>
               </w:rPr>
-              <w:t>sAgentic Hackathon</w:t>
+              <w:t>oogle Cloud #AllThingsAgentic Hackathon</w:t>
             </w:r>
             <w:r>
               <w:rPr>
@@ -14455,7 +14455,7 @@
 </file>
 
 <file path=customXml/itemProps1.xml><?xml version="1.0" encoding="utf-8"?>
-<ds:datastoreItem xmlns:ds="http://schemas.openxmlformats.org/officeDocument/2006/customXml" ds:itemID="{38785675-85C5-4BDD-9735-A78A9BDD7DA0}">
+<ds:datastoreItem xmlns:ds="http://schemas.openxmlformats.org/officeDocument/2006/customXml" ds:itemID="{0F89185C-B104-406B-8158-634B732864E4}">
   <ds:schemaRefs>
     <ds:schemaRef ds:uri="http://schemas.openxmlformats.org/officeDocument/2006/bibliography"/>
   </ds:schemaRefs>

--- a/KOA_MARIE_GERVAIS_NELLY_CV_FR.docx
+++ b/KOA_MARIE_GERVAIS_NELLY_CV_FR.docx
@@ -884,13 +884,13 @@
               <w:rPr>
                 <w:color w:val="334155"/>
               </w:rPr>
-              <w:t>omes neuro-symboliques, GraphRAG (Neo4j) et pipelines MLOps souverains avec Google Antigravity. Expert en éthique de l'IA : transparence SHAP, conformité EU AI Act et modèles déterministes zéro-hallucination. Fondateur d'Archi Cam AI (candidature Google Af</w:t>
+              <w:t xml:space="preserve">omes neuro-symboliques, GraphRAG (Neo4j) et pipelines MLOps souverains avec Google Antigravity. Expert en éthique de l'IA : transparence SHAP, conformité EU AI Act et modèles déterministes zéro-hallucination. Fondateur &amp; Architecte d'Archi Cam AI (SaaS IA </w:t>
             </w:r>
             <w:r>
               <w:rPr>
                 <w:color w:val="334155"/>
               </w:rPr>
-              <w:t>rica Applied AI Lab 2026), j'allie rigueur mathématique, vision produit et double expertise IA / Génie Civil.</w:t>
+              <w:t>&amp; 5D BIM), j'allie rigueur mathématique, vision produit et double expertise IA / Génie Civil.</w:t>
             </w:r>
           </w:p>
           <w:p>
@@ -976,13 +976,13 @@
               <w:rPr>
                 <w:color w:val="334155"/>
               </w:rPr>
-              <w:t xml:space="preserve">Candidature </w:t>
+              <w:t xml:space="preserve">Plateforme souveraine </w:t>
             </w:r>
             <w:r>
               <w:rPr>
                 <w:color w:val="334155"/>
               </w:rPr>
-              <w:t>officielle Google Africa Applied AI Lab. Développé sous Google Antigravity (Gemma 4 12B, Gemini 2.5, BAEL 91).</w:t>
+              <w:t>d'estimation BIM 5D développée sous Google Antigravity (Gemma 4 12B, Gemini 2.5, BAEL 91).</w:t>
             </w:r>
           </w:p>
           <w:p>
@@ -1034,13 +1034,13 @@
               <w:rPr>
                 <w:color w:val="334155"/>
               </w:rPr>
-              <w:t xml:space="preserve">Intégration IfcOpenShell pour maquettes BIM </w:t>
+              <w:t>Intégration IfcOpenShell pour maquettes BIM 5D : coûts et planni</w:t>
             </w:r>
             <w:r>
               <w:rPr>
                 <w:color w:val="334155"/>
               </w:rPr>
-              <w:t>5D : coûts et planning automatisés via agents LangGraph.</w:t>
+              <w:t>ng automatisés via agents LangGraph.</w:t>
             </w:r>
           </w:p>
           <w:p>
@@ -1112,13 +1112,13 @@
               <w:rPr>
                 <w:color w:val="334155"/>
               </w:rPr>
-              <w:t>6 agents La</w:t>
+              <w:t>6 agents LangGraph orchestrés v</w:t>
             </w:r>
             <w:r>
               <w:rPr>
                 <w:color w:val="334155"/>
               </w:rPr>
-              <w:t>ngGraph orchestrés via WikiSkills (critic anti-hallucination, Cypher optimizer), RRF k=60, SHA-256 No-LLM (100%).</w:t>
+              <w:t>ia WikiSkills (critic anti-hallucination, Cypher optimizer), RRF k=60, SHA-256 No-LLM (100%).</w:t>
             </w:r>
           </w:p>
           <w:p>
@@ -1164,13 +1164,13 @@
               <w:rPr>
                 <w:color w:val="334155"/>
               </w:rPr>
-              <w:t xml:space="preserve">Moteur NL-to-SQL/Graph (PostgreSQL pgvector + Neo4j N10S, latence &lt;5s) </w:t>
+              <w:t>Moteur NL-to-SQL/Graph (PostgreSQL pgvector + Neo4j N10S, latence &lt;5s) avec guardrails ABAC</w:t>
             </w:r>
             <w:r>
               <w:rPr>
                 <w:color w:val="334155"/>
               </w:rPr>
-              <w:t>avec guardrails ABAC et SHAP Sentinel Audit.</w:t>
+              <w:t xml:space="preserve"> et SHAP Sentinel Audit.</w:t>
             </w:r>
           </w:p>
           <w:p>
@@ -1242,13 +1242,13 @@
               <w:rPr>
                 <w:color w:val="334155"/>
               </w:rPr>
-              <w:t xml:space="preserve">Dataset Automator : usine MLOps </w:t>
+              <w:t xml:space="preserve">Dataset Automator : usine MLOps Antigravity (TabFM, </w:t>
             </w:r>
             <w:r>
               <w:rPr>
                 <w:color w:val="334155"/>
               </w:rPr>
-              <w:t>Antigravity (TabFM, BigQuery DataFrames, Data Drift KS/PSI, EU AI Act).</w:t>
+              <w:t>BigQuery DataFrames, Data Drift KS/PSI, EU AI Act).</w:t>
             </w:r>
           </w:p>
           <w:p>
@@ -1314,14 +1314,7 @@
                 <w:color w:val="38BDF8"/>
                 <w:sz w:val="9"/>
               </w:rPr>
-              <w:t>─────────────────────────────────────────</w:t>
-            </w:r>
-            <w:r>
-              <w:rPr>
-                <w:color w:val="38BDF8"/>
-                <w:sz w:val="9"/>
-              </w:rPr>
-              <w:t>───</w:t>
+              <w:t>────────────────────────────────────────────</w:t>
             </w:r>
           </w:p>
           <w:p>
@@ -1334,7 +1327,15 @@
                 <w:color w:val="0A1128"/>
                 <w:sz w:val="18"/>
               </w:rPr>
-              <w:t>Consultant IA &amp; Data Science</w:t>
+              <w:t xml:space="preserve">Consultant IA &amp; </w:t>
+            </w:r>
+            <w:r>
+              <w:rPr>
+                <w:b/>
+                <w:color w:val="0A1128"/>
+                <w:sz w:val="18"/>
+              </w:rPr>
+              <w:t>Data Science</w:t>
             </w:r>
             <w:r>
               <w:rPr>
@@ -1405,13 +1406,13 @@
               <w:rPr>
                 <w:color w:val="334155"/>
               </w:rPr>
-              <w:t xml:space="preserve">Reporting décisionnel </w:t>
+              <w:t xml:space="preserve">Reporting décisionnel exécutif, dashboards KPI </w:t>
             </w:r>
             <w:r>
               <w:rPr>
                 <w:color w:val="334155"/>
               </w:rPr>
-              <w:t>exécutif, dashboards KPI automatisés et audit explicabilité SHAP pour PME camerounaises.</w:t>
+              <w:t>automatisés et audit explicabilité SHAP pour PME camerounaises.</w:t>
             </w:r>
           </w:p>
           <w:p>
@@ -1469,13 +1470,13 @@
               <w:rPr>
                 <w:color w:val="334155"/>
               </w:rPr>
-              <w:t>Évaluation des menaces, contrôle d'accès sécurisé</w:t>
+              <w:t>Évaluation des menaces, contrôle d'accès sécurisé, conformité réglementair</w:t>
             </w:r>
             <w:r>
               <w:rPr>
                 <w:color w:val="334155"/>
               </w:rPr>
-              <w:t>, conformité réglementaire ICAO Annex 17.</w:t>
+              <w:t>e ICAO Annex 17.</w:t>
             </w:r>
           </w:p>
           <w:p>
@@ -1554,7 +1555,7 @@
                 <w:color w:val="0A1128"/>
                 <w:sz w:val="18"/>
               </w:rPr>
-              <w:t xml:space="preserve">Master </w:t>
+              <w:t xml:space="preserve">Master Professionnel — Intelligence </w:t>
             </w:r>
             <w:r>
               <w:rPr>
@@ -1562,7 +1563,7 @@
                 <w:color w:val="0A1128"/>
                 <w:sz w:val="18"/>
               </w:rPr>
-              <w:t>Professionnel — Intelligence Artificielle Appliquée</w:t>
+              <w:t>Artificielle Appliquée</w:t>
             </w:r>
             <w:r>
               <w:rPr>
@@ -1633,13 +1634,13 @@
               <w:rPr>
                 <w:color w:val="334155"/>
               </w:rPr>
-              <w:t>Projet de reche</w:t>
+              <w:t>Projet de recherche : système K1-MATHINFO v3</w:t>
             </w:r>
             <w:r>
               <w:rPr>
                 <w:color w:val="334155"/>
               </w:rPr>
-              <w:t>rche : système K1-MATHINFO v3 — agent multi-sources certifié OKF v0.2 (SHA-256 No-LLM).</w:t>
+              <w:t xml:space="preserve"> — agent multi-sources certifié OKF v0.2 (SHA-256 No-LLM).</w:t>
             </w:r>
           </w:p>
           <w:p>
@@ -1697,13 +1698,13 @@
               <w:rPr>
                 <w:color w:val="334155"/>
               </w:rPr>
-              <w:t>Dimensionnement structures (BAEL 91), métrés &amp; gestion de projets BTP —</w:t>
+              <w:t>Dimensionnement structures (BAEL 91), métrés &amp; gestion de projets BTP — base de l'IA appliquée à l'e</w:t>
             </w:r>
             <w:r>
               <w:rPr>
                 <w:color w:val="334155"/>
               </w:rPr>
-              <w:t xml:space="preserve"> base de l'IA appliquée à l'estimation.</w:t>
+              <w:t>stimation.</w:t>
             </w:r>
           </w:p>
           <w:p>
@@ -1763,13 +1764,13 @@
                 <w:b/>
                 <w:color w:val="0A1128"/>
               </w:rPr>
-              <w:t>Google Africa Applied AI Lab (Accra, 2026)</w:t>
+              <w:t>Certificat d'Excellence &amp; Intégrité CCAA (2023)</w:t>
             </w:r>
             <w:r>
               <w:rPr>
                 <w:color w:val="334155"/>
               </w:rPr>
-              <w:t xml:space="preserve">  —  Candidature officielle — plateforme Archi Cam AI (5D BIM + GenAI).</w:t>
+              <w:t xml:space="preserve">  —  Décerné par le Directeur Général pour performance et déontologie opérationnelle.</w:t>
             </w:r>
           </w:p>
           <w:p>
@@ -1789,14 +1790,14 @@
                 <w:b/>
                 <w:color w:val="0A1128"/>
               </w:rPr>
-              <w:t>G</w:t>
+              <w:t>Google Clou</w:t>
             </w:r>
             <w:r>
               <w:rPr>
                 <w:b/>
                 <w:color w:val="0A1128"/>
               </w:rPr>
-              <w:t>oogle Cloud #AllThingsAgentic Hackathon</w:t>
+              <w:t>d #AllThingsAgentic Hackathon</w:t>
             </w:r>
             <w:r>
               <w:rPr>
@@ -1828,7 +1829,7 @@
               <w:rPr>
                 <w:color w:val="334155"/>
               </w:rPr>
-              <w:t xml:space="preserve">  —  Membre actif — contributions open-source IA, hackathons &amp; programme ambassadeur.</w:t>
+              <w:t xml:space="preserve">  —  Membre actif — contributions open-source IA, hackathons &amp; architecture souveraine.</w:t>
             </w:r>
           </w:p>
         </w:tc>
@@ -14455,7 +14456,7 @@
 </file>
 
 <file path=customXml/itemProps1.xml><?xml version="1.0" encoding="utf-8"?>
-<ds:datastoreItem xmlns:ds="http://schemas.openxmlformats.org/officeDocument/2006/customXml" ds:itemID="{0F89185C-B104-406B-8158-634B732864E4}">
+<ds:datastoreItem xmlns:ds="http://schemas.openxmlformats.org/officeDocument/2006/customXml" ds:itemID="{9B3045A6-4AD3-4C4D-82F9-CA5F2971C7AF}">
   <ds:schemaRefs>
     <ds:schemaRef ds:uri="http://schemas.openxmlformats.org/officeDocument/2006/bibliography"/>
   </ds:schemaRefs>

--- a/KOA_MARIE_GERVAIS_NELLY_CV_FR.docx
+++ b/KOA_MARIE_GERVAIS_NELLY_CV_FR.docx
@@ -142,7 +142,7 @@
                 <w:color w:val="F8FAFC"/>
                 <w:sz w:val="15"/>
               </w:rPr>
-              <w:t xml:space="preserve">  magenel85@gmail.com</w:t>
+              <w:t xml:space="preserve">  contact@archicam-ai.com</w:t>
             </w:r>
           </w:p>
           <w:p>
@@ -199,7 +199,7 @@
                 <w:color w:val="F8FAFC"/>
                 <w:sz w:val="15"/>
               </w:rPr>
-              <w:t xml:space="preserve">  github.com/gervais-afk</w:t>
+              <w:t xml:space="preserve">  archicam-ai.com</w:t>
             </w:r>
           </w:p>
           <w:p>
@@ -237,7 +237,7 @@
                 <w:color w:val="F8FAFC"/>
                 <w:sz w:val="15"/>
               </w:rPr>
-              <w:t xml:space="preserve">  devpost.com/magenel85</w:t>
+              <w:t xml:space="preserve">  github.com/gervais-afk</w:t>
             </w:r>
           </w:p>
           <w:p>
@@ -263,7 +263,7 @@
                 <w:color w:val="F8FAFC"/>
                 <w:sz w:val="15"/>
               </w:rPr>
-              <w:t>Google Developer Program</w:t>
+              <w:t>Google Dev &amp; AICC Member</w:t>
             </w:r>
           </w:p>
           <w:p>
@@ -1823,13 +1823,13 @@
                 <w:b/>
                 <w:color w:val="0A1128"/>
               </w:rPr>
-              <w:t>Google Developer Program · Devpost</w:t>
+              <w:t>Google Developer Program · AICC Accra</w:t>
             </w:r>
             <w:r>
               <w:rPr>
                 <w:color w:val="334155"/>
               </w:rPr>
-              <w:t xml:space="preserve">  —  Membre actif — contributions open-source IA, hackathons &amp; architecture souveraine.</w:t>
+              <w:t xml:space="preserve">  —  Membre actif · Accra AI Community Centre &amp; Google for Startups Accelerator Network.</w:t>
             </w:r>
           </w:p>
         </w:tc>
@@ -14456,7 +14456,7 @@
 </file>
 
 <file path=customXml/itemProps1.xml><?xml version="1.0" encoding="utf-8"?>
-<ds:datastoreItem xmlns:ds="http://schemas.openxmlformats.org/officeDocument/2006/customXml" ds:itemID="{9B3045A6-4AD3-4C4D-82F9-CA5F2971C7AF}">
+<ds:datastoreItem xmlns:ds="http://schemas.openxmlformats.org/officeDocument/2006/customXml" ds:itemID="{BB7C62EA-9ECC-4964-92EC-595309C5A06D}">
   <ds:schemaRefs>
     <ds:schemaRef ds:uri="http://schemas.openxmlformats.org/officeDocument/2006/bibliography"/>
   </ds:schemaRefs>

--- a/KOA_MARIE_GERVAIS_NELLY_CV_FR.docx
+++ b/KOA_MARIE_GERVAIS_NELLY_CV_FR.docx
@@ -223,21 +223,26 @@
           </w:p>
           <w:p>
             <w:pPr>
-              <w:spacing w:after="32" w:line="259" w:lineRule="auto"/>
+              <w:spacing w:before="110" w:after="0"/>
             </w:pPr>
             <w:r>
               <w:rPr>
-                <w:color w:val="F8FAFC"/>
-                <w:sz w:val="15"/>
-              </w:rPr>
-              <w:t>⚡</w:t>
-            </w:r>
-            <w:r>
-              <w:rPr>
-                <w:color w:val="F8FAFC"/>
-                <w:sz w:val="15"/>
-              </w:rPr>
-              <w:t xml:space="preserve">  github.com/gervais-afk</w:t>
+                <w:b/>
+                <w:color w:val="38BDF8"/>
+              </w:rPr>
+              <w:t>IA &amp; LLM STACK</w:t>
+            </w:r>
+          </w:p>
+          <w:p>
+            <w:pPr>
+              <w:spacing w:before="10" w:after="40"/>
+            </w:pPr>
+            <w:r>
+              <w:rPr>
+                <w:color w:val="0284C7"/>
+                <w:sz w:val="10"/>
+              </w:rPr>
+              <w:t>━━━━━━━━━━━━━━━━━━━━</w:t>
             </w:r>
           </w:p>
           <w:p>
@@ -249,21 +254,79 @@
                 <w:color w:val="F8FAFC"/>
                 <w:sz w:val="15"/>
               </w:rPr>
-              <w:t>🏅</w:t>
-            </w:r>
+              <w:t>Google Antigravity IDE  ■ ■ ■ ■ ■</w:t>
+            </w:r>
+          </w:p>
+          <w:p>
+            <w:pPr>
+              <w:spacing w:after="32" w:line="259" w:lineRule="auto"/>
+            </w:pPr>
             <w:r>
               <w:rPr>
                 <w:color w:val="F8FAFC"/>
                 <w:sz w:val="15"/>
               </w:rPr>
-              <w:t xml:space="preserve">  </w:t>
-            </w:r>
+              <w:t>LangGraph &amp; CrewAI      ■ ■ ■ ■ ■</w:t>
+            </w:r>
+          </w:p>
+          <w:p>
+            <w:pPr>
+              <w:spacing w:after="32" w:line="259" w:lineRule="auto"/>
+            </w:pPr>
             <w:r>
               <w:rPr>
                 <w:color w:val="F8FAFC"/>
                 <w:sz w:val="15"/>
               </w:rPr>
-              <w:t>Google Dev &amp; AICC Member</w:t>
+              <w:t>Google Gemma 4 (12B)    ■ ■ ■ ■ ■</w:t>
+            </w:r>
+          </w:p>
+          <w:p>
+            <w:pPr>
+              <w:spacing w:after="32" w:line="259" w:lineRule="auto"/>
+            </w:pPr>
+            <w:r>
+              <w:rPr>
+                <w:color w:val="F8FAFC"/>
+                <w:sz w:val="15"/>
+              </w:rPr>
+              <w:t>Gemini 2.5 / 1.5 Pro    ■ ■ ■ ■ ■</w:t>
+            </w:r>
+          </w:p>
+          <w:p>
+            <w:pPr>
+              <w:spacing w:after="32" w:line="259" w:lineRule="auto"/>
+            </w:pPr>
+            <w:r>
+              <w:rPr>
+                <w:color w:val="F8FAFC"/>
+                <w:sz w:val="15"/>
+              </w:rPr>
+              <w:t>Google TabFM (Tabular)  ■ ■ ■ ■ ■</w:t>
+            </w:r>
+          </w:p>
+          <w:p>
+            <w:pPr>
+              <w:spacing w:after="32" w:line="259" w:lineRule="auto"/>
+            </w:pPr>
+            <w:r>
+              <w:rPr>
+                <w:color w:val="F8FAFC"/>
+                <w:sz w:val="15"/>
+              </w:rPr>
+              <w:t>FastMCP &amp; Genkit        ■ ■ ■ ■ ■</w:t>
+            </w:r>
+          </w:p>
+          <w:p>
+            <w:pPr>
+              <w:spacing w:after="32" w:line="259" w:lineRule="auto"/>
+            </w:pPr>
+            <w:r>
+              <w:rPr>
+                <w:color w:val="F8FAFC"/>
+                <w:sz w:val="15"/>
+              </w:rPr>
+              <w:t>Neo4j GraphRAG — Agent K1</w:t>
             </w:r>
           </w:p>
           <w:p>
@@ -275,7 +338,14 @@
                 <w:b/>
                 <w:color w:val="38BDF8"/>
               </w:rPr>
-              <w:t>IA &amp; LLM STACK</w:t>
+              <w:t xml:space="preserve">DATA </w:t>
+            </w:r>
+            <w:r>
+              <w:rPr>
+                <w:b/>
+                <w:color w:val="38BDF8"/>
+              </w:rPr>
+              <w:t>&amp; GRAPHES</w:t>
             </w:r>
           </w:p>
           <w:p>
@@ -299,7 +369,7 @@
                 <w:color w:val="F8FAFC"/>
                 <w:sz w:val="15"/>
               </w:rPr>
-              <w:t>Google Antigravity IDE  ■ ■ ■ ■ ■</w:t>
+              <w:t>Neo4j / Cypher Graph    ■ ■ ■ ■ ■</w:t>
             </w:r>
           </w:p>
           <w:p>
@@ -311,7 +381,7 @@
                 <w:color w:val="F8FAFC"/>
                 <w:sz w:val="15"/>
               </w:rPr>
-              <w:t>LangGraph &amp; WikiSkills  ■ ■ ■ ■ ■</w:t>
+              <w:t>PostgreSQL / pgvector   ■ ■ ■ ■ ■</w:t>
             </w:r>
           </w:p>
           <w:p>
@@ -323,7 +393,7 @@
                 <w:color w:val="F8FAFC"/>
                 <w:sz w:val="15"/>
               </w:rPr>
-              <w:t>Google Gemma 4 (12B)    ■ ■ ■ ■ ■</w:t>
+              <w:t>Apache AGE &amp; DuckDB     ■ ■ ■ ■ □</w:t>
             </w:r>
           </w:p>
           <w:p>
@@ -335,7 +405,7 @@
                 <w:color w:val="F8FAFC"/>
                 <w:sz w:val="15"/>
               </w:rPr>
-              <w:t>Gemini 2.5 / 1.5 Pro    ■ ■ ■ ■ ■</w:t>
+              <w:t>BigQuery DataFrames     ■ ■ ■ ■ □</w:t>
             </w:r>
           </w:p>
           <w:p>
@@ -347,7 +417,31 @@
                 <w:color w:val="F8FAFC"/>
                 <w:sz w:val="15"/>
               </w:rPr>
-              <w:t>Google TabFM (Tabular)  ■ ■ ■ ■ ■</w:t>
+              <w:t>Pandas / NumPy ETL      ■ ■ ■ ■ ■</w:t>
+            </w:r>
+          </w:p>
+          <w:p>
+            <w:pPr>
+              <w:spacing w:before="110" w:after="0"/>
+            </w:pPr>
+            <w:r>
+              <w:rPr>
+                <w:b/>
+                <w:color w:val="38BDF8"/>
+              </w:rPr>
+              <w:t>DEV &amp; MLOPS</w:t>
+            </w:r>
+          </w:p>
+          <w:p>
+            <w:pPr>
+              <w:spacing w:before="10" w:after="40"/>
+            </w:pPr>
+            <w:r>
+              <w:rPr>
+                <w:color w:val="0284C7"/>
+                <w:sz w:val="10"/>
+              </w:rPr>
+              <w:t>━━━━━━━━━━━━━━━━━━━━</w:t>
             </w:r>
           </w:p>
           <w:p>
@@ -359,14 +453,14 @@
                 <w:color w:val="F8FAFC"/>
                 <w:sz w:val="15"/>
               </w:rPr>
-              <w:t>Firebase Genkit         ■</w:t>
+              <w:t xml:space="preserve">Python 3.11+ / MLOps  </w:t>
             </w:r>
             <w:r>
               <w:rPr>
                 <w:color w:val="F8FAFC"/>
                 <w:sz w:val="15"/>
               </w:rPr>
-              <w:t xml:space="preserve"> ■ ■ ■ ■</w:t>
+              <w:t xml:space="preserve">  ■ ■ ■ ■ ■</w:t>
             </w:r>
           </w:p>
           <w:p>
@@ -378,7 +472,55 @@
                 <w:color w:val="F8FAFC"/>
                 <w:sz w:val="15"/>
               </w:rPr>
-              <w:t>Neo4j GraphRAG — Agent K1</w:t>
+              <w:t>FastAPI / Next.js 14    ■ ■ ■ ■ □</w:t>
+            </w:r>
+          </w:p>
+          <w:p>
+            <w:pPr>
+              <w:spacing w:after="32" w:line="259" w:lineRule="auto"/>
+            </w:pPr>
+            <w:r>
+              <w:rPr>
+                <w:color w:val="F8FAFC"/>
+                <w:sz w:val="15"/>
+              </w:rPr>
+              <w:t>MLflow &amp; Data Drift     ■ ■ ■ ■ □</w:t>
+            </w:r>
+          </w:p>
+          <w:p>
+            <w:pPr>
+              <w:spacing w:after="32" w:line="259" w:lineRule="auto"/>
+            </w:pPr>
+            <w:r>
+              <w:rPr>
+                <w:color w:val="F8FAFC"/>
+                <w:sz w:val="15"/>
+              </w:rPr>
+              <w:t>SHAP Sentinel Audit     ■ ■ ■ ■ ■</w:t>
+            </w:r>
+          </w:p>
+          <w:p>
+            <w:pPr>
+              <w:spacing w:after="32" w:line="259" w:lineRule="auto"/>
+            </w:pPr>
+            <w:r>
+              <w:rPr>
+                <w:color w:val="F8FAFC"/>
+                <w:sz w:val="15"/>
+              </w:rPr>
+              <w:t>IfcOpenShell &amp; Shapely  ■ ■ ■ ■ □</w:t>
+            </w:r>
+          </w:p>
+          <w:p>
+            <w:pPr>
+              <w:spacing w:after="32" w:line="259" w:lineRule="auto"/>
+            </w:pPr>
+            <w:r>
+              <w:rPr>
+                <w:color w:val="F8FAFC"/>
+                <w:sz w:val="15"/>
+              </w:rPr>
+              <w:t>Docker &amp; Pytest         ■ ■ ■ ■ ■</w:t>
             </w:r>
           </w:p>
           <w:p>
@@ -390,7 +532,7 @@
                 <w:b/>
                 <w:color w:val="38BDF8"/>
               </w:rPr>
-              <w:t>DATA &amp; GRAPHES</w:t>
+              <w:t>ÉTHIQUE, SÛRETÉ &amp; AUDIT</w:t>
             </w:r>
           </w:p>
           <w:p>
@@ -414,7 +556,14 @@
                 <w:color w:val="F8FAFC"/>
                 <w:sz w:val="15"/>
               </w:rPr>
-              <w:t>Neo4j / Cypher Graph    ■ ■ ■ ■ ■</w:t>
+              <w:t xml:space="preserve">◈ Certificat Excellence CCAA </w:t>
+            </w:r>
+            <w:r>
+              <w:rPr>
+                <w:color w:val="F8FAFC"/>
+                <w:sz w:val="15"/>
+              </w:rPr>
+              <w:t>(2023)</w:t>
             </w:r>
           </w:p>
           <w:p>
@@ -426,7 +575,7 @@
                 <w:color w:val="F8FAFC"/>
                 <w:sz w:val="15"/>
               </w:rPr>
-              <w:t>PostgreSQL / pgvector   ■ ■ ■ ■ ■</w:t>
+              <w:t>◈ Agent AVSEC (Annexe 17 OACI)</w:t>
             </w:r>
           </w:p>
           <w:p>
@@ -438,7 +587,7 @@
                 <w:color w:val="F8FAFC"/>
                 <w:sz w:val="15"/>
               </w:rPr>
-              <w:t>Google BigQuery         ■ ■ ■ ■ □</w:t>
+              <w:t>◈ Éthique IA &amp; Anti-Hallucination</w:t>
             </w:r>
           </w:p>
           <w:p>
@@ -450,7 +599,7 @@
                 <w:color w:val="F8FAFC"/>
                 <w:sz w:val="15"/>
               </w:rPr>
-              <w:t>Supabase Realtime       ■ ■ ■ ■ □</w:t>
+              <w:t>◈ OKF v0.2 SHA-256 No-LLM</w:t>
             </w:r>
           </w:p>
           <w:p>
@@ -462,7 +611,7 @@
                 <w:color w:val="F8FAFC"/>
                 <w:sz w:val="15"/>
               </w:rPr>
-              <w:t>Pandas / NumPy ETL      ■ ■ ■ ■ ■</w:t>
+              <w:t>◈ Conformité EU AI Act (RSASSA)</w:t>
             </w:r>
           </w:p>
           <w:p>
@@ -474,7 +623,7 @@
                 <w:b/>
                 <w:color w:val="38BDF8"/>
               </w:rPr>
-              <w:t>DEV &amp; MLOPS</w:t>
+              <w:t>LANGUES</w:t>
             </w:r>
           </w:p>
           <w:p>
@@ -486,14 +635,7 @@
                 <w:color w:val="0284C7"/>
                 <w:sz w:val="10"/>
               </w:rPr>
-              <w:t>━━━</w:t>
-            </w:r>
-            <w:r>
-              <w:rPr>
-                <w:color w:val="0284C7"/>
-                <w:sz w:val="10"/>
-              </w:rPr>
-              <w:t>━━━━━━━━━━━━━━━━━</w:t>
+              <w:t>━━━━━━━━━━━━━━━━━━━━</w:t>
             </w:r>
           </w:p>
           <w:p>
@@ -505,7 +647,7 @@
                 <w:color w:val="F8FAFC"/>
                 <w:sz w:val="15"/>
               </w:rPr>
-              <w:t>Python 3.11+ / MLOps    ■ ■ ■ ■ ■</w:t>
+              <w:t>Français  —  Courant / Natif</w:t>
             </w:r>
           </w:p>
           <w:p>
@@ -517,261 +659,7 @@
                 <w:color w:val="F8FAFC"/>
                 <w:sz w:val="15"/>
               </w:rPr>
-              <w:t>FastAPI / Next.js 14    ■ ■ ■ ■ □</w:t>
-            </w:r>
-          </w:p>
-          <w:p>
-            <w:pPr>
-              <w:spacing w:after="32" w:line="259" w:lineRule="auto"/>
-            </w:pPr>
-            <w:r>
-              <w:rPr>
-                <w:color w:val="F8FAFC"/>
-                <w:sz w:val="15"/>
-              </w:rPr>
-              <w:t>MLflow &amp; Data Drift     ■ ■ ■ ■ □</w:t>
-            </w:r>
-          </w:p>
-          <w:p>
-            <w:pPr>
-              <w:spacing w:after="32" w:line="259" w:lineRule="auto"/>
-            </w:pPr>
-            <w:r>
-              <w:rPr>
-                <w:color w:val="F8FAFC"/>
-                <w:sz w:val="15"/>
-              </w:rPr>
-              <w:t>SHAP Sentinel Audit     ■ ■ ■ ■ ■</w:t>
-            </w:r>
-          </w:p>
-          <w:p>
-            <w:pPr>
-              <w:spacing w:after="32" w:line="259" w:lineRule="auto"/>
-            </w:pPr>
-            <w:r>
-              <w:rPr>
-                <w:color w:val="F8FAFC"/>
-                <w:sz w:val="15"/>
-              </w:rPr>
-              <w:t>Docker &amp; Streamlit      ■ ■ ■ ■ ■</w:t>
-            </w:r>
-          </w:p>
-          <w:p>
-            <w:pPr>
-              <w:spacing w:after="32" w:line="259" w:lineRule="auto"/>
-            </w:pPr>
-            <w:r>
-              <w:rPr>
-                <w:color w:val="F8FAFC"/>
-                <w:sz w:val="15"/>
-              </w:rPr>
-              <w:t>IfcOpenShell (5D BIM)   ■ ■ ■ ■ □</w:t>
-            </w:r>
-          </w:p>
-          <w:p>
-            <w:pPr>
-              <w:spacing w:before="110" w:after="0"/>
-            </w:pPr>
-            <w:r>
-              <w:rPr>
-                <w:b/>
-                <w:color w:val="38BDF8"/>
-              </w:rPr>
-              <w:t>ÉTHIQUE, SÛRETÉ &amp; AUDIT</w:t>
-            </w:r>
-          </w:p>
-          <w:p>
-            <w:pPr>
-              <w:spacing w:before="10" w:after="40"/>
-            </w:pPr>
-            <w:r>
-              <w:rPr>
-                <w:color w:val="0284C7"/>
-                <w:sz w:val="10"/>
-              </w:rPr>
-              <w:t>━━━━━━━━━━</w:t>
-            </w:r>
-            <w:r>
-              <w:rPr>
-                <w:color w:val="0284C7"/>
-                <w:sz w:val="10"/>
-              </w:rPr>
-              <w:t>━━━━━━━━━━</w:t>
-            </w:r>
-          </w:p>
-          <w:p>
-            <w:pPr>
-              <w:spacing w:after="32" w:line="259" w:lineRule="auto"/>
-            </w:pPr>
-            <w:r>
-              <w:rPr>
-                <w:color w:val="F8FAFC"/>
-                <w:sz w:val="15"/>
-              </w:rPr>
-              <w:t>◈ Éthique IA &amp; Anti-Hallucination</w:t>
-            </w:r>
-          </w:p>
-          <w:p>
-            <w:pPr>
-              <w:spacing w:after="32" w:line="259" w:lineRule="auto"/>
-            </w:pPr>
-            <w:r>
-              <w:rPr>
-                <w:color w:val="F8FAFC"/>
-                <w:sz w:val="15"/>
-              </w:rPr>
-              <w:t>◈ Gouvernance Quorum 4 Yeux</w:t>
-            </w:r>
-          </w:p>
-          <w:p>
-            <w:pPr>
-              <w:spacing w:after="32" w:line="259" w:lineRule="auto"/>
-            </w:pPr>
-            <w:r>
-              <w:rPr>
-                <w:color w:val="F8FAFC"/>
-                <w:sz w:val="15"/>
-              </w:rPr>
-              <w:t>◈ OKF v0.2 SHA-256 No-LLM</w:t>
-            </w:r>
-          </w:p>
-          <w:p>
-            <w:pPr>
-              <w:spacing w:after="32" w:line="259" w:lineRule="auto"/>
-            </w:pPr>
-            <w:r>
-              <w:rPr>
-                <w:color w:val="F8FAFC"/>
-                <w:sz w:val="15"/>
-              </w:rPr>
-              <w:t>◈ Conformité EU AI Act (RSASSA)</w:t>
-            </w:r>
-          </w:p>
-          <w:p>
-            <w:pPr>
-              <w:spacing w:after="32" w:line="259" w:lineRule="auto"/>
-            </w:pPr>
-            <w:r>
-              <w:rPr>
-                <w:color w:val="F8FAFC"/>
-                <w:sz w:val="15"/>
-              </w:rPr>
-              <w:t>◈ Cadre AVSEC (Annexe 17 OACI)</w:t>
-            </w:r>
-          </w:p>
-          <w:p>
-            <w:pPr>
-              <w:spacing w:before="110" w:after="0"/>
-            </w:pPr>
-            <w:r>
-              <w:rPr>
-                <w:b/>
-                <w:color w:val="38BDF8"/>
-              </w:rPr>
-              <w:t>LANGUES</w:t>
-            </w:r>
-          </w:p>
-          <w:p>
-            <w:pPr>
-              <w:spacing w:before="10" w:after="40"/>
-            </w:pPr>
-            <w:r>
-              <w:rPr>
-                <w:color w:val="0284C7"/>
-                <w:sz w:val="10"/>
-              </w:rPr>
-              <w:t>━━━━━━━━━━━━━━━━━━━━</w:t>
-            </w:r>
-          </w:p>
-          <w:p>
-            <w:pPr>
-              <w:spacing w:after="32" w:line="259" w:lineRule="auto"/>
-            </w:pPr>
-            <w:r>
-              <w:rPr>
-                <w:color w:val="F8FAFC"/>
-                <w:sz w:val="15"/>
-              </w:rPr>
-              <w:t>Français  —  Courant / Natif</w:t>
-            </w:r>
-          </w:p>
-          <w:p>
-            <w:pPr>
-              <w:spacing w:after="32" w:line="259" w:lineRule="auto"/>
-            </w:pPr>
-            <w:r>
-              <w:rPr>
-                <w:color w:val="F8FAFC"/>
-                <w:sz w:val="15"/>
-              </w:rPr>
-              <w:t xml:space="preserve">Anglais   —  Bases fonctionnelles </w:t>
-            </w:r>
-            <w:r>
-              <w:rPr>
-                <w:color w:val="F8FAFC"/>
-                <w:sz w:val="15"/>
-              </w:rPr>
-              <w:t>(outils &amp; doc.</w:t>
-            </w:r>
-          </w:p>
-          <w:p>
-            <w:pPr>
-              <w:spacing w:before="110" w:after="0"/>
-            </w:pPr>
-            <w:r>
-              <w:rPr>
-                <w:b/>
-                <w:color w:val="38BDF8"/>
-              </w:rPr>
-              <w:t>ATOUTS CLÉS</w:t>
-            </w:r>
-          </w:p>
-          <w:p>
-            <w:pPr>
-              <w:spacing w:before="10" w:after="40"/>
-            </w:pPr>
-            <w:r>
-              <w:rPr>
-                <w:color w:val="0284C7"/>
-                <w:sz w:val="10"/>
-              </w:rPr>
-              <w:t>━━━━━━━━━━━━━━━━━━━━</w:t>
-            </w:r>
-          </w:p>
-          <w:p>
-            <w:pPr>
-              <w:spacing w:after="32" w:line="259" w:lineRule="auto"/>
-            </w:pPr>
-            <w:r>
-              <w:rPr>
-                <w:color w:val="F8FAFC"/>
-                <w:sz w:val="15"/>
-              </w:rPr>
-              <w:t>◈ Double compétence IA &amp; BTP</w:t>
-            </w:r>
-          </w:p>
-          <w:p>
-            <w:pPr>
-              <w:spacing w:after="32" w:line="259" w:lineRule="auto"/>
-            </w:pPr>
-            <w:r>
-              <w:rPr>
-                <w:color w:val="F8FAFC"/>
-                <w:sz w:val="15"/>
-              </w:rPr>
-              <w:t>◈ Gestion de crise &amp; Sûreté (CCAA)</w:t>
-            </w:r>
-          </w:p>
-          <w:p>
-            <w:pPr>
-              <w:spacing w:after="32" w:line="259" w:lineRule="auto"/>
-            </w:pPr>
-            <w:r>
-              <w:rPr>
-                <w:color w:val="F8FAFC"/>
-                <w:sz w:val="15"/>
-              </w:rPr>
-              <w:t>◈ Rigueur mathématique &amp; Guardrails</w:t>
+              <w:t>Anglais   —  Bases fonctionnelles (outils &amp; doc.</w:t>
             </w:r>
           </w:p>
         </w:tc>
@@ -795,7 +683,15 @@
                 <w:color w:val="0A1128"/>
                 <w:sz w:val="42"/>
               </w:rPr>
-              <w:t>KOA MARIE GERVAIS NELLY</w:t>
+              <w:t xml:space="preserve">KOA MARIE GERVAIS </w:t>
+            </w:r>
+            <w:r>
+              <w:rPr>
+                <w:b/>
+                <w:color w:val="0A1128"/>
+                <w:sz w:val="42"/>
+              </w:rPr>
+              <w:t>NELLY</w:t>
             </w:r>
           </w:p>
           <w:p>
@@ -820,14 +716,7 @@
                 <w:color w:val="0284C7"/>
                 <w:sz w:val="11"/>
               </w:rPr>
-              <w:t>─────────────</w:t>
-            </w:r>
-            <w:r>
-              <w:rPr>
-                <w:color w:val="0284C7"/>
-                <w:sz w:val="11"/>
-              </w:rPr>
-              <w:t>─────────────────────────────────────────────────────────</w:t>
+              <w:t>──────────────────────────────────────────────────────────────────────</w:t>
             </w:r>
           </w:p>
           <w:p>
@@ -858,7 +747,7 @@
             <w:r>
               <w:rPr>
                 <w:color w:val="0284C7"/>
-                <w:sz w:val="9"/>
+                <w:sz w:val="10"/>
               </w:rPr>
               <w:t>━━━━━━━━━━━━━━━━━━</w:t>
             </w:r>
@@ -878,19 +767,19 @@
               <w:rPr>
                 <w:color w:val="334155"/>
               </w:rPr>
-              <w:t>Consultant IA &amp; Lead AI Engineer (Google Developer Program Member), je conçois des architectures d'agents auton</w:t>
+              <w:t xml:space="preserve">Consultant IA &amp; Lead </w:t>
             </w:r>
             <w:r>
               <w:rPr>
                 <w:color w:val="334155"/>
               </w:rPr>
-              <w:t xml:space="preserve">omes neuro-symboliques, GraphRAG (Neo4j) et pipelines MLOps souverains avec Google Antigravity. Expert en éthique de l'IA : transparence SHAP, conformité EU AI Act et modèles déterministes zéro-hallucination. Fondateur &amp; Architecte d'Archi Cam AI (SaaS IA </w:t>
+              <w:t>AI Engineer (Google Developer Program Member), je conçois des architectures d'agents autonomes neuro-symboliques, GraphRAG (Neo4j) et pipelines MLOps souverains avec Google Antigravity. Expert en éthique de l'IA : transparence SHAP, conformité EU AI Act et</w:t>
             </w:r>
             <w:r>
               <w:rPr>
                 <w:color w:val="334155"/>
               </w:rPr>
-              <w:t>&amp; 5D BIM), j'allie rigueur mathématique, vision produit et double expertise IA / Génie Civil.</w:t>
+              <w:t xml:space="preserve"> modèles déterministes zéro-hallucination. Fondateur &amp; Architecte d'Archi Cam AI (SaaS IA &amp; 5D BIM), j'allie rigueur mathématique, vision produit et double expertise IA / Génie Civil.</w:t>
             </w:r>
           </w:p>
           <w:p>
@@ -921,7 +810,7 @@
             <w:r>
               <w:rPr>
                 <w:color w:val="0284C7"/>
-                <w:sz w:val="9"/>
+                <w:sz w:val="10"/>
               </w:rPr>
               <w:t>━━━━━━━━━━━━━━━━━━</w:t>
             </w:r>
@@ -930,7 +819,14 @@
                 <w:color w:val="38BDF8"/>
                 <w:sz w:val="9"/>
               </w:rPr>
-              <w:t>────────────────────────────────────────────</w:t>
+              <w:t>────────────────────────────────</w:t>
+            </w:r>
+            <w:r>
+              <w:rPr>
+                <w:color w:val="38BDF8"/>
+                <w:sz w:val="9"/>
+              </w:rPr>
+              <w:t>────────────</w:t>
             </w:r>
           </w:p>
           <w:p>
@@ -976,13 +872,7 @@
               <w:rPr>
                 <w:color w:val="334155"/>
               </w:rPr>
-              <w:t xml:space="preserve">Plateforme souveraine </w:t>
-            </w:r>
-            <w:r>
-              <w:rPr>
-                <w:color w:val="334155"/>
-              </w:rPr>
-              <w:t>d'estimation BIM 5D développée sous Google Antigravity (Gemma 4 12B, Gemini 2.5, BAEL 91).</w:t>
+              <w:t>Plateforme souveraine BIM 5D (YOLO, Shapely, IfcOpenShell, BAEL 91, Gemma 4, Gemini 2.5).</w:t>
             </w:r>
           </w:p>
           <w:p>
@@ -1008,7 +898,7 @@
               <w:rPr>
                 <w:color w:val="334155"/>
               </w:rPr>
-              <w:t>Génération DQE Excel &lt;45s (–99,2% temps, R²=0,9872 MLflow) et rendus 3D Imagen 3 + ControlNet.</w:t>
+              <w:t>Génération DQE Excel &lt;45s (–99,2% temps, R²=0,9872 MLflow), teasers 3D Veo 3 / Fal.ai.</w:t>
             </w:r>
           </w:p>
           <w:p>
@@ -1034,13 +924,13 @@
               <w:rPr>
                 <w:color w:val="334155"/>
               </w:rPr>
-              <w:t>Intégration IfcOpenShell pour maquettes BIM 5D : coûts et planni</w:t>
+              <w:t xml:space="preserve">Maquettes </w:t>
             </w:r>
             <w:r>
               <w:rPr>
                 <w:color w:val="334155"/>
               </w:rPr>
-              <w:t>ng automatisés via agents LangGraph.</w:t>
+              <w:t>IFC 5D : métrés et planning automatisés sans risque d'hallucination (normes POS / ONAC).</w:t>
             </w:r>
           </w:p>
           <w:p>
@@ -1086,7 +976,13 @@
               <w:rPr>
                 <w:color w:val="334155"/>
               </w:rPr>
-              <w:t>Système souverain DMI (Univ. Ngaoundéré) : 470 thèses, 19 projets M1, graphe Neo4j 1 366 nœuds.</w:t>
+              <w:t>Système souverain DMI (Univ. Ngaoundéré) : 470 thèses, 19 projets M1, graphe N</w:t>
+            </w:r>
+            <w:r>
+              <w:rPr>
+                <w:color w:val="334155"/>
+              </w:rPr>
+              <w:t>eo4j 1 366 nœuds.</w:t>
             </w:r>
           </w:p>
           <w:p>
@@ -1112,13 +1008,7 @@
               <w:rPr>
                 <w:color w:val="334155"/>
               </w:rPr>
-              <w:t>6 agents LangGraph orchestrés v</w:t>
-            </w:r>
-            <w:r>
-              <w:rPr>
-                <w:color w:val="334155"/>
-              </w:rPr>
-              <w:t>ia WikiSkills (critic anti-hallucination, Cypher optimizer), RRF k=60, SHA-256 No-LLM (100%).</w:t>
+              <w:t>6 agents LangGraph orchestrés via WikiSkills (critic anti-hallucination, Cypher optimizer), RRF k=60, SHA-256 No-LLM (100%).</w:t>
             </w:r>
           </w:p>
           <w:p>
@@ -1164,13 +1054,13 @@
               <w:rPr>
                 <w:color w:val="334155"/>
               </w:rPr>
-              <w:t>Moteur NL-to-SQL/Graph (PostgreSQL pgvector + Neo4j N10S, latence &lt;5s) avec guardrails ABAC</w:t>
+              <w:t xml:space="preserve">Moteur NL-to-SQL/Graph (PostgreSQL </w:t>
             </w:r>
             <w:r>
               <w:rPr>
                 <w:color w:val="334155"/>
               </w:rPr>
-              <w:t xml:space="preserve"> et SHAP Sentinel Audit.</w:t>
+              <w:t>pgvector, Neo4j N10S, Apache AGE, latence &lt;5s).</w:t>
             </w:r>
           </w:p>
           <w:p>
@@ -1196,7 +1086,7 @@
               <w:rPr>
                 <w:color w:val="334155"/>
               </w:rPr>
-              <w:t>Tableaux de bord exécutifs interactifs via Streamlit &amp; FastAPI — déployés sur cloud souverain Docker.</w:t>
+              <w:t>FastMCP Gateway, garde-fous Zod, contrôle ABAC, CrewAI et auditeur SHAP Sentinel.</w:t>
             </w:r>
           </w:p>
           <w:p>
@@ -1242,13 +1132,13 @@
               <w:rPr>
                 <w:color w:val="334155"/>
               </w:rPr>
-              <w:t xml:space="preserve">Dataset Automator : usine MLOps Antigravity (TabFM, </w:t>
+              <w:t>Dataset Automator : TabFM, PAIR WIT, bigframes, 5</w:t>
             </w:r>
             <w:r>
               <w:rPr>
                 <w:color w:val="334155"/>
               </w:rPr>
-              <w:t>BigQuery DataFrames, Data Drift KS/PSI, EU AI Act).</w:t>
+              <w:t>5 cellules CRISP-ML(Q) et EU AI Act.</w:t>
             </w:r>
           </w:p>
           <w:p>
@@ -1305,7 +1195,7 @@
             <w:r>
               <w:rPr>
                 <w:color w:val="0284C7"/>
-                <w:sz w:val="9"/>
+                <w:sz w:val="10"/>
               </w:rPr>
               <w:t>━━━━━━━━━━━━━━━━━━</w:t>
             </w:r>
@@ -1327,22 +1217,21 @@
                 <w:color w:val="0A1128"/>
                 <w:sz w:val="18"/>
               </w:rPr>
-              <w:t xml:space="preserve">Consultant IA &amp; </w:t>
-            </w:r>
-            <w:r>
-              <w:rPr>
-                <w:b/>
-                <w:color w:val="0A1128"/>
-                <w:sz w:val="18"/>
-              </w:rPr>
-              <w:t>Data Science</w:t>
+              <w:t>Consultant IA &amp; Data Science</w:t>
             </w:r>
             <w:r>
               <w:rPr>
                 <w:i/>
                 <w:color w:val="0284C7"/>
               </w:rPr>
-              <w:t xml:space="preserve">   —   Mars 2026 – Présent</w:t>
+              <w:t xml:space="preserve">   </w:t>
+            </w:r>
+            <w:r>
+              <w:rPr>
+                <w:i/>
+                <w:color w:val="0284C7"/>
+              </w:rPr>
+              <w:t>—   Mars 2026 – Présent</w:t>
             </w:r>
           </w:p>
           <w:p>
@@ -1406,13 +1295,13 @@
               <w:rPr>
                 <w:color w:val="334155"/>
               </w:rPr>
-              <w:t xml:space="preserve">Reporting décisionnel exécutif, dashboards KPI </w:t>
+              <w:t xml:space="preserve">Reporting décisionnel exécutif, dashboards KPI automatisés et </w:t>
             </w:r>
             <w:r>
               <w:rPr>
                 <w:color w:val="334155"/>
               </w:rPr>
-              <w:t>automatisés et audit explicabilité SHAP pour PME camerounaises.</w:t>
+              <w:t>audit explicabilité SHAP pour PME camerounaises.</w:t>
             </w:r>
           </w:p>
           <w:p>
@@ -1470,13 +1359,13 @@
               <w:rPr>
                 <w:color w:val="334155"/>
               </w:rPr>
-              <w:t>Évaluation des menaces, contrôle d'accès sécurisé, conformité réglementair</w:t>
+              <w:t>Évaluation des menaces, contrôle d'accès sécurisé, conformité réglementaire ICAO Annex 17</w:t>
             </w:r>
             <w:r>
               <w:rPr>
                 <w:color w:val="334155"/>
               </w:rPr>
-              <w:t>e ICAO Annex 17.</w:t>
+              <w:t>.</w:t>
             </w:r>
           </w:p>
           <w:p>
@@ -1533,7 +1422,7 @@
             <w:r>
               <w:rPr>
                 <w:color w:val="0284C7"/>
-                <w:sz w:val="9"/>
+                <w:sz w:val="10"/>
               </w:rPr>
               <w:t>━━━━━━━━━━━━━━━━━━</w:t>
             </w:r>
@@ -1555,7 +1444,7 @@
                 <w:color w:val="0A1128"/>
                 <w:sz w:val="18"/>
               </w:rPr>
-              <w:t xml:space="preserve">Master Professionnel — Intelligence </w:t>
+              <w:t xml:space="preserve">Master Professionnel — Intelligence Artificielle </w:t>
             </w:r>
             <w:r>
               <w:rPr>
@@ -1563,7 +1452,7 @@
                 <w:color w:val="0A1128"/>
                 <w:sz w:val="18"/>
               </w:rPr>
-              <w:t>Artificielle Appliquée</w:t>
+              <w:t>Appliquée</w:t>
             </w:r>
             <w:r>
               <w:rPr>
@@ -1634,13 +1523,13 @@
               <w:rPr>
                 <w:color w:val="334155"/>
               </w:rPr>
-              <w:t>Projet de recherche : système K1-MATHINFO v3</w:t>
+              <w:t>Projet de recherche : système K1-MATHINFO v3 — agent mult</w:t>
             </w:r>
             <w:r>
               <w:rPr>
                 <w:color w:val="334155"/>
               </w:rPr>
-              <w:t xml:space="preserve"> — agent multi-sources certifié OKF v0.2 (SHA-256 No-LLM).</w:t>
+              <w:t>i-sources certifié OKF v0.2 (SHA-256 No-LLM).</w:t>
             </w:r>
           </w:p>
           <w:p>
@@ -1698,13 +1587,7 @@
               <w:rPr>
                 <w:color w:val="334155"/>
               </w:rPr>
-              <w:t>Dimensionnement structures (BAEL 91), métrés &amp; gestion de projets BTP — base de l'IA appliquée à l'e</w:t>
-            </w:r>
-            <w:r>
-              <w:rPr>
-                <w:color w:val="334155"/>
-              </w:rPr>
-              <w:t>stimation.</w:t>
+              <w:t>Dimensionnement structures (BAEL 91), métrés &amp; gestion de projets BTP — base de l'IA appliquée à l'estimation.</w:t>
             </w:r>
           </w:p>
           <w:p>
@@ -1735,7 +1618,7 @@
             <w:r>
               <w:rPr>
                 <w:color w:val="0284C7"/>
-                <w:sz w:val="9"/>
+                <w:sz w:val="10"/>
               </w:rPr>
               <w:t>━━━━━━━━━━━━━━━━━━</w:t>
             </w:r>
@@ -1790,14 +1673,14 @@
                 <w:b/>
                 <w:color w:val="0A1128"/>
               </w:rPr>
-              <w:t>Google Clou</w:t>
+              <w:t>Google Cloud #AllThing</w:t>
             </w:r>
             <w:r>
               <w:rPr>
                 <w:b/>
                 <w:color w:val="0A1128"/>
               </w:rPr>
-              <w:t>d #AllThingsAgentic Hackathon</w:t>
+              <w:t>sAgentic Hackathon</w:t>
             </w:r>
             <w:r>
               <w:rPr>
@@ -14456,7 +14339,7 @@
 </file>
 
 <file path=customXml/itemProps1.xml><?xml version="1.0" encoding="utf-8"?>
-<ds:datastoreItem xmlns:ds="http://schemas.openxmlformats.org/officeDocument/2006/customXml" ds:itemID="{BB7C62EA-9ECC-4964-92EC-595309C5A06D}">
+<ds:datastoreItem xmlns:ds="http://schemas.openxmlformats.org/officeDocument/2006/customXml" ds:itemID="{639B5D17-9F66-4B8E-82D8-03D47C2AA034}">
   <ds:schemaRefs>
     <ds:schemaRef ds:uri="http://schemas.openxmlformats.org/officeDocument/2006/bibliography"/>
   </ds:schemaRefs>

--- a/KOA_MARIE_GERVAIS_NELLY_CV_FR.docx
+++ b/KOA_MARIE_GERVAIS_NELLY_CV_FR.docx
@@ -1647,13 +1647,13 @@
                 <w:b/>
                 <w:color w:val="0A1128"/>
               </w:rPr>
-              <w:t>Certificat d'Excellence &amp; Intégrité CCAA (2023)</w:t>
+              <w:t>Attestation d'Excellence &amp; Intégrité CCAA (2023)</w:t>
             </w:r>
             <w:r>
               <w:rPr>
                 <w:color w:val="334155"/>
               </w:rPr>
-              <w:t xml:space="preserve">  —  Décerné par le Directeur Général pour performance et déontologie opérationnelle.</w:t>
+              <w:t xml:space="preserve">  —  Décernée par le Directeur Général pour performance et déontologie opérationnelle.</w:t>
             </w:r>
           </w:p>
           <w:p>
@@ -1673,14 +1673,14 @@
                 <w:b/>
                 <w:color w:val="0A1128"/>
               </w:rPr>
-              <w:t>Google Cloud #AllThing</w:t>
+              <w:t>Google Cloud #AllThi</w:t>
             </w:r>
             <w:r>
               <w:rPr>
                 <w:b/>
                 <w:color w:val="0A1128"/>
               </w:rPr>
-              <w:t>sAgentic Hackathon</w:t>
+              <w:t>ngsAgentic Hackathon</w:t>
             </w:r>
             <w:r>
               <w:rPr>
@@ -14339,7 +14339,7 @@
 </file>
 
 <file path=customXml/itemProps1.xml><?xml version="1.0" encoding="utf-8"?>
-<ds:datastoreItem xmlns:ds="http://schemas.openxmlformats.org/officeDocument/2006/customXml" ds:itemID="{639B5D17-9F66-4B8E-82D8-03D47C2AA034}">
+<ds:datastoreItem xmlns:ds="http://schemas.openxmlformats.org/officeDocument/2006/customXml" ds:itemID="{3580A311-F807-4A7F-BAAC-10397CE1897F}">
   <ds:schemaRefs>
     <ds:schemaRef ds:uri="http://schemas.openxmlformats.org/officeDocument/2006/bibliography"/>
   </ds:schemaRefs>

--- a/KOA_MARIE_GERVAIS_NELLY_CV_FR.docx
+++ b/KOA_MARIE_GERVAIS_NELLY_CV_FR.docx
@@ -8,22 +8,23 @@
         <w:tblLook w:val="04A0" w:firstRow="1" w:lastRow="0" w:firstColumn="1" w:lastColumn="0" w:noHBand="0" w:noVBand="1"/>
       </w:tblPr>
       <w:tblGrid>
-        <w:gridCol w:w="3744"/>
-        <w:gridCol w:w="8165"/>
+        <w:gridCol w:w="3715"/>
+        <w:gridCol w:w="8194"/>
       </w:tblGrid>
       <w:tr>
         <w:trPr>
-          <w:trHeight w:val="16300"/>
+          <w:cantSplit/>
+          <w:trHeight w:val="15400"/>
         </w:trPr>
         <w:tc>
           <w:tcPr>
-            <w:tcW w:w="3744" w:type="dxa"/>
+            <w:tcW w:w="3715" w:type="dxa"/>
             <w:shd w:val="clear" w:color="auto" w:fill="0F172A"/>
             <w:tcMar>
-              <w:top w:w="260" w:type="dxa"/>
-              <w:left w:w="500" w:type="dxa"/>
-              <w:bottom w:w="230" w:type="dxa"/>
-              <w:right w:w="420" w:type="dxa"/>
+              <w:top w:w="180" w:type="dxa"/>
+              <w:left w:w="440" w:type="dxa"/>
+              <w:bottom w:w="140" w:type="dxa"/>
+              <w:right w:w="180" w:type="dxa"/>
             </w:tcMar>
           </w:tcPr>
           <w:p>
@@ -40,7 +41,7 @@
               </w:rPr>
               <w:drawing>
                 <wp:inline distT="0" distB="0" distL="0" distR="0">
-                  <wp:extent cx="1463040" cy="1463040"/>
+                  <wp:extent cx="1298448" cy="1298448"/>
                   <wp:effectExtent l="0" t="0" r="0" b="0"/>
                   <wp:docPr id="1" name="Picture 1"/>
                   <wp:cNvGraphicFramePr>
@@ -62,7 +63,7 @@
                         <pic:spPr>
                           <a:xfrm>
                             <a:off x="0" y="0"/>
-                            <a:ext cx="1463040" cy="1463040"/>
+                            <a:ext cx="1298448" cy="1298448"/>
                           </a:xfrm>
                           <a:prstGeom prst="rect">
                             <a:avLst/>
@@ -77,621 +78,701 @@
           </w:p>
           <w:p>
             <w:pPr>
-              <w:spacing w:before="70" w:after="0"/>
+              <w:spacing w:before="60" w:after="0"/>
               <w:jc w:val="center"/>
             </w:pPr>
             <w:r>
               <w:rPr>
                 <w:b/>
                 <w:color w:val="38BDF8"/>
-                <w:sz w:val="14"/>
+                <w:sz w:val="13"/>
               </w:rPr>
               <w:t>◈  LEAD AI ENGINEER</w:t>
+            </w:r>
+          </w:p>
+          <w:p>
+            <w:pPr>
+              <w:spacing w:after="30"/>
+              <w:jc w:val="center"/>
+            </w:pPr>
+            <w:r>
+              <w:rPr>
+                <w:color w:val="64748B"/>
+                <w:sz w:val="12"/>
+              </w:rPr>
+              <w:t>Fondateur  ·  Archi Cam AI</w:t>
+            </w:r>
+          </w:p>
+          <w:p>
+            <w:pPr>
+              <w:spacing w:before="84" w:after="0"/>
+              <w:ind w:left="120"/>
+            </w:pPr>
+            <w:r>
+              <w:rPr>
+                <w:b/>
+                <w:color w:val="38BDF8"/>
+              </w:rPr>
+              <w:t>CONTACT &amp; PROFILS</w:t>
+            </w:r>
+          </w:p>
+          <w:p>
+            <w:pPr>
+              <w:spacing w:before="4" w:after="24"/>
+              <w:ind w:left="120"/>
+            </w:pPr>
+            <w:r>
+              <w:rPr>
+                <w:color w:val="0284C7"/>
+                <w:sz w:val="9"/>
+              </w:rPr>
+              <w:t>━━━━━━━━━━━━━━━━━</w:t>
+            </w:r>
+          </w:p>
+          <w:p>
+            <w:pPr>
+              <w:spacing w:after="20" w:line="252" w:lineRule="auto"/>
+              <w:ind w:left="120"/>
+            </w:pPr>
+            <w:r>
+              <w:rPr>
+                <w:color w:val="F8FAFC"/>
+                <w:sz w:val="15"/>
+              </w:rPr>
+              <w:t>✉</w:t>
+            </w:r>
+            <w:r>
+              <w:rPr>
+                <w:color w:val="F8FAFC"/>
+                <w:sz w:val="15"/>
+              </w:rPr>
+              <w:t xml:space="preserve">  contact@archicam-ai.com</w:t>
+            </w:r>
+          </w:p>
+          <w:p>
+            <w:pPr>
+              <w:spacing w:after="20" w:line="252" w:lineRule="auto"/>
+              <w:ind w:left="120"/>
+            </w:pPr>
+            <w:r>
+              <w:rPr>
+                <w:color w:val="F8FAFC"/>
+                <w:sz w:val="15"/>
+              </w:rPr>
+              <w:t>✆</w:t>
+            </w:r>
+            <w:r>
+              <w:rPr>
+                <w:color w:val="F8FAFC"/>
+                <w:sz w:val="15"/>
+              </w:rPr>
+              <w:t xml:space="preserve">  +237 695 35 34 02</w:t>
+            </w:r>
+          </w:p>
+          <w:p>
+            <w:pPr>
+              <w:spacing w:after="20" w:line="252" w:lineRule="auto"/>
+              <w:ind w:left="120"/>
+            </w:pPr>
+            <w:r>
+              <w:rPr>
+                <w:color w:val="F8FAFC"/>
+                <w:sz w:val="15"/>
+              </w:rPr>
+              <w:t>⌂</w:t>
+            </w:r>
+            <w:r>
+              <w:rPr>
+                <w:color w:val="F8FAFC"/>
+                <w:sz w:val="15"/>
+              </w:rPr>
+              <w:t xml:space="preserve">  Douala / Ngaoundéré, CM</w:t>
+            </w:r>
+          </w:p>
+          <w:p>
+            <w:pPr>
+              <w:spacing w:after="20" w:line="252" w:lineRule="auto"/>
+              <w:ind w:left="120"/>
+            </w:pPr>
+            <w:r>
+              <w:rPr>
+                <w:color w:val="F8FAFC"/>
+                <w:sz w:val="15"/>
+              </w:rPr>
+              <w:t>🌐</w:t>
+            </w:r>
+            <w:r>
+              <w:rPr>
+                <w:color w:val="F8FAFC"/>
+                <w:sz w:val="15"/>
+              </w:rPr>
+              <w:t xml:space="preserve">  archicam-ai.com</w:t>
+            </w:r>
+          </w:p>
+          <w:p>
+            <w:pPr>
+              <w:spacing w:after="20" w:line="252" w:lineRule="auto"/>
+              <w:ind w:left="120"/>
+            </w:pPr>
+            <w:r>
+              <w:rPr>
+                <w:color w:val="F8FAFC"/>
+                <w:sz w:val="15"/>
+              </w:rPr>
+              <w:t>💼</w:t>
+            </w:r>
+            <w:r>
+              <w:rPr>
+                <w:color w:val="F8FAFC"/>
+                <w:sz w:val="15"/>
+              </w:rPr>
+              <w:t xml:space="preserve">  linkedin.com/in/marie-gervais-koa</w:t>
+            </w:r>
+          </w:p>
+          <w:p>
+            <w:pPr>
+              <w:spacing w:before="84" w:after="0"/>
+              <w:ind w:left="120"/>
+            </w:pPr>
+            <w:r>
+              <w:rPr>
+                <w:b/>
+                <w:color w:val="38BDF8"/>
+              </w:rPr>
+              <w:t>IA &amp; LLM STACK</w:t>
+            </w:r>
+          </w:p>
+          <w:p>
+            <w:pPr>
+              <w:spacing w:before="4" w:after="24"/>
+              <w:ind w:left="120"/>
+            </w:pPr>
+            <w:r>
+              <w:rPr>
+                <w:color w:val="0284C7"/>
+                <w:sz w:val="9"/>
+              </w:rPr>
+              <w:t>━━━━━━━━━━━━━━━━━</w:t>
+            </w:r>
+          </w:p>
+          <w:p>
+            <w:pPr>
+              <w:spacing w:after="20" w:line="252" w:lineRule="auto"/>
+              <w:ind w:left="120"/>
+            </w:pPr>
+            <w:r>
+              <w:rPr>
+                <w:color w:val="F8FAFC"/>
+                <w:sz w:val="15"/>
+              </w:rPr>
+              <w:t>Google Antigravity IDE  ■ ■ ■ ■ ■</w:t>
+            </w:r>
+          </w:p>
+          <w:p>
+            <w:pPr>
+              <w:spacing w:after="20" w:line="252" w:lineRule="auto"/>
+              <w:ind w:left="120"/>
+            </w:pPr>
+            <w:r>
+              <w:rPr>
+                <w:color w:val="F8FAFC"/>
+                <w:sz w:val="15"/>
+              </w:rPr>
+              <w:t>LangGraph &amp; CrewAI      ■ ■ ■ ■ ■</w:t>
+            </w:r>
+          </w:p>
+          <w:p>
+            <w:pPr>
+              <w:spacing w:after="20" w:line="252" w:lineRule="auto"/>
+              <w:ind w:left="120"/>
+            </w:pPr>
+            <w:r>
+              <w:rPr>
+                <w:color w:val="F8FAFC"/>
+                <w:sz w:val="15"/>
+              </w:rPr>
+              <w:t>Google Gemma 4 (12B)    ■ ■ ■ ■ ■</w:t>
+            </w:r>
+          </w:p>
+          <w:p>
+            <w:pPr>
+              <w:spacing w:after="20" w:line="252" w:lineRule="auto"/>
+              <w:ind w:left="120"/>
+            </w:pPr>
+            <w:r>
+              <w:rPr>
+                <w:color w:val="F8FAFC"/>
+                <w:sz w:val="15"/>
+              </w:rPr>
+              <w:t>Gemini 2.5 / 1.5 Pro    ■ ■ ■ ■ ■</w:t>
+            </w:r>
+          </w:p>
+          <w:p>
+            <w:pPr>
+              <w:spacing w:after="20" w:line="252" w:lineRule="auto"/>
+              <w:ind w:left="120"/>
+            </w:pPr>
+            <w:r>
+              <w:rPr>
+                <w:color w:val="F8FAFC"/>
+                <w:sz w:val="15"/>
+              </w:rPr>
+              <w:t>Google TabFM (Tabular)  ■ ■ ■ ■ ■</w:t>
+            </w:r>
+          </w:p>
+          <w:p>
+            <w:pPr>
+              <w:spacing w:after="20" w:line="252" w:lineRule="auto"/>
+              <w:ind w:left="120"/>
+            </w:pPr>
+            <w:r>
+              <w:rPr>
+                <w:color w:val="F8FAFC"/>
+                <w:sz w:val="15"/>
+              </w:rPr>
+              <w:t>FastMCP &amp; Genkit        ■ ■ ■ ■ ■</w:t>
+            </w:r>
+          </w:p>
+          <w:p>
+            <w:pPr>
+              <w:spacing w:after="20" w:line="252" w:lineRule="auto"/>
+              <w:ind w:left="120"/>
+            </w:pPr>
+            <w:r>
+              <w:rPr>
+                <w:color w:val="F8FAFC"/>
+                <w:sz w:val="15"/>
+              </w:rPr>
+              <w:t>Neo4j GraphRAG — Agent K1</w:t>
+            </w:r>
+          </w:p>
+          <w:p>
+            <w:pPr>
+              <w:spacing w:before="84" w:after="0"/>
+              <w:ind w:left="120"/>
+            </w:pPr>
+            <w:r>
+              <w:rPr>
+                <w:b/>
+                <w:color w:val="38BDF8"/>
+              </w:rPr>
+              <w:t>DATA &amp; GRAPHES</w:t>
+            </w:r>
+          </w:p>
+          <w:p>
+            <w:pPr>
+              <w:spacing w:before="4" w:after="24"/>
+              <w:ind w:left="120"/>
+            </w:pPr>
+            <w:r>
+              <w:rPr>
+                <w:color w:val="0284C7"/>
+                <w:sz w:val="9"/>
+              </w:rPr>
+              <w:t>━━━━━━━━━━━━━━━━━</w:t>
+            </w:r>
+          </w:p>
+          <w:p>
+            <w:pPr>
+              <w:spacing w:after="20" w:line="252" w:lineRule="auto"/>
+              <w:ind w:left="120"/>
+            </w:pPr>
+            <w:r>
+              <w:rPr>
+                <w:color w:val="F8FAFC"/>
+                <w:sz w:val="15"/>
+              </w:rPr>
+              <w:t>Neo4j / Cypher Graph    ■ ■ ■ ■ ■</w:t>
+            </w:r>
+          </w:p>
+          <w:p>
+            <w:pPr>
+              <w:spacing w:after="20" w:line="252" w:lineRule="auto"/>
+              <w:ind w:left="120"/>
+            </w:pPr>
+            <w:r>
+              <w:rPr>
+                <w:color w:val="F8FAFC"/>
+                <w:sz w:val="15"/>
+              </w:rPr>
+              <w:t>PostgreSQL / pgvector   ■ ■ ■ ■ ■</w:t>
+            </w:r>
+          </w:p>
+          <w:p>
+            <w:pPr>
+              <w:spacing w:after="20" w:line="252" w:lineRule="auto"/>
+              <w:ind w:left="120"/>
+            </w:pPr>
+            <w:r>
+              <w:rPr>
+                <w:color w:val="F8FAFC"/>
+                <w:sz w:val="15"/>
+              </w:rPr>
+              <w:t>Apache AGE &amp; DuckDB     ■ ■ ■ ■ □</w:t>
+            </w:r>
+          </w:p>
+          <w:p>
+            <w:pPr>
+              <w:spacing w:after="20" w:line="252" w:lineRule="auto"/>
+              <w:ind w:left="120"/>
+            </w:pPr>
+            <w:r>
+              <w:rPr>
+                <w:color w:val="F8FAFC"/>
+                <w:sz w:val="15"/>
+              </w:rPr>
+              <w:t>BigQuery DataFrames     ■ ■ ■ ■ □</w:t>
+            </w:r>
+          </w:p>
+          <w:p>
+            <w:pPr>
+              <w:spacing w:after="20" w:line="252" w:lineRule="auto"/>
+              <w:ind w:left="120"/>
+            </w:pPr>
+            <w:r>
+              <w:rPr>
+                <w:color w:val="F8FAFC"/>
+                <w:sz w:val="15"/>
+              </w:rPr>
+              <w:t>Pandas / NumPy ETL      ■ ■ ■ ■ ■</w:t>
+            </w:r>
+          </w:p>
+          <w:p>
+            <w:pPr>
+              <w:spacing w:before="84" w:after="0"/>
+              <w:ind w:left="120"/>
+            </w:pPr>
+            <w:r>
+              <w:rPr>
+                <w:b/>
+                <w:color w:val="38BDF8"/>
+              </w:rPr>
+              <w:t>DEV &amp; MLOPS</w:t>
+            </w:r>
+          </w:p>
+          <w:p>
+            <w:pPr>
+              <w:spacing w:before="4" w:after="24"/>
+              <w:ind w:left="120"/>
+            </w:pPr>
+            <w:r>
+              <w:rPr>
+                <w:color w:val="0284C7"/>
+                <w:sz w:val="9"/>
+              </w:rPr>
+              <w:t>━━━━━━━━━━━━━━━━━</w:t>
+            </w:r>
+          </w:p>
+          <w:p>
+            <w:pPr>
+              <w:spacing w:after="20" w:line="252" w:lineRule="auto"/>
+              <w:ind w:left="120"/>
+            </w:pPr>
+            <w:r>
+              <w:rPr>
+                <w:color w:val="F8FAFC"/>
+                <w:sz w:val="15"/>
+              </w:rPr>
+              <w:t>Python 3.11+ / MLOps    ■ ■ ■ ■ ■</w:t>
+            </w:r>
+          </w:p>
+          <w:p>
+            <w:pPr>
+              <w:spacing w:after="20" w:line="252" w:lineRule="auto"/>
+              <w:ind w:left="120"/>
+            </w:pPr>
+            <w:r>
+              <w:rPr>
+                <w:color w:val="F8FAFC"/>
+                <w:sz w:val="15"/>
+              </w:rPr>
+              <w:t>Fast</w:t>
+            </w:r>
+            <w:r>
+              <w:rPr>
+                <w:color w:val="F8FAFC"/>
+                <w:sz w:val="15"/>
+              </w:rPr>
+              <w:t>API / Next.js 14    ■ ■ ■ ■ □</w:t>
+            </w:r>
+          </w:p>
+          <w:p>
+            <w:pPr>
+              <w:spacing w:after="20" w:line="252" w:lineRule="auto"/>
+              <w:ind w:left="120"/>
+            </w:pPr>
+            <w:r>
+              <w:rPr>
+                <w:color w:val="F8FAFC"/>
+                <w:sz w:val="15"/>
+              </w:rPr>
+              <w:t>MLflow &amp; Data Drift     ■ ■ ■ ■ □</w:t>
+            </w:r>
+          </w:p>
+          <w:p>
+            <w:pPr>
+              <w:spacing w:after="20" w:line="252" w:lineRule="auto"/>
+              <w:ind w:left="120"/>
+            </w:pPr>
+            <w:r>
+              <w:rPr>
+                <w:color w:val="F8FAFC"/>
+                <w:sz w:val="15"/>
+              </w:rPr>
+              <w:t>SHAP Sentinel Audit     ■ ■ ■ ■ ■</w:t>
+            </w:r>
+          </w:p>
+          <w:p>
+            <w:pPr>
+              <w:spacing w:after="20" w:line="252" w:lineRule="auto"/>
+              <w:ind w:left="120"/>
+            </w:pPr>
+            <w:r>
+              <w:rPr>
+                <w:color w:val="F8FAFC"/>
+                <w:sz w:val="15"/>
+              </w:rPr>
+              <w:t>IfcOpenShell &amp; Shapely  ■ ■ ■ ■ □</w:t>
+            </w:r>
+          </w:p>
+          <w:p>
+            <w:pPr>
+              <w:spacing w:after="20" w:line="252" w:lineRule="auto"/>
+              <w:ind w:left="120"/>
+            </w:pPr>
+            <w:r>
+              <w:rPr>
+                <w:color w:val="F8FAFC"/>
+                <w:sz w:val="15"/>
+              </w:rPr>
+              <w:t>Docker &amp; Pytest         ■ ■ ■ ■ ■</w:t>
+            </w:r>
+          </w:p>
+          <w:p>
+            <w:pPr>
+              <w:spacing w:before="84" w:after="0"/>
+              <w:ind w:left="120"/>
+            </w:pPr>
+            <w:r>
+              <w:rPr>
+                <w:b/>
+                <w:color w:val="38BDF8"/>
+              </w:rPr>
+              <w:t>ÉTHIQUE, SÛRETÉ &amp; AUDIT</w:t>
+            </w:r>
+          </w:p>
+          <w:p>
+            <w:pPr>
+              <w:spacing w:before="4" w:after="24"/>
+              <w:ind w:left="120"/>
+            </w:pPr>
+            <w:r>
+              <w:rPr>
+                <w:color w:val="0284C7"/>
+                <w:sz w:val="9"/>
+              </w:rPr>
+              <w:t>━━━━━━━━━━━━━━━━━</w:t>
+            </w:r>
+          </w:p>
+          <w:p>
+            <w:pPr>
+              <w:spacing w:after="20" w:line="252" w:lineRule="auto"/>
+              <w:ind w:left="120"/>
+            </w:pPr>
+            <w:r>
+              <w:rPr>
+                <w:color w:val="F8FAFC"/>
+                <w:sz w:val="15"/>
+              </w:rPr>
+              <w:t>◈ Attestation Excellence CCAA '23</w:t>
+            </w:r>
+          </w:p>
+          <w:p>
+            <w:pPr>
+              <w:spacing w:after="20" w:line="252" w:lineRule="auto"/>
+              <w:ind w:left="120"/>
+            </w:pPr>
+            <w:r>
+              <w:rPr>
+                <w:color w:val="F8FAFC"/>
+                <w:sz w:val="15"/>
+              </w:rPr>
+              <w:t xml:space="preserve">◈ Agent AVSEC </w:t>
+            </w:r>
+            <w:r>
+              <w:rPr>
+                <w:color w:val="F8FAFC"/>
+                <w:sz w:val="15"/>
+              </w:rPr>
+              <w:t>(Annexe 17 OACI)</w:t>
+            </w:r>
+          </w:p>
+          <w:p>
+            <w:pPr>
+              <w:spacing w:after="20" w:line="252" w:lineRule="auto"/>
+              <w:ind w:left="120"/>
+            </w:pPr>
+            <w:r>
+              <w:rPr>
+                <w:color w:val="F8FAFC"/>
+                <w:sz w:val="15"/>
+              </w:rPr>
+              <w:t>◈ Éthique IA &amp; Anti-Hallucination</w:t>
+            </w:r>
+          </w:p>
+          <w:p>
+            <w:pPr>
+              <w:spacing w:after="20" w:line="252" w:lineRule="auto"/>
+              <w:ind w:left="120"/>
+            </w:pPr>
+            <w:r>
+              <w:rPr>
+                <w:color w:val="F8FAFC"/>
+                <w:sz w:val="15"/>
+              </w:rPr>
+              <w:t>◈ OKF v0.2 SHA-256 No-LLM</w:t>
+            </w:r>
+          </w:p>
+          <w:p>
+            <w:pPr>
+              <w:spacing w:after="20" w:line="252" w:lineRule="auto"/>
+              <w:ind w:left="120"/>
+            </w:pPr>
+            <w:r>
+              <w:rPr>
+                <w:color w:val="F8FAFC"/>
+                <w:sz w:val="15"/>
+              </w:rPr>
+              <w:t>◈ Conformité EU AI Act (RSASSA)</w:t>
+            </w:r>
+          </w:p>
+          <w:p>
+            <w:pPr>
+              <w:spacing w:before="84" w:after="0"/>
+              <w:ind w:left="120"/>
+            </w:pPr>
+            <w:r>
+              <w:rPr>
+                <w:b/>
+                <w:color w:val="38BDF8"/>
+              </w:rPr>
+              <w:t>LANGUES</w:t>
+            </w:r>
+          </w:p>
+          <w:p>
+            <w:pPr>
+              <w:spacing w:before="4" w:after="24"/>
+              <w:ind w:left="120"/>
+            </w:pPr>
+            <w:r>
+              <w:rPr>
+                <w:color w:val="0284C7"/>
+                <w:sz w:val="9"/>
+              </w:rPr>
+              <w:t>━━━━━━━━━━━━━━━━━</w:t>
+            </w:r>
+          </w:p>
+          <w:p>
+            <w:pPr>
+              <w:spacing w:after="20" w:line="252" w:lineRule="auto"/>
+              <w:ind w:left="120"/>
+            </w:pPr>
+            <w:r>
+              <w:rPr>
+                <w:color w:val="F8FAFC"/>
+                <w:sz w:val="15"/>
+              </w:rPr>
+              <w:t>Français  —  Courant / Natif</w:t>
+            </w:r>
+          </w:p>
+          <w:p>
+            <w:pPr>
+              <w:spacing w:after="20" w:line="252" w:lineRule="auto"/>
+              <w:ind w:left="120"/>
+            </w:pPr>
+            <w:r>
+              <w:rPr>
+                <w:color w:val="F8FAFC"/>
+                <w:sz w:val="15"/>
+              </w:rPr>
+              <w:t>Anglais   —  Bases fonctionnelles (outils &amp; doc.)</w:t>
+            </w:r>
+          </w:p>
+        </w:tc>
+        <w:tc>
+          <w:tcPr>
+            <w:tcW w:w="8194" w:type="dxa"/>
+            <w:tcMar>
+              <w:top w:w="180" w:type="dxa"/>
+              <w:left w:w="200" w:type="dxa"/>
+              <w:bottom w:w="100" w:type="dxa"/>
+              <w:right w:w="220" w:type="dxa"/>
+            </w:tcMar>
+          </w:tcPr>
+          <w:p>
+            <w:pPr>
+              <w:spacing w:after="10"/>
+            </w:pPr>
+            <w:r>
+              <w:rPr>
+                <w:b/>
+                <w:color w:val="0A1128"/>
+                <w:sz w:val="40"/>
+              </w:rPr>
+              <w:t>KOA MARIE GERVAIS NELLY</w:t>
+            </w:r>
+          </w:p>
+          <w:p>
+            <w:pPr>
+              <w:spacing w:after="16"/>
+            </w:pPr>
+            <w:r>
+              <w:rPr>
+                <w:b/>
+                <w:color w:val="0284C7"/>
+                <w:sz w:val="18"/>
+              </w:rPr>
+              <w:t>Lead AI Engineer &amp;</w:t>
+            </w:r>
+            <w:r>
+              <w:rPr>
+                <w:b/>
+                <w:color w:val="0284C7"/>
+                <w:sz w:val="18"/>
+              </w:rPr>
+              <w:t xml:space="preserve"> Consultant IA / Data   │   Fondateur @ Archi Cam AI</w:t>
             </w:r>
           </w:p>
           <w:p>
             <w:pPr>
               <w:spacing w:after="40"/>
-              <w:jc w:val="center"/>
             </w:pPr>
             <w:r>
               <w:rPr>
-                <w:color w:val="64748B"/>
-                <w:sz w:val="13"/>
-              </w:rPr>
-              <w:t>Fondateur  ·  Archi Cam AI</w:t>
+                <w:color w:val="0284C7"/>
+                <w:sz w:val="10"/>
+              </w:rPr>
+              <w:t>──────────────────────────────────────────────────────────────────────</w:t>
             </w:r>
           </w:p>
           <w:p>
             <w:pPr>
-              <w:spacing w:before="110" w:after="0"/>
+              <w:spacing w:before="52" w:after="2"/>
             </w:pPr>
             <w:r>
               <w:rPr>
                 <w:b/>
-                <w:color w:val="38BDF8"/>
-              </w:rPr>
-              <w:t>CONTACT &amp; PROFILS</w:t>
-            </w:r>
-          </w:p>
-          <w:p>
-            <w:pPr>
-              <w:spacing w:before="10" w:after="40"/>
-            </w:pPr>
-            <w:r>
-              <w:rPr>
                 <w:color w:val="0284C7"/>
-                <w:sz w:val="10"/>
-              </w:rPr>
-              <w:t>━━━━━━━━━━━━━━━━━━━━</w:t>
-            </w:r>
-          </w:p>
-          <w:p>
-            <w:pPr>
-              <w:spacing w:after="32" w:line="259" w:lineRule="auto"/>
-            </w:pPr>
-            <w:r>
-              <w:rPr>
-                <w:color w:val="F8FAFC"/>
-                <w:sz w:val="15"/>
-              </w:rPr>
-              <w:t>✉</w:t>
-            </w:r>
-            <w:r>
-              <w:rPr>
-                <w:color w:val="F8FAFC"/>
-                <w:sz w:val="15"/>
-              </w:rPr>
-              <w:t xml:space="preserve">  contact@archicam-ai.com</w:t>
-            </w:r>
-          </w:p>
-          <w:p>
-            <w:pPr>
-              <w:spacing w:after="32" w:line="259" w:lineRule="auto"/>
-            </w:pPr>
-            <w:r>
-              <w:rPr>
-                <w:color w:val="F8FAFC"/>
-                <w:sz w:val="15"/>
-              </w:rPr>
-              <w:t>✆</w:t>
-            </w:r>
-            <w:r>
-              <w:rPr>
-                <w:color w:val="F8FAFC"/>
-                <w:sz w:val="15"/>
-              </w:rPr>
-              <w:t xml:space="preserve">  +237 695 35 34 02</w:t>
-            </w:r>
-          </w:p>
-          <w:p>
-            <w:pPr>
-              <w:spacing w:after="32" w:line="259" w:lineRule="auto"/>
-            </w:pPr>
-            <w:r>
-              <w:rPr>
-                <w:color w:val="F8FAFC"/>
-                <w:sz w:val="15"/>
-              </w:rPr>
-              <w:t>⌂</w:t>
-            </w:r>
-            <w:r>
-              <w:rPr>
-                <w:color w:val="F8FAFC"/>
-                <w:sz w:val="15"/>
-              </w:rPr>
-              <w:t xml:space="preserve">  Douala / Ngaoundéré, CM</w:t>
-            </w:r>
-          </w:p>
-          <w:p>
-            <w:pPr>
-              <w:spacing w:after="32" w:line="259" w:lineRule="auto"/>
-            </w:pPr>
-            <w:r>
-              <w:rPr>
-                <w:color w:val="F8FAFC"/>
-                <w:sz w:val="15"/>
-              </w:rPr>
-              <w:t>🌐</w:t>
-            </w:r>
-            <w:r>
-              <w:rPr>
-                <w:color w:val="F8FAFC"/>
-                <w:sz w:val="15"/>
-              </w:rPr>
-              <w:t xml:space="preserve">  archicam-ai.com</w:t>
-            </w:r>
-          </w:p>
-          <w:p>
-            <w:pPr>
-              <w:spacing w:after="32" w:line="259" w:lineRule="auto"/>
-            </w:pPr>
-            <w:r>
-              <w:rPr>
-                <w:color w:val="F8FAFC"/>
-                <w:sz w:val="15"/>
-              </w:rPr>
-              <w:t>💼</w:t>
-            </w:r>
-            <w:r>
-              <w:rPr>
-                <w:color w:val="F8FAFC"/>
-                <w:sz w:val="15"/>
-              </w:rPr>
-              <w:t xml:space="preserve">  linkedin.com/in/marie-gervais-koa</w:t>
-            </w:r>
-          </w:p>
-          <w:p>
-            <w:pPr>
-              <w:spacing w:before="110" w:after="0"/>
-            </w:pPr>
-            <w:r>
-              <w:rPr>
-                <w:b/>
-                <w:color w:val="38BDF8"/>
-              </w:rPr>
-              <w:t>IA &amp; LLM STACK</w:t>
-            </w:r>
-          </w:p>
-          <w:p>
-            <w:pPr>
-              <w:spacing w:before="10" w:after="40"/>
-            </w:pPr>
-            <w:r>
-              <w:rPr>
-                <w:color w:val="0284C7"/>
-                <w:sz w:val="10"/>
-              </w:rPr>
-              <w:t>━━━━━━━━━━━━━━━━━━━━</w:t>
-            </w:r>
-          </w:p>
-          <w:p>
-            <w:pPr>
-              <w:spacing w:after="32" w:line="259" w:lineRule="auto"/>
-            </w:pPr>
-            <w:r>
-              <w:rPr>
-                <w:color w:val="F8FAFC"/>
-                <w:sz w:val="15"/>
-              </w:rPr>
-              <w:t>Google Antigravity IDE  ■ ■ ■ ■ ■</w:t>
-            </w:r>
-          </w:p>
-          <w:p>
-            <w:pPr>
-              <w:spacing w:after="32" w:line="259" w:lineRule="auto"/>
-            </w:pPr>
-            <w:r>
-              <w:rPr>
-                <w:color w:val="F8FAFC"/>
-                <w:sz w:val="15"/>
-              </w:rPr>
-              <w:t>LangGraph &amp; CrewAI      ■ ■ ■ ■ ■</w:t>
-            </w:r>
-          </w:p>
-          <w:p>
-            <w:pPr>
-              <w:spacing w:after="32" w:line="259" w:lineRule="auto"/>
-            </w:pPr>
-            <w:r>
-              <w:rPr>
-                <w:color w:val="F8FAFC"/>
-                <w:sz w:val="15"/>
-              </w:rPr>
-              <w:t>Google Gemma 4 (12B)    ■ ■ ■ ■ ■</w:t>
-            </w:r>
-          </w:p>
-          <w:p>
-            <w:pPr>
-              <w:spacing w:after="32" w:line="259" w:lineRule="auto"/>
-            </w:pPr>
-            <w:r>
-              <w:rPr>
-                <w:color w:val="F8FAFC"/>
-                <w:sz w:val="15"/>
-              </w:rPr>
-              <w:t>Gemini 2.5 / 1.5 Pro    ■ ■ ■ ■ ■</w:t>
-            </w:r>
-          </w:p>
-          <w:p>
-            <w:pPr>
-              <w:spacing w:after="32" w:line="259" w:lineRule="auto"/>
-            </w:pPr>
-            <w:r>
-              <w:rPr>
-                <w:color w:val="F8FAFC"/>
-                <w:sz w:val="15"/>
-              </w:rPr>
-              <w:t>Google TabFM (Tabular)  ■ ■ ■ ■ ■</w:t>
-            </w:r>
-          </w:p>
-          <w:p>
-            <w:pPr>
-              <w:spacing w:after="32" w:line="259" w:lineRule="auto"/>
-            </w:pPr>
-            <w:r>
-              <w:rPr>
-                <w:color w:val="F8FAFC"/>
-                <w:sz w:val="15"/>
-              </w:rPr>
-              <w:t>FastMCP &amp; Genkit        ■ ■ ■ ■ ■</w:t>
-            </w:r>
-          </w:p>
-          <w:p>
-            <w:pPr>
-              <w:spacing w:after="32" w:line="259" w:lineRule="auto"/>
-            </w:pPr>
-            <w:r>
-              <w:rPr>
-                <w:color w:val="F8FAFC"/>
-                <w:sz w:val="15"/>
-              </w:rPr>
-              <w:t>Neo4j GraphRAG — Agent K1</w:t>
-            </w:r>
-          </w:p>
-          <w:p>
-            <w:pPr>
-              <w:spacing w:before="110" w:after="0"/>
-            </w:pPr>
-            <w:r>
-              <w:rPr>
-                <w:b/>
-                <w:color w:val="38BDF8"/>
-              </w:rPr>
-              <w:t xml:space="preserve">DATA </w:t>
-            </w:r>
-            <w:r>
-              <w:rPr>
-                <w:b/>
-                <w:color w:val="38BDF8"/>
-              </w:rPr>
-              <w:t>&amp; GRAPHES</w:t>
-            </w:r>
-          </w:p>
-          <w:p>
-            <w:pPr>
-              <w:spacing w:before="10" w:after="40"/>
-            </w:pPr>
-            <w:r>
-              <w:rPr>
-                <w:color w:val="0284C7"/>
-                <w:sz w:val="10"/>
-              </w:rPr>
-              <w:t>━━━━━━━━━━━━━━━━━━━━</w:t>
-            </w:r>
-          </w:p>
-          <w:p>
-            <w:pPr>
-              <w:spacing w:after="32" w:line="259" w:lineRule="auto"/>
-            </w:pPr>
-            <w:r>
-              <w:rPr>
-                <w:color w:val="F8FAFC"/>
-                <w:sz w:val="15"/>
-              </w:rPr>
-              <w:t>Neo4j / Cypher Graph    ■ ■ ■ ■ ■</w:t>
-            </w:r>
-          </w:p>
-          <w:p>
-            <w:pPr>
-              <w:spacing w:after="32" w:line="259" w:lineRule="auto"/>
-            </w:pPr>
-            <w:r>
-              <w:rPr>
-                <w:color w:val="F8FAFC"/>
-                <w:sz w:val="15"/>
-              </w:rPr>
-              <w:t>PostgreSQL / pgvector   ■ ■ ■ ■ ■</w:t>
-            </w:r>
-          </w:p>
-          <w:p>
-            <w:pPr>
-              <w:spacing w:after="32" w:line="259" w:lineRule="auto"/>
-            </w:pPr>
-            <w:r>
-              <w:rPr>
-                <w:color w:val="F8FAFC"/>
-                <w:sz w:val="15"/>
-              </w:rPr>
-              <w:t>Apache AGE &amp; DuckDB     ■ ■ ■ ■ □</w:t>
-            </w:r>
-          </w:p>
-          <w:p>
-            <w:pPr>
-              <w:spacing w:after="32" w:line="259" w:lineRule="auto"/>
-            </w:pPr>
-            <w:r>
-              <w:rPr>
-                <w:color w:val="F8FAFC"/>
-                <w:sz w:val="15"/>
-              </w:rPr>
-              <w:t>BigQuery DataFrames     ■ ■ ■ ■ □</w:t>
-            </w:r>
-          </w:p>
-          <w:p>
-            <w:pPr>
-              <w:spacing w:after="32" w:line="259" w:lineRule="auto"/>
-            </w:pPr>
-            <w:r>
-              <w:rPr>
-                <w:color w:val="F8FAFC"/>
-                <w:sz w:val="15"/>
-              </w:rPr>
-              <w:t>Pandas / NumPy ETL      ■ ■ ■ ■ ■</w:t>
-            </w:r>
-          </w:p>
-          <w:p>
-            <w:pPr>
-              <w:spacing w:before="110" w:after="0"/>
-            </w:pPr>
-            <w:r>
-              <w:rPr>
-                <w:b/>
-                <w:color w:val="38BDF8"/>
-              </w:rPr>
-              <w:t>DEV &amp; MLOPS</w:t>
-            </w:r>
-          </w:p>
-          <w:p>
-            <w:pPr>
-              <w:spacing w:before="10" w:after="40"/>
-            </w:pPr>
-            <w:r>
-              <w:rPr>
-                <w:color w:val="0284C7"/>
-                <w:sz w:val="10"/>
-              </w:rPr>
-              <w:t>━━━━━━━━━━━━━━━━━━━━</w:t>
-            </w:r>
-          </w:p>
-          <w:p>
-            <w:pPr>
-              <w:spacing w:after="32" w:line="259" w:lineRule="auto"/>
-            </w:pPr>
-            <w:r>
-              <w:rPr>
-                <w:color w:val="F8FAFC"/>
-                <w:sz w:val="15"/>
-              </w:rPr>
-              <w:t xml:space="preserve">Python 3.11+ / MLOps  </w:t>
-            </w:r>
-            <w:r>
-              <w:rPr>
-                <w:color w:val="F8FAFC"/>
-                <w:sz w:val="15"/>
-              </w:rPr>
-              <w:t xml:space="preserve">  ■ ■ ■ ■ ■</w:t>
-            </w:r>
-          </w:p>
-          <w:p>
-            <w:pPr>
-              <w:spacing w:after="32" w:line="259" w:lineRule="auto"/>
-            </w:pPr>
-            <w:r>
-              <w:rPr>
-                <w:color w:val="F8FAFC"/>
-                <w:sz w:val="15"/>
-              </w:rPr>
-              <w:t>FastAPI / Next.js 14    ■ ■ ■ ■ □</w:t>
-            </w:r>
-          </w:p>
-          <w:p>
-            <w:pPr>
-              <w:spacing w:after="32" w:line="259" w:lineRule="auto"/>
-            </w:pPr>
-            <w:r>
-              <w:rPr>
-                <w:color w:val="F8FAFC"/>
-                <w:sz w:val="15"/>
-              </w:rPr>
-              <w:t>MLflow &amp; Data Drift     ■ ■ ■ ■ □</w:t>
-            </w:r>
-          </w:p>
-          <w:p>
-            <w:pPr>
-              <w:spacing w:after="32" w:line="259" w:lineRule="auto"/>
-            </w:pPr>
-            <w:r>
-              <w:rPr>
-                <w:color w:val="F8FAFC"/>
-                <w:sz w:val="15"/>
-              </w:rPr>
-              <w:t>SHAP Sentinel Audit     ■ ■ ■ ■ ■</w:t>
-            </w:r>
-          </w:p>
-          <w:p>
-            <w:pPr>
-              <w:spacing w:after="32" w:line="259" w:lineRule="auto"/>
-            </w:pPr>
-            <w:r>
-              <w:rPr>
-                <w:color w:val="F8FAFC"/>
-                <w:sz w:val="15"/>
-              </w:rPr>
-              <w:t>IfcOpenShell &amp; Shapely  ■ ■ ■ ■ □</w:t>
-            </w:r>
-          </w:p>
-          <w:p>
-            <w:pPr>
-              <w:spacing w:after="32" w:line="259" w:lineRule="auto"/>
-            </w:pPr>
-            <w:r>
-              <w:rPr>
-                <w:color w:val="F8FAFC"/>
-                <w:sz w:val="15"/>
-              </w:rPr>
-              <w:t>Docker &amp; Pytest         ■ ■ ■ ■ ■</w:t>
-            </w:r>
-          </w:p>
-          <w:p>
-            <w:pPr>
-              <w:spacing w:before="110" w:after="0"/>
-            </w:pPr>
-            <w:r>
-              <w:rPr>
-                <w:b/>
-                <w:color w:val="38BDF8"/>
-              </w:rPr>
-              <w:t>ÉTHIQUE, SÛRETÉ &amp; AUDIT</w:t>
-            </w:r>
-          </w:p>
-          <w:p>
-            <w:pPr>
-              <w:spacing w:before="10" w:after="40"/>
-            </w:pPr>
-            <w:r>
-              <w:rPr>
-                <w:color w:val="0284C7"/>
-                <w:sz w:val="10"/>
-              </w:rPr>
-              <w:t>━━━━━━━━━━━━━━━━━━━━</w:t>
-            </w:r>
-          </w:p>
-          <w:p>
-            <w:pPr>
-              <w:spacing w:after="32" w:line="259" w:lineRule="auto"/>
-            </w:pPr>
-            <w:r>
-              <w:rPr>
-                <w:color w:val="F8FAFC"/>
-                <w:sz w:val="15"/>
-              </w:rPr>
-              <w:t xml:space="preserve">◈ Certificat Excellence CCAA </w:t>
-            </w:r>
-            <w:r>
-              <w:rPr>
-                <w:color w:val="F8FAFC"/>
-                <w:sz w:val="15"/>
-              </w:rPr>
-              <w:t>(2023)</w:t>
-            </w:r>
-          </w:p>
-          <w:p>
-            <w:pPr>
-              <w:spacing w:after="32" w:line="259" w:lineRule="auto"/>
-            </w:pPr>
-            <w:r>
-              <w:rPr>
-                <w:color w:val="F8FAFC"/>
-                <w:sz w:val="15"/>
-              </w:rPr>
-              <w:t>◈ Agent AVSEC (Annexe 17 OACI)</w:t>
-            </w:r>
-          </w:p>
-          <w:p>
-            <w:pPr>
-              <w:spacing w:after="32" w:line="259" w:lineRule="auto"/>
-            </w:pPr>
-            <w:r>
-              <w:rPr>
-                <w:color w:val="F8FAFC"/>
-                <w:sz w:val="15"/>
-              </w:rPr>
-              <w:t>◈ Éthique IA &amp; Anti-Hallucination</w:t>
-            </w:r>
-          </w:p>
-          <w:p>
-            <w:pPr>
-              <w:spacing w:after="32" w:line="259" w:lineRule="auto"/>
-            </w:pPr>
-            <w:r>
-              <w:rPr>
-                <w:color w:val="F8FAFC"/>
-                <w:sz w:val="15"/>
-              </w:rPr>
-              <w:t>◈ OKF v0.2 SHA-256 No-LLM</w:t>
-            </w:r>
-          </w:p>
-          <w:p>
-            <w:pPr>
-              <w:spacing w:after="32" w:line="259" w:lineRule="auto"/>
-            </w:pPr>
-            <w:r>
-              <w:rPr>
-                <w:color w:val="F8FAFC"/>
-                <w:sz w:val="15"/>
-              </w:rPr>
-              <w:t>◈ Conformité EU AI Act (RSASSA)</w:t>
-            </w:r>
-          </w:p>
-          <w:p>
-            <w:pPr>
-              <w:spacing w:before="110" w:after="0"/>
-            </w:pPr>
-            <w:r>
-              <w:rPr>
-                <w:b/>
-                <w:color w:val="38BDF8"/>
-              </w:rPr>
-              <w:t>LANGUES</w:t>
-            </w:r>
-          </w:p>
-          <w:p>
-            <w:pPr>
-              <w:spacing w:before="10" w:after="40"/>
-            </w:pPr>
-            <w:r>
-              <w:rPr>
-                <w:color w:val="0284C7"/>
-                <w:sz w:val="10"/>
-              </w:rPr>
-              <w:t>━━━━━━━━━━━━━━━━━━━━</w:t>
-            </w:r>
-          </w:p>
-          <w:p>
-            <w:pPr>
-              <w:spacing w:after="32" w:line="259" w:lineRule="auto"/>
-            </w:pPr>
-            <w:r>
-              <w:rPr>
-                <w:color w:val="F8FAFC"/>
-                <w:sz w:val="15"/>
-              </w:rPr>
-              <w:t>Français  —  Courant / Natif</w:t>
-            </w:r>
-          </w:p>
-          <w:p>
-            <w:pPr>
-              <w:spacing w:after="32" w:line="259" w:lineRule="auto"/>
-            </w:pPr>
-            <w:r>
-              <w:rPr>
-                <w:color w:val="F8FAFC"/>
-                <w:sz w:val="15"/>
-              </w:rPr>
-              <w:t>Anglais   —  Bases fonctionnelles (outils &amp; doc.</w:t>
-            </w:r>
-          </w:p>
-        </w:tc>
-        <w:tc>
-          <w:tcPr>
-            <w:tcW w:w="8165" w:type="dxa"/>
-            <w:tcMar>
-              <w:top w:w="240" w:type="dxa"/>
-              <w:left w:w="260" w:type="dxa"/>
-              <w:bottom w:w="180" w:type="dxa"/>
-              <w:right w:w="280" w:type="dxa"/>
-            </w:tcMar>
-          </w:tcPr>
-          <w:p>
-            <w:pPr>
-              <w:spacing w:after="20"/>
-            </w:pPr>
+              </w:rPr>
+              <w:t xml:space="preserve">◈  </w:t>
+            </w:r>
             <w:r>
               <w:rPr>
                 <w:b/>
                 <w:color w:val="0A1128"/>
-                <w:sz w:val="42"/>
-              </w:rPr>
-              <w:t xml:space="preserve">KOA MARIE GERVAIS </w:t>
-            </w:r>
-            <w:r>
-              <w:rPr>
-                <w:b/>
-                <w:color w:val="0A1128"/>
-                <w:sz w:val="42"/>
-              </w:rPr>
-              <w:t>NELLY</w:t>
+                <w:sz w:val="19"/>
+              </w:rPr>
+              <w:t>RÉSUMÉ PROFESSIONNEL</w:t>
             </w:r>
           </w:p>
           <w:p>
@@ -700,34 +781,50 @@
             </w:pPr>
             <w:r>
               <w:rPr>
-                <w:b/>
                 <w:color w:val="0284C7"/>
-                <w:sz w:val="19"/>
-              </w:rPr>
-              <w:t>Lead AI Engineer &amp; Consultant IA / Data   │   Fondateur @ Archi Cam AI</w:t>
+                <w:sz w:val="9"/>
+              </w:rPr>
+              <w:t>━━━━━━━━━━━━━━━━━━</w:t>
+            </w:r>
+            <w:r>
+              <w:rPr>
+                <w:color w:val="38BDF8"/>
+                <w:sz w:val="8"/>
+              </w:rPr>
+              <w:t>────────────────────────────────────────────</w:t>
             </w:r>
           </w:p>
           <w:p>
             <w:pPr>
-              <w:spacing w:after="50"/>
+              <w:spacing w:after="20" w:line="254" w:lineRule="auto"/>
             </w:pPr>
             <w:r>
               <w:rPr>
-                <w:color w:val="0284C7"/>
-                <w:sz w:val="11"/>
-              </w:rPr>
-              <w:t>──────────────────────────────────────────────────────────────────────</w:t>
+                <w:color w:val="334155"/>
+              </w:rPr>
+              <w:t>Consultant IA &amp; Lead AI Engineer (Google Deve</w:t>
+            </w:r>
+            <w:r>
+              <w:rPr>
+                <w:color w:val="334155"/>
+              </w:rPr>
+              <w:t>loper Program Member), je conçois des architectures d'agents autonomes neuro-symboliques, GraphRAG (Neo4j) et pipelines MLOps souverains avec Google Antigravity. Expert en éthique de l'IA : transparence SHAP, conformité EU AI Act et modèles déterministes z</w:t>
+            </w:r>
+            <w:r>
+              <w:rPr>
+                <w:color w:val="334155"/>
+              </w:rPr>
+              <w:t>éro-hallucination. Fondateur &amp; Architecte d'Archi Cam AI (SaaS IA &amp; 5D BIM), j'allie rigueur mathématique, vision produit et double expertise IA / Génie Civil.</w:t>
             </w:r>
           </w:p>
           <w:p>
             <w:pPr>
-              <w:spacing w:before="64" w:after="4"/>
+              <w:spacing w:before="52" w:after="2"/>
             </w:pPr>
             <w:r>
               <w:rPr>
                 <w:b/>
                 <w:color w:val="0284C7"/>
-                <w:sz w:val="17"/>
               </w:rPr>
               <w:t xml:space="preserve">◈  </w:t>
             </w:r>
@@ -735,103 +832,156 @@
               <w:rPr>
                 <w:b/>
                 <w:color w:val="0A1128"/>
-                <w:sz w:val="20"/>
-              </w:rPr>
-              <w:t>RÉSUMÉ PROFESSIONNEL</w:t>
+                <w:sz w:val="19"/>
+              </w:rPr>
+              <w:t>PROJETS IA MAJEURS</w:t>
             </w:r>
           </w:p>
           <w:p>
             <w:pPr>
-              <w:spacing w:after="28"/>
+              <w:spacing w:after="20"/>
             </w:pPr>
             <w:r>
               <w:rPr>
                 <w:color w:val="0284C7"/>
-                <w:sz w:val="10"/>
+                <w:sz w:val="9"/>
               </w:rPr>
               <w:t>━━━━━━━━━━━━━━━━━━</w:t>
             </w:r>
             <w:r>
               <w:rPr>
                 <w:color w:val="38BDF8"/>
-                <w:sz w:val="9"/>
+                <w:sz w:val="8"/>
               </w:rPr>
               <w:t>────────────────────────────────────────────</w:t>
             </w:r>
           </w:p>
           <w:p>
             <w:pPr>
-              <w:spacing w:after="30" w:line="264" w:lineRule="auto"/>
+              <w:spacing w:before="36" w:after="2"/>
             </w:pPr>
             <w:r>
               <w:rPr>
-                <w:color w:val="334155"/>
-              </w:rPr>
-              <w:t xml:space="preserve">Consultant IA &amp; Lead </w:t>
-            </w:r>
-            <w:r>
-              <w:rPr>
-                <w:color w:val="334155"/>
-              </w:rPr>
-              <w:t>AI Engineer (Google Developer Program Member), je conçois des architectures d'agents autonomes neuro-symboliques, GraphRAG (Neo4j) et pipelines MLOps souverains avec Google Antigravity. Expert en éthique de l'IA : transparence SHAP, conformité EU AI Act et</w:t>
-            </w:r>
-            <w:r>
-              <w:rPr>
-                <w:color w:val="334155"/>
-              </w:rPr>
-              <w:t xml:space="preserve"> modèles déterministes zéro-hallucination. Fondateur &amp; Architecte d'Archi Cam AI (SaaS IA &amp; 5D BIM), j'allie rigueur mathématique, vision produit et double expertise IA / Génie Civil.</w:t>
+                <w:b/>
+                <w:color w:val="0A1128"/>
+                <w:sz w:val="18"/>
+              </w:rPr>
+              <w:t xml:space="preserve">Archi Cam </w:t>
+            </w:r>
+            <w:r>
+              <w:rPr>
+                <w:b/>
+                <w:color w:val="0A1128"/>
+                <w:sz w:val="18"/>
+              </w:rPr>
+              <w:t>AI</w:t>
+            </w:r>
+            <w:r>
+              <w:rPr>
+                <w:i/>
+                <w:color w:val="0284C7"/>
+                <w:sz w:val="15"/>
+              </w:rPr>
+              <w:t xml:space="preserve">   —   SaaS IA &amp; Chiffrage BIM 5D pour le BTP</w:t>
             </w:r>
           </w:p>
           <w:p>
             <w:pPr>
-              <w:spacing w:before="64" w:after="4"/>
+              <w:spacing w:after="8" w:line="252" w:lineRule="auto"/>
+              <w:ind w:left="115"/>
             </w:pPr>
             <w:r>
               <w:rPr>
                 <w:b/>
                 <w:color w:val="0284C7"/>
-                <w:sz w:val="17"/>
-              </w:rPr>
-              <w:t xml:space="preserve">◈  </w:t>
+                <w:sz w:val="15"/>
+              </w:rPr>
+              <w:t>▸</w:t>
             </w:r>
             <w:r>
               <w:rPr>
                 <w:b/>
-                <w:color w:val="0A1128"/>
-                <w:sz w:val="20"/>
-              </w:rPr>
-              <w:t>PROJETS IA MAJEURS</w:t>
+                <w:color w:val="0284C7"/>
+                <w:sz w:val="15"/>
+              </w:rPr>
+              <w:t xml:space="preserve">  </w:t>
+            </w:r>
+            <w:r>
+              <w:rPr>
+                <w:color w:val="334155"/>
+                <w:sz w:val="15"/>
+              </w:rPr>
+              <w:t>Automatisation intégrale du chiffrage et métrés gros œuvre : élimine les erreurs humaines d'estimation et le surcoût de matériaux.</w:t>
             </w:r>
           </w:p>
           <w:p>
             <w:pPr>
-              <w:spacing w:after="28"/>
+              <w:spacing w:after="8" w:line="252" w:lineRule="auto"/>
+              <w:ind w:left="115"/>
             </w:pPr>
             <w:r>
               <w:rPr>
+                <w:b/>
                 <w:color w:val="0284C7"/>
-                <w:sz w:val="10"/>
-              </w:rPr>
-              <w:t>━━━━━━━━━━━━━━━━━━</w:t>
-            </w:r>
-            <w:r>
-              <w:rPr>
-                <w:color w:val="38BDF8"/>
-                <w:sz w:val="9"/>
-              </w:rPr>
-              <w:t>────────────────────────────────</w:t>
-            </w:r>
-            <w:r>
-              <w:rPr>
-                <w:color w:val="38BDF8"/>
-                <w:sz w:val="9"/>
-              </w:rPr>
-              <w:t>────────────</w:t>
+                <w:sz w:val="15"/>
+              </w:rPr>
+              <w:t>▸</w:t>
+            </w:r>
+            <w:r>
+              <w:rPr>
+                <w:b/>
+                <w:color w:val="0284C7"/>
+                <w:sz w:val="15"/>
+              </w:rPr>
+              <w:t xml:space="preserve">  </w:t>
+            </w:r>
+            <w:r>
+              <w:rPr>
+                <w:color w:val="334155"/>
+                <w:sz w:val="15"/>
+              </w:rPr>
+              <w:t xml:space="preserve">Génération instantanée de devis normés (DQE) en &lt;45s (gain de 99,2% de </w:t>
+            </w:r>
+            <w:r>
+              <w:rPr>
+                <w:color w:val="334155"/>
+                <w:sz w:val="15"/>
+              </w:rPr>
+              <w:t>temps) et projections visuelles 3D pour investisseurs.</w:t>
             </w:r>
           </w:p>
           <w:p>
             <w:pPr>
-              <w:spacing w:before="44" w:after="4"/>
+              <w:spacing w:after="8" w:line="252" w:lineRule="auto"/>
+              <w:ind w:left="115"/>
+            </w:pPr>
+            <w:r>
+              <w:rPr>
+                <w:b/>
+                <w:color w:val="0284C7"/>
+                <w:sz w:val="15"/>
+              </w:rPr>
+              <w:t>▸</w:t>
+            </w:r>
+            <w:r>
+              <w:rPr>
+                <w:b/>
+                <w:color w:val="0284C7"/>
+                <w:sz w:val="15"/>
+              </w:rPr>
+              <w:t xml:space="preserve">  </w:t>
+            </w:r>
+            <w:r>
+              <w:rPr>
+                <w:color w:val="334155"/>
+                <w:sz w:val="15"/>
+              </w:rPr>
+              <w:t>Calculs de structures béton armé déterministes zéro-hallucination avec conformité stricte aux règles d'urbanisme locales.</w:t>
+            </w:r>
+          </w:p>
+          <w:p>
+            <w:pPr>
+              <w:spacing w:before="36" w:after="2"/>
             </w:pPr>
             <w:r>
               <w:rPr>
@@ -839,25 +989,27 @@
                 <w:color w:val="0A1128"/>
                 <w:sz w:val="18"/>
               </w:rPr>
-              <w:t>Archi Cam AI</w:t>
+              <w:t>K1-MATHINFO (v3.0.0)</w:t>
             </w:r>
             <w:r>
               <w:rPr>
                 <w:i/>
                 <w:color w:val="0284C7"/>
-              </w:rPr>
-              <w:t xml:space="preserve">   —   SaaS IA Agentique &amp; 5D BIM</w:t>
+                <w:sz w:val="15"/>
+              </w:rPr>
+              <w:t xml:space="preserve">   —   Valorisation &amp; Recherche Académique Souveraine</w:t>
             </w:r>
           </w:p>
           <w:p>
             <w:pPr>
-              <w:spacing w:after="12" w:line="259" w:lineRule="auto"/>
-              <w:ind w:left="144"/>
+              <w:spacing w:after="8" w:line="252" w:lineRule="auto"/>
+              <w:ind w:left="115"/>
             </w:pPr>
             <w:r>
               <w:rPr>
                 <w:b/>
                 <w:color w:val="0284C7"/>
+                <w:sz w:val="15"/>
               </w:rPr>
               <w:t>▸</w:t>
             </w:r>
@@ -865,25 +1017,28 @@
               <w:rPr>
                 <w:b/>
                 <w:color w:val="0284C7"/>
+                <w:sz w:val="15"/>
               </w:rPr>
               <w:t xml:space="preserve">  </w:t>
             </w:r>
             <w:r>
               <w:rPr>
                 <w:color w:val="334155"/>
-              </w:rPr>
-              <w:t>Plateforme souveraine BIM 5D (YOLO, Shapely, IfcOpenShell, BAEL 91, Gemma 4, Gemini 2.5).</w:t>
+                <w:sz w:val="15"/>
+              </w:rPr>
+              <w:t>Sauvegarde, indexation sémantique et valorisation de 28 ans de patrimoine scientifique (470 thèses Ph.D. &amp; mémoires DMI).</w:t>
             </w:r>
           </w:p>
           <w:p>
             <w:pPr>
-              <w:spacing w:after="12" w:line="259" w:lineRule="auto"/>
-              <w:ind w:left="144"/>
+              <w:spacing w:after="8" w:line="252" w:lineRule="auto"/>
+              <w:ind w:left="115"/>
             </w:pPr>
             <w:r>
               <w:rPr>
                 <w:b/>
                 <w:color w:val="0284C7"/>
+                <w:sz w:val="15"/>
               </w:rPr>
               <w:t>▸</w:t>
             </w:r>
@@ -891,51 +1046,115 @@
               <w:rPr>
                 <w:b/>
                 <w:color w:val="0284C7"/>
+                <w:sz w:val="15"/>
               </w:rPr>
               <w:t xml:space="preserve">  </w:t>
             </w:r>
             <w:r>
               <w:rPr>
                 <w:color w:val="334155"/>
-              </w:rPr>
-              <w:t>Génération DQE Excel &lt;45s (–99,2% temps, R²=0,9872 MLflow), teasers 3D Veo 3 / Fal.ai.</w:t>
+                <w:sz w:val="15"/>
+              </w:rPr>
+              <w:t>Recommandation explicable du directeur de thèse idéal (Advisor Matcher) et certification d'intégrité anti-plagiat sans faille.</w:t>
             </w:r>
           </w:p>
           <w:p>
             <w:pPr>
-              <w:spacing w:after="12" w:line="259" w:lineRule="auto"/>
-              <w:ind w:left="144"/>
+              <w:spacing w:before="36" w:after="2"/>
             </w:pPr>
             <w:r>
               <w:rPr>
                 <w:b/>
+                <w:color w:val="0A1128"/>
+                <w:sz w:val="18"/>
+              </w:rPr>
+              <w:t>S</w:t>
+            </w:r>
+            <w:r>
+              <w:rPr>
+                <w:b/>
+                <w:color w:val="0A1128"/>
+                <w:sz w:val="18"/>
+              </w:rPr>
+              <w:t>overeign.BI Agentic</w:t>
+            </w:r>
+            <w:r>
+              <w:rPr>
+                <w:i/>
                 <w:color w:val="0284C7"/>
-              </w:rPr>
-              <w:t>▸</w:t>
-            </w:r>
-            <w:r>
-              <w:rPr>
-                <w:b/>
-                <w:color w:val="0284C7"/>
-              </w:rPr>
-              <w:t xml:space="preserve">  </w:t>
-            </w:r>
-            <w:r>
-              <w:rPr>
-                <w:color w:val="334155"/>
-              </w:rPr>
-              <w:t xml:space="preserve">Maquettes </w:t>
-            </w:r>
-            <w:r>
-              <w:rPr>
-                <w:color w:val="334155"/>
-              </w:rPr>
-              <w:t>IFC 5D : métrés et planning automatisés sans risque d'hallucination (normes POS / ONAC).</w:t>
+                <w:sz w:val="15"/>
+              </w:rPr>
+              <w:t xml:space="preserve">   —   Pilotage Stratégique &amp; Décisionnel d'Entreprise</w:t>
             </w:r>
           </w:p>
           <w:p>
             <w:pPr>
-              <w:spacing w:before="44" w:after="4"/>
+              <w:spacing w:after="8" w:line="252" w:lineRule="auto"/>
+              <w:ind w:left="115"/>
+            </w:pPr>
+            <w:r>
+              <w:rPr>
+                <w:b/>
+                <w:color w:val="0284C7"/>
+                <w:sz w:val="15"/>
+              </w:rPr>
+              <w:t>▸</w:t>
+            </w:r>
+            <w:r>
+              <w:rPr>
+                <w:b/>
+                <w:color w:val="0284C7"/>
+                <w:sz w:val="15"/>
+              </w:rPr>
+              <w:t xml:space="preserve">  </w:t>
+            </w:r>
+            <w:r>
+              <w:rPr>
+                <w:color w:val="334155"/>
+                <w:sz w:val="15"/>
+              </w:rPr>
+              <w:t>Démocratisation de l'aide à la décision : interrogation fluide des entrepôts de données complexes en langage naturel en &lt;5s.</w:t>
+            </w:r>
+          </w:p>
+          <w:p>
+            <w:pPr>
+              <w:spacing w:after="8" w:line="252" w:lineRule="auto"/>
+              <w:ind w:left="115"/>
+            </w:pPr>
+            <w:r>
+              <w:rPr>
+                <w:b/>
+                <w:color w:val="0284C7"/>
+                <w:sz w:val="15"/>
+              </w:rPr>
+              <w:t>▸</w:t>
+            </w:r>
+            <w:r>
+              <w:rPr>
+                <w:b/>
+                <w:color w:val="0284C7"/>
+                <w:sz w:val="15"/>
+              </w:rPr>
+              <w:t xml:space="preserve">  </w:t>
+            </w:r>
+            <w:r>
+              <w:rPr>
+                <w:color w:val="334155"/>
+                <w:sz w:val="15"/>
+              </w:rPr>
+              <w:t>Étanchéité souveraine absolue en réseau fermé (zéro</w:t>
+            </w:r>
+            <w:r>
+              <w:rPr>
+                <w:color w:val="334155"/>
+                <w:sz w:val="15"/>
+              </w:rPr>
+              <w:t xml:space="preserve"> fuite) et audit mathématique de causalité de chaque indicateur financier.</w:t>
+            </w:r>
+          </w:p>
+          <w:p>
+            <w:pPr>
+              <w:spacing w:before="36" w:after="2"/>
             </w:pPr>
             <w:r>
               <w:rPr>
@@ -943,25 +1162,27 @@
                 <w:color w:val="0A1128"/>
                 <w:sz w:val="18"/>
               </w:rPr>
-              <w:t>K1-MATHINFO (v3.0.0)</w:t>
+              <w:t>Dataset Automator &amp; VigieSahel</w:t>
             </w:r>
             <w:r>
               <w:rPr>
                 <w:i/>
                 <w:color w:val="0284C7"/>
-              </w:rPr>
-              <w:t xml:space="preserve">   —   IA Souveraine Multi-Agents, WikiSkills &amp; Certification OKF</w:t>
+                <w:sz w:val="15"/>
+              </w:rPr>
+              <w:t xml:space="preserve">   —   IA à Fort Impact &amp; Résilience Agro-Climatique</w:t>
             </w:r>
           </w:p>
           <w:p>
             <w:pPr>
-              <w:spacing w:after="12" w:line="259" w:lineRule="auto"/>
-              <w:ind w:left="144"/>
+              <w:spacing w:after="8" w:line="252" w:lineRule="auto"/>
+              <w:ind w:left="115"/>
             </w:pPr>
             <w:r>
               <w:rPr>
                 <w:b/>
                 <w:color w:val="0284C7"/>
+                <w:sz w:val="15"/>
               </w:rPr>
               <w:t>▸</w:t>
             </w:r>
@@ -969,31 +1190,35 @@
               <w:rPr>
                 <w:b/>
                 <w:color w:val="0284C7"/>
+                <w:sz w:val="15"/>
               </w:rPr>
               <w:t xml:space="preserve">  </w:t>
             </w:r>
             <w:r>
               <w:rPr>
                 <w:color w:val="334155"/>
-              </w:rPr>
-              <w:t>Système souverain DMI (Univ. Ngaoundéré) : 470 thèses, 19 projets M1, graphe N</w:t>
+                <w:sz w:val="15"/>
+              </w:rPr>
+              <w:t>Dataset Automator : Accélération de la préparation de données fiables et audit de conformité ét</w:t>
             </w:r>
             <w:r>
               <w:rPr>
                 <w:color w:val="334155"/>
-              </w:rPr>
-              <w:t>eo4j 1 366 nœuds.</w:t>
+                <w:sz w:val="15"/>
+              </w:rPr>
+              <w:t>hique pour projets IA sensibles.</w:t>
             </w:r>
           </w:p>
           <w:p>
             <w:pPr>
-              <w:spacing w:after="12" w:line="259" w:lineRule="auto"/>
-              <w:ind w:left="144"/>
+              <w:spacing w:after="8" w:line="252" w:lineRule="auto"/>
+              <w:ind w:left="115"/>
             </w:pPr>
             <w:r>
               <w:rPr>
                 <w:b/>
                 <w:color w:val="0284C7"/>
+                <w:sz w:val="15"/>
               </w:rPr>
               <w:t>▸</w:t>
             </w:r>
@@ -1001,19 +1226,60 @@
               <w:rPr>
                 <w:b/>
                 <w:color w:val="0284C7"/>
+                <w:sz w:val="15"/>
               </w:rPr>
               <w:t xml:space="preserve">  </w:t>
             </w:r>
             <w:r>
               <w:rPr>
                 <w:color w:val="334155"/>
-              </w:rPr>
-              <w:t>6 agents LangGraph orchestrés via WikiSkills (critic anti-hallucination, Cypher optimizer), RRF k=60, SHA-256 No-LLM (100%).</w:t>
+                <w:sz w:val="15"/>
+              </w:rPr>
+              <w:t>VigieSahel : Résilience sahélienne réduisant de 35% les échecs de semis et alertant 14 jours avant les flambées épidémiques.</w:t>
             </w:r>
           </w:p>
           <w:p>
             <w:pPr>
-              <w:spacing w:before="44" w:after="4"/>
+              <w:spacing w:before="52" w:after="2"/>
+            </w:pPr>
+            <w:r>
+              <w:rPr>
+                <w:b/>
+                <w:color w:val="0284C7"/>
+              </w:rPr>
+              <w:t xml:space="preserve">◈  </w:t>
+            </w:r>
+            <w:r>
+              <w:rPr>
+                <w:b/>
+                <w:color w:val="0A1128"/>
+                <w:sz w:val="19"/>
+              </w:rPr>
+              <w:t>PARCOURS PROFESSIONNEL</w:t>
+            </w:r>
+          </w:p>
+          <w:p>
+            <w:pPr>
+              <w:spacing w:after="20"/>
+            </w:pPr>
+            <w:r>
+              <w:rPr>
+                <w:color w:val="0284C7"/>
+                <w:sz w:val="9"/>
+              </w:rPr>
+              <w:t>━━━━━━━━━━━━━━━━━━</w:t>
+            </w:r>
+            <w:r>
+              <w:rPr>
+                <w:color w:val="38BDF8"/>
+                <w:sz w:val="8"/>
+              </w:rPr>
+              <w:t>────────────────────────────────────────────</w:t>
+            </w:r>
+          </w:p>
+          <w:p>
+            <w:pPr>
+              <w:spacing w:before="36" w:after="2"/>
             </w:pPr>
             <w:r>
               <w:rPr>
@@ -1021,57 +1287,48 @@
                 <w:color w:val="0A1128"/>
                 <w:sz w:val="18"/>
               </w:rPr>
-              <w:t>Sovereign.BI Agentic</w:t>
+              <w:t>Consul</w:t>
+            </w:r>
+            <w:r>
+              <w:rPr>
+                <w:b/>
+                <w:color w:val="0A1128"/>
+                <w:sz w:val="18"/>
+              </w:rPr>
+              <w:t>tant IA &amp; Data Science</w:t>
             </w:r>
             <w:r>
               <w:rPr>
                 <w:i/>
                 <w:color w:val="0284C7"/>
-              </w:rPr>
-              <w:t xml:space="preserve">   —   Business Intelligence &amp; NL-to-SQL/Cypher</w:t>
+                <w:sz w:val="15"/>
+              </w:rPr>
+              <w:t xml:space="preserve">   —   Mars 2026 – Présent</w:t>
             </w:r>
           </w:p>
           <w:p>
             <w:pPr>
-              <w:spacing w:after="12" w:line="259" w:lineRule="auto"/>
-              <w:ind w:left="144"/>
+              <w:spacing w:after="2"/>
             </w:pPr>
             <w:r>
               <w:rPr>
                 <w:b/>
-                <w:color w:val="0284C7"/>
-              </w:rPr>
-              <w:t>▸</w:t>
-            </w:r>
-            <w:r>
-              <w:rPr>
-                <w:b/>
-                <w:color w:val="0284C7"/>
-              </w:rPr>
-              <w:t xml:space="preserve">  </w:t>
-            </w:r>
-            <w:r>
-              <w:rPr>
-                <w:color w:val="334155"/>
-              </w:rPr>
-              <w:t xml:space="preserve">Moteur NL-to-SQL/Graph (PostgreSQL </w:t>
-            </w:r>
-            <w:r>
-              <w:rPr>
-                <w:color w:val="334155"/>
-              </w:rPr>
-              <w:t>pgvector, Neo4j N10S, Apache AGE, latence &lt;5s).</w:t>
+                <w:color w:val="64748B"/>
+                <w:sz w:val="15"/>
+              </w:rPr>
+              <w:t>Projets Indépendants &amp; Entreprises  │  Douala, CM</w:t>
             </w:r>
           </w:p>
           <w:p>
             <w:pPr>
-              <w:spacing w:after="12" w:line="259" w:lineRule="auto"/>
-              <w:ind w:left="144"/>
+              <w:spacing w:after="8" w:line="252" w:lineRule="auto"/>
+              <w:ind w:left="115"/>
             </w:pPr>
             <w:r>
               <w:rPr>
                 <w:b/>
                 <w:color w:val="0284C7"/>
+                <w:sz w:val="15"/>
               </w:rPr>
               <w:t>▸</w:t>
             </w:r>
@@ -1079,19 +1336,57 @@
               <w:rPr>
                 <w:b/>
                 <w:color w:val="0284C7"/>
+                <w:sz w:val="15"/>
               </w:rPr>
               <w:t xml:space="preserve">  </w:t>
             </w:r>
             <w:r>
               <w:rPr>
                 <w:color w:val="334155"/>
-              </w:rPr>
-              <w:t>FastMCP Gateway, garde-fous Zod, contrôle ABAC, CrewAI et auditeur SHAP Sentinel.</w:t>
+                <w:sz w:val="15"/>
+              </w:rPr>
+              <w:t>Conception de systèmes IA souverains éthiques : GraphRAG Neo4j, EDA haute dimension, pipelines RAG multi-sources.</w:t>
             </w:r>
           </w:p>
           <w:p>
             <w:pPr>
-              <w:spacing w:before="44" w:after="4"/>
+              <w:spacing w:after="8" w:line="252" w:lineRule="auto"/>
+              <w:ind w:left="115"/>
+            </w:pPr>
+            <w:r>
+              <w:rPr>
+                <w:b/>
+                <w:color w:val="0284C7"/>
+                <w:sz w:val="15"/>
+              </w:rPr>
+              <w:t>▸</w:t>
+            </w:r>
+            <w:r>
+              <w:rPr>
+                <w:b/>
+                <w:color w:val="0284C7"/>
+                <w:sz w:val="15"/>
+              </w:rPr>
+              <w:t xml:space="preserve">  </w:t>
+            </w:r>
+            <w:r>
+              <w:rPr>
+                <w:color w:val="334155"/>
+                <w:sz w:val="15"/>
+              </w:rPr>
+              <w:t>Reporting décisionnel exécutif, dashb</w:t>
+            </w:r>
+            <w:r>
+              <w:rPr>
+                <w:color w:val="334155"/>
+                <w:sz w:val="15"/>
+              </w:rPr>
+              <w:t>oards KPI automatisés et audit explicabilité SHAP pour PME camerounaises.</w:t>
+            </w:r>
+          </w:p>
+          <w:p>
+            <w:pPr>
+              <w:spacing w:before="36" w:after="2"/>
             </w:pPr>
             <w:r>
               <w:rPr>
@@ -1099,57 +1394,40 @@
                 <w:color w:val="0A1128"/>
                 <w:sz w:val="18"/>
               </w:rPr>
-              <w:t>Dataset Automator &amp; VigieSahel</w:t>
+              <w:t>Agent de Sûreté Aéroportuaire (AVSEC)</w:t>
             </w:r>
             <w:r>
               <w:rPr>
                 <w:i/>
                 <w:color w:val="0284C7"/>
-              </w:rPr>
-              <w:t xml:space="preserve">   —   MLOps &amp; IA Impact Agro-Climatique</w:t>
+                <w:sz w:val="15"/>
+              </w:rPr>
+              <w:t xml:space="preserve">   —   2018 – Présent</w:t>
             </w:r>
           </w:p>
           <w:p>
             <w:pPr>
-              <w:spacing w:after="12" w:line="259" w:lineRule="auto"/>
-              <w:ind w:left="144"/>
+              <w:spacing w:after="2"/>
             </w:pPr>
             <w:r>
               <w:rPr>
                 <w:b/>
-                <w:color w:val="0284C7"/>
-              </w:rPr>
-              <w:t>▸</w:t>
-            </w:r>
-            <w:r>
-              <w:rPr>
-                <w:b/>
-                <w:color w:val="0284C7"/>
-              </w:rPr>
-              <w:t xml:space="preserve">  </w:t>
-            </w:r>
-            <w:r>
-              <w:rPr>
-                <w:color w:val="334155"/>
-              </w:rPr>
-              <w:t>Dataset Automator : TabFM, PAIR WIT, bigframes, 5</w:t>
-            </w:r>
-            <w:r>
-              <w:rPr>
-                <w:color w:val="334155"/>
-              </w:rPr>
-              <w:t>5 cellules CRISP-ML(Q) et EU AI Act.</w:t>
+                <w:color w:val="64748B"/>
+                <w:sz w:val="15"/>
+              </w:rPr>
+              <w:t>CCAA — Autorité Aéronautique du Cameroun  │  Douala, CM</w:t>
             </w:r>
           </w:p>
           <w:p>
             <w:pPr>
-              <w:spacing w:after="12" w:line="259" w:lineRule="auto"/>
-              <w:ind w:left="144"/>
+              <w:spacing w:after="8" w:line="252" w:lineRule="auto"/>
+              <w:ind w:left="115"/>
             </w:pPr>
             <w:r>
               <w:rPr>
                 <w:b/>
                 <w:color w:val="0284C7"/>
+                <w:sz w:val="15"/>
               </w:rPr>
               <w:t>▸</w:t>
             </w:r>
@@ -1157,59 +1435,96 @@
               <w:rPr>
                 <w:b/>
                 <w:color w:val="0284C7"/>
+                <w:sz w:val="15"/>
               </w:rPr>
               <w:t xml:space="preserve">  </w:t>
             </w:r>
             <w:r>
               <w:rPr>
                 <w:color w:val="334155"/>
-              </w:rPr>
-              <w:t>VigieSahel : –35% pertes semis, anticipation épidémies +14j (XGBoost R²&gt;94%, Supabase, MLflow).</w:t>
+                <w:sz w:val="15"/>
+              </w:rPr>
+              <w:t xml:space="preserve">Évaluation des menaces, contrôle d'accès sécurisé, conformité </w:t>
+            </w:r>
+            <w:r>
+              <w:rPr>
+                <w:color w:val="334155"/>
+                <w:sz w:val="15"/>
+              </w:rPr>
+              <w:t>réglementaire ICAO Annex 17.</w:t>
             </w:r>
           </w:p>
           <w:p>
             <w:pPr>
-              <w:spacing w:before="64" w:after="4"/>
+              <w:spacing w:after="8" w:line="252" w:lineRule="auto"/>
+              <w:ind w:left="115"/>
             </w:pPr>
             <w:r>
               <w:rPr>
                 <w:b/>
                 <w:color w:val="0284C7"/>
-                <w:sz w:val="17"/>
-              </w:rPr>
-              <w:t xml:space="preserve">◈  </w:t>
+                <w:sz w:val="15"/>
+              </w:rPr>
+              <w:t>▸</w:t>
             </w:r>
             <w:r>
               <w:rPr>
                 <w:b/>
-                <w:color w:val="0A1128"/>
-                <w:sz w:val="20"/>
-              </w:rPr>
-              <w:t>PARCOURS PROFESSIONNEL</w:t>
+                <w:color w:val="0284C7"/>
+                <w:sz w:val="15"/>
+              </w:rPr>
+              <w:t xml:space="preserve">  </w:t>
+            </w:r>
+            <w:r>
+              <w:rPr>
+                <w:color w:val="334155"/>
+                <w:sz w:val="15"/>
+              </w:rPr>
+              <w:t>Gestion de crises opérationnelles : coordination d'équipes en situation d'urgence, protocoles anti-intrusion.</w:t>
             </w:r>
           </w:p>
           <w:p>
             <w:pPr>
-              <w:spacing w:after="28"/>
+              <w:spacing w:before="52" w:after="2"/>
             </w:pPr>
             <w:r>
               <w:rPr>
+                <w:b/>
                 <w:color w:val="0284C7"/>
-                <w:sz w:val="10"/>
-              </w:rPr>
-              <w:t>━━━━━━━━━━━━━━━━━━</w:t>
-            </w:r>
-            <w:r>
-              <w:rPr>
-                <w:color w:val="38BDF8"/>
-                <w:sz w:val="9"/>
-              </w:rPr>
-              <w:t>────────────────────────────────────────────</w:t>
+              </w:rPr>
+              <w:t xml:space="preserve">◈  </w:t>
+            </w:r>
+            <w:r>
+              <w:rPr>
+                <w:b/>
+                <w:color w:val="0A1128"/>
+                <w:sz w:val="19"/>
+              </w:rPr>
+              <w:t>FORMATION ACADÉMIQUE</w:t>
             </w:r>
           </w:p>
           <w:p>
             <w:pPr>
-              <w:spacing w:before="44" w:after="4"/>
+              <w:spacing w:after="20"/>
+            </w:pPr>
+            <w:r>
+              <w:rPr>
+                <w:color w:val="0284C7"/>
+                <w:sz w:val="9"/>
+              </w:rPr>
+              <w:t>━━━━━━━━━━━━━━━━━━</w:t>
+            </w:r>
+            <w:r>
+              <w:rPr>
+                <w:color w:val="38BDF8"/>
+                <w:sz w:val="8"/>
+              </w:rPr>
+              <w:t>────────────────────────────────────────────</w:t>
+            </w:r>
+          </w:p>
+          <w:p>
+            <w:pPr>
+              <w:spacing w:before="36" w:after="2"/>
             </w:pPr>
             <w:r>
               <w:rPr>
@@ -1217,44 +1532,48 @@
                 <w:color w:val="0A1128"/>
                 <w:sz w:val="18"/>
               </w:rPr>
-              <w:t>Consultant IA &amp; Data Science</w:t>
+              <w:t>Master Professionnel — Inte</w:t>
+            </w:r>
+            <w:r>
+              <w:rPr>
+                <w:b/>
+                <w:color w:val="0A1128"/>
+                <w:sz w:val="18"/>
+              </w:rPr>
+              <w:t>lligence Artificielle Appliquée</w:t>
             </w:r>
             <w:r>
               <w:rPr>
                 <w:i/>
                 <w:color w:val="0284C7"/>
-              </w:rPr>
-              <w:t xml:space="preserve">   </w:t>
-            </w:r>
-            <w:r>
-              <w:rPr>
-                <w:i/>
-                <w:color w:val="0284C7"/>
-              </w:rPr>
-              <w:t>—   Mars 2026 – Présent</w:t>
+                <w:sz w:val="15"/>
+              </w:rPr>
+              <w:t xml:space="preserve">   —   Déc. 2025 – 2027  [En cours]</w:t>
             </w:r>
           </w:p>
           <w:p>
             <w:pPr>
-              <w:spacing w:after="4"/>
+              <w:spacing w:after="2"/>
             </w:pPr>
             <w:r>
               <w:rPr>
                 <w:b/>
                 <w:color w:val="64748B"/>
-              </w:rPr>
-              <w:t>Projets Indépendants &amp; Entreprises  │  Douala, CM</w:t>
+                <w:sz w:val="15"/>
+              </w:rPr>
+              <w:t>Université de Ngaoundéré  │  Cameroun</w:t>
             </w:r>
           </w:p>
           <w:p>
             <w:pPr>
-              <w:spacing w:after="12" w:line="259" w:lineRule="auto"/>
-              <w:ind w:left="144"/>
+              <w:spacing w:after="8" w:line="252" w:lineRule="auto"/>
+              <w:ind w:left="115"/>
             </w:pPr>
             <w:r>
               <w:rPr>
                 <w:b/>
                 <w:color w:val="0284C7"/>
+                <w:sz w:val="15"/>
               </w:rPr>
               <w:t>▸</w:t>
             </w:r>
@@ -1262,25 +1581,28 @@
               <w:rPr>
                 <w:b/>
                 <w:color w:val="0284C7"/>
+                <w:sz w:val="15"/>
               </w:rPr>
               <w:t xml:space="preserve">  </w:t>
             </w:r>
             <w:r>
               <w:rPr>
                 <w:color w:val="334155"/>
-              </w:rPr>
-              <w:t>Conception de systèmes IA souverains éthiques : GraphRAG Neo4j, EDA haute dimension, pipelines RAG multi-sources.</w:t>
+                <w:sz w:val="15"/>
+              </w:rPr>
+              <w:t>ML &amp; Stats Bayésienne, Data Engineering Neo4j, Vision &amp; Robotique, Éthique &amp; Cybersécurité, MLOps Souverains.</w:t>
             </w:r>
           </w:p>
           <w:p>
             <w:pPr>
-              <w:spacing w:after="12" w:line="259" w:lineRule="auto"/>
-              <w:ind w:left="144"/>
+              <w:spacing w:after="8" w:line="252" w:lineRule="auto"/>
+              <w:ind w:left="115"/>
             </w:pPr>
             <w:r>
               <w:rPr>
                 <w:b/>
                 <w:color w:val="0284C7"/>
+                <w:sz w:val="15"/>
               </w:rPr>
               <w:t>▸</w:t>
             </w:r>
@@ -1288,25 +1610,28 @@
               <w:rPr>
                 <w:b/>
                 <w:color w:val="0284C7"/>
+                <w:sz w:val="15"/>
               </w:rPr>
               <w:t xml:space="preserve">  </w:t>
             </w:r>
             <w:r>
               <w:rPr>
                 <w:color w:val="334155"/>
-              </w:rPr>
-              <w:t xml:space="preserve">Reporting décisionnel exécutif, dashboards KPI automatisés et </w:t>
+                <w:sz w:val="15"/>
+              </w:rPr>
+              <w:t xml:space="preserve">Projet de recherche : système </w:t>
             </w:r>
             <w:r>
               <w:rPr>
                 <w:color w:val="334155"/>
-              </w:rPr>
-              <w:t>audit explicabilité SHAP pour PME camerounaises.</w:t>
+                <w:sz w:val="15"/>
+              </w:rPr>
+              <w:t>K1-MATHINFO v3 — agent multi-sources certifié OKF v0.2 (SHA-256 No-LLM).</w:t>
             </w:r>
           </w:p>
           <w:p>
             <w:pPr>
-              <w:spacing w:before="44" w:after="4"/>
+              <w:spacing w:before="36" w:after="2"/>
             </w:pPr>
             <w:r>
               <w:rPr>
@@ -1314,37 +1639,40 @@
                 <w:color w:val="0A1128"/>
                 <w:sz w:val="18"/>
               </w:rPr>
-              <w:t>Agent de Sûreté Aéroportuaire (AVSEC)</w:t>
+              <w:t>Licence &amp; BTS Génie Civil (Option Bâtiment)</w:t>
             </w:r>
             <w:r>
               <w:rPr>
                 <w:i/>
                 <w:color w:val="0284C7"/>
-              </w:rPr>
-              <w:t xml:space="preserve">   —   2018 – Présent</w:t>
+                <w:sz w:val="15"/>
+              </w:rPr>
+              <w:t xml:space="preserve">   —   2015 – 2016</w:t>
             </w:r>
           </w:p>
           <w:p>
             <w:pPr>
-              <w:spacing w:after="4"/>
+              <w:spacing w:after="2"/>
             </w:pPr>
             <w:r>
               <w:rPr>
                 <w:b/>
                 <w:color w:val="64748B"/>
-              </w:rPr>
-              <w:t>CCAA — Autorité Aéronautique du Cameroun  │  Douala, CM</w:t>
+                <w:sz w:val="15"/>
+              </w:rPr>
+              <w:t>ISTDI / IUC Douala  │  Cameroun</w:t>
             </w:r>
           </w:p>
           <w:p>
             <w:pPr>
-              <w:spacing w:after="12" w:line="259" w:lineRule="auto"/>
-              <w:ind w:left="144"/>
+              <w:spacing w:after="8" w:line="252" w:lineRule="auto"/>
+              <w:ind w:left="115"/>
             </w:pPr>
             <w:r>
               <w:rPr>
                 <w:b/>
                 <w:color w:val="0284C7"/>
+                <w:sz w:val="15"/>
               </w:rPr>
               <w:t>▸</w:t>
             </w:r>
@@ -1352,365 +1680,154 @@
               <w:rPr>
                 <w:b/>
                 <w:color w:val="0284C7"/>
+                <w:sz w:val="15"/>
               </w:rPr>
               <w:t xml:space="preserve">  </w:t>
             </w:r>
             <w:r>
               <w:rPr>
                 <w:color w:val="334155"/>
-              </w:rPr>
-              <w:t>Évaluation des menaces, contrôle d'accès sécurisé, conformité réglementaire ICAO Annex 17</w:t>
+                <w:sz w:val="15"/>
+              </w:rPr>
+              <w:t>Dimensionnement structures (BAEL 91), métrés &amp; gestion de projets BTP — base de l'IA a</w:t>
             </w:r>
             <w:r>
               <w:rPr>
                 <w:color w:val="334155"/>
-              </w:rPr>
-              <w:t>.</w:t>
+                <w:sz w:val="15"/>
+              </w:rPr>
+              <w:t>ppliquée à l'estimation.</w:t>
             </w:r>
           </w:p>
           <w:p>
             <w:pPr>
-              <w:spacing w:after="12" w:line="259" w:lineRule="auto"/>
-              <w:ind w:left="144"/>
+              <w:spacing w:before="52" w:after="2"/>
             </w:pPr>
             <w:r>
               <w:rPr>
                 <w:b/>
                 <w:color w:val="0284C7"/>
               </w:rPr>
-              <w:t>▸</w:t>
+              <w:t xml:space="preserve">◈  </w:t>
             </w:r>
             <w:r>
               <w:rPr>
                 <w:b/>
-                <w:color w:val="0284C7"/>
-              </w:rPr>
-              <w:t xml:space="preserve">  </w:t>
-            </w:r>
-            <w:r>
-              <w:rPr>
-                <w:color w:val="334155"/>
-              </w:rPr>
-              <w:t>Gestion de crises opérationnelles : coordination d'équipes en situation d'urgence, protocoles anti-intrusion.</w:t>
+                <w:color w:val="0A1128"/>
+                <w:sz w:val="19"/>
+              </w:rPr>
+              <w:t>RECONNAISSANCES &amp; DISTINCTIONS</w:t>
             </w:r>
           </w:p>
           <w:p>
             <w:pPr>
-              <w:spacing w:before="64" w:after="4"/>
+              <w:spacing w:after="20"/>
             </w:pPr>
             <w:r>
               <w:rPr>
-                <w:b/>
                 <w:color w:val="0284C7"/>
-                <w:sz w:val="17"/>
-              </w:rPr>
-              <w:t xml:space="preserve">◈  </w:t>
-            </w:r>
-            <w:r>
-              <w:rPr>
-                <w:b/>
-                <w:color w:val="0A1128"/>
-                <w:sz w:val="20"/>
-              </w:rPr>
-              <w:t>FORMATION ACADÉMIQUE</w:t>
+                <w:sz w:val="9"/>
+              </w:rPr>
+              <w:t>━━━━━━━━━━━━━━━━━━</w:t>
+            </w:r>
+            <w:r>
+              <w:rPr>
+                <w:color w:val="38BDF8"/>
+                <w:sz w:val="8"/>
+              </w:rPr>
+              <w:t>────────────────────────────────────────────</w:t>
             </w:r>
           </w:p>
           <w:p>
             <w:pPr>
-              <w:spacing w:after="28"/>
+              <w:spacing w:before="12" w:after="6" w:line="252" w:lineRule="auto"/>
+              <w:ind w:left="115"/>
             </w:pPr>
             <w:r>
               <w:rPr>
+                <w:b/>
                 <w:color w:val="0284C7"/>
-                <w:sz w:val="10"/>
-              </w:rPr>
-              <w:t>━━━━━━━━━━━━━━━━━━</w:t>
-            </w:r>
-            <w:r>
-              <w:rPr>
-                <w:color w:val="38BDF8"/>
-                <w:sz w:val="9"/>
-              </w:rPr>
-              <w:t>────────────────────────────────────────────</w:t>
+                <w:sz w:val="15"/>
+              </w:rPr>
+              <w:t xml:space="preserve">◈ </w:t>
+            </w:r>
+            <w:r>
+              <w:rPr>
+                <w:b/>
+                <w:color w:val="0A1128"/>
+                <w:sz w:val="15"/>
+              </w:rPr>
+              <w:t>Attestation d'Excellence &amp; Intégrité CCAA (2023)</w:t>
+            </w:r>
+            <w:r>
+              <w:rPr>
+                <w:color w:val="334155"/>
+                <w:sz w:val="15"/>
+              </w:rPr>
+              <w:t xml:space="preserve">  —  Décernée par le Directeur Général pour performance et déontologie opérationnell</w:t>
+            </w:r>
+            <w:r>
+              <w:rPr>
+                <w:color w:val="334155"/>
+                <w:sz w:val="15"/>
+              </w:rPr>
+              <w:t>e.</w:t>
             </w:r>
           </w:p>
           <w:p>
             <w:pPr>
-              <w:spacing w:before="44" w:after="4"/>
+              <w:spacing w:before="12" w:after="6" w:line="252" w:lineRule="auto"/>
+              <w:ind w:left="115"/>
             </w:pPr>
+            <w:r>
+              <w:rPr>
+                <w:b/>
+                <w:color w:val="0284C7"/>
+                <w:sz w:val="15"/>
+              </w:rPr>
+              <w:t xml:space="preserve">◈ </w:t>
+            </w:r>
             <w:r>
               <w:rPr>
                 <w:b/>
                 <w:color w:val="0A1128"/>
-                <w:sz w:val="18"/>
-              </w:rPr>
-              <w:t xml:space="preserve">Master Professionnel — Intelligence Artificielle </w:t>
-            </w:r>
-            <w:r>
-              <w:rPr>
-                <w:b/>
-                <w:color w:val="0A1128"/>
-                <w:sz w:val="18"/>
-              </w:rPr>
-              <w:t>Appliquée</w:t>
-            </w:r>
-            <w:r>
-              <w:rPr>
-                <w:i/>
-                <w:color w:val="0284C7"/>
-              </w:rPr>
-              <w:t xml:space="preserve">   —   Déc. 2025 – 2027  [En cours]</w:t>
+                <w:sz w:val="15"/>
+              </w:rPr>
+              <w:t>Google Cloud #AllThingsAgentic Hackathon</w:t>
+            </w:r>
+            <w:r>
+              <w:rPr>
+                <w:color w:val="334155"/>
+                <w:sz w:val="15"/>
+              </w:rPr>
+              <w:t xml:space="preserve">  —  Dataset Automator v4.0 (Google Antigravity, TabFM, BigQuery DataFrames, WIT).</w:t>
             </w:r>
           </w:p>
           <w:p>
             <w:pPr>
-              <w:spacing w:after="4"/>
-            </w:pPr>
-            <w:r>
-              <w:rPr>
-                <w:b/>
-                <w:color w:val="64748B"/>
-              </w:rPr>
-              <w:t>Université de Ngaoundéré  │  Cameroun</w:t>
-            </w:r>
-          </w:p>
-          <w:p>
-            <w:pPr>
-              <w:spacing w:after="12" w:line="259" w:lineRule="auto"/>
-              <w:ind w:left="144"/>
+              <w:spacing w:before="12" w:after="6" w:line="252" w:lineRule="auto"/>
+              <w:ind w:left="115"/>
             </w:pPr>
             <w:r>
               <w:rPr>
                 <w:b/>
                 <w:color w:val="0284C7"/>
-              </w:rPr>
-              <w:t>▸</w:t>
-            </w:r>
-            <w:r>
-              <w:rPr>
-                <w:b/>
-                <w:color w:val="0284C7"/>
-              </w:rPr>
-              <w:t xml:space="preserve">  </w:t>
-            </w:r>
-            <w:r>
-              <w:rPr>
-                <w:color w:val="334155"/>
-              </w:rPr>
-              <w:t>ML &amp; Stats Bayésienne, Data Engineering Neo4j, Vision &amp; Robotique, Éthique &amp; Cybersécurité, MLOps Souverains.</w:t>
-            </w:r>
-          </w:p>
-          <w:p>
-            <w:pPr>
-              <w:spacing w:after="12" w:line="259" w:lineRule="auto"/>
-              <w:ind w:left="144"/>
-            </w:pPr>
-            <w:r>
-              <w:rPr>
-                <w:b/>
-                <w:color w:val="0284C7"/>
-              </w:rPr>
-              <w:t>▸</w:t>
-            </w:r>
-            <w:r>
-              <w:rPr>
-                <w:b/>
-                <w:color w:val="0284C7"/>
-              </w:rPr>
-              <w:t xml:space="preserve">  </w:t>
-            </w:r>
-            <w:r>
-              <w:rPr>
-                <w:color w:val="334155"/>
-              </w:rPr>
-              <w:t>Projet de recherche : système K1-MATHINFO v3 — agent mult</w:t>
-            </w:r>
-            <w:r>
-              <w:rPr>
-                <w:color w:val="334155"/>
-              </w:rPr>
-              <w:t>i-sources certifié OKF v0.2 (SHA-256 No-LLM).</w:t>
-            </w:r>
-          </w:p>
-          <w:p>
-            <w:pPr>
-              <w:spacing w:before="44" w:after="4"/>
-            </w:pPr>
+                <w:sz w:val="15"/>
+              </w:rPr>
+              <w:t xml:space="preserve">◈ </w:t>
+            </w:r>
             <w:r>
               <w:rPr>
                 <w:b/>
                 <w:color w:val="0A1128"/>
-                <w:sz w:val="18"/>
-              </w:rPr>
-              <w:t>Licence &amp; BTS Génie Civil (Option Bâtiment)</w:t>
-            </w:r>
-            <w:r>
-              <w:rPr>
-                <w:i/>
-                <w:color w:val="0284C7"/>
-              </w:rPr>
-              <w:t xml:space="preserve">   —   2015 – 2016</w:t>
-            </w:r>
-          </w:p>
-          <w:p>
-            <w:pPr>
-              <w:spacing w:after="4"/>
-            </w:pPr>
-            <w:r>
-              <w:rPr>
-                <w:b/>
-                <w:color w:val="64748B"/>
-              </w:rPr>
-              <w:t>ISTDI / IUC Douala  │  Cameroun</w:t>
-            </w:r>
-          </w:p>
-          <w:p>
-            <w:pPr>
-              <w:spacing w:after="12" w:line="259" w:lineRule="auto"/>
-              <w:ind w:left="144"/>
-            </w:pPr>
-            <w:r>
-              <w:rPr>
-                <w:b/>
-                <w:color w:val="0284C7"/>
-              </w:rPr>
-              <w:t>▸</w:t>
-            </w:r>
-            <w:r>
-              <w:rPr>
-                <w:b/>
-                <w:color w:val="0284C7"/>
-              </w:rPr>
-              <w:t xml:space="preserve">  </w:t>
+                <w:sz w:val="15"/>
+              </w:rPr>
+              <w:t>Google Developer Program · AICC Accra</w:t>
             </w:r>
             <w:r>
               <w:rPr>
                 <w:color w:val="334155"/>
-              </w:rPr>
-              <w:t>Dimensionnement structures (BAEL 91), métrés &amp; gestion de projets BTP — base de l'IA appliquée à l'estimation.</w:t>
-            </w:r>
-          </w:p>
-          <w:p>
-            <w:pPr>
-              <w:spacing w:before="64" w:after="4"/>
-            </w:pPr>
-            <w:r>
-              <w:rPr>
-                <w:b/>
-                <w:color w:val="0284C7"/>
-                <w:sz w:val="17"/>
-              </w:rPr>
-              <w:t xml:space="preserve">◈  </w:t>
-            </w:r>
-            <w:r>
-              <w:rPr>
-                <w:b/>
-                <w:color w:val="0A1128"/>
-                <w:sz w:val="20"/>
-              </w:rPr>
-              <w:t>RECONNAISSANCES &amp; DISTINCTIONS</w:t>
-            </w:r>
-          </w:p>
-          <w:p>
-            <w:pPr>
-              <w:spacing w:after="28"/>
-            </w:pPr>
-            <w:r>
-              <w:rPr>
-                <w:color w:val="0284C7"/>
-                <w:sz w:val="10"/>
-              </w:rPr>
-              <w:t>━━━━━━━━━━━━━━━━━━</w:t>
-            </w:r>
-            <w:r>
-              <w:rPr>
-                <w:color w:val="38BDF8"/>
-                <w:sz w:val="9"/>
-              </w:rPr>
-              <w:t>────────────────────────────────────────────</w:t>
-            </w:r>
-          </w:p>
-          <w:p>
-            <w:pPr>
-              <w:spacing w:before="16" w:after="8" w:line="259" w:lineRule="auto"/>
-              <w:ind w:left="115"/>
-            </w:pPr>
-            <w:r>
-              <w:rPr>
-                <w:b/>
-                <w:color w:val="0284C7"/>
-              </w:rPr>
-              <w:t xml:space="preserve">◈ </w:t>
-            </w:r>
-            <w:r>
-              <w:rPr>
-                <w:b/>
-                <w:color w:val="0A1128"/>
-              </w:rPr>
-              <w:t>Attestation d'Excellence &amp; Intégrité CCAA (2023)</w:t>
-            </w:r>
-            <w:r>
-              <w:rPr>
-                <w:color w:val="334155"/>
-              </w:rPr>
-              <w:t xml:space="preserve">  —  Décernée par le Directeur Général pour performance et déontologie opérationnelle.</w:t>
-            </w:r>
-          </w:p>
-          <w:p>
-            <w:pPr>
-              <w:spacing w:before="16" w:after="8" w:line="259" w:lineRule="auto"/>
-              <w:ind w:left="115"/>
-            </w:pPr>
-            <w:r>
-              <w:rPr>
-                <w:b/>
-                <w:color w:val="0284C7"/>
-              </w:rPr>
-              <w:t xml:space="preserve">◈ </w:t>
-            </w:r>
-            <w:r>
-              <w:rPr>
-                <w:b/>
-                <w:color w:val="0A1128"/>
-              </w:rPr>
-              <w:t>Google Cloud #AllThi</w:t>
-            </w:r>
-            <w:r>
-              <w:rPr>
-                <w:b/>
-                <w:color w:val="0A1128"/>
-              </w:rPr>
-              <w:t>ngsAgentic Hackathon</w:t>
-            </w:r>
-            <w:r>
-              <w:rPr>
-                <w:color w:val="334155"/>
-              </w:rPr>
-              <w:t xml:space="preserve">  —  Dataset Automator v4.0 (Google Antigravity, TabFM, BigQuery DataFrames, WIT).</w:t>
-            </w:r>
-          </w:p>
-          <w:p>
-            <w:pPr>
-              <w:spacing w:before="16" w:after="8" w:line="259" w:lineRule="auto"/>
-              <w:ind w:left="115"/>
-            </w:pPr>
-            <w:r>
-              <w:rPr>
-                <w:b/>
-                <w:color w:val="0284C7"/>
-              </w:rPr>
-              <w:t xml:space="preserve">◈ </w:t>
-            </w:r>
-            <w:r>
-              <w:rPr>
-                <w:b/>
-                <w:color w:val="0A1128"/>
-              </w:rPr>
-              <w:t>Google Developer Program · AICC Accra</w:t>
-            </w:r>
-            <w:r>
-              <w:rPr>
-                <w:color w:val="334155"/>
+                <w:sz w:val="15"/>
               </w:rPr>
               <w:t xml:space="preserve">  —  Membre actif · Accra AI Community Centre &amp; Google for Startups Accelerator Network.</w:t>
             </w:r>
@@ -14339,7 +14456,7 @@
 </file>
 
 <file path=customXml/itemProps1.xml><?xml version="1.0" encoding="utf-8"?>
-<ds:datastoreItem xmlns:ds="http://schemas.openxmlformats.org/officeDocument/2006/customXml" ds:itemID="{3580A311-F807-4A7F-BAAC-10397CE1897F}">
+<ds:datastoreItem xmlns:ds="http://schemas.openxmlformats.org/officeDocument/2006/customXml" ds:itemID="{DD5211D0-F368-4EDA-A144-A3F99E6FC2C5}">
   <ds:schemaRefs>
     <ds:schemaRef ds:uri="http://schemas.openxmlformats.org/officeDocument/2006/bibliography"/>
   </ds:schemaRefs>

--- a/KOA_MARIE_GERVAIS_NELLY_CV_FR.docx
+++ b/KOA_MARIE_GERVAIS_NELLY_CV_FR.docx
@@ -8,17 +8,17 @@
         <w:tblLook w:val="04A0" w:firstRow="1" w:lastRow="0" w:firstColumn="1" w:lastColumn="0" w:noHBand="0" w:noVBand="1"/>
       </w:tblPr>
       <w:tblGrid>
-        <w:gridCol w:w="3715"/>
-        <w:gridCol w:w="8194"/>
+        <w:gridCol w:w="3752"/>
+        <w:gridCol w:w="8276"/>
       </w:tblGrid>
       <w:tr>
         <w:trPr>
           <w:cantSplit/>
-          <w:trHeight w:val="15400"/>
+          <w:trHeight w:val="16405"/>
         </w:trPr>
         <w:tc>
           <w:tcPr>
-            <w:tcW w:w="3715" w:type="dxa"/>
+            <w:tcW w:w="3752" w:type="dxa"/>
             <w:shd w:val="clear" w:color="auto" w:fill="0F172A"/>
             <w:tcMar>
               <w:top w:w="180" w:type="dxa"/>
@@ -32,8 +32,6 @@
               <w:spacing w:after="0"/>
               <w:jc w:val="center"/>
             </w:pPr>
-            <w:bookmarkStart w:id="0" w:name="_GoBack"/>
-            <w:bookmarkEnd w:id="0"/>
             <w:r>
               <w:rPr>
                 <w:noProof/>
@@ -78,7 +76,7 @@
           </w:p>
           <w:p>
             <w:pPr>
-              <w:spacing w:before="60" w:after="0"/>
+              <w:spacing w:before="60" w:after="30"/>
               <w:jc w:val="center"/>
             </w:pPr>
             <w:r>
@@ -86,19 +84,6 @@
                 <w:b/>
                 <w:color w:val="38BDF8"/>
                 <w:sz w:val="13"/>
-              </w:rPr>
-              <w:t>◈  LEAD AI ENGINEER</w:t>
-            </w:r>
-          </w:p>
-          <w:p>
-            <w:pPr>
-              <w:spacing w:after="30"/>
-              <w:jc w:val="center"/>
-            </w:pPr>
-            <w:r>
-              <w:rPr>
-                <w:color w:val="64748B"/>
-                <w:sz w:val="12"/>
               </w:rPr>
               <w:t>Fondateur  ·  Archi Cam AI</w:t>
             </w:r>
@@ -107,11 +92,17 @@
             <w:pPr>
               <w:spacing w:before="84" w:after="0"/>
               <w:ind w:left="120"/>
+              <w:rPr>
+                <w:sz w:val="18"/>
+                <w:szCs w:val="18"/>
+              </w:rPr>
             </w:pPr>
             <w:r>
               <w:rPr>
                 <w:b/>
                 <w:color w:val="38BDF8"/>
+                <w:sz w:val="18"/>
+                <w:szCs w:val="18"/>
               </w:rPr>
               <w:t>CONTACT &amp; PROFILS</w:t>
             </w:r>
@@ -120,13 +111,720 @@
             <w:pPr>
               <w:spacing w:before="4" w:after="24"/>
               <w:ind w:left="120"/>
+              <w:rPr>
+                <w:szCs w:val="16"/>
+              </w:rPr>
             </w:pPr>
             <w:r>
               <w:rPr>
                 <w:color w:val="0284C7"/>
-                <w:sz w:val="9"/>
+                <w:szCs w:val="16"/>
               </w:rPr>
               <w:t>━━━━━━━━━━━━━━━━━</w:t>
+            </w:r>
+          </w:p>
+          <w:p>
+            <w:pPr>
+              <w:spacing w:after="20" w:line="252" w:lineRule="auto"/>
+              <w:ind w:left="120"/>
+              <w:rPr>
+                <w:szCs w:val="16"/>
+              </w:rPr>
+            </w:pPr>
+            <w:r>
+              <w:rPr>
+                <w:color w:val="F8FAFC"/>
+                <w:szCs w:val="16"/>
+              </w:rPr>
+              <w:t>✉</w:t>
+            </w:r>
+            <w:r>
+              <w:rPr>
+                <w:color w:val="F8FAFC"/>
+                <w:szCs w:val="16"/>
+              </w:rPr>
+              <w:t xml:space="preserve">  contact@archicam-ai.com</w:t>
+            </w:r>
+          </w:p>
+          <w:p>
+            <w:pPr>
+              <w:spacing w:after="20" w:line="252" w:lineRule="auto"/>
+              <w:ind w:left="120"/>
+              <w:rPr>
+                <w:szCs w:val="16"/>
+              </w:rPr>
+            </w:pPr>
+            <w:r>
+              <w:rPr>
+                <w:color w:val="F8FAFC"/>
+                <w:szCs w:val="16"/>
+              </w:rPr>
+              <w:t>✆</w:t>
+            </w:r>
+            <w:r>
+              <w:rPr>
+                <w:color w:val="F8FAFC"/>
+                <w:szCs w:val="16"/>
+              </w:rPr>
+              <w:t xml:space="preserve">  +237 695 35 34 02</w:t>
+            </w:r>
+          </w:p>
+          <w:p>
+            <w:pPr>
+              <w:spacing w:after="20" w:line="252" w:lineRule="auto"/>
+              <w:ind w:left="120"/>
+              <w:rPr>
+                <w:szCs w:val="16"/>
+              </w:rPr>
+            </w:pPr>
+            <w:r>
+              <w:rPr>
+                <w:color w:val="F8FAFC"/>
+                <w:szCs w:val="16"/>
+              </w:rPr>
+              <w:t>⌂</w:t>
+            </w:r>
+            <w:r>
+              <w:rPr>
+                <w:color w:val="F8FAFC"/>
+                <w:szCs w:val="16"/>
+              </w:rPr>
+              <w:t xml:space="preserve">  Douala / Ngaoundéré, CM</w:t>
+            </w:r>
+          </w:p>
+          <w:p>
+            <w:pPr>
+              <w:spacing w:after="20" w:line="252" w:lineRule="auto"/>
+              <w:ind w:left="120"/>
+              <w:rPr>
+                <w:szCs w:val="16"/>
+              </w:rPr>
+            </w:pPr>
+            <w:r>
+              <w:rPr>
+                <w:color w:val="F8FAFC"/>
+                <w:szCs w:val="16"/>
+              </w:rPr>
+              <w:t>🐙</w:t>
+            </w:r>
+            <w:r>
+              <w:rPr>
+                <w:color w:val="F8FAFC"/>
+                <w:szCs w:val="16"/>
+              </w:rPr>
+              <w:t xml:space="preserve">  github.com/gervais-afk</w:t>
+            </w:r>
+          </w:p>
+          <w:p>
+            <w:pPr>
+              <w:spacing w:after="20" w:line="252" w:lineRule="auto"/>
+              <w:ind w:left="120"/>
+              <w:rPr>
+                <w:szCs w:val="16"/>
+              </w:rPr>
+            </w:pPr>
+            <w:r>
+              <w:rPr>
+                <w:color w:val="F8FAFC"/>
+                <w:szCs w:val="16"/>
+              </w:rPr>
+              <w:t>💼</w:t>
+            </w:r>
+            <w:r>
+              <w:rPr>
+                <w:color w:val="F8FAFC"/>
+                <w:szCs w:val="16"/>
+              </w:rPr>
+              <w:t xml:space="preserve">  linkedin.com/in/marie-gervais-koa</w:t>
+            </w:r>
+          </w:p>
+          <w:p>
+            <w:pPr>
+              <w:spacing w:before="84" w:after="0"/>
+              <w:ind w:left="120"/>
+              <w:rPr>
+                <w:sz w:val="18"/>
+                <w:szCs w:val="18"/>
+              </w:rPr>
+            </w:pPr>
+            <w:r>
+              <w:rPr>
+                <w:b/>
+                <w:color w:val="38BDF8"/>
+                <w:sz w:val="18"/>
+                <w:szCs w:val="18"/>
+              </w:rPr>
+              <w:t>IA &amp; LLM STACK</w:t>
+            </w:r>
+          </w:p>
+          <w:p>
+            <w:pPr>
+              <w:spacing w:before="4" w:after="24"/>
+              <w:ind w:left="120"/>
+              <w:rPr>
+                <w:szCs w:val="16"/>
+              </w:rPr>
+            </w:pPr>
+            <w:r>
+              <w:rPr>
+                <w:color w:val="0284C7"/>
+                <w:szCs w:val="16"/>
+              </w:rPr>
+              <w:t>━━━━━━━━━━━━━━━━━</w:t>
+            </w:r>
+          </w:p>
+          <w:p>
+            <w:pPr>
+              <w:spacing w:after="20" w:line="252" w:lineRule="auto"/>
+              <w:ind w:left="120"/>
+              <w:rPr>
+                <w:szCs w:val="16"/>
+              </w:rPr>
+            </w:pPr>
+            <w:r>
+              <w:rPr>
+                <w:color w:val="F8FAFC"/>
+                <w:szCs w:val="16"/>
+              </w:rPr>
+              <w:t xml:space="preserve">Google </w:t>
+            </w:r>
+            <w:r>
+              <w:rPr>
+                <w:color w:val="F8FAFC"/>
+                <w:szCs w:val="16"/>
+              </w:rPr>
+              <w:t>Antigravity IDE  ■ ■ ■ ■ ■</w:t>
+            </w:r>
+          </w:p>
+          <w:p>
+            <w:pPr>
+              <w:spacing w:after="20" w:line="252" w:lineRule="auto"/>
+              <w:ind w:left="120"/>
+              <w:rPr>
+                <w:szCs w:val="16"/>
+              </w:rPr>
+            </w:pPr>
+            <w:r>
+              <w:rPr>
+                <w:color w:val="F8FAFC"/>
+                <w:szCs w:val="16"/>
+              </w:rPr>
+              <w:t>LangGraph &amp; CrewAI      ■ ■ ■ ■ ■</w:t>
+            </w:r>
+          </w:p>
+          <w:p>
+            <w:pPr>
+              <w:spacing w:after="20" w:line="252" w:lineRule="auto"/>
+              <w:ind w:left="120"/>
+              <w:rPr>
+                <w:szCs w:val="16"/>
+              </w:rPr>
+            </w:pPr>
+            <w:r>
+              <w:rPr>
+                <w:color w:val="F8FAFC"/>
+                <w:szCs w:val="16"/>
+              </w:rPr>
+              <w:t>Google Gemma 4 (12B)    ■ ■ ■ ■ ■</w:t>
+            </w:r>
+          </w:p>
+          <w:p>
+            <w:pPr>
+              <w:spacing w:after="20" w:line="252" w:lineRule="auto"/>
+              <w:ind w:left="120"/>
+              <w:rPr>
+                <w:szCs w:val="16"/>
+              </w:rPr>
+            </w:pPr>
+            <w:r>
+              <w:rPr>
+                <w:color w:val="F8FAFC"/>
+                <w:szCs w:val="16"/>
+              </w:rPr>
+              <w:t>Gemini 2.5 / 1.5 Pro    ■ ■ ■ ■ ■</w:t>
+            </w:r>
+          </w:p>
+          <w:p>
+            <w:pPr>
+              <w:spacing w:after="20" w:line="252" w:lineRule="auto"/>
+              <w:ind w:left="120"/>
+              <w:rPr>
+                <w:szCs w:val="16"/>
+              </w:rPr>
+            </w:pPr>
+            <w:r>
+              <w:rPr>
+                <w:color w:val="F8FAFC"/>
+                <w:szCs w:val="16"/>
+              </w:rPr>
+              <w:t>Google TabFM (Tabular)  ■ ■ ■ ■ ■</w:t>
+            </w:r>
+          </w:p>
+          <w:p>
+            <w:pPr>
+              <w:spacing w:after="20" w:line="252" w:lineRule="auto"/>
+              <w:ind w:left="120"/>
+              <w:rPr>
+                <w:szCs w:val="16"/>
+              </w:rPr>
+            </w:pPr>
+            <w:r>
+              <w:rPr>
+                <w:color w:val="F8FAFC"/>
+                <w:szCs w:val="16"/>
+              </w:rPr>
+              <w:t>FastMCP &amp; Genkit        ■ ■ ■ ■ ■</w:t>
+            </w:r>
+          </w:p>
+          <w:p>
+            <w:pPr>
+              <w:spacing w:after="20" w:line="252" w:lineRule="auto"/>
+              <w:ind w:left="120"/>
+              <w:rPr>
+                <w:szCs w:val="16"/>
+              </w:rPr>
+            </w:pPr>
+            <w:r>
+              <w:rPr>
+                <w:color w:val="F8FAFC"/>
+                <w:szCs w:val="16"/>
+              </w:rPr>
+              <w:t>Neo4j GraphRAG — Agent K1</w:t>
+            </w:r>
+          </w:p>
+          <w:p>
+            <w:pPr>
+              <w:spacing w:before="84" w:after="0"/>
+              <w:ind w:left="120"/>
+              <w:rPr>
+                <w:sz w:val="18"/>
+                <w:szCs w:val="18"/>
+              </w:rPr>
+            </w:pPr>
+            <w:r>
+              <w:rPr>
+                <w:b/>
+                <w:color w:val="38BDF8"/>
+                <w:sz w:val="18"/>
+                <w:szCs w:val="18"/>
+              </w:rPr>
+              <w:t>DATA &amp; GRAPHES</w:t>
+            </w:r>
+          </w:p>
+          <w:p>
+            <w:pPr>
+              <w:spacing w:before="4" w:after="24"/>
+              <w:ind w:left="120"/>
+              <w:rPr>
+                <w:szCs w:val="16"/>
+              </w:rPr>
+            </w:pPr>
+            <w:r>
+              <w:rPr>
+                <w:color w:val="0284C7"/>
+                <w:szCs w:val="16"/>
+              </w:rPr>
+              <w:t>━━━━━━━━━━━━━━━━━</w:t>
+            </w:r>
+          </w:p>
+          <w:p>
+            <w:pPr>
+              <w:spacing w:after="20" w:line="252" w:lineRule="auto"/>
+              <w:ind w:left="120"/>
+              <w:rPr>
+                <w:szCs w:val="16"/>
+              </w:rPr>
+            </w:pPr>
+            <w:r>
+              <w:rPr>
+                <w:color w:val="F8FAFC"/>
+                <w:szCs w:val="16"/>
+              </w:rPr>
+              <w:t>Neo4j / Cypher Graph    ■ ■ ■ ■ ■</w:t>
+            </w:r>
+          </w:p>
+          <w:p>
+            <w:pPr>
+              <w:spacing w:after="20" w:line="252" w:lineRule="auto"/>
+              <w:ind w:left="120"/>
+              <w:rPr>
+                <w:szCs w:val="16"/>
+              </w:rPr>
+            </w:pPr>
+            <w:r>
+              <w:rPr>
+                <w:color w:val="F8FAFC"/>
+                <w:szCs w:val="16"/>
+              </w:rPr>
+              <w:t>PostgreSQL / pgvector   ■ ■ ■ ■ ■</w:t>
+            </w:r>
+          </w:p>
+          <w:p>
+            <w:pPr>
+              <w:spacing w:after="20" w:line="252" w:lineRule="auto"/>
+              <w:ind w:left="120"/>
+              <w:rPr>
+                <w:szCs w:val="16"/>
+              </w:rPr>
+            </w:pPr>
+            <w:r>
+              <w:rPr>
+                <w:color w:val="F8FAFC"/>
+                <w:szCs w:val="16"/>
+              </w:rPr>
+              <w:t>Apache AGE &amp; DuckDB     ■ ■ ■ ■ □</w:t>
+            </w:r>
+          </w:p>
+          <w:p>
+            <w:pPr>
+              <w:spacing w:after="20" w:line="252" w:lineRule="auto"/>
+              <w:ind w:left="120"/>
+              <w:rPr>
+                <w:szCs w:val="16"/>
+              </w:rPr>
+            </w:pPr>
+            <w:r>
+              <w:rPr>
+                <w:color w:val="F8FAFC"/>
+                <w:szCs w:val="16"/>
+              </w:rPr>
+              <w:t>BigQuery DataFrames     ■ ■ ■ ■ □</w:t>
+            </w:r>
+          </w:p>
+          <w:p>
+            <w:pPr>
+              <w:spacing w:after="20" w:line="252" w:lineRule="auto"/>
+              <w:ind w:left="120"/>
+              <w:rPr>
+                <w:szCs w:val="16"/>
+              </w:rPr>
+            </w:pPr>
+            <w:r>
+              <w:rPr>
+                <w:color w:val="F8FAFC"/>
+                <w:szCs w:val="16"/>
+              </w:rPr>
+              <w:t>Pandas / NumPy ETL      ■ ■ ■ ■ ■</w:t>
+            </w:r>
+          </w:p>
+          <w:p>
+            <w:pPr>
+              <w:spacing w:before="84" w:after="0"/>
+              <w:ind w:left="120"/>
+              <w:rPr>
+                <w:sz w:val="18"/>
+                <w:szCs w:val="18"/>
+              </w:rPr>
+            </w:pPr>
+            <w:r>
+              <w:rPr>
+                <w:b/>
+                <w:color w:val="38BDF8"/>
+                <w:sz w:val="18"/>
+                <w:szCs w:val="18"/>
+              </w:rPr>
+              <w:t>DEV &amp; MLOPS</w:t>
+            </w:r>
+          </w:p>
+          <w:p>
+            <w:pPr>
+              <w:spacing w:before="4" w:after="24"/>
+              <w:ind w:left="120"/>
+              <w:rPr>
+                <w:szCs w:val="16"/>
+              </w:rPr>
+            </w:pPr>
+            <w:r>
+              <w:rPr>
+                <w:color w:val="0284C7"/>
+                <w:szCs w:val="16"/>
+              </w:rPr>
+              <w:t>━━━━━━━━━━━━━━━━━</w:t>
+            </w:r>
+          </w:p>
+          <w:p>
+            <w:pPr>
+              <w:spacing w:after="20" w:line="252" w:lineRule="auto"/>
+              <w:ind w:left="120"/>
+              <w:rPr>
+                <w:szCs w:val="16"/>
+              </w:rPr>
+            </w:pPr>
+            <w:r>
+              <w:rPr>
+                <w:color w:val="F8FAFC"/>
+                <w:szCs w:val="16"/>
+              </w:rPr>
+              <w:t>Python 3.11+ / MLOps    ■ ■ ■ ■ ■</w:t>
+            </w:r>
+          </w:p>
+          <w:p>
+            <w:pPr>
+              <w:spacing w:after="20" w:line="252" w:lineRule="auto"/>
+              <w:ind w:left="120"/>
+              <w:rPr>
+                <w:szCs w:val="16"/>
+              </w:rPr>
+            </w:pPr>
+            <w:r>
+              <w:rPr>
+                <w:color w:val="F8FAFC"/>
+                <w:szCs w:val="16"/>
+              </w:rPr>
+              <w:t xml:space="preserve">FastAPI / Next.js 14  </w:t>
+            </w:r>
+            <w:r>
+              <w:rPr>
+                <w:color w:val="F8FAFC"/>
+                <w:szCs w:val="16"/>
+              </w:rPr>
+              <w:t xml:space="preserve">  ■ ■ ■ ■ □</w:t>
+            </w:r>
+          </w:p>
+          <w:p>
+            <w:pPr>
+              <w:spacing w:after="20" w:line="252" w:lineRule="auto"/>
+              <w:ind w:left="120"/>
+              <w:rPr>
+                <w:szCs w:val="16"/>
+              </w:rPr>
+            </w:pPr>
+            <w:r>
+              <w:rPr>
+                <w:color w:val="F8FAFC"/>
+                <w:szCs w:val="16"/>
+              </w:rPr>
+              <w:t>MLflow &amp; Data Drift     ■ ■ ■ ■ □</w:t>
+            </w:r>
+          </w:p>
+          <w:p>
+            <w:pPr>
+              <w:spacing w:after="20" w:line="252" w:lineRule="auto"/>
+              <w:ind w:left="120"/>
+              <w:rPr>
+                <w:szCs w:val="16"/>
+              </w:rPr>
+            </w:pPr>
+            <w:r>
+              <w:rPr>
+                <w:color w:val="F8FAFC"/>
+                <w:szCs w:val="16"/>
+              </w:rPr>
+              <w:t>SHAP Sentinel Audit     ■ ■ ■ ■ ■</w:t>
+            </w:r>
+          </w:p>
+          <w:p>
+            <w:pPr>
+              <w:spacing w:after="20" w:line="252" w:lineRule="auto"/>
+              <w:ind w:left="120"/>
+              <w:rPr>
+                <w:szCs w:val="16"/>
+              </w:rPr>
+            </w:pPr>
+            <w:r>
+              <w:rPr>
+                <w:color w:val="F8FAFC"/>
+                <w:szCs w:val="16"/>
+              </w:rPr>
+              <w:t>IfcOpenShell &amp; Shapely  ■ ■ ■ ■ □</w:t>
+            </w:r>
+          </w:p>
+          <w:p>
+            <w:pPr>
+              <w:spacing w:after="20" w:line="252" w:lineRule="auto"/>
+              <w:ind w:left="120"/>
+              <w:rPr>
+                <w:szCs w:val="16"/>
+              </w:rPr>
+            </w:pPr>
+            <w:r>
+              <w:rPr>
+                <w:color w:val="F8FAFC"/>
+                <w:szCs w:val="16"/>
+              </w:rPr>
+              <w:t>Docker &amp; Pytest         ■ ■ ■ ■ ■</w:t>
+            </w:r>
+          </w:p>
+          <w:p>
+            <w:pPr>
+              <w:spacing w:before="84" w:after="0"/>
+              <w:ind w:left="120"/>
+              <w:rPr>
+                <w:sz w:val="18"/>
+                <w:szCs w:val="18"/>
+              </w:rPr>
+            </w:pPr>
+            <w:r>
+              <w:rPr>
+                <w:b/>
+                <w:color w:val="38BDF8"/>
+                <w:sz w:val="18"/>
+                <w:szCs w:val="18"/>
+              </w:rPr>
+              <w:t>ÉTHIQUE, SÛRETÉ &amp; AUDIT</w:t>
+            </w:r>
+          </w:p>
+          <w:p>
+            <w:pPr>
+              <w:spacing w:before="4" w:after="24"/>
+              <w:ind w:left="120"/>
+              <w:rPr>
+                <w:szCs w:val="16"/>
+              </w:rPr>
+            </w:pPr>
+            <w:r>
+              <w:rPr>
+                <w:color w:val="0284C7"/>
+                <w:szCs w:val="16"/>
+              </w:rPr>
+              <w:t>━━━━━━━━━━━━━━━━━</w:t>
+            </w:r>
+          </w:p>
+          <w:p>
+            <w:pPr>
+              <w:spacing w:after="20" w:line="252" w:lineRule="auto"/>
+              <w:ind w:left="120"/>
+              <w:rPr>
+                <w:szCs w:val="16"/>
+              </w:rPr>
+            </w:pPr>
+            <w:r>
+              <w:rPr>
+                <w:color w:val="F8FAFC"/>
+                <w:szCs w:val="16"/>
+              </w:rPr>
+              <w:t>◈ Attestation Excellence CCAA '23</w:t>
+            </w:r>
+          </w:p>
+          <w:p>
+            <w:pPr>
+              <w:spacing w:after="20" w:line="252" w:lineRule="auto"/>
+              <w:ind w:left="120"/>
+              <w:rPr>
+                <w:szCs w:val="16"/>
+              </w:rPr>
+            </w:pPr>
+            <w:r>
+              <w:rPr>
+                <w:color w:val="F8FAFC"/>
+                <w:szCs w:val="16"/>
+              </w:rPr>
+              <w:t>◈ Agent AVSEC (Annexe 17 OACI)</w:t>
+            </w:r>
+          </w:p>
+          <w:p>
+            <w:pPr>
+              <w:spacing w:after="20" w:line="252" w:lineRule="auto"/>
+              <w:ind w:left="120"/>
+              <w:rPr>
+                <w:szCs w:val="16"/>
+              </w:rPr>
+            </w:pPr>
+            <w:r>
+              <w:rPr>
+                <w:color w:val="F8FAFC"/>
+                <w:szCs w:val="16"/>
+              </w:rPr>
+              <w:t>◈</w:t>
+            </w:r>
+            <w:r>
+              <w:rPr>
+                <w:color w:val="F8FAFC"/>
+                <w:szCs w:val="16"/>
+              </w:rPr>
+              <w:t xml:space="preserve"> Éthique </w:t>
+            </w:r>
+            <w:bookmarkStart w:id="0" w:name="_GoBack"/>
+            <w:bookmarkEnd w:id="0"/>
+            <w:r>
+              <w:rPr>
+                <w:color w:val="F8FAFC"/>
+                <w:szCs w:val="16"/>
+              </w:rPr>
+              <w:t>IA &amp; Anti-Hallucination</w:t>
+            </w:r>
+          </w:p>
+          <w:p>
+            <w:pPr>
+              <w:spacing w:after="20" w:line="252" w:lineRule="auto"/>
+              <w:ind w:left="120"/>
+              <w:rPr>
+                <w:szCs w:val="16"/>
+              </w:rPr>
+            </w:pPr>
+            <w:r>
+              <w:rPr>
+                <w:color w:val="F8FAFC"/>
+                <w:szCs w:val="16"/>
+              </w:rPr>
+              <w:t>◈ OKF v0.2 SHA-256 No-LLM</w:t>
+            </w:r>
+          </w:p>
+          <w:p>
+            <w:pPr>
+              <w:spacing w:after="20" w:line="252" w:lineRule="auto"/>
+              <w:ind w:left="120"/>
+              <w:rPr>
+                <w:szCs w:val="16"/>
+              </w:rPr>
+            </w:pPr>
+            <w:r>
+              <w:rPr>
+                <w:color w:val="F8FAFC"/>
+                <w:szCs w:val="16"/>
+              </w:rPr>
+              <w:t>◈ Conformité EU AI Act (RSASSA)</w:t>
+            </w:r>
+          </w:p>
+          <w:p>
+            <w:pPr>
+              <w:spacing w:before="84" w:after="0"/>
+              <w:ind w:left="120"/>
+              <w:rPr>
+                <w:sz w:val="18"/>
+                <w:szCs w:val="18"/>
+              </w:rPr>
+            </w:pPr>
+            <w:r>
+              <w:rPr>
+                <w:b/>
+                <w:color w:val="38BDF8"/>
+                <w:sz w:val="18"/>
+                <w:szCs w:val="18"/>
+              </w:rPr>
+              <w:t>LANGUES</w:t>
+            </w:r>
+          </w:p>
+          <w:p>
+            <w:pPr>
+              <w:spacing w:before="4" w:after="24"/>
+              <w:ind w:left="120"/>
+              <w:rPr>
+                <w:szCs w:val="16"/>
+              </w:rPr>
+            </w:pPr>
+            <w:r>
+              <w:rPr>
+                <w:color w:val="0284C7"/>
+                <w:szCs w:val="16"/>
+              </w:rPr>
+              <w:t>━━━━━━━━━━━━━━━━━</w:t>
+            </w:r>
+          </w:p>
+          <w:p>
+            <w:pPr>
+              <w:spacing w:after="20" w:line="252" w:lineRule="auto"/>
+              <w:ind w:left="120"/>
+              <w:rPr>
+                <w:szCs w:val="16"/>
+              </w:rPr>
+            </w:pPr>
+            <w:r>
+              <w:rPr>
+                <w:color w:val="F8FAFC"/>
+                <w:szCs w:val="16"/>
+              </w:rPr>
+              <w:t>Français  —  Courant / Natif</w:t>
             </w:r>
           </w:p>
           <w:p>
@@ -137,571 +835,24 @@
             <w:r>
               <w:rPr>
                 <w:color w:val="F8FAFC"/>
-                <w:sz w:val="15"/>
-              </w:rPr>
-              <w:t>✉</w:t>
+                <w:szCs w:val="16"/>
+              </w:rPr>
+              <w:t>Anglais   —  Professionnel / Tech</w:t>
             </w:r>
             <w:r>
               <w:rPr>
                 <w:color w:val="F8FAFC"/>
-                <w:sz w:val="15"/>
-              </w:rPr>
-              <w:t xml:space="preserve">  contact@archicam-ai.com</w:t>
-            </w:r>
-          </w:p>
-          <w:p>
-            <w:pPr>
-              <w:spacing w:after="20" w:line="252" w:lineRule="auto"/>
-              <w:ind w:left="120"/>
-            </w:pPr>
-            <w:r>
-              <w:rPr>
-                <w:color w:val="F8FAFC"/>
-                <w:sz w:val="15"/>
-              </w:rPr>
-              <w:t>✆</w:t>
-            </w:r>
-            <w:r>
-              <w:rPr>
-                <w:color w:val="F8FAFC"/>
-                <w:sz w:val="15"/>
-              </w:rPr>
-              <w:t xml:space="preserve">  +237 695 35 34 02</w:t>
-            </w:r>
-          </w:p>
-          <w:p>
-            <w:pPr>
-              <w:spacing w:after="20" w:line="252" w:lineRule="auto"/>
-              <w:ind w:left="120"/>
-            </w:pPr>
-            <w:r>
-              <w:rPr>
-                <w:color w:val="F8FAFC"/>
-                <w:sz w:val="15"/>
-              </w:rPr>
-              <w:t>⌂</w:t>
-            </w:r>
-            <w:r>
-              <w:rPr>
-                <w:color w:val="F8FAFC"/>
-                <w:sz w:val="15"/>
-              </w:rPr>
-              <w:t xml:space="preserve">  Douala / Ngaoundéré, CM</w:t>
-            </w:r>
-          </w:p>
-          <w:p>
-            <w:pPr>
-              <w:spacing w:after="20" w:line="252" w:lineRule="auto"/>
-              <w:ind w:left="120"/>
-            </w:pPr>
-            <w:r>
-              <w:rPr>
-                <w:color w:val="F8FAFC"/>
-                <w:sz w:val="15"/>
-              </w:rPr>
-              <w:t>🌐</w:t>
-            </w:r>
-            <w:r>
-              <w:rPr>
-                <w:color w:val="F8FAFC"/>
-                <w:sz w:val="15"/>
-              </w:rPr>
-              <w:t xml:space="preserve">  archicam-ai.com</w:t>
-            </w:r>
-          </w:p>
-          <w:p>
-            <w:pPr>
-              <w:spacing w:after="20" w:line="252" w:lineRule="auto"/>
-              <w:ind w:left="120"/>
-            </w:pPr>
-            <w:r>
-              <w:rPr>
-                <w:color w:val="F8FAFC"/>
-                <w:sz w:val="15"/>
-              </w:rPr>
-              <w:t>💼</w:t>
-            </w:r>
-            <w:r>
-              <w:rPr>
-                <w:color w:val="F8FAFC"/>
-                <w:sz w:val="15"/>
-              </w:rPr>
-              <w:t xml:space="preserve">  linkedin.com/in/marie-gervais-koa</w:t>
-            </w:r>
-          </w:p>
-          <w:p>
-            <w:pPr>
-              <w:spacing w:before="84" w:after="0"/>
-              <w:ind w:left="120"/>
-            </w:pPr>
-            <w:r>
-              <w:rPr>
-                <w:b/>
-                <w:color w:val="38BDF8"/>
-              </w:rPr>
-              <w:t>IA &amp; LLM STACK</w:t>
-            </w:r>
-          </w:p>
-          <w:p>
-            <w:pPr>
-              <w:spacing w:before="4" w:after="24"/>
-              <w:ind w:left="120"/>
-            </w:pPr>
-            <w:r>
-              <w:rPr>
-                <w:color w:val="0284C7"/>
-                <w:sz w:val="9"/>
-              </w:rPr>
-              <w:t>━━━━━━━━━━━━━━━━━</w:t>
-            </w:r>
-          </w:p>
-          <w:p>
-            <w:pPr>
-              <w:spacing w:after="20" w:line="252" w:lineRule="auto"/>
-              <w:ind w:left="120"/>
-            </w:pPr>
-            <w:r>
-              <w:rPr>
-                <w:color w:val="F8FAFC"/>
-                <w:sz w:val="15"/>
-              </w:rPr>
-              <w:t>Google Antigravity IDE  ■ ■ ■ ■ ■</w:t>
-            </w:r>
-          </w:p>
-          <w:p>
-            <w:pPr>
-              <w:spacing w:after="20" w:line="252" w:lineRule="auto"/>
-              <w:ind w:left="120"/>
-            </w:pPr>
-            <w:r>
-              <w:rPr>
-                <w:color w:val="F8FAFC"/>
-                <w:sz w:val="15"/>
-              </w:rPr>
-              <w:t>LangGraph &amp; CrewAI      ■ ■ ■ ■ ■</w:t>
-            </w:r>
-          </w:p>
-          <w:p>
-            <w:pPr>
-              <w:spacing w:after="20" w:line="252" w:lineRule="auto"/>
-              <w:ind w:left="120"/>
-            </w:pPr>
-            <w:r>
-              <w:rPr>
-                <w:color w:val="F8FAFC"/>
-                <w:sz w:val="15"/>
-              </w:rPr>
-              <w:t>Google Gemma 4 (12B)    ■ ■ ■ ■ ■</w:t>
-            </w:r>
-          </w:p>
-          <w:p>
-            <w:pPr>
-              <w:spacing w:after="20" w:line="252" w:lineRule="auto"/>
-              <w:ind w:left="120"/>
-            </w:pPr>
-            <w:r>
-              <w:rPr>
-                <w:color w:val="F8FAFC"/>
-                <w:sz w:val="15"/>
-              </w:rPr>
-              <w:t>Gemini 2.5 / 1.5 Pro    ■ ■ ■ ■ ■</w:t>
-            </w:r>
-          </w:p>
-          <w:p>
-            <w:pPr>
-              <w:spacing w:after="20" w:line="252" w:lineRule="auto"/>
-              <w:ind w:left="120"/>
-            </w:pPr>
-            <w:r>
-              <w:rPr>
-                <w:color w:val="F8FAFC"/>
-                <w:sz w:val="15"/>
-              </w:rPr>
-              <w:t>Google TabFM (Tabular)  ■ ■ ■ ■ ■</w:t>
-            </w:r>
-          </w:p>
-          <w:p>
-            <w:pPr>
-              <w:spacing w:after="20" w:line="252" w:lineRule="auto"/>
-              <w:ind w:left="120"/>
-            </w:pPr>
-            <w:r>
-              <w:rPr>
-                <w:color w:val="F8FAFC"/>
-                <w:sz w:val="15"/>
-              </w:rPr>
-              <w:t>FastMCP &amp; Genkit        ■ ■ ■ ■ ■</w:t>
-            </w:r>
-          </w:p>
-          <w:p>
-            <w:pPr>
-              <w:spacing w:after="20" w:line="252" w:lineRule="auto"/>
-              <w:ind w:left="120"/>
-            </w:pPr>
-            <w:r>
-              <w:rPr>
-                <w:color w:val="F8FAFC"/>
-                <w:sz w:val="15"/>
-              </w:rPr>
-              <w:t>Neo4j GraphRAG — Agent K1</w:t>
-            </w:r>
-          </w:p>
-          <w:p>
-            <w:pPr>
-              <w:spacing w:before="84" w:after="0"/>
-              <w:ind w:left="120"/>
-            </w:pPr>
-            <w:r>
-              <w:rPr>
-                <w:b/>
-                <w:color w:val="38BDF8"/>
-              </w:rPr>
-              <w:t>DATA &amp; GRAPHES</w:t>
-            </w:r>
-          </w:p>
-          <w:p>
-            <w:pPr>
-              <w:spacing w:before="4" w:after="24"/>
-              <w:ind w:left="120"/>
-            </w:pPr>
-            <w:r>
-              <w:rPr>
-                <w:color w:val="0284C7"/>
-                <w:sz w:val="9"/>
-              </w:rPr>
-              <w:t>━━━━━━━━━━━━━━━━━</w:t>
-            </w:r>
-          </w:p>
-          <w:p>
-            <w:pPr>
-              <w:spacing w:after="20" w:line="252" w:lineRule="auto"/>
-              <w:ind w:left="120"/>
-            </w:pPr>
-            <w:r>
-              <w:rPr>
-                <w:color w:val="F8FAFC"/>
-                <w:sz w:val="15"/>
-              </w:rPr>
-              <w:t>Neo4j / Cypher Graph    ■ ■ ■ ■ ■</w:t>
-            </w:r>
-          </w:p>
-          <w:p>
-            <w:pPr>
-              <w:spacing w:after="20" w:line="252" w:lineRule="auto"/>
-              <w:ind w:left="120"/>
-            </w:pPr>
-            <w:r>
-              <w:rPr>
-                <w:color w:val="F8FAFC"/>
-                <w:sz w:val="15"/>
-              </w:rPr>
-              <w:t>PostgreSQL / pgvector   ■ ■ ■ ■ ■</w:t>
-            </w:r>
-          </w:p>
-          <w:p>
-            <w:pPr>
-              <w:spacing w:after="20" w:line="252" w:lineRule="auto"/>
-              <w:ind w:left="120"/>
-            </w:pPr>
-            <w:r>
-              <w:rPr>
-                <w:color w:val="F8FAFC"/>
-                <w:sz w:val="15"/>
-              </w:rPr>
-              <w:t>Apache AGE &amp; DuckDB     ■ ■ ■ ■ □</w:t>
-            </w:r>
-          </w:p>
-          <w:p>
-            <w:pPr>
-              <w:spacing w:after="20" w:line="252" w:lineRule="auto"/>
-              <w:ind w:left="120"/>
-            </w:pPr>
-            <w:r>
-              <w:rPr>
-                <w:color w:val="F8FAFC"/>
-                <w:sz w:val="15"/>
-              </w:rPr>
-              <w:t>BigQuery DataFrames     ■ ■ ■ ■ □</w:t>
-            </w:r>
-          </w:p>
-          <w:p>
-            <w:pPr>
-              <w:spacing w:after="20" w:line="252" w:lineRule="auto"/>
-              <w:ind w:left="120"/>
-            </w:pPr>
-            <w:r>
-              <w:rPr>
-                <w:color w:val="F8FAFC"/>
-                <w:sz w:val="15"/>
-              </w:rPr>
-              <w:t>Pandas / NumPy ETL      ■ ■ ■ ■ ■</w:t>
-            </w:r>
-          </w:p>
-          <w:p>
-            <w:pPr>
-              <w:spacing w:before="84" w:after="0"/>
-              <w:ind w:left="120"/>
-            </w:pPr>
-            <w:r>
-              <w:rPr>
-                <w:b/>
-                <w:color w:val="38BDF8"/>
-              </w:rPr>
-              <w:t>DEV &amp; MLOPS</w:t>
-            </w:r>
-          </w:p>
-          <w:p>
-            <w:pPr>
-              <w:spacing w:before="4" w:after="24"/>
-              <w:ind w:left="120"/>
-            </w:pPr>
-            <w:r>
-              <w:rPr>
-                <w:color w:val="0284C7"/>
-                <w:sz w:val="9"/>
-              </w:rPr>
-              <w:t>━━━━━━━━━━━━━━━━━</w:t>
-            </w:r>
-          </w:p>
-          <w:p>
-            <w:pPr>
-              <w:spacing w:after="20" w:line="252" w:lineRule="auto"/>
-              <w:ind w:left="120"/>
-            </w:pPr>
-            <w:r>
-              <w:rPr>
-                <w:color w:val="F8FAFC"/>
-                <w:sz w:val="15"/>
-              </w:rPr>
-              <w:t>Python 3.11+ / MLOps    ■ ■ ■ ■ ■</w:t>
-            </w:r>
-          </w:p>
-          <w:p>
-            <w:pPr>
-              <w:spacing w:after="20" w:line="252" w:lineRule="auto"/>
-              <w:ind w:left="120"/>
-            </w:pPr>
-            <w:r>
-              <w:rPr>
-                <w:color w:val="F8FAFC"/>
-                <w:sz w:val="15"/>
-              </w:rPr>
-              <w:t>Fast</w:t>
-            </w:r>
-            <w:r>
-              <w:rPr>
-                <w:color w:val="F8FAFC"/>
-                <w:sz w:val="15"/>
-              </w:rPr>
-              <w:t>API / Next.js 14    ■ ■ ■ ■ □</w:t>
-            </w:r>
-          </w:p>
-          <w:p>
-            <w:pPr>
-              <w:spacing w:after="20" w:line="252" w:lineRule="auto"/>
-              <w:ind w:left="120"/>
-            </w:pPr>
-            <w:r>
-              <w:rPr>
-                <w:color w:val="F8FAFC"/>
-                <w:sz w:val="15"/>
-              </w:rPr>
-              <w:t>MLflow &amp; Data Drift     ■ ■ ■ ■ □</w:t>
-            </w:r>
-          </w:p>
-          <w:p>
-            <w:pPr>
-              <w:spacing w:after="20" w:line="252" w:lineRule="auto"/>
-              <w:ind w:left="120"/>
-            </w:pPr>
-            <w:r>
-              <w:rPr>
-                <w:color w:val="F8FAFC"/>
-                <w:sz w:val="15"/>
-              </w:rPr>
-              <w:t>SHAP Sentinel Audit     ■ ■ ■ ■ ■</w:t>
-            </w:r>
-          </w:p>
-          <w:p>
-            <w:pPr>
-              <w:spacing w:after="20" w:line="252" w:lineRule="auto"/>
-              <w:ind w:left="120"/>
-            </w:pPr>
-            <w:r>
-              <w:rPr>
-                <w:color w:val="F8FAFC"/>
-                <w:sz w:val="15"/>
-              </w:rPr>
-              <w:t>IfcOpenShell &amp; Shapely  ■ ■ ■ ■ □</w:t>
-            </w:r>
-          </w:p>
-          <w:p>
-            <w:pPr>
-              <w:spacing w:after="20" w:line="252" w:lineRule="auto"/>
-              <w:ind w:left="120"/>
-            </w:pPr>
-            <w:r>
-              <w:rPr>
-                <w:color w:val="F8FAFC"/>
-                <w:sz w:val="15"/>
-              </w:rPr>
-              <w:t>Docker &amp; Pytest         ■ ■ ■ ■ ■</w:t>
-            </w:r>
-          </w:p>
-          <w:p>
-            <w:pPr>
-              <w:spacing w:before="84" w:after="0"/>
-              <w:ind w:left="120"/>
-            </w:pPr>
-            <w:r>
-              <w:rPr>
-                <w:b/>
-                <w:color w:val="38BDF8"/>
-              </w:rPr>
-              <w:t>ÉTHIQUE, SÛRETÉ &amp; AUDIT</w:t>
-            </w:r>
-          </w:p>
-          <w:p>
-            <w:pPr>
-              <w:spacing w:before="4" w:after="24"/>
-              <w:ind w:left="120"/>
-            </w:pPr>
-            <w:r>
-              <w:rPr>
-                <w:color w:val="0284C7"/>
-                <w:sz w:val="9"/>
-              </w:rPr>
-              <w:t>━━━━━━━━━━━━━━━━━</w:t>
-            </w:r>
-          </w:p>
-          <w:p>
-            <w:pPr>
-              <w:spacing w:after="20" w:line="252" w:lineRule="auto"/>
-              <w:ind w:left="120"/>
-            </w:pPr>
-            <w:r>
-              <w:rPr>
-                <w:color w:val="F8FAFC"/>
-                <w:sz w:val="15"/>
-              </w:rPr>
-              <w:t>◈ Attestation Excellence CCAA '23</w:t>
-            </w:r>
-          </w:p>
-          <w:p>
-            <w:pPr>
-              <w:spacing w:after="20" w:line="252" w:lineRule="auto"/>
-              <w:ind w:left="120"/>
-            </w:pPr>
-            <w:r>
-              <w:rPr>
-                <w:color w:val="F8FAFC"/>
-                <w:sz w:val="15"/>
-              </w:rPr>
-              <w:t xml:space="preserve">◈ Agent AVSEC </w:t>
-            </w:r>
-            <w:r>
-              <w:rPr>
-                <w:color w:val="F8FAFC"/>
-                <w:sz w:val="15"/>
-              </w:rPr>
-              <w:t>(Annexe 17 OACI)</w:t>
-            </w:r>
-          </w:p>
-          <w:p>
-            <w:pPr>
-              <w:spacing w:after="20" w:line="252" w:lineRule="auto"/>
-              <w:ind w:left="120"/>
-            </w:pPr>
-            <w:r>
-              <w:rPr>
-                <w:color w:val="F8FAFC"/>
-                <w:sz w:val="15"/>
-              </w:rPr>
-              <w:t>◈ Éthique IA &amp; Anti-Hallucination</w:t>
-            </w:r>
-          </w:p>
-          <w:p>
-            <w:pPr>
-              <w:spacing w:after="20" w:line="252" w:lineRule="auto"/>
-              <w:ind w:left="120"/>
-            </w:pPr>
-            <w:r>
-              <w:rPr>
-                <w:color w:val="F8FAFC"/>
-                <w:sz w:val="15"/>
-              </w:rPr>
-              <w:t>◈ OKF v0.2 SHA-256 No-LLM</w:t>
-            </w:r>
-          </w:p>
-          <w:p>
-            <w:pPr>
-              <w:spacing w:after="20" w:line="252" w:lineRule="auto"/>
-              <w:ind w:left="120"/>
-            </w:pPr>
-            <w:r>
-              <w:rPr>
-                <w:color w:val="F8FAFC"/>
-                <w:sz w:val="15"/>
-              </w:rPr>
-              <w:t>◈ Conformité EU AI Act (RSASSA)</w:t>
-            </w:r>
-          </w:p>
-          <w:p>
-            <w:pPr>
-              <w:spacing w:before="84" w:after="0"/>
-              <w:ind w:left="120"/>
-            </w:pPr>
-            <w:r>
-              <w:rPr>
-                <w:b/>
-                <w:color w:val="38BDF8"/>
-              </w:rPr>
-              <w:t>LANGUES</w:t>
-            </w:r>
-          </w:p>
-          <w:p>
-            <w:pPr>
-              <w:spacing w:before="4" w:after="24"/>
-              <w:ind w:left="120"/>
-            </w:pPr>
-            <w:r>
-              <w:rPr>
-                <w:color w:val="0284C7"/>
-                <w:sz w:val="9"/>
-              </w:rPr>
-              <w:t>━━━━━━━━━━━━━━━━━</w:t>
-            </w:r>
-          </w:p>
-          <w:p>
-            <w:pPr>
-              <w:spacing w:after="20" w:line="252" w:lineRule="auto"/>
-              <w:ind w:left="120"/>
-            </w:pPr>
-            <w:r>
-              <w:rPr>
-                <w:color w:val="F8FAFC"/>
-                <w:sz w:val="15"/>
-              </w:rPr>
-              <w:t>Français  —  Courant / Natif</w:t>
-            </w:r>
-          </w:p>
-          <w:p>
-            <w:pPr>
-              <w:spacing w:after="20" w:line="252" w:lineRule="auto"/>
-              <w:ind w:left="120"/>
-            </w:pPr>
-            <w:r>
-              <w:rPr>
-                <w:color w:val="F8FAFC"/>
-                <w:sz w:val="15"/>
-              </w:rPr>
-              <w:t>Anglais   —  Bases fonctionnelles (outils &amp; doc.)</w:t>
+                <w:sz w:val="18"/>
+                <w:szCs w:val="18"/>
+              </w:rPr>
+              <w:t>.</w:t>
             </w:r>
           </w:p>
         </w:tc>
         <w:tc>
           <w:tcPr>
-            <w:tcW w:w="8194" w:type="dxa"/>
+            <w:tcW w:w="8276" w:type="dxa"/>
+            <w:shd w:val="clear" w:color="auto" w:fill="FFFFFF"/>
             <w:tcMar>
               <w:top w:w="180" w:type="dxa"/>
               <w:left w:w="200" w:type="dxa"/>
@@ -732,7 +883,7 @@
                 <w:color w:val="0284C7"/>
                 <w:sz w:val="18"/>
               </w:rPr>
-              <w:t>Lead AI Engineer &amp;</w:t>
+              <w:t xml:space="preserve">Lead AI Engineer &amp; Spécialiste IA Appliquée   │   </w:t>
             </w:r>
             <w:r>
               <w:rPr>
@@ -740,7 +891,7 @@
                 <w:color w:val="0284C7"/>
                 <w:sz w:val="18"/>
               </w:rPr>
-              <w:t xml:space="preserve"> Consultant IA / Data   │   Fondateur @ Archi Cam AI</w:t>
+              <w:t>Fondateur @ Archi Cam AI</w:t>
             </w:r>
           </w:p>
           <w:p>
@@ -758,11 +909,15 @@
           <w:p>
             <w:pPr>
               <w:spacing w:before="52" w:after="2"/>
+              <w:rPr>
+                <w:szCs w:val="16"/>
+              </w:rPr>
             </w:pPr>
             <w:r>
               <w:rPr>
                 <w:b/>
                 <w:color w:val="0284C7"/>
+                <w:szCs w:val="16"/>
               </w:rPr>
               <w:t xml:space="preserve">◈  </w:t>
             </w:r>
@@ -770,7 +925,8 @@
               <w:rPr>
                 <w:b/>
                 <w:color w:val="0A1128"/>
-                <w:sz w:val="19"/>
+                <w:sz w:val="18"/>
+                <w:szCs w:val="18"/>
               </w:rPr>
               <w:t>RÉSUMÉ PROFESSIONNEL</w:t>
             </w:r>
@@ -778,18 +934,21 @@
           <w:p>
             <w:pPr>
               <w:spacing w:after="20"/>
+              <w:rPr>
+                <w:szCs w:val="16"/>
+              </w:rPr>
             </w:pPr>
             <w:r>
               <w:rPr>
                 <w:color w:val="0284C7"/>
-                <w:sz w:val="9"/>
+                <w:szCs w:val="16"/>
               </w:rPr>
               <w:t>━━━━━━━━━━━━━━━━━━</w:t>
             </w:r>
             <w:r>
               <w:rPr>
                 <w:color w:val="38BDF8"/>
-                <w:sz w:val="8"/>
+                <w:szCs w:val="16"/>
               </w:rPr>
               <w:t>────────────────────────────────────────────</w:t>
             </w:r>
@@ -797,34 +956,46 @@
           <w:p>
             <w:pPr>
               <w:spacing w:after="20" w:line="254" w:lineRule="auto"/>
+              <w:rPr>
+                <w:szCs w:val="16"/>
+              </w:rPr>
             </w:pPr>
             <w:r>
               <w:rPr>
                 <w:color w:val="334155"/>
-              </w:rPr>
-              <w:t>Consultant IA &amp; Lead AI Engineer (Google Deve</w:t>
+                <w:szCs w:val="16"/>
+              </w:rPr>
+              <w:t>Ingénieur IA &amp; Spécialiste en IA Appliquée, je conçois des systèmes d'age</w:t>
             </w:r>
             <w:r>
               <w:rPr>
                 <w:color w:val="334155"/>
-              </w:rPr>
-              <w:t>loper Program Member), je conçois des architectures d'agents autonomes neuro-symboliques, GraphRAG (Neo4j) et pipelines MLOps souverains avec Google Antigravity. Expert en éthique de l'IA : transparence SHAP, conformité EU AI Act et modèles déterministes z</w:t>
+                <w:szCs w:val="16"/>
+              </w:rPr>
+              <w:t>nts autonomes à zéro hallucination — souverains, déterministes, explicables. Membre du Google Developer Program et de l'AICC Accra, je transforme les données complexes en décisions fiables, en m'appuyant sur ma double formation en génie civil et en data sc</w:t>
             </w:r>
             <w:r>
               <w:rPr>
                 <w:color w:val="334155"/>
-              </w:rPr>
-              <w:t>éro-hallucination. Fondateur &amp; Architecte d'Archi Cam AI (SaaS IA &amp; 5D BIM), j'allie rigueur mathématique, vision produit et double expertise IA / Génie Civil.</w:t>
+                <w:szCs w:val="16"/>
+              </w:rPr>
+              <w:t>ience pour bâtir des solutions à fort impact opérationnel. Fondateur d'Archi Cam AI (SaaS IA Souverain &amp; 5D BIM), j'incarne une IA africaine rigoureuse, auditable et orientée résultats.</w:t>
             </w:r>
           </w:p>
           <w:p>
             <w:pPr>
               <w:spacing w:before="52" w:after="2"/>
+              <w:rPr>
+                <w:sz w:val="18"/>
+                <w:szCs w:val="18"/>
+              </w:rPr>
             </w:pPr>
             <w:r>
               <w:rPr>
                 <w:b/>
                 <w:color w:val="0284C7"/>
+                <w:sz w:val="18"/>
+                <w:szCs w:val="18"/>
               </w:rPr>
               <w:t xml:space="preserve">◈  </w:t>
             </w:r>
@@ -832,7 +1003,8 @@
               <w:rPr>
                 <w:b/>
                 <w:color w:val="0A1128"/>
-                <w:sz w:val="19"/>
+                <w:sz w:val="18"/>
+                <w:szCs w:val="18"/>
               </w:rPr>
               <w:t>PROJETS IA MAJEURS</w:t>
             </w:r>
@@ -840,47 +1012,52 @@
           <w:p>
             <w:pPr>
               <w:spacing w:after="20"/>
+              <w:rPr>
+                <w:szCs w:val="16"/>
+              </w:rPr>
             </w:pPr>
             <w:r>
               <w:rPr>
                 <w:color w:val="0284C7"/>
-                <w:sz w:val="9"/>
+                <w:szCs w:val="16"/>
               </w:rPr>
               <w:t>━━━━━━━━━━━━━━━━━━</w:t>
             </w:r>
             <w:r>
               <w:rPr>
                 <w:color w:val="38BDF8"/>
-                <w:sz w:val="8"/>
-              </w:rPr>
-              <w:t>────────────────────────────────────────────</w:t>
+                <w:szCs w:val="16"/>
+              </w:rPr>
+              <w:t>──────────────────────────────</w:t>
+            </w:r>
+            <w:r>
+              <w:rPr>
+                <w:color w:val="38BDF8"/>
+                <w:szCs w:val="16"/>
+              </w:rPr>
+              <w:t>──────────────</w:t>
             </w:r>
           </w:p>
           <w:p>
             <w:pPr>
               <w:spacing w:before="36" w:after="2"/>
+              <w:rPr>
+                <w:szCs w:val="16"/>
+              </w:rPr>
             </w:pPr>
             <w:r>
               <w:rPr>
                 <w:b/>
                 <w:color w:val="0A1128"/>
-                <w:sz w:val="18"/>
-              </w:rPr>
-              <w:t xml:space="preserve">Archi Cam </w:t>
-            </w:r>
-            <w:r>
-              <w:rPr>
-                <w:b/>
-                <w:color w:val="0A1128"/>
-                <w:sz w:val="18"/>
-              </w:rPr>
-              <w:t>AI</w:t>
+                <w:szCs w:val="16"/>
+              </w:rPr>
+              <w:t>Archi Cam AI</w:t>
             </w:r>
             <w:r>
               <w:rPr>
                 <w:i/>
                 <w:color w:val="0284C7"/>
-                <w:sz w:val="15"/>
+                <w:szCs w:val="16"/>
               </w:rPr>
               <w:t xml:space="preserve">   —   SaaS IA &amp; Chiffrage BIM 5D pour le BTP</w:t>
             </w:r>
@@ -889,12 +1066,16 @@
             <w:pPr>
               <w:spacing w:after="8" w:line="252" w:lineRule="auto"/>
               <w:ind w:left="115"/>
+              <w:rPr>
+                <w:szCs w:val="16"/>
+              </w:rPr>
             </w:pPr>
+            <w:proofErr w:type="gramStart"/>
             <w:r>
               <w:rPr>
                 <w:b/>
                 <w:color w:val="0284C7"/>
-                <w:sz w:val="15"/>
+                <w:szCs w:val="16"/>
               </w:rPr>
               <w:t>▸</w:t>
             </w:r>
@@ -902,28 +1083,40 @@
               <w:rPr>
                 <w:b/>
                 <w:color w:val="0284C7"/>
-                <w:sz w:val="15"/>
+                <w:szCs w:val="16"/>
               </w:rPr>
               <w:t xml:space="preserve">  </w:t>
             </w:r>
             <w:r>
               <w:rPr>
                 <w:color w:val="334155"/>
-                <w:sz w:val="15"/>
-              </w:rPr>
-              <w:t>Automatisation intégrale du chiffrage et métrés gros œuvre : élimine les erreurs humaines d'estimation et le surcoût de matériaux.</w:t>
+                <w:szCs w:val="16"/>
+              </w:rPr>
+              <w:t>Automatisation</w:t>
+            </w:r>
+            <w:proofErr w:type="gramEnd"/>
+            <w:r>
+              <w:rPr>
+                <w:color w:val="334155"/>
+                <w:szCs w:val="16"/>
+              </w:rPr>
+              <w:t xml:space="preserve"> intégrale du chiffrage et métrés gros œuvre : élimine les erreurs d'estimation et le surcoût de matériaux.</w:t>
             </w:r>
           </w:p>
           <w:p>
             <w:pPr>
               <w:spacing w:after="8" w:line="252" w:lineRule="auto"/>
               <w:ind w:left="115"/>
+              <w:rPr>
+                <w:szCs w:val="16"/>
+              </w:rPr>
             </w:pPr>
+            <w:proofErr w:type="gramStart"/>
             <w:r>
               <w:rPr>
                 <w:b/>
                 <w:color w:val="0284C7"/>
-                <w:sz w:val="15"/>
+                <w:szCs w:val="16"/>
               </w:rPr>
               <w:t>▸</w:t>
             </w:r>
@@ -931,35 +1124,47 @@
               <w:rPr>
                 <w:b/>
                 <w:color w:val="0284C7"/>
-                <w:sz w:val="15"/>
+                <w:szCs w:val="16"/>
               </w:rPr>
               <w:t xml:space="preserve">  </w:t>
             </w:r>
             <w:r>
               <w:rPr>
                 <w:color w:val="334155"/>
-                <w:sz w:val="15"/>
-              </w:rPr>
-              <w:t xml:space="preserve">Génération instantanée de devis normés (DQE) en &lt;45s (gain de 99,2% de </w:t>
-            </w:r>
+                <w:szCs w:val="16"/>
+              </w:rPr>
+              <w:t>Génération</w:t>
+            </w:r>
+            <w:proofErr w:type="gramEnd"/>
             <w:r>
               <w:rPr>
                 <w:color w:val="334155"/>
-                <w:sz w:val="15"/>
-              </w:rPr>
-              <w:t>temps) et projections visuelles 3D pour investisseurs.</w:t>
+                <w:szCs w:val="16"/>
+              </w:rPr>
+              <w:t xml:space="preserve"> instantanée de devis normés (DQE) en moins </w:t>
+            </w:r>
+            <w:r>
+              <w:rPr>
+                <w:color w:val="334155"/>
+                <w:szCs w:val="16"/>
+              </w:rPr>
+              <w:t>de 45s (gain de 99,2% de temps) et projections visuelles 3D.</w:t>
             </w:r>
           </w:p>
           <w:p>
             <w:pPr>
               <w:spacing w:after="8" w:line="252" w:lineRule="auto"/>
               <w:ind w:left="115"/>
+              <w:rPr>
+                <w:szCs w:val="16"/>
+              </w:rPr>
             </w:pPr>
+            <w:proofErr w:type="gramStart"/>
             <w:r>
               <w:rPr>
                 <w:b/>
                 <w:color w:val="0284C7"/>
-                <w:sz w:val="15"/>
+                <w:szCs w:val="16"/>
               </w:rPr>
               <w:t>▸</w:t>
             </w:r>
@@ -967,27 +1172,38 @@
               <w:rPr>
                 <w:b/>
                 <w:color w:val="0284C7"/>
-                <w:sz w:val="15"/>
+                <w:szCs w:val="16"/>
               </w:rPr>
               <w:t xml:space="preserve">  </w:t>
             </w:r>
             <w:r>
               <w:rPr>
                 <w:color w:val="334155"/>
-                <w:sz w:val="15"/>
-              </w:rPr>
-              <w:t>Calculs de structures béton armé déterministes zéro-hallucination avec conformité stricte aux règles d'urbanisme locales.</w:t>
+                <w:szCs w:val="16"/>
+              </w:rPr>
+              <w:t>Calculs</w:t>
+            </w:r>
+            <w:proofErr w:type="gramEnd"/>
+            <w:r>
+              <w:rPr>
+                <w:color w:val="334155"/>
+                <w:szCs w:val="16"/>
+              </w:rPr>
+              <w:t xml:space="preserve"> de structures béton armé déterministes zéro-hallucination conformes aux règles d'urbanisme.</w:t>
             </w:r>
           </w:p>
           <w:p>
             <w:pPr>
               <w:spacing w:before="36" w:after="2"/>
+              <w:rPr>
+                <w:szCs w:val="16"/>
+              </w:rPr>
             </w:pPr>
             <w:r>
               <w:rPr>
                 <w:b/>
                 <w:color w:val="0A1128"/>
-                <w:sz w:val="18"/>
+                <w:szCs w:val="16"/>
               </w:rPr>
               <w:t>K1-MATHINFO (v3.0.0)</w:t>
             </w:r>
@@ -995,7 +1211,7 @@
               <w:rPr>
                 <w:i/>
                 <w:color w:val="0284C7"/>
-                <w:sz w:val="15"/>
+                <w:szCs w:val="16"/>
               </w:rPr>
               <w:t xml:space="preserve">   —   Valorisation &amp; Recherche Académique Souveraine</w:t>
             </w:r>
@@ -1004,12 +1220,16 @@
             <w:pPr>
               <w:spacing w:after="8" w:line="252" w:lineRule="auto"/>
               <w:ind w:left="115"/>
+              <w:rPr>
+                <w:szCs w:val="16"/>
+              </w:rPr>
             </w:pPr>
+            <w:proofErr w:type="gramStart"/>
             <w:r>
               <w:rPr>
                 <w:b/>
                 <w:color w:val="0284C7"/>
-                <w:sz w:val="15"/>
+                <w:szCs w:val="16"/>
               </w:rPr>
               <w:t>▸</w:t>
             </w:r>
@@ -1017,28 +1237,47 @@
               <w:rPr>
                 <w:b/>
                 <w:color w:val="0284C7"/>
-                <w:sz w:val="15"/>
+                <w:szCs w:val="16"/>
               </w:rPr>
               <w:t xml:space="preserve">  </w:t>
             </w:r>
             <w:r>
               <w:rPr>
                 <w:color w:val="334155"/>
-                <w:sz w:val="15"/>
-              </w:rPr>
-              <w:t>Sauvegarde, indexation sémantique et valorisation de 28 ans de patrimoine scientifique (470 thèses Ph.D. &amp; mémoires DMI).</w:t>
+                <w:szCs w:val="16"/>
+              </w:rPr>
+              <w:t>Sauvegarde</w:t>
+            </w:r>
+            <w:proofErr w:type="gramEnd"/>
+            <w:r>
+              <w:rPr>
+                <w:color w:val="334155"/>
+                <w:szCs w:val="16"/>
+              </w:rPr>
+              <w:t>, ind</w:t>
+            </w:r>
+            <w:r>
+              <w:rPr>
+                <w:color w:val="334155"/>
+                <w:szCs w:val="16"/>
+              </w:rPr>
+              <w:t>exation sémantique et valorisation de 28 ans de patrimoine scientifique (470 thèses Ph.D. &amp; mémoires DMI).</w:t>
             </w:r>
           </w:p>
           <w:p>
             <w:pPr>
               <w:spacing w:after="8" w:line="252" w:lineRule="auto"/>
               <w:ind w:left="115"/>
+              <w:rPr>
+                <w:szCs w:val="16"/>
+              </w:rPr>
             </w:pPr>
+            <w:proofErr w:type="gramStart"/>
             <w:r>
               <w:rPr>
                 <w:b/>
                 <w:color w:val="0284C7"/>
-                <w:sz w:val="15"/>
+                <w:szCs w:val="16"/>
               </w:rPr>
               <w:t>▸</w:t>
             </w:r>
@@ -1046,43 +1285,46 @@
               <w:rPr>
                 <w:b/>
                 <w:color w:val="0284C7"/>
-                <w:sz w:val="15"/>
+                <w:szCs w:val="16"/>
               </w:rPr>
               <w:t xml:space="preserve">  </w:t>
             </w:r>
             <w:r>
               <w:rPr>
                 <w:color w:val="334155"/>
-                <w:sz w:val="15"/>
-              </w:rPr>
-              <w:t>Recommandation explicable du directeur de thèse idéal (Advisor Matcher) et certification d'intégrité anti-plagiat sans faille.</w:t>
+                <w:szCs w:val="16"/>
+              </w:rPr>
+              <w:t>Recommandation</w:t>
+            </w:r>
+            <w:proofErr w:type="gramEnd"/>
+            <w:r>
+              <w:rPr>
+                <w:color w:val="334155"/>
+                <w:szCs w:val="16"/>
+              </w:rPr>
+              <w:t xml:space="preserve"> explicable du directeur de thèse idéal (Advisor Matcher) et certification d'intégrité anti-plagiat.</w:t>
             </w:r>
           </w:p>
           <w:p>
             <w:pPr>
               <w:spacing w:before="36" w:after="2"/>
+              <w:rPr>
+                <w:szCs w:val="16"/>
+              </w:rPr>
             </w:pPr>
             <w:r>
               <w:rPr>
                 <w:b/>
                 <w:color w:val="0A1128"/>
-                <w:sz w:val="18"/>
-              </w:rPr>
-              <w:t>S</w:t>
-            </w:r>
-            <w:r>
-              <w:rPr>
-                <w:b/>
-                <w:color w:val="0A1128"/>
-                <w:sz w:val="18"/>
-              </w:rPr>
-              <w:t>overeign.BI Agentic</w:t>
+                <w:szCs w:val="16"/>
+              </w:rPr>
+              <w:t>Sovereign.BI Agentic</w:t>
             </w:r>
             <w:r>
               <w:rPr>
                 <w:i/>
                 <w:color w:val="0284C7"/>
-                <w:sz w:val="15"/>
+                <w:szCs w:val="16"/>
               </w:rPr>
               <w:t xml:space="preserve">   —   Pilotage Stratégique &amp; Décisionnel d'Entreprise</w:t>
             </w:r>
@@ -1091,12 +1333,18 @@
             <w:pPr>
               <w:spacing w:after="8" w:line="252" w:lineRule="auto"/>
               <w:ind w:left="115"/>
+              <w:rPr>
+                <w:sz w:val="15"/>
+                <w:szCs w:val="15"/>
+              </w:rPr>
             </w:pPr>
+            <w:proofErr w:type="gramStart"/>
             <w:r>
               <w:rPr>
                 <w:b/>
                 <w:color w:val="0284C7"/>
                 <w:sz w:val="15"/>
+                <w:szCs w:val="15"/>
               </w:rPr>
               <w:t>▸</w:t>
             </w:r>
@@ -1105,6 +1353,7 @@
                 <w:b/>
                 <w:color w:val="0284C7"/>
                 <w:sz w:val="15"/>
+                <w:szCs w:val="15"/>
               </w:rPr>
               <w:t xml:space="preserve">  </w:t>
             </w:r>
@@ -1112,20 +1361,36 @@
               <w:rPr>
                 <w:color w:val="334155"/>
                 <w:sz w:val="15"/>
-              </w:rPr>
-              <w:t>Démocratisation de l'aide à la décision : interrogation fluide des entrepôts de données complexes en langage naturel en &lt;5s.</w:t>
+                <w:szCs w:val="15"/>
+              </w:rPr>
+              <w:t>Démocratisation</w:t>
+            </w:r>
+            <w:proofErr w:type="gramEnd"/>
+            <w:r>
+              <w:rPr>
+                <w:color w:val="334155"/>
+                <w:sz w:val="15"/>
+                <w:szCs w:val="15"/>
+              </w:rPr>
+              <w:t xml:space="preserve"> de l'aide à la décision : interrogation des entrepôts de données en langage naturel en moins de 5s.</w:t>
             </w:r>
           </w:p>
           <w:p>
             <w:pPr>
               <w:spacing w:after="8" w:line="252" w:lineRule="auto"/>
               <w:ind w:left="115"/>
+              <w:rPr>
+                <w:sz w:val="15"/>
+                <w:szCs w:val="15"/>
+              </w:rPr>
             </w:pPr>
+            <w:proofErr w:type="gramStart"/>
             <w:r>
               <w:rPr>
                 <w:b/>
                 <w:color w:val="0284C7"/>
                 <w:sz w:val="15"/>
+                <w:szCs w:val="15"/>
               </w:rPr>
               <w:t>▸</w:t>
             </w:r>
@@ -1134,6 +1399,7 @@
                 <w:b/>
                 <w:color w:val="0284C7"/>
                 <w:sz w:val="15"/>
+                <w:szCs w:val="15"/>
               </w:rPr>
               <w:t xml:space="preserve">  </w:t>
             </w:r>
@@ -1141,26 +1407,40 @@
               <w:rPr>
                 <w:color w:val="334155"/>
                 <w:sz w:val="15"/>
-              </w:rPr>
-              <w:t>Étanchéité souveraine absolue en réseau fermé (zéro</w:t>
-            </w:r>
+                <w:szCs w:val="15"/>
+              </w:rPr>
+              <w:t>Étanchéité</w:t>
+            </w:r>
+            <w:proofErr w:type="gramEnd"/>
             <w:r>
               <w:rPr>
                 <w:color w:val="334155"/>
                 <w:sz w:val="15"/>
-              </w:rPr>
-              <w:t xml:space="preserve"> fuite) et audit mathématique de causalité de chaque indicateur financier.</w:t>
+                <w:szCs w:val="15"/>
+              </w:rPr>
+              <w:t xml:space="preserve"> souveraine absolue en réseau fermé (zéro fuite) et audit mathématiqu</w:t>
+            </w:r>
+            <w:r>
+              <w:rPr>
+                <w:color w:val="334155"/>
+                <w:sz w:val="15"/>
+                <w:szCs w:val="15"/>
+              </w:rPr>
+              <w:t>e de causalité de chaque KPI.</w:t>
             </w:r>
           </w:p>
           <w:p>
             <w:pPr>
               <w:spacing w:before="36" w:after="2"/>
+              <w:rPr>
+                <w:szCs w:val="16"/>
+              </w:rPr>
             </w:pPr>
             <w:r>
               <w:rPr>
                 <w:b/>
                 <w:color w:val="0A1128"/>
-                <w:sz w:val="18"/>
+                <w:szCs w:val="16"/>
               </w:rPr>
               <w:t>Dataset Automator &amp; VigieSahel</w:t>
             </w:r>
@@ -1168,7 +1448,7 @@
               <w:rPr>
                 <w:i/>
                 <w:color w:val="0284C7"/>
-                <w:sz w:val="15"/>
+                <w:szCs w:val="16"/>
               </w:rPr>
               <w:t xml:space="preserve">   —   IA à Fort Impact &amp; Résilience Agro-Climatique</w:t>
             </w:r>
@@ -1177,12 +1457,18 @@
             <w:pPr>
               <w:spacing w:after="8" w:line="252" w:lineRule="auto"/>
               <w:ind w:left="115"/>
+              <w:rPr>
+                <w:sz w:val="15"/>
+                <w:szCs w:val="15"/>
+              </w:rPr>
             </w:pPr>
+            <w:proofErr w:type="gramStart"/>
             <w:r>
               <w:rPr>
                 <w:b/>
                 <w:color w:val="0284C7"/>
                 <w:sz w:val="15"/>
+                <w:szCs w:val="15"/>
               </w:rPr>
               <w:t>▸</w:t>
             </w:r>
@@ -1191,6 +1477,7 @@
                 <w:b/>
                 <w:color w:val="0284C7"/>
                 <w:sz w:val="15"/>
+                <w:szCs w:val="15"/>
               </w:rPr>
               <w:t xml:space="preserve">  </w:t>
             </w:r>
@@ -1198,27 +1485,36 @@
               <w:rPr>
                 <w:color w:val="334155"/>
                 <w:sz w:val="15"/>
-              </w:rPr>
-              <w:t>Dataset Automator : Accélération de la préparation de données fiables et audit de conformité ét</w:t>
-            </w:r>
+                <w:szCs w:val="15"/>
+              </w:rPr>
+              <w:t>Dataset</w:t>
+            </w:r>
+            <w:proofErr w:type="gramEnd"/>
             <w:r>
               <w:rPr>
                 <w:color w:val="334155"/>
                 <w:sz w:val="15"/>
-              </w:rPr>
-              <w:t>hique pour projets IA sensibles.</w:t>
+                <w:szCs w:val="15"/>
+              </w:rPr>
+              <w:t xml:space="preserve"> Automator : Usine autonome accélérant la préparation de données fiables avec audit de conformité éthique.</w:t>
             </w:r>
           </w:p>
           <w:p>
             <w:pPr>
               <w:spacing w:after="8" w:line="252" w:lineRule="auto"/>
               <w:ind w:left="115"/>
+              <w:rPr>
+                <w:sz w:val="15"/>
+                <w:szCs w:val="15"/>
+              </w:rPr>
             </w:pPr>
+            <w:proofErr w:type="gramStart"/>
             <w:r>
               <w:rPr>
                 <w:b/>
                 <w:color w:val="0284C7"/>
                 <w:sz w:val="15"/>
+                <w:szCs w:val="15"/>
               </w:rPr>
               <w:t>▸</w:t>
             </w:r>
@@ -1227,6 +1523,7 @@
                 <w:b/>
                 <w:color w:val="0284C7"/>
                 <w:sz w:val="15"/>
+                <w:szCs w:val="15"/>
               </w:rPr>
               <w:t xml:space="preserve">  </w:t>
             </w:r>
@@ -1234,18 +1531,42 @@
               <w:rPr>
                 <w:color w:val="334155"/>
                 <w:sz w:val="15"/>
-              </w:rPr>
-              <w:t>VigieSahel : Résilience sahélienne réduisant de 35% les échecs de semis et alertant 14 jours avant les flambées épidémiques.</w:t>
+                <w:szCs w:val="15"/>
+              </w:rPr>
+              <w:t>VigieSahel</w:t>
+            </w:r>
+            <w:proofErr w:type="gramEnd"/>
+            <w:r>
+              <w:rPr>
+                <w:color w:val="334155"/>
+                <w:sz w:val="15"/>
+                <w:szCs w:val="15"/>
+              </w:rPr>
+              <w:t xml:space="preserve"> : Résilience</w:t>
+            </w:r>
+            <w:r>
+              <w:rPr>
+                <w:color w:val="334155"/>
+                <w:sz w:val="15"/>
+                <w:szCs w:val="15"/>
+              </w:rPr>
+              <w:t xml:space="preserve"> sahélienne réduisant de 35% les échecs de semis et alertant 14 jours avant les flambées épidémiques.</w:t>
             </w:r>
           </w:p>
           <w:p>
             <w:pPr>
               <w:spacing w:before="52" w:after="2"/>
+              <w:rPr>
+                <w:sz w:val="18"/>
+                <w:szCs w:val="18"/>
+              </w:rPr>
             </w:pPr>
             <w:r>
               <w:rPr>
                 <w:b/>
                 <w:color w:val="0284C7"/>
+                <w:sz w:val="18"/>
+                <w:szCs w:val="18"/>
               </w:rPr>
               <w:t xml:space="preserve">◈  </w:t>
             </w:r>
@@ -1253,7 +1574,8 @@
               <w:rPr>
                 <w:b/>
                 <w:color w:val="0A1128"/>
-                <w:sz w:val="19"/>
+                <w:sz w:val="18"/>
+                <w:szCs w:val="18"/>
               </w:rPr>
               <w:t>PARCOURS PROFESSIONNEL</w:t>
             </w:r>
@@ -1261,18 +1583,21 @@
           <w:p>
             <w:pPr>
               <w:spacing w:after="20"/>
+              <w:rPr>
+                <w:szCs w:val="16"/>
+              </w:rPr>
             </w:pPr>
             <w:r>
               <w:rPr>
                 <w:color w:val="0284C7"/>
-                <w:sz w:val="9"/>
+                <w:szCs w:val="16"/>
               </w:rPr>
               <w:t>━━━━━━━━━━━━━━━━━━</w:t>
             </w:r>
             <w:r>
               <w:rPr>
                 <w:color w:val="38BDF8"/>
-                <w:sz w:val="8"/>
+                <w:szCs w:val="16"/>
               </w:rPr>
               <w:t>────────────────────────────────────────────</w:t>
             </w:r>
@@ -1280,28 +1605,23 @@
           <w:p>
             <w:pPr>
               <w:spacing w:before="36" w:after="2"/>
+              <w:rPr>
+                <w:szCs w:val="16"/>
+              </w:rPr>
             </w:pPr>
             <w:r>
               <w:rPr>
                 <w:b/>
                 <w:color w:val="0A1128"/>
-                <w:sz w:val="18"/>
-              </w:rPr>
-              <w:t>Consul</w:t>
-            </w:r>
-            <w:r>
-              <w:rPr>
-                <w:b/>
-                <w:color w:val="0A1128"/>
-                <w:sz w:val="18"/>
-              </w:rPr>
-              <w:t>tant IA &amp; Data Science</w:t>
+                <w:szCs w:val="16"/>
+              </w:rPr>
+              <w:t>Consultant IA &amp; Data Science</w:t>
             </w:r>
             <w:r>
               <w:rPr>
                 <w:i/>
                 <w:color w:val="0284C7"/>
-                <w:sz w:val="15"/>
+                <w:szCs w:val="16"/>
               </w:rPr>
               <w:t xml:space="preserve">   —   Mars 2026 – Présent</w:t>
             </w:r>
@@ -1309,26 +1629,43 @@
           <w:p>
             <w:pPr>
               <w:spacing w:after="2"/>
+              <w:rPr>
+                <w:szCs w:val="16"/>
+              </w:rPr>
             </w:pPr>
             <w:r>
               <w:rPr>
                 <w:b/>
                 <w:color w:val="64748B"/>
-                <w:sz w:val="15"/>
-              </w:rPr>
-              <w:t>Projets Indépendants &amp; Entreprises  │  Douala, CM</w:t>
+                <w:szCs w:val="16"/>
+              </w:rPr>
+              <w:t>Projets In</w:t>
+            </w:r>
+            <w:r>
+              <w:rPr>
+                <w:b/>
+                <w:color w:val="64748B"/>
+                <w:szCs w:val="16"/>
+              </w:rPr>
+              <w:t>dépendants &amp; Entreprises  │  Douala, CM</w:t>
             </w:r>
           </w:p>
           <w:p>
             <w:pPr>
               <w:spacing w:after="8" w:line="252" w:lineRule="auto"/>
               <w:ind w:left="115"/>
+              <w:rPr>
+                <w:sz w:val="15"/>
+                <w:szCs w:val="15"/>
+              </w:rPr>
             </w:pPr>
+            <w:proofErr w:type="gramStart"/>
             <w:r>
               <w:rPr>
                 <w:b/>
                 <w:color w:val="0284C7"/>
                 <w:sz w:val="15"/>
+                <w:szCs w:val="15"/>
               </w:rPr>
               <w:t>▸</w:t>
             </w:r>
@@ -1337,6 +1674,7 @@
                 <w:b/>
                 <w:color w:val="0284C7"/>
                 <w:sz w:val="15"/>
+                <w:szCs w:val="15"/>
               </w:rPr>
               <w:t xml:space="preserve">  </w:t>
             </w:r>
@@ -1344,20 +1682,36 @@
               <w:rPr>
                 <w:color w:val="334155"/>
                 <w:sz w:val="15"/>
-              </w:rPr>
-              <w:t>Conception de systèmes IA souverains éthiques : GraphRAG Neo4j, EDA haute dimension, pipelines RAG multi-sources.</w:t>
+                <w:szCs w:val="15"/>
+              </w:rPr>
+              <w:t>Systèmes</w:t>
+            </w:r>
+            <w:proofErr w:type="gramEnd"/>
+            <w:r>
+              <w:rPr>
+                <w:color w:val="334155"/>
+                <w:sz w:val="15"/>
+                <w:szCs w:val="15"/>
+              </w:rPr>
+              <w:t xml:space="preserve"> IA souverains éthiques : pipelines GraphRAG Neo4j, EDA haute dimension, architectures RAG multi-sources.</w:t>
             </w:r>
           </w:p>
           <w:p>
             <w:pPr>
               <w:spacing w:after="8" w:line="252" w:lineRule="auto"/>
               <w:ind w:left="115"/>
+              <w:rPr>
+                <w:sz w:val="15"/>
+                <w:szCs w:val="15"/>
+              </w:rPr>
             </w:pPr>
+            <w:proofErr w:type="gramStart"/>
             <w:r>
               <w:rPr>
                 <w:b/>
                 <w:color w:val="0284C7"/>
                 <w:sz w:val="15"/>
+                <w:szCs w:val="15"/>
               </w:rPr>
               <w:t>▸</w:t>
             </w:r>
@@ -1366,6 +1720,7 @@
                 <w:b/>
                 <w:color w:val="0284C7"/>
                 <w:sz w:val="15"/>
+                <w:szCs w:val="15"/>
               </w:rPr>
               <w:t xml:space="preserve">  </w:t>
             </w:r>
@@ -1373,34 +1728,48 @@
               <w:rPr>
                 <w:color w:val="334155"/>
                 <w:sz w:val="15"/>
-              </w:rPr>
-              <w:t>Reporting décisionnel exécutif, dashb</w:t>
-            </w:r>
+                <w:szCs w:val="15"/>
+              </w:rPr>
+              <w:t>Reporting</w:t>
+            </w:r>
+            <w:proofErr w:type="gramEnd"/>
             <w:r>
               <w:rPr>
                 <w:color w:val="334155"/>
                 <w:sz w:val="15"/>
-              </w:rPr>
-              <w:t>oards KPI automatisés et audit explicabilité SHAP pour PME camerounaises.</w:t>
+                <w:szCs w:val="15"/>
+              </w:rPr>
+              <w:t xml:space="preserve"> exécutif, dashboards KPI automatisés et audits d'explicabilité SHAP pour PME.</w:t>
             </w:r>
           </w:p>
           <w:p>
             <w:pPr>
               <w:spacing w:before="36" w:after="2"/>
+              <w:rPr>
+                <w:szCs w:val="16"/>
+              </w:rPr>
             </w:pPr>
             <w:r>
               <w:rPr>
                 <w:b/>
                 <w:color w:val="0A1128"/>
-                <w:sz w:val="18"/>
-              </w:rPr>
-              <w:t>Agent de Sûreté Aéroportuaire (AVSEC)</w:t>
+                <w:szCs w:val="16"/>
+              </w:rPr>
+              <w:t>Agent de</w:t>
+            </w:r>
+            <w:r>
+              <w:rPr>
+                <w:b/>
+                <w:color w:val="0A1128"/>
+                <w:szCs w:val="16"/>
+              </w:rPr>
+              <w:t xml:space="preserve"> Sûreté Aéroportuaire (AVSEC)</w:t>
             </w:r>
             <w:r>
               <w:rPr>
                 <w:i/>
                 <w:color w:val="0284C7"/>
-                <w:sz w:val="15"/>
+                <w:szCs w:val="16"/>
               </w:rPr>
               <w:t xml:space="preserve">   —   2018 – Présent</w:t>
             </w:r>
@@ -1408,12 +1777,15 @@
           <w:p>
             <w:pPr>
               <w:spacing w:after="2"/>
+              <w:rPr>
+                <w:szCs w:val="16"/>
+              </w:rPr>
             </w:pPr>
             <w:r>
               <w:rPr>
                 <w:b/>
                 <w:color w:val="64748B"/>
-                <w:sz w:val="15"/>
+                <w:szCs w:val="16"/>
               </w:rPr>
               <w:t>CCAA — Autorité Aéronautique du Cameroun  │  Douala, CM</w:t>
             </w:r>
@@ -1422,12 +1794,18 @@
             <w:pPr>
               <w:spacing w:after="8" w:line="252" w:lineRule="auto"/>
               <w:ind w:left="115"/>
+              <w:rPr>
+                <w:sz w:val="15"/>
+                <w:szCs w:val="15"/>
+              </w:rPr>
             </w:pPr>
+            <w:proofErr w:type="gramStart"/>
             <w:r>
               <w:rPr>
                 <w:b/>
                 <w:color w:val="0284C7"/>
                 <w:sz w:val="15"/>
+                <w:szCs w:val="15"/>
               </w:rPr>
               <w:t>▸</w:t>
             </w:r>
@@ -1436,6 +1814,7 @@
                 <w:b/>
                 <w:color w:val="0284C7"/>
                 <w:sz w:val="15"/>
+                <w:szCs w:val="15"/>
               </w:rPr>
               <w:t xml:space="preserve">  </w:t>
             </w:r>
@@ -1443,27 +1822,36 @@
               <w:rPr>
                 <w:color w:val="334155"/>
                 <w:sz w:val="15"/>
-              </w:rPr>
-              <w:t xml:space="preserve">Évaluation des menaces, contrôle d'accès sécurisé, conformité </w:t>
-            </w:r>
+                <w:szCs w:val="15"/>
+              </w:rPr>
+              <w:t>Évaluation</w:t>
+            </w:r>
+            <w:proofErr w:type="gramEnd"/>
             <w:r>
               <w:rPr>
                 <w:color w:val="334155"/>
                 <w:sz w:val="15"/>
-              </w:rPr>
-              <w:t>réglementaire ICAO Annex 17.</w:t>
+                <w:szCs w:val="15"/>
+              </w:rPr>
+              <w:t xml:space="preserve"> des menaces, contrôle strict des accès sécurisés, conformité réglementaire ICAO Annexe 17.</w:t>
             </w:r>
           </w:p>
           <w:p>
             <w:pPr>
               <w:spacing w:after="8" w:line="252" w:lineRule="auto"/>
               <w:ind w:left="115"/>
+              <w:rPr>
+                <w:sz w:val="15"/>
+                <w:szCs w:val="15"/>
+              </w:rPr>
             </w:pPr>
+            <w:proofErr w:type="gramStart"/>
             <w:r>
               <w:rPr>
                 <w:b/>
                 <w:color w:val="0284C7"/>
                 <w:sz w:val="15"/>
+                <w:szCs w:val="15"/>
               </w:rPr>
               <w:t>▸</w:t>
             </w:r>
@@ -1472,6 +1860,7 @@
                 <w:b/>
                 <w:color w:val="0284C7"/>
                 <w:sz w:val="15"/>
+                <w:szCs w:val="15"/>
               </w:rPr>
               <w:t xml:space="preserve">  </w:t>
             </w:r>
@@ -1479,18 +1868,42 @@
               <w:rPr>
                 <w:color w:val="334155"/>
                 <w:sz w:val="15"/>
-              </w:rPr>
-              <w:t>Gestion de crises opérationnelles : coordination d'équipes en situation d'urgence, protocoles anti-intrusion.</w:t>
+                <w:szCs w:val="15"/>
+              </w:rPr>
+              <w:t>Gestion</w:t>
+            </w:r>
+            <w:proofErr w:type="gramEnd"/>
+            <w:r>
+              <w:rPr>
+                <w:color w:val="334155"/>
+                <w:sz w:val="15"/>
+                <w:szCs w:val="15"/>
+              </w:rPr>
+              <w:t xml:space="preserve"> de crises opérationnelles : </w:t>
+            </w:r>
+            <w:r>
+              <w:rPr>
+                <w:color w:val="334155"/>
+                <w:sz w:val="15"/>
+                <w:szCs w:val="15"/>
+              </w:rPr>
+              <w:t>coordination d'équipes en situation d'urgence, protocoles anti-intrusion.</w:t>
             </w:r>
           </w:p>
           <w:p>
             <w:pPr>
               <w:spacing w:before="52" w:after="2"/>
+              <w:rPr>
+                <w:sz w:val="18"/>
+                <w:szCs w:val="18"/>
+              </w:rPr>
             </w:pPr>
             <w:r>
               <w:rPr>
                 <w:b/>
                 <w:color w:val="0284C7"/>
+                <w:sz w:val="18"/>
+                <w:szCs w:val="18"/>
               </w:rPr>
               <w:t xml:space="preserve">◈  </w:t>
             </w:r>
@@ -1498,7 +1911,8 @@
               <w:rPr>
                 <w:b/>
                 <w:color w:val="0A1128"/>
-                <w:sz w:val="19"/>
+                <w:sz w:val="18"/>
+                <w:szCs w:val="18"/>
               </w:rPr>
               <w:t>FORMATION ACADÉMIQUE</w:t>
             </w:r>
@@ -1506,18 +1920,21 @@
           <w:p>
             <w:pPr>
               <w:spacing w:after="20"/>
+              <w:rPr>
+                <w:szCs w:val="16"/>
+              </w:rPr>
             </w:pPr>
             <w:r>
               <w:rPr>
                 <w:color w:val="0284C7"/>
-                <w:sz w:val="9"/>
+                <w:szCs w:val="16"/>
               </w:rPr>
               <w:t>━━━━━━━━━━━━━━━━━━</w:t>
             </w:r>
             <w:r>
               <w:rPr>
                 <w:color w:val="38BDF8"/>
-                <w:sz w:val="8"/>
+                <w:szCs w:val="16"/>
               </w:rPr>
               <w:t>────────────────────────────────────────────</w:t>
             </w:r>
@@ -1525,28 +1942,23 @@
           <w:p>
             <w:pPr>
               <w:spacing w:before="36" w:after="2"/>
+              <w:rPr>
+                <w:szCs w:val="16"/>
+              </w:rPr>
             </w:pPr>
             <w:r>
               <w:rPr>
                 <w:b/>
                 <w:color w:val="0A1128"/>
-                <w:sz w:val="18"/>
-              </w:rPr>
-              <w:t>Master Professionnel — Inte</w:t>
-            </w:r>
-            <w:r>
-              <w:rPr>
-                <w:b/>
-                <w:color w:val="0A1128"/>
-                <w:sz w:val="18"/>
-              </w:rPr>
-              <w:t>lligence Artificielle Appliquée</w:t>
+                <w:szCs w:val="16"/>
+              </w:rPr>
+              <w:t>Master Pro. — Intelligence Artificielle Appliquée</w:t>
             </w:r>
             <w:r>
               <w:rPr>
                 <w:i/>
                 <w:color w:val="0284C7"/>
-                <w:sz w:val="15"/>
+                <w:szCs w:val="16"/>
               </w:rPr>
               <w:t xml:space="preserve">   —   Déc. 2025 – 2027  [En cours]</w:t>
             </w:r>
@@ -1554,26 +1966,43 @@
           <w:p>
             <w:pPr>
               <w:spacing w:after="2"/>
+              <w:rPr>
+                <w:szCs w:val="16"/>
+              </w:rPr>
             </w:pPr>
             <w:r>
               <w:rPr>
                 <w:b/>
                 <w:color w:val="64748B"/>
-                <w:sz w:val="15"/>
-              </w:rPr>
-              <w:t>Université de Ngaoundéré  │  Cameroun</w:t>
+                <w:szCs w:val="16"/>
+              </w:rPr>
+              <w:t>Université</w:t>
+            </w:r>
+            <w:r>
+              <w:rPr>
+                <w:b/>
+                <w:color w:val="64748B"/>
+                <w:szCs w:val="16"/>
+              </w:rPr>
+              <w:t xml:space="preserve"> de Ngaoundéré  │  Cameroun</w:t>
             </w:r>
           </w:p>
           <w:p>
             <w:pPr>
               <w:spacing w:after="8" w:line="252" w:lineRule="auto"/>
               <w:ind w:left="115"/>
+              <w:rPr>
+                <w:sz w:val="15"/>
+                <w:szCs w:val="15"/>
+              </w:rPr>
             </w:pPr>
+            <w:proofErr w:type="gramStart"/>
             <w:r>
               <w:rPr>
                 <w:b/>
                 <w:color w:val="0284C7"/>
                 <w:sz w:val="15"/>
+                <w:szCs w:val="15"/>
               </w:rPr>
               <w:t>▸</w:t>
             </w:r>
@@ -1582,6 +2011,7 @@
                 <w:b/>
                 <w:color w:val="0284C7"/>
                 <w:sz w:val="15"/>
+                <w:szCs w:val="15"/>
               </w:rPr>
               <w:t xml:space="preserve">  </w:t>
             </w:r>
@@ -1589,20 +2019,36 @@
               <w:rPr>
                 <w:color w:val="334155"/>
                 <w:sz w:val="15"/>
-              </w:rPr>
-              <w:t>ML &amp; Stats Bayésienne, Data Engineering Neo4j, Vision &amp; Robotique, Éthique &amp; Cybersécurité, MLOps Souverains.</w:t>
+                <w:szCs w:val="15"/>
+              </w:rPr>
+              <w:t>ML</w:t>
+            </w:r>
+            <w:proofErr w:type="gramEnd"/>
+            <w:r>
+              <w:rPr>
+                <w:color w:val="334155"/>
+                <w:sz w:val="15"/>
+                <w:szCs w:val="15"/>
+              </w:rPr>
+              <w:t xml:space="preserve"> &amp; Stats Bayésienne, Data Engineering Neo4j, Vision &amp; Robotique, Éthique &amp; Cybersécurité, MLOps Souverains.</w:t>
             </w:r>
           </w:p>
           <w:p>
             <w:pPr>
               <w:spacing w:after="8" w:line="252" w:lineRule="auto"/>
               <w:ind w:left="115"/>
+              <w:rPr>
+                <w:sz w:val="15"/>
+                <w:szCs w:val="15"/>
+              </w:rPr>
             </w:pPr>
+            <w:proofErr w:type="gramStart"/>
             <w:r>
               <w:rPr>
                 <w:b/>
                 <w:color w:val="0284C7"/>
                 <w:sz w:val="15"/>
+                <w:szCs w:val="15"/>
               </w:rPr>
               <w:t>▸</w:t>
             </w:r>
@@ -1611,6 +2057,7 @@
                 <w:b/>
                 <w:color w:val="0284C7"/>
                 <w:sz w:val="15"/>
+                <w:szCs w:val="15"/>
               </w:rPr>
               <w:t xml:space="preserve">  </w:t>
             </w:r>
@@ -1618,34 +2065,48 @@
               <w:rPr>
                 <w:color w:val="334155"/>
                 <w:sz w:val="15"/>
-              </w:rPr>
-              <w:t xml:space="preserve">Projet de recherche : système </w:t>
-            </w:r>
+                <w:szCs w:val="15"/>
+              </w:rPr>
+              <w:t>Projet</w:t>
+            </w:r>
+            <w:proofErr w:type="gramEnd"/>
             <w:r>
               <w:rPr>
                 <w:color w:val="334155"/>
                 <w:sz w:val="15"/>
-              </w:rPr>
-              <w:t>K1-MATHINFO v3 — agent multi-sources certifié OKF v0.2 (SHA-256 No-LLM).</w:t>
+                <w:szCs w:val="15"/>
+              </w:rPr>
+              <w:t xml:space="preserve"> de recherche : système K1-MATHINFO v3 — agent multi-sources certifié OKF v0.2 (SHA-256 No-LLM).</w:t>
             </w:r>
           </w:p>
           <w:p>
             <w:pPr>
               <w:spacing w:before="36" w:after="2"/>
+              <w:rPr>
+                <w:szCs w:val="16"/>
+              </w:rPr>
             </w:pPr>
             <w:r>
               <w:rPr>
                 <w:b/>
                 <w:color w:val="0A1128"/>
-                <w:sz w:val="18"/>
-              </w:rPr>
-              <w:t>Licence &amp; BTS Génie Civil (Option Bâtiment)</w:t>
+                <w:szCs w:val="16"/>
+              </w:rPr>
+              <w:t>Licence &amp;</w:t>
+            </w:r>
+            <w:r>
+              <w:rPr>
+                <w:b/>
+                <w:color w:val="0A1128"/>
+                <w:szCs w:val="16"/>
+              </w:rPr>
+              <w:t xml:space="preserve"> BTS Génie Civil (Option Bâtiment)</w:t>
             </w:r>
             <w:r>
               <w:rPr>
                 <w:i/>
                 <w:color w:val="0284C7"/>
-                <w:sz w:val="15"/>
+                <w:szCs w:val="16"/>
               </w:rPr>
               <w:t xml:space="preserve">   —   2015 – 2016</w:t>
             </w:r>
@@ -1653,12 +2114,15 @@
           <w:p>
             <w:pPr>
               <w:spacing w:after="2"/>
+              <w:rPr>
+                <w:szCs w:val="16"/>
+              </w:rPr>
             </w:pPr>
             <w:r>
               <w:rPr>
                 <w:b/>
                 <w:color w:val="64748B"/>
-                <w:sz w:val="15"/>
+                <w:szCs w:val="16"/>
               </w:rPr>
               <w:t>ISTDI / IUC Douala  │  Cameroun</w:t>
             </w:r>
@@ -1667,12 +2131,18 @@
             <w:pPr>
               <w:spacing w:after="8" w:line="252" w:lineRule="auto"/>
               <w:ind w:left="115"/>
+              <w:rPr>
+                <w:sz w:val="15"/>
+                <w:szCs w:val="15"/>
+              </w:rPr>
             </w:pPr>
+            <w:proofErr w:type="gramStart"/>
             <w:r>
               <w:rPr>
                 <w:b/>
                 <w:color w:val="0284C7"/>
                 <w:sz w:val="15"/>
+                <w:szCs w:val="15"/>
               </w:rPr>
               <w:t>▸</w:t>
             </w:r>
@@ -1681,6 +2151,7 @@
                 <w:b/>
                 <w:color w:val="0284C7"/>
                 <w:sz w:val="15"/>
+                <w:szCs w:val="15"/>
               </w:rPr>
               <w:t xml:space="preserve">  </w:t>
             </w:r>
@@ -1688,25 +2159,34 @@
               <w:rPr>
                 <w:color w:val="334155"/>
                 <w:sz w:val="15"/>
-              </w:rPr>
-              <w:t>Dimensionnement structures (BAEL 91), métrés &amp; gestion de projets BTP — base de l'IA a</w:t>
-            </w:r>
+                <w:szCs w:val="15"/>
+              </w:rPr>
+              <w:t>Dimensionnement</w:t>
+            </w:r>
+            <w:proofErr w:type="gramEnd"/>
             <w:r>
               <w:rPr>
                 <w:color w:val="334155"/>
                 <w:sz w:val="15"/>
-              </w:rPr>
-              <w:t>ppliquée à l'estimation.</w:t>
+                <w:szCs w:val="15"/>
+              </w:rPr>
+              <w:t xml:space="preserve"> structures (BAEL 91), métrés et gestion de projets BTP — base de l'IA appliquée au BTP.</w:t>
             </w:r>
           </w:p>
           <w:p>
             <w:pPr>
               <w:spacing w:before="52" w:after="2"/>
+              <w:rPr>
+                <w:sz w:val="18"/>
+                <w:szCs w:val="18"/>
+              </w:rPr>
             </w:pPr>
             <w:r>
               <w:rPr>
                 <w:b/>
                 <w:color w:val="0284C7"/>
+                <w:sz w:val="18"/>
+                <w:szCs w:val="18"/>
               </w:rPr>
               <w:t xml:space="preserve">◈  </w:t>
             </w:r>
@@ -1714,7 +2194,8 @@
               <w:rPr>
                 <w:b/>
                 <w:color w:val="0A1128"/>
-                <w:sz w:val="19"/>
+                <w:sz w:val="18"/>
+                <w:szCs w:val="18"/>
               </w:rPr>
               <w:t>RECONNAISSANCES &amp; DISTINCTIONS</w:t>
             </w:r>
@@ -1722,20 +2203,141 @@
           <w:p>
             <w:pPr>
               <w:spacing w:after="20"/>
+              <w:rPr>
+                <w:szCs w:val="16"/>
+              </w:rPr>
             </w:pPr>
             <w:r>
               <w:rPr>
                 <w:color w:val="0284C7"/>
-                <w:sz w:val="9"/>
+                <w:szCs w:val="16"/>
               </w:rPr>
               <w:t>━━━━━━━━━━━━━━━━━━</w:t>
             </w:r>
             <w:r>
               <w:rPr>
                 <w:color w:val="38BDF8"/>
-                <w:sz w:val="8"/>
+                <w:szCs w:val="16"/>
               </w:rPr>
               <w:t>────────────────────────────────────────────</w:t>
+            </w:r>
+          </w:p>
+          <w:p>
+            <w:pPr>
+              <w:spacing w:before="12" w:after="6" w:line="252" w:lineRule="auto"/>
+              <w:ind w:left="115"/>
+              <w:rPr>
+                <w:sz w:val="15"/>
+                <w:szCs w:val="15"/>
+              </w:rPr>
+            </w:pPr>
+            <w:r>
+              <w:rPr>
+                <w:b/>
+                <w:color w:val="0284C7"/>
+                <w:sz w:val="15"/>
+                <w:szCs w:val="15"/>
+              </w:rPr>
+              <w:t xml:space="preserve">◈ </w:t>
+            </w:r>
+            <w:r>
+              <w:rPr>
+                <w:b/>
+                <w:color w:val="0A1128"/>
+                <w:sz w:val="15"/>
+                <w:szCs w:val="15"/>
+              </w:rPr>
+              <w:t>Attestation d'Excellence &amp; Intégrité CCAA (2023</w:t>
+            </w:r>
+            <w:proofErr w:type="gramStart"/>
+            <w:r>
+              <w:rPr>
+                <w:b/>
+                <w:color w:val="0A1128"/>
+                <w:sz w:val="15"/>
+                <w:szCs w:val="15"/>
+              </w:rPr>
+              <w:t>)</w:t>
+            </w:r>
+            <w:r>
+              <w:rPr>
+                <w:color w:val="334155"/>
+                <w:sz w:val="15"/>
+                <w:szCs w:val="15"/>
+              </w:rPr>
+              <w:t xml:space="preserve">  —</w:t>
+            </w:r>
+            <w:proofErr w:type="gramEnd"/>
+            <w:r>
+              <w:rPr>
+                <w:color w:val="334155"/>
+                <w:sz w:val="15"/>
+                <w:szCs w:val="15"/>
+              </w:rPr>
+              <w:t xml:space="preserve">  Décernée par le Directeur Général pour performance et déontologie opérationnelle.</w:t>
+            </w:r>
+          </w:p>
+          <w:p>
+            <w:pPr>
+              <w:spacing w:before="12" w:after="6" w:line="252" w:lineRule="auto"/>
+              <w:ind w:left="115"/>
+              <w:rPr>
+                <w:sz w:val="15"/>
+                <w:szCs w:val="15"/>
+              </w:rPr>
+            </w:pPr>
+            <w:r>
+              <w:rPr>
+                <w:b/>
+                <w:color w:val="0284C7"/>
+                <w:sz w:val="15"/>
+                <w:szCs w:val="15"/>
+              </w:rPr>
+              <w:t xml:space="preserve">◈ </w:t>
+            </w:r>
+            <w:r>
+              <w:rPr>
+                <w:b/>
+                <w:color w:val="0A1128"/>
+                <w:sz w:val="15"/>
+                <w:szCs w:val="15"/>
+              </w:rPr>
+              <w:t xml:space="preserve">Google Cloud #AllThingsAgentic </w:t>
+            </w:r>
+            <w:proofErr w:type="gramStart"/>
+            <w:r>
+              <w:rPr>
+                <w:b/>
+                <w:color w:val="0A1128"/>
+                <w:sz w:val="15"/>
+                <w:szCs w:val="15"/>
+              </w:rPr>
+              <w:t>Hackathon</w:t>
+            </w:r>
+            <w:r>
+              <w:rPr>
+                <w:color w:val="334155"/>
+                <w:sz w:val="15"/>
+                <w:szCs w:val="15"/>
+              </w:rPr>
+              <w:t xml:space="preserve">  —</w:t>
+            </w:r>
+            <w:proofErr w:type="gramEnd"/>
+            <w:r>
+              <w:rPr>
+                <w:color w:val="334155"/>
+                <w:sz w:val="15"/>
+                <w:szCs w:val="15"/>
+              </w:rPr>
+              <w:t xml:space="preserve">  Dataset Automator v4.0 (Goo</w:t>
+            </w:r>
+            <w:r>
+              <w:rPr>
+                <w:color w:val="334155"/>
+                <w:sz w:val="15"/>
+                <w:szCs w:val="15"/>
+              </w:rPr>
+              <w:t>gle Antigravity, TabFM, BigQuery DataFrames, WIT).</w:t>
             </w:r>
           </w:p>
           <w:p>
@@ -1748,6 +2350,7 @@
                 <w:b/>
                 <w:color w:val="0284C7"/>
                 <w:sz w:val="15"/>
+                <w:szCs w:val="15"/>
               </w:rPr>
               <w:t xml:space="preserve">◈ </w:t>
             </w:r>
@@ -1756,80 +2359,36 @@
                 <w:b/>
                 <w:color w:val="0A1128"/>
                 <w:sz w:val="15"/>
-              </w:rPr>
-              <w:t>Attestation d'Excellence &amp; Intégrité CCAA (2023)</w:t>
-            </w:r>
-            <w:r>
-              <w:rPr>
-                <w:color w:val="334155"/>
-                <w:sz w:val="15"/>
-              </w:rPr>
-              <w:t xml:space="preserve">  —  Décernée par le Directeur Général pour performance et déontologie opérationnell</w:t>
-            </w:r>
-            <w:r>
-              <w:rPr>
-                <w:color w:val="334155"/>
-                <w:sz w:val="15"/>
-              </w:rPr>
-              <w:t>e.</w:t>
-            </w:r>
-          </w:p>
-          <w:p>
-            <w:pPr>
-              <w:spacing w:before="12" w:after="6" w:line="252" w:lineRule="auto"/>
-              <w:ind w:left="115"/>
-            </w:pPr>
-            <w:r>
-              <w:rPr>
-                <w:b/>
-                <w:color w:val="0284C7"/>
-                <w:sz w:val="15"/>
-              </w:rPr>
-              <w:t xml:space="preserve">◈ </w:t>
-            </w:r>
+                <w:szCs w:val="15"/>
+              </w:rPr>
+              <w:t xml:space="preserve">Google Developer Program · AICC </w:t>
+            </w:r>
+            <w:proofErr w:type="gramStart"/>
             <w:r>
               <w:rPr>
                 <w:b/>
                 <w:color w:val="0A1128"/>
                 <w:sz w:val="15"/>
-              </w:rPr>
-              <w:t>Google Cloud #AllThingsAgentic Hackathon</w:t>
+                <w:szCs w:val="15"/>
+              </w:rPr>
+              <w:t>Accra</w:t>
             </w:r>
             <w:r>
               <w:rPr>
                 <w:color w:val="334155"/>
                 <w:sz w:val="15"/>
-              </w:rPr>
-              <w:t xml:space="preserve">  —  Dataset Automator v4.0 (Google Antigravity, TabFM, BigQuery DataFrames, WIT).</w:t>
-            </w:r>
-          </w:p>
-          <w:p>
-            <w:pPr>
-              <w:spacing w:before="12" w:after="6" w:line="252" w:lineRule="auto"/>
-              <w:ind w:left="115"/>
-            </w:pPr>
-            <w:r>
-              <w:rPr>
-                <w:b/>
-                <w:color w:val="0284C7"/>
-                <w:sz w:val="15"/>
-              </w:rPr>
-              <w:t xml:space="preserve">◈ </w:t>
-            </w:r>
-            <w:r>
-              <w:rPr>
-                <w:b/>
-                <w:color w:val="0A1128"/>
-                <w:sz w:val="15"/>
-              </w:rPr>
-              <w:t>Google Developer Program · AICC Accra</w:t>
-            </w:r>
+                <w:szCs w:val="15"/>
+              </w:rPr>
+              <w:t xml:space="preserve">  —</w:t>
+            </w:r>
+            <w:proofErr w:type="gramEnd"/>
             <w:r>
               <w:rPr>
                 <w:color w:val="334155"/>
                 <w:sz w:val="15"/>
-              </w:rPr>
-              <w:t xml:space="preserve">  —  Membre actif · Accra AI Community Centre &amp; Google for Startups Accelerator Network.</w:t>
+                <w:szCs w:val="15"/>
+              </w:rPr>
+              <w:t xml:space="preserve">  Membre actif · Accra AI Community Centre &amp; Google for Startups Accelerator Network.</w:t>
             </w:r>
           </w:p>
         </w:tc>
@@ -14128,6 +14687,36 @@
       </w:tcPr>
     </w:tblStylePr>
   </w:style>
+  <w:style w:type="paragraph" w:styleId="Textedebulles">
+    <w:name w:val="Balloon Text"/>
+    <w:basedOn w:val="Normal"/>
+    <w:link w:val="TextedebullesCar"/>
+    <w:uiPriority w:val="99"/>
+    <w:semiHidden/>
+    <w:unhideWhenUsed/>
+    <w:rsid w:val="000640DA"/>
+    <w:pPr>
+      <w:spacing w:after="0" w:line="240" w:lineRule="auto"/>
+    </w:pPr>
+    <w:rPr>
+      <w:rFonts w:cs="Segoe UI"/>
+      <w:sz w:val="18"/>
+      <w:szCs w:val="18"/>
+    </w:rPr>
+  </w:style>
+  <w:style w:type="character" w:customStyle="1" w:styleId="TextedebullesCar">
+    <w:name w:val="Texte de bulles Car"/>
+    <w:basedOn w:val="Policepardfaut"/>
+    <w:link w:val="Textedebulles"/>
+    <w:uiPriority w:val="99"/>
+    <w:semiHidden/>
+    <w:rsid w:val="000640DA"/>
+    <w:rPr>
+      <w:rFonts w:ascii="Segoe UI" w:hAnsi="Segoe UI" w:cs="Segoe UI"/>
+      <w:sz w:val="18"/>
+      <w:szCs w:val="18"/>
+    </w:rPr>
+  </w:style>
 </w:styles>
 </file>
 
@@ -14456,7 +15045,7 @@
 </file>
 
 <file path=customXml/itemProps1.xml><?xml version="1.0" encoding="utf-8"?>
-<ds:datastoreItem xmlns:ds="http://schemas.openxmlformats.org/officeDocument/2006/customXml" ds:itemID="{DD5211D0-F368-4EDA-A144-A3F99E6FC2C5}">
+<ds:datastoreItem xmlns:ds="http://schemas.openxmlformats.org/officeDocument/2006/customXml" ds:itemID="{D2D5A65A-72EF-47A9-A2CF-3AB74533D5CC}">
   <ds:schemaRefs>
     <ds:schemaRef ds:uri="http://schemas.openxmlformats.org/officeDocument/2006/bibliography"/>
   </ds:schemaRefs>
